--- a/docs/index.docx
+++ b/docs/index.docx
@@ -64,7 +64,7 @@
         <w:pStyle w:val="Heading2"/>
       </w:pPr>
       <w:r>
-        <w:t xml:space="preserve">1 Potential journals</w:t>
+        <w:t xml:space="preserve">Potential journals</w:t>
       </w:r>
     </w:p>
     <w:p>
@@ -110,7 +110,7 @@
         <w:pStyle w:val="Heading2"/>
       </w:pPr>
       <w:r>
-        <w:t xml:space="preserve">2 Introduction</w:t>
+        <w:t xml:space="preserve">1 Introduction</w:t>
       </w:r>
     </w:p>
     <w:p>
@@ -392,7 +392,7 @@
         <w:pStyle w:val="Heading2"/>
       </w:pPr>
       <w:r>
-        <w:t xml:space="preserve">3 Methods</w:t>
+        <w:t xml:space="preserve">2 Methods</w:t>
       </w:r>
     </w:p>
     <w:bookmarkStart w:id="32" w:name="site-description"/>
@@ -401,7 +401,7 @@
         <w:pStyle w:val="Heading3"/>
       </w:pPr>
       <w:r>
-        <w:t xml:space="preserve">3.1 Site description</w:t>
+        <w:t xml:space="preserve">2.1 Site description</w:t>
       </w:r>
     </w:p>
     <w:p>
@@ -815,7 +815,7 @@
         <w:pStyle w:val="Heading3"/>
       </w:pPr>
       <w:r>
-        <w:t xml:space="preserve">3.2 Soil sampling and analysis</w:t>
+        <w:t xml:space="preserve">2.2 Soil sampling and analysis</w:t>
       </w:r>
     </w:p>
     <w:p>
@@ -934,7 +934,7 @@
         <w:pStyle w:val="Heading3"/>
       </w:pPr>
       <w:r>
-        <w:t xml:space="preserve">3.3 Runoff and water sampling</w:t>
+        <w:t xml:space="preserve">2.3 Runoff and water sampling</w:t>
       </w:r>
     </w:p>
     <w:p>
@@ -1302,7 +1302,7 @@
         <w:pStyle w:val="Heading3"/>
       </w:pPr>
       <w:r>
-        <w:t xml:space="preserve">3.4 Statistical analysis</w:t>
+        <w:t xml:space="preserve">2.4 Statistical analysis</w:t>
       </w:r>
     </w:p>
     <w:p>
@@ -1575,7 +1575,7 @@
         <w:pStyle w:val="Heading2"/>
       </w:pPr>
       <w:r>
-        <w:t xml:space="preserve">4 Results and Discussion</w:t>
+        <w:t xml:space="preserve">3 Results and Discussion</w:t>
       </w:r>
     </w:p>
     <w:bookmarkStart w:id="52" w:name="in-field-abundance-and-distribution"/>
@@ -1584,7 +1584,7 @@
         <w:pStyle w:val="Heading3"/>
       </w:pPr>
       <w:r>
-        <w:t xml:space="preserve">4.1 In-field abundance and distribution</w:t>
+        <w:t xml:space="preserve">3.1 In-field abundance and distribution</w:t>
       </w:r>
     </w:p>
     <w:p>
@@ -3289,7 +3289,7 @@
         <w:pStyle w:val="Heading3"/>
       </w:pPr>
       <w:r>
-        <w:t xml:space="preserve">4.2 Runoff and loss</w:t>
+        <w:t xml:space="preserve">3.2 Runoff and loss</w:t>
       </w:r>
     </w:p>
     <w:p>
@@ -3308,7 +3308,7 @@
         <w:pStyle w:val="Heading2"/>
       </w:pPr>
       <w:r>
-        <w:t xml:space="preserve">5 Conclusions</w:t>
+        <w:t xml:space="preserve">4 Conclusions</w:t>
       </w:r>
     </w:p>
     <w:p>

--- a/docs/index.docx
+++ b/docs/index.docx
@@ -659,7 +659,7 @@
         <w:t xml:space="preserve"> </w:t>
       </w:r>
       <w:r>
-        <w:t xml:space="preserve">on 2022-05-24 using a spin spreader and incorporated into the surface soil with the seeding of canola on 2022- 05-25 using an air hoe drill.</w:t>
+        <w:t xml:space="preserve">on 2022-05-24 using a spin spreader and incorporated into the surface soil with the seeding of canola on 2022-05-25 using an air hoe drill.</w:t>
       </w:r>
       <w:r>
         <w:t xml:space="preserve"> </w:t>
@@ -682,25 +682,7 @@
         </w:r>
       </w:hyperlink>
       <w:r>
-        <w:t xml:space="preserve">). ESN’s polymer coating is primarily composed of castor oil and polymethylene polyphenylene isocyanate (PPI), is reported to degrade over approximately 18-24 months in soil, yielding CO</w:t>
-      </w:r>
-      <w:r>
-        <w:rPr>
-          <w:vertAlign w:val="subscript"/>
-        </w:rPr>
-        <w:t xml:space="preserve">2</w:t>
-      </w:r>
-      <w:r>
-        <w:t xml:space="preserve">, NH</w:t>
-      </w:r>
-      <w:r>
-        <w:rPr>
-          <w:vertAlign w:val="subscript"/>
-        </w:rPr>
-        <w:t xml:space="preserve">3</w:t>
-      </w:r>
-      <w:r>
-        <w:t xml:space="preserve">, and water (Nutrien, 2018; ESN, 2023).</w:t>
+        <w:t xml:space="preserve">). ESN’s polymer coating is primarily composed of castor oil and polymethylene polyphenylene isocyanate. This flexible and permeable polymer coating is designed to release Nitrogen in response to soil temperatures to more closely match the demand of the crop reducing the potential losses through denitrification, volatilization, and leaching. (Nutrien, 2018; ESN, 2023).</w:t>
       </w:r>
     </w:p>
     <w:tbl>
@@ -732,7 +714,7 @@
                     <a:graphicData uri="http://schemas.openxmlformats.org/drawingml/2006/picture">
                       <pic:pic>
                         <pic:nvPicPr>
-                          <pic:cNvPr descr="index_files/figure-docx/notebooks-weather_discharge-fig-weather-climate-output-2.png" id="29" name="Picture"/>
+                          <pic:cNvPr descr="index_files/figure-docx/notebooks-weather_climate-fig-weather-climate-output-2.png" id="29" name="Picture"/>
                           <pic:cNvPicPr>
                             <a:picLocks noChangeArrowheads="1" noChangeAspect="1"/>
                           </pic:cNvPicPr>
@@ -1569,7 +1551,7 @@
     </w:p>
     <w:bookmarkEnd w:id="36"/>
     <w:bookmarkEnd w:id="37"/>
-    <w:bookmarkStart w:id="54" w:name="results-and-discussion"/>
+    <w:bookmarkStart w:id="61" w:name="results-and-discussion"/>
     <w:p>
       <w:pPr>
         <w:pStyle w:val="Heading2"/>
@@ -3283,7 +3265,7 @@
       </w:r>
     </w:p>
     <w:bookmarkEnd w:id="52"/>
-    <w:bookmarkStart w:id="53" w:name="runoff-and-loss"/>
+    <w:bookmarkStart w:id="60" w:name="runoff-and-loss"/>
     <w:p>
       <w:pPr>
         <w:pStyle w:val="Heading3"/>
@@ -3297,12 +3279,462 @@
         <w:pStyle w:val="FirstParagraph"/>
       </w:pPr>
       <w:r>
-        <w:t xml:space="preserve">Agricultural soils can serve as a long-term source of microplastics (MPs) to downstream ecosystems. Although concentrations in agricultural soil may be low, the extensive area of farmland means the total load can be considerable. In snowmelt-dominated regions like Manitoba, the snowmelt period is when the greatest losses are likely to occur; however, during this time, riparian areas have frozen soils and dormant vegetation, reducing their filtering capabilities and making riparian buffers less effective as a management practice for mitigating MP loss. Quantifying MPs in agricultural runoff presents methodological challenges: low concentrations necessitate filtering large volumes of runoff, and traditional automatic water samplers are likely insufficient for this purpose. While the simple screens used in this study allowed for large volumes of water to be filtered, this method has some limitations. Clogging with organic debris (e.g., crop residues) and sediment is an issue, and freezing of water on the screen during frequent freeze-thaw cycles similarly impedes flow. Further, the large mesh size used only captures larger MPs, and smaller MPs are not represented. Better edge-of-field runoff sampling approaches are needed for these types of conditions and to capture the full range of MP sizes. Lastly, this study did not investigate the role of shorter-duration, high-intensity rain events during the summer months as a potential pathway for MP export.</w:t>
-      </w:r>
-    </w:p>
-    <w:bookmarkEnd w:id="53"/>
-    <w:bookmarkEnd w:id="54"/>
-    <w:bookmarkStart w:id="55" w:name="conclusions"/>
+        <w:t xml:space="preserve">The long-term normal annual precipitation is 527 mm. The year of application (2022) received near-normal precipitation, while the 2023 water year was notably drier, accumulating only 250 mm. In particular, late fall and winter precipitation (October 1 to March 31) was substantially below average, totaling 50 mm in 2023 (</w:t>
+      </w:r>
+      <w:hyperlink w:anchor="fig-discharge">
+        <w:r>
+          <w:rPr>
+            <w:rStyle w:val="InternetLink"/>
+          </w:rPr>
+          <w:t xml:space="preserve">Figure 5</w:t>
+        </w:r>
+      </w:hyperlink>
+      <w:r>
+        <w:t xml:space="preserve">) compared to the long-term average of 141 mm for this period. During the 2023 spring runoff period, the West watershed (5.15 ha) had a higher volume-weighted mean concentration of 0.071 coatings m⁻³, resulting in an estimated 171 total coatings exported despite a lower accumulated runoff volume of 2,424 m³ (</w:t>
+      </w:r>
+      <w:hyperlink w:anchor="tbl-runoff">
+        <w:r>
+          <w:rPr>
+            <w:rStyle w:val="InternetLink"/>
+          </w:rPr>
+          <w:t xml:space="preserve">Table 3</w:t>
+        </w:r>
+      </w:hyperlink>
+      <w:r>
+        <w:t xml:space="preserve">). In contrast, the East watershed (4.16 ha) produced nearly twice the runoff (4,675 m³) but had a lower concentration of 0.027 coatings m⁻³, exporting an estimated 126 coatings (</w:t>
+      </w:r>
+      <w:hyperlink w:anchor="tbl-runoff">
+        <w:r>
+          <w:rPr>
+            <w:rStyle w:val="InternetLink"/>
+          </w:rPr>
+          <w:t xml:space="preserve">Table 3</w:t>
+        </w:r>
+      </w:hyperlink>
+      <w:r>
+        <w:t xml:space="preserve">). Overall, concentration rather than runoff volume was the primary driver of total coatings export between the two watersheds. The manual measurements made as part of this study sampled only a small portion of the runoff event, missing the larger peaks in the hydrograph. By missing peak runoff, these measurements provided a limited overall characterization of both concentration and total coating loss. Additionally, the drier conditions in 2023 resulted in lower runoff volumes, potentially accounting for the small numbers of coatings observed. Future studies should sample across various parts of the hydrograph and across a range of spring snowmelt conditions, including wet and dry years, flashy and subdued hydrographs, and varying frequencies of freeze-thaw cycles. This broader approach would better capture the role of environmental conditions and runoff volumes on the transport and export of polymer coatings and other MPs.</w:t>
+      </w:r>
+    </w:p>
+    <w:tbl>
+      <w:tblPr>
+        <w:tblStyle w:val="Table"/>
+        <w:tblW w:type="pct" w:w="5000"/>
+        <w:tblLayout w:type="fixed"/>
+        <w:tblLook w:firstRow="0" w:lastRow="0" w:firstColumn="0" w:lastColumn="0" w:noHBand="0" w:noVBand="0" w:val="0000"/>
+      </w:tblPr>
+      <w:tblGrid>
+        <w:gridCol w:w="7920"/>
+      </w:tblGrid>
+      <w:tr>
+        <w:tc>
+          <w:tcPr/>
+          <w:bookmarkStart w:id="56" w:name="fig-discharge"/>
+          <w:p>
+            <w:pPr>
+              <w:pStyle w:val="Compact"/>
+              <w:jc w:val="center"/>
+            </w:pPr>
+            <w:r>
+              <w:drawing>
+                <wp:inline>
+                  <wp:extent cx="5943600" cy="4245428"/>
+                  <wp:effectExtent b="0" l="0" r="0" t="0"/>
+                  <wp:docPr descr="" title="" id="54" name="Picture"/>
+                  <a:graphic>
+                    <a:graphicData uri="http://schemas.openxmlformats.org/drawingml/2006/picture">
+                      <pic:pic>
+                        <pic:nvPicPr>
+                          <pic:cNvPr descr="index_files/figure-docx/notebooks-04_Discharge-fig-discharge-output-1.png" id="55" name="Picture"/>
+                          <pic:cNvPicPr>
+                            <a:picLocks noChangeArrowheads="1" noChangeAspect="1"/>
+                          </pic:cNvPicPr>
+                        </pic:nvPicPr>
+                        <pic:blipFill>
+                          <a:blip r:embed="rId53"/>
+                          <a:stretch>
+                            <a:fillRect/>
+                          </a:stretch>
+                        </pic:blipFill>
+                        <pic:spPr bwMode="auto">
+                          <a:xfrm>
+                            <a:off x="0" y="0"/>
+                            <a:ext cx="5943600" cy="4245428"/>
+                          </a:xfrm>
+                          <a:prstGeom prst="rect">
+                            <a:avLst/>
+                          </a:prstGeom>
+                          <a:noFill/>
+                          <a:ln w="9525">
+                            <a:noFill/>
+                            <a:headEnd/>
+                            <a:tailEnd/>
+                          </a:ln>
+                        </pic:spPr>
+                      </pic:pic>
+                    </a:graphicData>
+                  </a:graphic>
+                </wp:inline>
+              </w:drawing>
+            </w:r>
+          </w:p>
+          <w:p>
+            <w:pPr>
+              <w:jc w:val="center"/>
+            </w:pPr>
+            <w:pPr>
+              <w:jc w:val="start"/>
+              <w:spacing w:before="200"/>
+              <w:pStyle w:val="ImageCaption"/>
+            </w:pPr>
+            <w:r>
+              <w:t xml:space="preserve">Figure 5: Discharge for the East and West watersheds during the spring snowmelt period in April 2023. Shaded regions indicate the four sampling periods for polymer coatings.</w:t>
+            </w:r>
+          </w:p>
+          <w:bookmarkEnd w:id="56"/>
+        </w:tc>
+      </w:tr>
+    </w:tbl>
+    <w:p>
+      <w:pPr>
+        <w:pStyle w:val="TextBody"/>
+      </w:pPr>
+      <w:r>
+        <w:rPr>
+          <w:vertAlign w:val="subscript"/>
+        </w:rPr>
+        <w:t xml:space="preserve">Source:</w:t>
+      </w:r>
+      <w:r>
+        <w:rPr>
+          <w:vertAlign w:val="subscript"/>
+        </w:rPr>
+        <w:t xml:space="preserve"> </w:t>
+      </w:r>
+      <w:hyperlink r:id="rId57">
+        <w:r>
+          <w:rPr>
+            <w:rStyle w:val="InternetLink"/>
+            <w:vertAlign w:val="subscript"/>
+          </w:rPr>
+          <w:t xml:space="preserve">04 Discharage</w:t>
+        </w:r>
+      </w:hyperlink>
+    </w:p>
+    <w:tbl>
+      <w:tblPr>
+        <w:tblStyle w:val="Table"/>
+        <w:tblW w:type="pct" w:w="5000"/>
+        <w:tblLayout w:type="fixed"/>
+        <w:tblLook w:firstRow="0" w:lastRow="0" w:firstColumn="0" w:lastColumn="0" w:noHBand="0" w:noVBand="0" w:val="0000"/>
+      </w:tblPr>
+      <w:tblGrid>
+        <w:gridCol w:w="7920"/>
+      </w:tblGrid>
+      <w:tr>
+        <w:tc>
+          <w:tcPr/>
+          <w:bookmarkStart w:id="58" w:name="tbl-runoff"/>
+          <w:p>
+            <w:pPr>
+              <w:jc w:val="center"/>
+            </w:pPr>
+            <w:pPr>
+              <w:jc w:val="start"/>
+              <w:spacing w:before="200"/>
+              <w:pStyle w:val="ImageCaption"/>
+            </w:pPr>
+            <w:r>
+              <w:t xml:space="preserve">Table 3: Estimated total ploymer coating export from West and East watersheds, based on accumulated runoff volume and volume-weighted mean concentration.</w:t>
+            </w:r>
+          </w:p>
+          <w:tbl>
+            <w:tblPr>
+              <w:tblStyle w:val="Table"/>
+              <w:tblW w:type="auto" w:w="0"/>
+              <w:tblLook w:firstRow="1" w:lastRow="1" w:firstColumn="0" w:lastColumn="0" w:noHBand="0" w:noVBand="0" w:val="0020"/>
+            </w:tblPr>
+            <w:tblGrid>
+              <w:gridCol w:w="1584"/>
+              <w:gridCol w:w="1584"/>
+              <w:gridCol w:w="1584"/>
+              <w:gridCol w:w="1584"/>
+              <w:gridCol w:w="1584"/>
+            </w:tblGrid>
+            <w:tr>
+              <w:trPr>
+                <w:tblHeader w:val="on"/>
+              </w:trPr>
+              <w:tc>
+                <w:tcPr/>
+                <w:p>
+                  <w:pPr>
+                    <w:pStyle w:val="Compact"/>
+                    <w:jc w:val="center"/>
+                  </w:pPr>
+                  <w:r>
+                    <w:t xml:space="preserve">Watershed</w:t>
+                  </w:r>
+                </w:p>
+              </w:tc>
+              <w:tc>
+                <w:tcPr/>
+                <w:p>
+                  <w:pPr>
+                    <w:pStyle w:val="Compact"/>
+                    <w:jc w:val="center"/>
+                  </w:pPr>
+                  <w:r>
+                    <w:t xml:space="preserve">Area (ha)</w:t>
+                  </w:r>
+                </w:p>
+              </w:tc>
+              <w:tc>
+                <w:tcPr/>
+                <w:p>
+                  <w:pPr>
+                    <w:pStyle w:val="Compact"/>
+                    <w:jc w:val="center"/>
+                  </w:pPr>
+                  <w:r>
+                    <w:t xml:space="preserve">Accumulated runoff (m</w:t>
+                  </w:r>
+                  <w:r>
+                    <w:t xml:space="preserve">3</w:t>
+                  </w:r>
+                  <w:r>
+                    <w:t xml:space="preserve">)</w:t>
+                  </w:r>
+                </w:p>
+              </w:tc>
+              <w:tc>
+                <w:tcPr/>
+                <w:p>
+                  <w:pPr>
+                    <w:pStyle w:val="Compact"/>
+                    <w:jc w:val="center"/>
+                  </w:pPr>
+                  <w:r>
+                    <w:t xml:space="preserve">Concentration (Coatings m</w:t>
+                  </w:r>
+                  <w:r>
+                    <w:t xml:space="preserve">-3</w:t>
+                  </w:r>
+                  <w:r>
+                    <w:t xml:space="preserve">)</w:t>
+                  </w:r>
+                  <w:r>
+                    <w:rPr>
+                      <w:vertAlign w:val="superscript"/>
+                    </w:rPr>
+                    <w:t xml:space="preserve">*</w:t>
+                  </w:r>
+                </w:p>
+              </w:tc>
+              <w:tc>
+                <w:tcPr/>
+                <w:p>
+                  <w:pPr>
+                    <w:pStyle w:val="Compact"/>
+                    <w:jc w:val="center"/>
+                  </w:pPr>
+                  <w:r>
+                    <w:t xml:space="preserve">Total coatings exported</w:t>
+                  </w:r>
+                </w:p>
+              </w:tc>
+            </w:tr>
+            <w:tr>
+              <w:tc>
+                <w:tcPr/>
+                <w:p>
+                  <w:pPr>
+                    <w:pStyle w:val="Compact"/>
+                    <w:jc w:val="center"/>
+                  </w:pPr>
+                  <w:r>
+                    <w:t xml:space="preserve">West</w:t>
+                  </w:r>
+                </w:p>
+              </w:tc>
+              <w:tc>
+                <w:tcPr/>
+                <w:p>
+                  <w:pPr>
+                    <w:pStyle w:val="Compact"/>
+                    <w:jc w:val="center"/>
+                  </w:pPr>
+                  <w:r>
+                    <w:t xml:space="preserve">5.15</w:t>
+                  </w:r>
+                </w:p>
+              </w:tc>
+              <w:tc>
+                <w:tcPr/>
+                <w:p>
+                  <w:pPr>
+                    <w:pStyle w:val="Compact"/>
+                    <w:jc w:val="center"/>
+                  </w:pPr>
+                  <w:r>
+                    <w:t xml:space="preserve">2,424</w:t>
+                  </w:r>
+                </w:p>
+              </w:tc>
+              <w:tc>
+                <w:tcPr/>
+                <w:p>
+                  <w:pPr>
+                    <w:pStyle w:val="Compact"/>
+                    <w:jc w:val="center"/>
+                  </w:pPr>
+                  <w:r>
+                    <w:t xml:space="preserve">0.071</w:t>
+                  </w:r>
+                </w:p>
+              </w:tc>
+              <w:tc>
+                <w:tcPr/>
+                <w:p>
+                  <w:pPr>
+                    <w:pStyle w:val="Compact"/>
+                    <w:jc w:val="center"/>
+                  </w:pPr>
+                  <w:r>
+                    <w:t xml:space="preserve">171</w:t>
+                  </w:r>
+                </w:p>
+              </w:tc>
+            </w:tr>
+            <w:tr>
+              <w:tc>
+                <w:tcPr/>
+                <w:p>
+                  <w:pPr>
+                    <w:pStyle w:val="Compact"/>
+                    <w:jc w:val="center"/>
+                  </w:pPr>
+                  <w:r>
+                    <w:t xml:space="preserve">East</w:t>
+                  </w:r>
+                </w:p>
+              </w:tc>
+              <w:tc>
+                <w:tcPr/>
+                <w:p>
+                  <w:pPr>
+                    <w:pStyle w:val="Compact"/>
+                    <w:jc w:val="center"/>
+                  </w:pPr>
+                  <w:r>
+                    <w:t xml:space="preserve">4.16</w:t>
+                  </w:r>
+                </w:p>
+              </w:tc>
+              <w:tc>
+                <w:tcPr/>
+                <w:p>
+                  <w:pPr>
+                    <w:pStyle w:val="Compact"/>
+                    <w:jc w:val="center"/>
+                  </w:pPr>
+                  <w:r>
+                    <w:t xml:space="preserve">4,675</w:t>
+                  </w:r>
+                </w:p>
+              </w:tc>
+              <w:tc>
+                <w:tcPr/>
+                <w:p>
+                  <w:pPr>
+                    <w:pStyle w:val="Compact"/>
+                    <w:jc w:val="center"/>
+                  </w:pPr>
+                  <w:r>
+                    <w:t xml:space="preserve">0.027</w:t>
+                  </w:r>
+                </w:p>
+              </w:tc>
+              <w:tc>
+                <w:tcPr/>
+                <w:p>
+                  <w:pPr>
+                    <w:pStyle w:val="Compact"/>
+                    <w:jc w:val="center"/>
+                  </w:pPr>
+                  <w:r>
+                    <w:t xml:space="preserve">126</w:t>
+                  </w:r>
+                </w:p>
+              </w:tc>
+            </w:tr>
+            <w:tr>
+              <w:tc>
+                <w:tcPr>
+                  <w:gridSpan w:val="5"/>
+                </w:tcPr>
+                <w:p>
+                  <w:pPr>
+                    <w:pStyle w:val="Compact"/>
+                    <w:jc w:val="center"/>
+                  </w:pPr>
+                  <w:r>
+                    <w:rPr>
+                      <w:vertAlign w:val="superscript"/>
+                    </w:rPr>
+                    <w:t xml:space="preserve">*</w:t>
+                  </w:r>
+                  <w:r>
+                    <w:t xml:space="preserve"> </w:t>
+                  </w:r>
+                  <w:r>
+                    <w:t xml:space="preserve">Volume-weighted mean concentration</w:t>
+                  </w:r>
+                </w:p>
+              </w:tc>
+            </w:tr>
+          </w:tbl>
+          <w:bookmarkEnd w:id="58"/>
+          <w:p/>
+        </w:tc>
+      </w:tr>
+    </w:tbl>
+    <w:p>
+      <w:pPr>
+        <w:pStyle w:val="TextBody"/>
+      </w:pPr>
+      <w:r>
+        <w:rPr>
+          <w:vertAlign w:val="subscript"/>
+        </w:rPr>
+        <w:t xml:space="preserve">Source:</w:t>
+      </w:r>
+      <w:r>
+        <w:rPr>
+          <w:vertAlign w:val="subscript"/>
+        </w:rPr>
+        <w:t xml:space="preserve"> </w:t>
+      </w:r>
+      <w:hyperlink r:id="rId59">
+        <w:r>
+          <w:rPr>
+            <w:rStyle w:val="InternetLink"/>
+            <w:vertAlign w:val="subscript"/>
+          </w:rPr>
+          <w:t xml:space="preserve">04 Discharage</w:t>
+        </w:r>
+      </w:hyperlink>
+    </w:p>
+    <w:p>
+      <w:pPr>
+        <w:pStyle w:val="TextBody"/>
+      </w:pPr>
+      <w:r>
+        <w:t xml:space="preserve">Agricultural soils can serve as a long-term source of microplastics (MPs) to downstream ecosystems. Although concentrations in agricultural soil may be low, the extensive area of farmland means the total load can be considerable. In snowmelt-dominated regions like Manitoba, the snowmelt period is when the greatest losses are likely to occur; however, during this time, riparian areas have frozen soils and dormant vegetation, reducing their filtering capabilities and making riparian buffers less effective as a management practice for mitigating MP loss. Quantifying MPs in agricultural runoff presents methodological challenges: low concentrations necessitate filtering large volumes of runoff, and traditional automatic water samplers are likely insufficient for this purpose. While the simple screens used in this study allowed for large volumes of water to be filtered, this method has some limitations. Clogging with organic debris (e.g., crop residues) and sediment is an issue, and freezing of water on the screen during frequent freeze-thaw cycles similarly impedes flow. Further, the large mesh size used only captures larger MPs, and smaller MPs are not represented. Better edge-of-field runoff sampling approaches are needed for these types of conditions to capture the full range of MP sizes. In particular, automated sampling systems are required to fully characterize all parts of the hydrograph, as manual grab sampling is unlikely to capture the rapidly changing flow conditions and associated MP concentrations throughout the runoff event. Lastly, this study did not investigate the role of shorter-duration, high-intensity rain events during the summer months as a potential pathway for MP export.</w:t>
+      </w:r>
+    </w:p>
+    <w:bookmarkEnd w:id="60"/>
+    <w:bookmarkEnd w:id="61"/>
+    <w:bookmarkStart w:id="62" w:name="conclusions"/>
     <w:p>
       <w:pPr>
         <w:pStyle w:val="Heading2"/>
@@ -3319,8 +3751,8 @@
         <w:t xml:space="preserve">Polymer coatings from slow-release fertilizers showed clear spatial and temporal dynamics, with evidence of downslope movement and export to downstream environments, demonstrating that agricultural soils can serve as a source of MPs. Soil sampling designs and research questions must account for this spatial and temporal variability, and developing best practices for sampling MPs in agricultural settings should be a research priority. The findings of this study are likely applicable to other types of agricultural plastics, which may show similar transport dynamics. Edge-of-field sampling in cold climates presents particular challenges, as low concentrations require filtering large volumes of runoff and freeze-thaw conditions and debris impede water flow through sampling equipment, highlighting the need for improved sampling approaches that can reliably quantify MP export under these conditions. As plastic inputs to agricultural landscapes continue to grow, whether from on-farm use or external sources, characterizing and managing MP movement through the landscape will be essential to effectively quantify and mitigate their broader environmental impact.</w:t>
       </w:r>
     </w:p>
-    <w:bookmarkEnd w:id="55"/>
-    <w:bookmarkStart w:id="56" w:name="acknowledgments"/>
+    <w:bookmarkEnd w:id="62"/>
+    <w:bookmarkStart w:id="63" w:name="acknowledgments"/>
     <w:p>
       <w:pPr>
         <w:pStyle w:val="Heading2"/>
@@ -3337,8 +3769,8 @@
         <w:t xml:space="preserve">Special thanks and recognition for the field and technical support from …</w:t>
       </w:r>
     </w:p>
-    <w:bookmarkEnd w:id="56"/>
-    <w:bookmarkStart w:id="63" w:name="statements-and-declarations"/>
+    <w:bookmarkEnd w:id="63"/>
+    <w:bookmarkStart w:id="70" w:name="statements-and-declarations"/>
     <w:p>
       <w:pPr>
         <w:pStyle w:val="Heading2"/>
@@ -3347,7 +3779,7 @@
         <w:t xml:space="preserve">Statements and declarations</w:t>
       </w:r>
     </w:p>
-    <w:bookmarkStart w:id="57" w:name="funding"/>
+    <w:bookmarkStart w:id="64" w:name="funding"/>
     <w:p>
       <w:pPr>
         <w:pStyle w:val="Heading3"/>
@@ -3364,8 +3796,8 @@
         <w:t xml:space="preserve">This research was supported by …</w:t>
       </w:r>
     </w:p>
-    <w:bookmarkEnd w:id="57"/>
-    <w:bookmarkStart w:id="58" w:name="competing-interests"/>
+    <w:bookmarkEnd w:id="64"/>
+    <w:bookmarkStart w:id="65" w:name="competing-interests"/>
     <w:p>
       <w:pPr>
         <w:pStyle w:val="Heading3"/>
@@ -3382,8 +3814,8 @@
         <w:t xml:space="preserve">The authors have no competing interests to declare that are relevant to the content of this article.</w:t>
       </w:r>
     </w:p>
-    <w:bookmarkEnd w:id="58"/>
-    <w:bookmarkStart w:id="61" w:name="data-and-code-availability"/>
+    <w:bookmarkEnd w:id="65"/>
+    <w:bookmarkStart w:id="68" w:name="data-and-code-availability"/>
     <w:p>
       <w:pPr>
         <w:pStyle w:val="Heading3"/>
@@ -3402,7 +3834,7 @@
       <w:r>
         <w:t xml:space="preserve"> </w:t>
       </w:r>
-      <w:hyperlink r:id="rId59">
+      <w:hyperlink r:id="rId66">
         <w:r>
           <w:rPr>
             <w:rStyle w:val="InternetLink"/>
@@ -3421,7 +3853,7 @@
       <w:r>
         <w:t xml:space="preserve"> </w:t>
       </w:r>
-      <w:hyperlink r:id="rId60">
+      <w:hyperlink r:id="rId67">
         <w:r>
           <w:rPr>
             <w:rStyle w:val="InternetLink"/>
@@ -3430,8 +3862,8 @@
         </w:r>
       </w:hyperlink>
     </w:p>
-    <w:bookmarkEnd w:id="61"/>
-    <w:bookmarkStart w:id="62" w:name="author-contributions"/>
+    <w:bookmarkEnd w:id="68"/>
+    <w:bookmarkStart w:id="69" w:name="author-contributions"/>
     <w:p>
       <w:pPr>
         <w:pStyle w:val="Heading3"/>
@@ -3503,9 +3935,9 @@
         <w:t xml:space="preserve">: Methodology; Formal analysis; Writing - Review &amp; Editing</w:t>
       </w:r>
     </w:p>
-    <w:bookmarkEnd w:id="62"/>
-    <w:bookmarkEnd w:id="63"/>
-    <w:bookmarkStart w:id="102" w:name="references"/>
+    <w:bookmarkEnd w:id="69"/>
+    <w:bookmarkEnd w:id="70"/>
+    <w:bookmarkStart w:id="109" w:name="references"/>
     <w:p>
       <w:pPr>
         <w:pStyle w:val="Heading2"/>
@@ -3514,8 +3946,8 @@
         <w:t xml:space="preserve">References</w:t>
       </w:r>
     </w:p>
-    <w:bookmarkStart w:id="101" w:name="refs"/>
-    <w:bookmarkStart w:id="65" w:name="ref-agricultureandagri-foodcanada2011"/>
+    <w:bookmarkStart w:id="108" w:name="refs"/>
+    <w:bookmarkStart w:id="72" w:name="ref-agricultureandagri-foodcanada2011"/>
     <w:p>
       <w:pPr>
         <w:pStyle w:val="Bibliography"/>
@@ -3532,7 +3964,7 @@
       <w:r>
         <w:t xml:space="preserve"> </w:t>
       </w:r>
-      <w:hyperlink r:id="rId64">
+      <w:hyperlink r:id="rId71">
         <w:r>
           <w:rPr>
             <w:rStyle w:val="InternetLink"/>
@@ -3544,8 +3976,8 @@
         <w:t xml:space="preserve">.</w:t>
       </w:r>
     </w:p>
-    <w:bookmarkEnd w:id="65"/>
-    <w:bookmarkStart w:id="67" w:name="ref-anderson2017"/>
+    <w:bookmarkEnd w:id="72"/>
+    <w:bookmarkStart w:id="74" w:name="ref-anderson2017"/>
     <w:p>
       <w:pPr>
         <w:pStyle w:val="Bibliography"/>
@@ -3578,7 +4010,7 @@
       <w:r>
         <w:t xml:space="preserve"> </w:t>
       </w:r>
-      <w:hyperlink r:id="rId66">
+      <w:hyperlink r:id="rId73">
         <w:r>
           <w:rPr>
             <w:rStyle w:val="InternetLink"/>
@@ -3590,8 +4022,8 @@
         <w:t xml:space="preserve">.</w:t>
       </w:r>
     </w:p>
-    <w:bookmarkEnd w:id="67"/>
-    <w:bookmarkStart w:id="69" w:name="ref-brooks2017"/>
+    <w:bookmarkEnd w:id="74"/>
+    <w:bookmarkStart w:id="76" w:name="ref-brooks2017"/>
     <w:p>
       <w:pPr>
         <w:pStyle w:val="Bibliography"/>
@@ -3624,7 +4056,7 @@
       <w:r>
         <w:t xml:space="preserve"> </w:t>
       </w:r>
-      <w:hyperlink r:id="rId68">
+      <w:hyperlink r:id="rId75">
         <w:r>
           <w:rPr>
             <w:rStyle w:val="InternetLink"/>
@@ -3636,8 +4068,8 @@
         <w:t xml:space="preserve">.</w:t>
       </w:r>
     </w:p>
-    <w:bookmarkEnd w:id="69"/>
-    <w:bookmarkStart w:id="71" w:name="ref-crossman2020"/>
+    <w:bookmarkEnd w:id="76"/>
+    <w:bookmarkStart w:id="78" w:name="ref-crossman2020"/>
     <w:p>
       <w:pPr>
         <w:pStyle w:val="Bibliography"/>
@@ -3670,7 +4102,7 @@
       <w:r>
         <w:t xml:space="preserve"> </w:t>
       </w:r>
-      <w:hyperlink r:id="rId70">
+      <w:hyperlink r:id="rId77">
         <w:r>
           <w:rPr>
             <w:rStyle w:val="InternetLink"/>
@@ -3682,8 +4114,8 @@
         <w:t xml:space="preserve">.</w:t>
       </w:r>
     </w:p>
-    <w:bookmarkEnd w:id="71"/>
-    <w:bookmarkStart w:id="73" w:name="ref-e.lazerte2018"/>
+    <w:bookmarkEnd w:id="78"/>
+    <w:bookmarkStart w:id="80" w:name="ref-e.lazerte2018"/>
     <w:p>
       <w:pPr>
         <w:pStyle w:val="Bibliography"/>
@@ -3716,7 +4148,7 @@
       <w:r>
         <w:t xml:space="preserve"> </w:t>
       </w:r>
-      <w:hyperlink r:id="rId72">
+      <w:hyperlink r:id="rId79">
         <w:r>
           <w:rPr>
             <w:rStyle w:val="InternetLink"/>
@@ -3728,8 +4160,8 @@
         <w:t xml:space="preserve">.</w:t>
       </w:r>
     </w:p>
-    <w:bookmarkEnd w:id="73"/>
-    <w:bookmarkStart w:id="75" w:name="X58f871d41ef90e7d5d6faf67b668dadba215eb4"/>
+    <w:bookmarkEnd w:id="80"/>
+    <w:bookmarkStart w:id="82" w:name="X58f871d41ef90e7d5d6faf67b668dadba215eb4"/>
     <w:p>
       <w:pPr>
         <w:pStyle w:val="Bibliography"/>
@@ -3746,7 +4178,7 @@
       <w:r>
         <w:t xml:space="preserve"> </w:t>
       </w:r>
-      <w:hyperlink r:id="rId74">
+      <w:hyperlink r:id="rId81">
         <w:r>
           <w:rPr>
             <w:rStyle w:val="InternetLink"/>
@@ -3758,8 +4190,8 @@
         <w:t xml:space="preserve">.</w:t>
       </w:r>
     </w:p>
-    <w:bookmarkEnd w:id="75"/>
-    <w:bookmarkStart w:id="77" w:name="ref-fellows2023"/>
+    <w:bookmarkEnd w:id="82"/>
+    <w:bookmarkStart w:id="84" w:name="ref-fellows2023"/>
     <w:p>
       <w:pPr>
         <w:pStyle w:val="Bibliography"/>
@@ -3783,7 +4215,7 @@
       <w:r>
         <w:t xml:space="preserve"> </w:t>
       </w:r>
-      <w:hyperlink r:id="rId76">
+      <w:hyperlink r:id="rId83">
         <w:r>
           <w:rPr>
             <w:rStyle w:val="InternetLink"/>
@@ -3795,8 +4227,8 @@
         <w:t xml:space="preserve">.</w:t>
       </w:r>
     </w:p>
-    <w:bookmarkEnd w:id="77"/>
-    <w:bookmarkStart w:id="79" w:name="ref-lenaker2021"/>
+    <w:bookmarkEnd w:id="84"/>
+    <w:bookmarkStart w:id="86" w:name="ref-lenaker2021"/>
     <w:p>
       <w:pPr>
         <w:pStyle w:val="Bibliography"/>
@@ -3829,7 +4261,7 @@
       <w:r>
         <w:t xml:space="preserve"> </w:t>
       </w:r>
-      <w:hyperlink r:id="rId78">
+      <w:hyperlink r:id="rId85">
         <w:r>
           <w:rPr>
             <w:rStyle w:val="InternetLink"/>
@@ -3841,8 +4273,8 @@
         <w:t xml:space="preserve">.</w:t>
       </w:r>
     </w:p>
-    <w:bookmarkEnd w:id="79"/>
-    <w:bookmarkStart w:id="81" w:name="ref-leonard2024"/>
+    <w:bookmarkEnd w:id="86"/>
+    <w:bookmarkStart w:id="88" w:name="ref-leonard2024"/>
     <w:p>
       <w:pPr>
         <w:pStyle w:val="Bibliography"/>
@@ -3875,7 +4307,7 @@
       <w:r>
         <w:t xml:space="preserve"> </w:t>
       </w:r>
-      <w:hyperlink r:id="rId80">
+      <w:hyperlink r:id="rId87">
         <w:r>
           <w:rPr>
             <w:rStyle w:val="InternetLink"/>
@@ -3887,8 +4319,8 @@
         <w:t xml:space="preserve">.</w:t>
       </w:r>
     </w:p>
-    <w:bookmarkEnd w:id="81"/>
-    <w:bookmarkStart w:id="83" w:name="ref-massicotte2023"/>
+    <w:bookmarkEnd w:id="88"/>
+    <w:bookmarkStart w:id="90" w:name="ref-massicotte2023"/>
     <w:p>
       <w:pPr>
         <w:pStyle w:val="Bibliography"/>
@@ -3912,7 +4344,7 @@
       <w:r>
         <w:t xml:space="preserve"> </w:t>
       </w:r>
-      <w:hyperlink r:id="rId82">
+      <w:hyperlink r:id="rId89">
         <w:r>
           <w:rPr>
             <w:rStyle w:val="InternetLink"/>
@@ -3924,8 +4356,8 @@
         <w:t xml:space="preserve">.</w:t>
       </w:r>
     </w:p>
-    <w:bookmarkEnd w:id="83"/>
-    <w:bookmarkStart w:id="84" w:name="ref-michalyna1988"/>
+    <w:bookmarkEnd w:id="90"/>
+    <w:bookmarkStart w:id="91" w:name="ref-michalyna1988"/>
     <w:p>
       <w:pPr>
         <w:pStyle w:val="Bibliography"/>
@@ -3940,8 +4372,8 @@
         <w:t xml:space="preserve">“Soils of the Rural Municipalities of Grey, Dufferin, Roland, Thompson and Part of Stanley.”</w:t>
       </w:r>
     </w:p>
-    <w:bookmarkEnd w:id="84"/>
-    <w:bookmarkStart w:id="86" w:name="ref-rcoreteam2026"/>
+    <w:bookmarkEnd w:id="91"/>
+    <w:bookmarkStart w:id="93" w:name="ref-rcoreteam2026"/>
     <w:p>
       <w:pPr>
         <w:pStyle w:val="Bibliography"/>
@@ -3958,7 +4390,7 @@
       <w:r>
         <w:t xml:space="preserve"> </w:t>
       </w:r>
-      <w:hyperlink r:id="rId85">
+      <w:hyperlink r:id="rId92">
         <w:r>
           <w:rPr>
             <w:rStyle w:val="InternetLink"/>
@@ -3970,8 +4402,8 @@
         <w:t xml:space="preserve">.</w:t>
       </w:r>
     </w:p>
-    <w:bookmarkEnd w:id="86"/>
-    <w:bookmarkStart w:id="88" w:name="ref-rehm2024"/>
+    <w:bookmarkEnd w:id="93"/>
+    <w:bookmarkStart w:id="95" w:name="ref-rehm2024"/>
     <w:p>
       <w:pPr>
         <w:pStyle w:val="Bibliography"/>
@@ -4004,7 +4436,7 @@
       <w:r>
         <w:t xml:space="preserve"> </w:t>
       </w:r>
-      <w:hyperlink r:id="rId87">
+      <w:hyperlink r:id="rId94">
         <w:r>
           <w:rPr>
             <w:rStyle w:val="InternetLink"/>
@@ -4016,8 +4448,8 @@
         <w:t xml:space="preserve">.</w:t>
       </w:r>
     </w:p>
-    <w:bookmarkEnd w:id="88"/>
-    <w:bookmarkStart w:id="90" w:name="ref-rillig2017"/>
+    <w:bookmarkEnd w:id="95"/>
+    <w:bookmarkStart w:id="97" w:name="ref-rillig2017"/>
     <w:p>
       <w:pPr>
         <w:pStyle w:val="Bibliography"/>
@@ -4050,7 +4482,7 @@
       <w:r>
         <w:t xml:space="preserve"> </w:t>
       </w:r>
-      <w:hyperlink r:id="rId89">
+      <w:hyperlink r:id="rId96">
         <w:r>
           <w:rPr>
             <w:rStyle w:val="InternetLink"/>
@@ -4062,8 +4494,8 @@
         <w:t xml:space="preserve">.</w:t>
       </w:r>
     </w:p>
-    <w:bookmarkEnd w:id="90"/>
-    <w:bookmarkStart w:id="92" w:name="ref-rstudio2026"/>
+    <w:bookmarkEnd w:id="97"/>
+    <w:bookmarkStart w:id="99" w:name="ref-rstudio2026"/>
     <w:p>
       <w:pPr>
         <w:pStyle w:val="Bibliography"/>
@@ -4080,7 +4512,7 @@
       <w:r>
         <w:t xml:space="preserve"> </w:t>
       </w:r>
-      <w:hyperlink r:id="rId91">
+      <w:hyperlink r:id="rId98">
         <w:r>
           <w:rPr>
             <w:rStyle w:val="InternetLink"/>
@@ -4092,8 +4524,8 @@
         <w:t xml:space="preserve">.</w:t>
       </w:r>
     </w:p>
-    <w:bookmarkEnd w:id="92"/>
-    <w:bookmarkStart w:id="93" w:name="ref-tiessen2010"/>
+    <w:bookmarkEnd w:id="99"/>
+    <w:bookmarkStart w:id="100" w:name="ref-tiessen2010"/>
     <w:p>
       <w:pPr>
         <w:pStyle w:val="Bibliography"/>
@@ -4124,8 +4556,8 @@
         <w:t xml:space="preserve">39 (3): 964980.</w:t>
       </w:r>
     </w:p>
-    <w:bookmarkEnd w:id="93"/>
-    <w:bookmarkStart w:id="95" w:name="ref-wang2024"/>
+    <w:bookmarkEnd w:id="100"/>
+    <w:bookmarkStart w:id="102" w:name="ref-wang2024"/>
     <w:p>
       <w:pPr>
         <w:pStyle w:val="Bibliography"/>
@@ -4158,7 +4590,7 @@
       <w:r>
         <w:t xml:space="preserve"> </w:t>
       </w:r>
-      <w:hyperlink r:id="rId94">
+      <w:hyperlink r:id="rId101">
         <w:r>
           <w:rPr>
             <w:rStyle w:val="InternetLink"/>
@@ -4170,8 +4602,8 @@
         <w:t xml:space="preserve">.</w:t>
       </w:r>
     </w:p>
-    <w:bookmarkEnd w:id="95"/>
-    <w:bookmarkStart w:id="97" w:name="ref-weber2021"/>
+    <w:bookmarkEnd w:id="102"/>
+    <w:bookmarkStart w:id="104" w:name="ref-weber2021"/>
     <w:p>
       <w:pPr>
         <w:pStyle w:val="Bibliography"/>
@@ -4204,7 +4636,7 @@
       <w:r>
         <w:t xml:space="preserve"> </w:t>
       </w:r>
-      <w:hyperlink r:id="rId96">
+      <w:hyperlink r:id="rId103">
         <w:r>
           <w:rPr>
             <w:rStyle w:val="InternetLink"/>
@@ -4216,8 +4648,8 @@
         <w:t xml:space="preserve">.</w:t>
       </w:r>
     </w:p>
-    <w:bookmarkEnd w:id="97"/>
-    <w:bookmarkStart w:id="98" w:name="ref-wickham2016"/>
+    <w:bookmarkEnd w:id="104"/>
+    <w:bookmarkStart w:id="105" w:name="ref-wickham2016"/>
     <w:p>
       <w:pPr>
         <w:pStyle w:val="Bibliography"/>
@@ -4239,8 +4671,8 @@
         <w:t xml:space="preserve">. New York NY U.S.A: Springer-Verlag.</w:t>
       </w:r>
     </w:p>
-    <w:bookmarkEnd w:id="98"/>
-    <w:bookmarkStart w:id="100" w:name="ref-zhang2022"/>
+    <w:bookmarkEnd w:id="105"/>
+    <w:bookmarkStart w:id="107" w:name="ref-zhang2022"/>
     <w:p>
       <w:pPr>
         <w:pStyle w:val="Bibliography"/>
@@ -4273,7 +4705,7 @@
       <w:r>
         <w:t xml:space="preserve"> </w:t>
       </w:r>
-      <w:hyperlink r:id="rId99">
+      <w:hyperlink r:id="rId106">
         <w:r>
           <w:rPr>
             <w:rStyle w:val="InternetLink"/>
@@ -4285,9 +4717,9 @@
         <w:t xml:space="preserve">.</w:t>
       </w:r>
     </w:p>
-    <w:bookmarkEnd w:id="100"/>
-    <w:bookmarkEnd w:id="101"/>
-    <w:bookmarkEnd w:id="102"/>
+    <w:bookmarkEnd w:id="107"/>
+    <w:bookmarkEnd w:id="108"/>
+    <w:bookmarkEnd w:id="109"/>
     <w:sectPr>
       <w:footnotePr>
         <w:numFmt w:val="decimal"/>

--- a/docs/index.docx
+++ b/docs/index.docx
@@ -55,62 +55,380 @@
         <w:pStyle w:val="Abstract"/>
       </w:pPr>
       <w:r>
-        <w:t xml:space="preserve">Abstract goes here</w:t>
-      </w:r>
-    </w:p>
-    <w:bookmarkStart w:id="20" w:name="potential-journals"/>
+        <w:t xml:space="preserve">Polymer-coated slow-release fertilizers are a deliberate and quantifiable input of microplastics to agricultural soils, yet their fate in cold, snowmelt-dominated agro-ecosystems remains poorly charaterized. This pilot study investigated the in-field distribution and edge-of-field export of polymer fertilizer coatings applied to two small agricultural watersheds in south-central Manitoba, Canada. Surface soils (0-5 cm) were sampled along hillslope transects at multiple dates following a single application, and spring snowmelt runoff was monitored at watershed outlets. Results showed that hillslope position and time since application significantly affected coating abundance and areal density, with lower slope positions accumulating more coatings than upper positions, consistent with downslope transport. Coatings persisted in surface soils over ~18 months with modest losses, and comparable abundances across 0-5 and 5-10 cm intervals indicating vertical mixing within the plow layer. During snowmelt, small amounts of coatings were exported from both watersheds. These findings demonstrate that agricultural soils can serve as a long-term source of microplastics to downstream ecosystems and highlight the need for sampling protocols that account for spatial and temporal variability, as well as improved edge-of-field monitoring in cold regions.</w:t>
+      </w:r>
+    </w:p>
+    <w:bookmarkStart w:id="20" w:name="introduction"/>
     <w:p>
       <w:pPr>
         <w:pStyle w:val="Heading2"/>
       </w:pPr>
       <w:r>
-        <w:t xml:space="preserve">Potential journals</w:t>
-      </w:r>
-    </w:p>
-    <w:p>
-      <w:pPr>
-        <w:pStyle w:val="Compact"/>
-        <w:numPr>
-          <w:ilvl w:val="0"/>
-          <w:numId w:val="1001"/>
-        </w:numPr>
-      </w:pPr>
-      <w:r>
-        <w:t xml:space="preserve">Soil and Tillage Research</w:t>
-      </w:r>
-    </w:p>
-    <w:p>
-      <w:pPr>
-        <w:pStyle w:val="Compact"/>
-        <w:numPr>
-          <w:ilvl w:val="1"/>
-          <w:numId w:val="1002"/>
-        </w:numPr>
-      </w:pPr>
-      <w:r>
-        <w:t xml:space="preserve">A Short Communication is a concise but complete description of a limited investigation, which will not be included in a later paper. Short Communications should be as completely documented, both by reference to the literature and description of the experimental procedures employed, as a regular paper. They should not occupy more than 6 printed pages (about 12 manuscript pages, including figures, tables and references).</w:t>
-      </w:r>
-    </w:p>
-    <w:p>
-      <w:pPr>
-        <w:pStyle w:val="Compact"/>
-        <w:numPr>
-          <w:ilvl w:val="1"/>
-          <w:numId w:val="1002"/>
-        </w:numPr>
-      </w:pPr>
-      <w:r>
-        <w:t xml:space="preserve">Pretty sure BU has a publishing agreement so it should be free to publish</w:t>
+        <w:t xml:space="preserve">1 Introduction</w:t>
+      </w:r>
+    </w:p>
+    <w:p>
+      <w:pPr>
+        <w:pStyle w:val="FirstParagraph"/>
+      </w:pPr>
+      <w:r>
+        <w:t xml:space="preserve">Plastics are extensively used in all aspects of life, including residential, commercial, industrial, agricultural and institutional sectors.</w:t>
+      </w:r>
+      <w:r>
+        <w:t xml:space="preserve"> </w:t>
+      </w:r>
+      <w:r>
+        <w:t xml:space="preserve">Through improper disposal, accidental and incidental releases, and intentional placement, plastics have become a widespread pollutant found in every ecosystem.</w:t>
+      </w:r>
+      <w:r>
+        <w:t xml:space="preserve"> </w:t>
+      </w:r>
+      <w:r>
+        <w:t xml:space="preserve">This has resulted in global concern surrounding the effects of plastic pollution on ecosystem and human health</w:t>
+      </w:r>
+      <w:r>
+        <w:t xml:space="preserve"> </w:t>
+      </w:r>
+      <w:r>
+        <w:t xml:space="preserve">(</w:t>
+      </w:r>
+      <w:hyperlink w:anchor="ref-zhang2022">
+        <w:r>
+          <w:rPr>
+            <w:rStyle w:val="InternetLink"/>
+          </w:rPr>
+          <w:t xml:space="preserve">Zhang et al. 2022</w:t>
+        </w:r>
+      </w:hyperlink>
+      <w:r>
+        <w:t xml:space="preserve">)</w:t>
+      </w:r>
+      <w:r>
+        <w:t xml:space="preserve">.</w:t>
+      </w:r>
+      <w:r>
+        <w:t xml:space="preserve"> </w:t>
+      </w:r>
+      <w:r>
+        <w:t xml:space="preserve">Of particular concern, are micro-plastics (MPs) (&lt;5mm) due to their movement and health impacts within the food chain and their rapid dispersion beyond their initial point of release.</w:t>
+      </w:r>
+      <w:r>
+        <w:t xml:space="preserve"> </w:t>
+      </w:r>
+      <w:r>
+        <w:t xml:space="preserve">Despite the ubiquitous distribution of MP pollution across all ecosystem types, the focus has primarily been on marine and freshwater ecosystems</w:t>
+      </w:r>
+      <w:r>
+        <w:t xml:space="preserve"> </w:t>
+      </w:r>
+      <w:r>
+        <w:t xml:space="preserve">(</w:t>
+      </w:r>
+      <w:hyperlink w:anchor="ref-anderson2017">
+        <w:r>
+          <w:rPr>
+            <w:rStyle w:val="InternetLink"/>
+          </w:rPr>
+          <w:t xml:space="preserve">Anderson et al. 2017</w:t>
+        </w:r>
+      </w:hyperlink>
+      <w:r>
+        <w:t xml:space="preserve">;</w:t>
+      </w:r>
+      <w:r>
+        <w:t xml:space="preserve"> </w:t>
+      </w:r>
+      <w:hyperlink w:anchor="ref-lenaker2021">
+        <w:r>
+          <w:rPr>
+            <w:rStyle w:val="InternetLink"/>
+          </w:rPr>
+          <w:t xml:space="preserve">Lenaker, Corsi, and Mason 2021</w:t>
+        </w:r>
+      </w:hyperlink>
+      <w:r>
+        <w:t xml:space="preserve">)</w:t>
+      </w:r>
+      <w:r>
+        <w:t xml:space="preserve"> </w:t>
+      </w:r>
+      <w:r>
+        <w:t xml:space="preserve">and with an emphasis on urban and industrial sources.</w:t>
+      </w:r>
+      <w:r>
+        <w:t xml:space="preserve"> </w:t>
+      </w:r>
+      <w:r>
+        <w:t xml:space="preserve">A 2021 survey of the plastic pollution literature found that only 4% of publications specifically investigated MPs in soils</w:t>
+      </w:r>
+      <w:r>
+        <w:t xml:space="preserve"> </w:t>
+      </w:r>
+      <w:r>
+        <w:t xml:space="preserve">(</w:t>
+      </w:r>
+      <w:hyperlink w:anchor="ref-weber2021">
+        <w:r>
+          <w:rPr>
+            <w:rStyle w:val="InternetLink"/>
+          </w:rPr>
+          <w:t xml:space="preserve">Weber et al. 2021</w:t>
+        </w:r>
+      </w:hyperlink>
+      <w:r>
+        <w:t xml:space="preserve">)</w:t>
+      </w:r>
+      <w:r>
+        <w:t xml:space="preserve">.</w:t>
+      </w:r>
+      <w:r>
+        <w:t xml:space="preserve"> </w:t>
+      </w:r>
+      <w:r>
+        <w:t xml:space="preserve">Agriculture and soil have received relatively less attention despite the prevalent use of plastics, including horticultural mulch, twine, bale wrap, product bags and containers, and polymer-coated slow-release fertilizers</w:t>
+      </w:r>
+      <w:r>
+        <w:t xml:space="preserve"> </w:t>
+      </w:r>
+      <w:r>
+        <w:t xml:space="preserve">(</w:t>
+      </w:r>
+      <w:hyperlink w:anchor="ref-rillig2017">
+        <w:r>
+          <w:rPr>
+            <w:rStyle w:val="InternetLink"/>
+          </w:rPr>
+          <w:t xml:space="preserve">Rillig, Ingraffia, and Souza Machado 2017</w:t>
+        </w:r>
+      </w:hyperlink>
+      <w:r>
+        <w:t xml:space="preserve">)</w:t>
+      </w:r>
+      <w:r>
+        <w:t xml:space="preserve">.</w:t>
+      </w:r>
+    </w:p>
+    <w:p>
+      <w:pPr>
+        <w:pStyle w:val="TextBody"/>
+      </w:pPr>
+      <w:r>
+        <w:t xml:space="preserve">There is currently little information on the concentration, distribution, or types of plastic in agricultural soil, the effect they have on soil and plant health and the extent as to which agro-ecosystems are a net source of MPs to downstream ecosystems</w:t>
+      </w:r>
+      <w:r>
+        <w:t xml:space="preserve"> </w:t>
+      </w:r>
+      <w:r>
+        <w:t xml:space="preserve">(</w:t>
+      </w:r>
+      <w:hyperlink w:anchor="ref-chinyo2026">
+        <w:r>
+          <w:rPr>
+            <w:rStyle w:val="InternetLink"/>
+          </w:rPr>
+          <w:t xml:space="preserve">Chinyo et al. 2026</w:t>
+        </w:r>
+      </w:hyperlink>
+      <w:r>
+        <w:t xml:space="preserve">)</w:t>
+      </w:r>
+      <w:r>
+        <w:t xml:space="preserve">.</w:t>
+      </w:r>
+      <w:r>
+        <w:t xml:space="preserve"> </w:t>
+      </w:r>
+      <w:r>
+        <w:t xml:space="preserve">Even within agriculture and soil science disciplines, the focus has largely been on assessing the risks associated with applying municipal biosolids as a soil amendment which have been shown to have higher concentrations of MPs</w:t>
+      </w:r>
+      <w:r>
+        <w:t xml:space="preserve"> </w:t>
+      </w:r>
+      <w:r>
+        <w:t xml:space="preserve">(</w:t>
+      </w:r>
+      <w:hyperlink w:anchor="ref-crossman2020">
+        <w:r>
+          <w:rPr>
+            <w:rStyle w:val="InternetLink"/>
+          </w:rPr>
+          <w:t xml:space="preserve">Crossman et al. 2020</w:t>
+        </w:r>
+      </w:hyperlink>
+      <w:r>
+        <w:t xml:space="preserve">)</w:t>
+      </w:r>
+      <w:r>
+        <w:t xml:space="preserve">.</w:t>
+      </w:r>
+      <w:r>
+        <w:t xml:space="preserve"> </w:t>
+      </w:r>
+      <w:r>
+        <w:t xml:space="preserve">In terms of deliberate applications to agricultural soil, polymer-coated slow-release fertilizers represent a large input of MPs.</w:t>
+      </w:r>
+      <w:r>
+        <w:t xml:space="preserve"> </w:t>
+      </w:r>
+      <w:r>
+        <w:t xml:space="preserve">While these slow-release fertilizers improve nitrogen-use efficiency, the low rates of degradation coupled with repeated applications lead to accumulation within the soil</w:t>
+      </w:r>
+      <w:r>
+        <w:t xml:space="preserve"> </w:t>
+      </w:r>
+      <w:r>
+        <w:t xml:space="preserve">(</w:t>
+      </w:r>
+      <w:hyperlink w:anchor="ref-isakov2025">
+        <w:r>
+          <w:rPr>
+            <w:rStyle w:val="InternetLink"/>
+          </w:rPr>
+          <w:t xml:space="preserve">Isakov et al. 2025</w:t>
+        </w:r>
+      </w:hyperlink>
+      <w:r>
+        <w:t xml:space="preserve">)</w:t>
+      </w:r>
+      <w:r>
+        <w:t xml:space="preserve">.</w:t>
+      </w:r>
+      <w:r>
+        <w:t xml:space="preserve"> </w:t>
+      </w:r>
+      <w:r>
+        <w:t xml:space="preserve">There is a considerable gap in our understanding of the nature of MPs in soils both in terms of the direct impact on the agro-ecosystem health and as a source of MPs to downstream ecosystems.</w:t>
+      </w:r>
+    </w:p>
+    <w:p>
+      <w:pPr>
+        <w:pStyle w:val="TextBody"/>
+      </w:pPr>
+      <w:r>
+        <w:t xml:space="preserve">Soil erosion, including tillage and surface water runoff actively redistribute MPs across agricultural landscapes</w:t>
+      </w:r>
+      <w:r>
+        <w:t xml:space="preserve"> </w:t>
+      </w:r>
+      <w:r>
+        <w:t xml:space="preserve">(</w:t>
+      </w:r>
+      <w:hyperlink w:anchor="ref-rehm2024">
+        <w:r>
+          <w:rPr>
+            <w:rStyle w:val="InternetLink"/>
+          </w:rPr>
+          <w:t xml:space="preserve">Rehm and Fiener 2024</w:t>
+        </w:r>
+      </w:hyperlink>
+      <w:r>
+        <w:t xml:space="preserve">;</w:t>
+      </w:r>
+      <w:r>
+        <w:t xml:space="preserve"> </w:t>
+      </w:r>
+      <w:hyperlink w:anchor="ref-wang2024">
+        <w:r>
+          <w:rPr>
+            <w:rStyle w:val="InternetLink"/>
+          </w:rPr>
+          <w:t xml:space="preserve">Wang et al. 2024</w:t>
+        </w:r>
+      </w:hyperlink>
+      <w:r>
+        <w:t xml:space="preserve">)</w:t>
+      </w:r>
+      <w:r>
+        <w:t xml:space="preserve">.</w:t>
+      </w:r>
+      <w:r>
+        <w:t xml:space="preserve"> </w:t>
+      </w:r>
+      <w:r>
+        <w:t xml:space="preserve">Due to their low density, these buoyant particles are easily transported beyond field boundaries into adjacent environments making agricultural soils a likely source of MPs</w:t>
+      </w:r>
+      <w:r>
+        <w:t xml:space="preserve"> </w:t>
+      </w:r>
+      <w:r>
+        <w:t xml:space="preserve">(</w:t>
+      </w:r>
+      <w:hyperlink w:anchor="ref-leonard2024">
+        <w:r>
+          <w:rPr>
+            <w:rStyle w:val="InternetLink"/>
+          </w:rPr>
+          <w:t xml:space="preserve">Leonard, Ravi, and Mohanty 2024</w:t>
+        </w:r>
+      </w:hyperlink>
+      <w:r>
+        <w:t xml:space="preserve">)</w:t>
+      </w:r>
+      <w:r>
+        <w:t xml:space="preserve">.</w:t>
+      </w:r>
+      <w:r>
+        <w:t xml:space="preserve"> </w:t>
+      </w:r>
+      <w:r>
+        <w:t xml:space="preserve">Given the lack of basic research on agricultural soil MPs, specifically in cold snowmelt dominated agricultural systems, this is a high-priority research area</w:t>
+      </w:r>
+      <w:r>
+        <w:t xml:space="preserve"> </w:t>
+      </w:r>
+      <w:r>
+        <w:t xml:space="preserve">(</w:t>
+      </w:r>
+      <w:hyperlink w:anchor="X58f871d41ef90e7d5d6faf67b668dadba215eb4">
+        <w:r>
+          <w:rPr>
+            <w:rStyle w:val="InternetLink"/>
+          </w:rPr>
+          <w:t xml:space="preserve">Environment, Climate Change Canada, and Health Canada 2020</w:t>
+        </w:r>
+      </w:hyperlink>
+      <w:r>
+        <w:t xml:space="preserve">)</w:t>
+      </w:r>
+      <w:r>
+        <w:t xml:space="preserve">.</w:t>
+      </w:r>
+      <w:r>
+        <w:t xml:space="preserve"> </w:t>
+      </w:r>
+      <w:r>
+        <w:t xml:space="preserve">The primary purpose of this pilot project was to investigate the fate of polymer coatings from slow-release fertilizers applied to agro-ecosystems in Manitoba, Canada.</w:t>
+      </w:r>
+      <w:r>
+        <w:t xml:space="preserve"> </w:t>
+      </w:r>
+      <w:r>
+        <w:t xml:space="preserve">Because these coatings are applied in known quantities, locations, and timings, they are an ideal model plastic input for investigating the fate of agricultural MPs.</w:t>
+      </w:r>
+      <w:r>
+        <w:t xml:space="preserve"> </w:t>
+      </w:r>
+      <w:r>
+        <w:t xml:space="preserve">The objectives of this project were to: 1) characterize the lateral and vertical movement of polymer coatings within surface soils; and 2) estimate the export of polymer coatings from cropland in surface runoff during spring snowmelt.</w:t>
       </w:r>
     </w:p>
     <w:bookmarkEnd w:id="20"/>
-    <w:bookmarkStart w:id="21" w:name="introduction"/>
+    <w:bookmarkStart w:id="36" w:name="methods"/>
     <w:p>
       <w:pPr>
         <w:pStyle w:val="Heading2"/>
       </w:pPr>
       <w:r>
-        <w:t xml:space="preserve">1 Introduction</w:t>
+        <w:t xml:space="preserve">2 Methods</w:t>
+      </w:r>
+    </w:p>
+    <w:bookmarkStart w:id="31" w:name="site-description"/>
+    <w:p>
+      <w:pPr>
+        <w:pStyle w:val="Heading3"/>
+      </w:pPr>
+      <w:r>
+        <w:t xml:space="preserve">2.1 Site description</w:t>
       </w:r>
     </w:p>
     <w:p>
@@ -118,339 +436,55 @@
         <w:pStyle w:val="FirstParagraph"/>
       </w:pPr>
       <w:r>
-        <w:t xml:space="preserve">Plastics are extensively used in all aspects of life, including residential, commercial, industrial, agricultural and institutional sectors.</w:t>
-      </w:r>
-      <w:r>
-        <w:t xml:space="preserve"> </w:t>
-      </w:r>
-      <w:r>
-        <w:t xml:space="preserve">Through improper disposal, accidental and incidental releases, and intentional placement, plastics have become a widespread pollutant found in every ecosystem.</w:t>
-      </w:r>
-      <w:r>
-        <w:t xml:space="preserve"> </w:t>
-      </w:r>
-      <w:r>
-        <w:t xml:space="preserve">This has resulted in global concern surrounding the effects of plastic pollution on ecosystem and human health</w:t>
-      </w:r>
-      <w:r>
-        <w:t xml:space="preserve"> </w:t>
-      </w:r>
-      <w:r>
-        <w:t xml:space="preserve">(</w:t>
-      </w:r>
-      <w:hyperlink w:anchor="ref-zhang2022">
-        <w:r>
-          <w:rPr>
-            <w:rStyle w:val="InternetLink"/>
-          </w:rPr>
-          <w:t xml:space="preserve">Zhang et al. 2022</w:t>
+        <w:t xml:space="preserve">The study site is located near the edge of the Manitoba Escarpment in the South Tobacco Creek Watershed (STCW), near the town of Miami, Manitoba, Canada (49.3711°N, 98.2439°W; 445 masl) (</w:t>
+      </w:r>
+      <w:hyperlink w:anchor="fig-mapr">
+        <w:r>
+          <w:rPr>
+            <w:rStyle w:val="InternetLink"/>
+          </w:rPr>
+          <w:t xml:space="preserve">Figure 1</w:t>
+        </w:r>
+      </w:hyperlink>
+      <w:r>
+        <w:t xml:space="preserve">).</w:t>
+      </w:r>
+      <w:r>
+        <w:t xml:space="preserve"> </w:t>
+      </w:r>
+      <w:r>
+        <w:t xml:space="preserve">The mean annual temperature is ~4 °C, and the mean annual precipitation is 527 mm, of which approximately 15% occurs as snow (</w:t>
+      </w:r>
+      <w:r>
+        <w:t xml:space="preserve">Environment and Climate Change Canada (</w:t>
+      </w:r>
+      <w:hyperlink w:anchor="X314a104b7afaf0862b1b73f26445508a1e6fc28">
+        <w:r>
+          <w:rPr>
+            <w:rStyle w:val="InternetLink"/>
+          </w:rPr>
+          <w:t xml:space="preserve">2026</w:t>
         </w:r>
       </w:hyperlink>
       <w:r>
         <w:t xml:space="preserve">)</w:t>
       </w:r>
       <w:r>
-        <w:t xml:space="preserve">.</w:t>
-      </w:r>
-      <w:r>
-        <w:t xml:space="preserve"> </w:t>
-      </w:r>
-      <w:r>
-        <w:t xml:space="preserve">Of particular concern, are micro-plastics (MPs) (&lt;5mm) due to their movement and health impacts within the food chain and their rapid dispersion beyond their initial point of release.</w:t>
-      </w:r>
-      <w:r>
-        <w:t xml:space="preserve"> </w:t>
-      </w:r>
-      <w:r>
-        <w:t xml:space="preserve">Despite the ubiquitous distribution of MP pollution across all ecosystem types, the focus has primarily been on marine and freshwater ecosystems</w:t>
-      </w:r>
-      <w:r>
-        <w:t xml:space="preserve"> </w:t>
-      </w:r>
-      <w:r>
-        <w:t xml:space="preserve">(</w:t>
-      </w:r>
-      <w:hyperlink w:anchor="ref-anderson2017">
-        <w:r>
-          <w:rPr>
-            <w:rStyle w:val="InternetLink"/>
-          </w:rPr>
-          <w:t xml:space="preserve">Anderson et al. 2017</w:t>
-        </w:r>
-      </w:hyperlink>
-      <w:r>
-        <w:t xml:space="preserve">;</w:t>
-      </w:r>
-      <w:r>
-        <w:t xml:space="preserve"> </w:t>
-      </w:r>
-      <w:hyperlink w:anchor="ref-lenaker2021">
-        <w:r>
-          <w:rPr>
-            <w:rStyle w:val="InternetLink"/>
-          </w:rPr>
-          <w:t xml:space="preserve">Lenaker, Corsi, and Mason 2021</w:t>
-        </w:r>
-      </w:hyperlink>
-      <w:r>
-        <w:t xml:space="preserve">)</w:t>
-      </w:r>
-      <w:r>
-        <w:t xml:space="preserve"> </w:t>
-      </w:r>
-      <w:r>
-        <w:t xml:space="preserve">and with an emphasis on urban and industrial sources.</w:t>
-      </w:r>
-      <w:r>
-        <w:t xml:space="preserve"> </w:t>
-      </w:r>
-      <w:r>
-        <w:t xml:space="preserve">A 2021 survey of the plastic pollution literature found that only 4% of publications specifically investigated MPs in soils</w:t>
-      </w:r>
-      <w:r>
-        <w:t xml:space="preserve"> </w:t>
-      </w:r>
-      <w:r>
-        <w:t xml:space="preserve">(</w:t>
-      </w:r>
-      <w:hyperlink w:anchor="ref-weber2021">
-        <w:r>
-          <w:rPr>
-            <w:rStyle w:val="InternetLink"/>
-          </w:rPr>
-          <w:t xml:space="preserve">Weber et al. 2021</w:t>
-        </w:r>
-      </w:hyperlink>
-      <w:r>
-        <w:t xml:space="preserve">)</w:t>
-      </w:r>
-      <w:r>
-        <w:t xml:space="preserve">.</w:t>
-      </w:r>
-      <w:r>
-        <w:t xml:space="preserve"> </w:t>
-      </w:r>
-      <w:r>
-        <w:t xml:space="preserve">Agriculture and soil have received relatively less attention despite the prevalent use of plastics, including horticultural mulch, twine, bale wrap, product bags and containers, and polymer-coated slow-release fertilizers</w:t>
-      </w:r>
-      <w:r>
-        <w:t xml:space="preserve"> </w:t>
-      </w:r>
-      <w:r>
-        <w:t xml:space="preserve">(</w:t>
-      </w:r>
-      <w:hyperlink w:anchor="ref-rillig2017">
-        <w:r>
-          <w:rPr>
-            <w:rStyle w:val="InternetLink"/>
-          </w:rPr>
-          <w:t xml:space="preserve">Rillig, Ingraffia, and Souza Machado 2017</w:t>
-        </w:r>
-      </w:hyperlink>
-      <w:r>
-        <w:t xml:space="preserve">)</w:t>
-      </w:r>
-      <w:r>
-        <w:t xml:space="preserve">.</w:t>
-      </w:r>
-    </w:p>
-    <w:p>
-      <w:pPr>
-        <w:pStyle w:val="TextBody"/>
-      </w:pPr>
-      <w:r>
-        <w:t xml:space="preserve">There is currently little information on the concentration, distribution, or the types of plastic in agricultural soil, the effect they have on soil and plant health and the extent as to which agro-ecosytems are a net source of MPs to downstream ecosystems.</w:t>
-      </w:r>
-      <w:r>
-        <w:t xml:space="preserve"> </w:t>
-      </w:r>
-      <w:r>
-        <w:t xml:space="preserve">Even within agriculture and soil science disciplines, the focus has largely been on assessing the risks associated with applying municipal biosolids as a soil amendment which have been shown to have higher concentrations of MPs</w:t>
-      </w:r>
-      <w:r>
-        <w:t xml:space="preserve"> </w:t>
-      </w:r>
-      <w:r>
-        <w:t xml:space="preserve">(</w:t>
-      </w:r>
-      <w:hyperlink w:anchor="ref-crossman2020">
-        <w:r>
-          <w:rPr>
-            <w:rStyle w:val="InternetLink"/>
-          </w:rPr>
-          <w:t xml:space="preserve">Crossman et al. 2020</w:t>
-        </w:r>
-      </w:hyperlink>
-      <w:r>
-        <w:t xml:space="preserve">)</w:t>
-      </w:r>
-      <w:r>
-        <w:t xml:space="preserve">.</w:t>
-      </w:r>
-      <w:r>
-        <w:t xml:space="preserve"> </w:t>
-      </w:r>
-      <w:r>
-        <w:t xml:space="preserve">There is a considerable gap in our understanding of nature of MPs in soils both in terms of the direct impact on the agro-ecosystem health and as a source of MPs to downstream ecosystems.</w:t>
-      </w:r>
-    </w:p>
-    <w:p>
-      <w:pPr>
-        <w:pStyle w:val="TextBody"/>
-      </w:pPr>
-      <w:r>
-        <w:t xml:space="preserve">Soil erosion, including tillage and surface water runoff actively redistribute MPs across agricultural landscapes</w:t>
-      </w:r>
-      <w:r>
-        <w:t xml:space="preserve"> </w:t>
-      </w:r>
-      <w:r>
-        <w:t xml:space="preserve">(</w:t>
-      </w:r>
-      <w:hyperlink w:anchor="ref-rehm2024">
-        <w:r>
-          <w:rPr>
-            <w:rStyle w:val="InternetLink"/>
-          </w:rPr>
-          <w:t xml:space="preserve">Rehm and Fiener 2024</w:t>
-        </w:r>
-      </w:hyperlink>
-      <w:r>
-        <w:t xml:space="preserve">;</w:t>
-      </w:r>
-      <w:r>
-        <w:t xml:space="preserve"> </w:t>
-      </w:r>
-      <w:hyperlink w:anchor="ref-wang2024">
-        <w:r>
-          <w:rPr>
-            <w:rStyle w:val="InternetLink"/>
-          </w:rPr>
-          <w:t xml:space="preserve">Wang et al. 2024</w:t>
-        </w:r>
-      </w:hyperlink>
-      <w:r>
-        <w:t xml:space="preserve">)</w:t>
-      </w:r>
-      <w:r>
-        <w:t xml:space="preserve">.</w:t>
-      </w:r>
-      <w:r>
-        <w:t xml:space="preserve"> </w:t>
-      </w:r>
-      <w:r>
-        <w:t xml:space="preserve">Due to their low density, these buoyant particles are easily transported beyond field boundaries into adjacent environments making agricultural soils a likely source of MPs</w:t>
-      </w:r>
-      <w:r>
-        <w:t xml:space="preserve"> </w:t>
-      </w:r>
-      <w:r>
-        <w:t xml:space="preserve">(</w:t>
-      </w:r>
-      <w:hyperlink w:anchor="ref-leonard2024">
-        <w:r>
-          <w:rPr>
-            <w:rStyle w:val="InternetLink"/>
-          </w:rPr>
-          <w:t xml:space="preserve">Leonard, Ravi, and Mohanty 2024</w:t>
-        </w:r>
-      </w:hyperlink>
-      <w:r>
-        <w:t xml:space="preserve">)</w:t>
-      </w:r>
-      <w:r>
-        <w:t xml:space="preserve">.</w:t>
-      </w:r>
-      <w:r>
-        <w:t xml:space="preserve"> </w:t>
-      </w:r>
-      <w:r>
-        <w:t xml:space="preserve">Given the lack of basic research on agricultural soil MPs, specifically in cold snowmelt dominated agricultural systems, this is a high-priority research area (</w:t>
-      </w:r>
-      <w:r>
-        <w:t xml:space="preserve">(</w:t>
-      </w:r>
-      <w:hyperlink w:anchor="X58f871d41ef90e7d5d6faf67b668dadba215eb4">
-        <w:r>
-          <w:rPr>
-            <w:rStyle w:val="InternetLink"/>
-          </w:rPr>
-          <w:t xml:space="preserve">Environment, Climate Change Canada, and Health Canada 2020</w:t>
-        </w:r>
-      </w:hyperlink>
-      <w:r>
-        <w:t xml:space="preserve">)</w:t>
-      </w:r>
-      <w:r>
-        <w:t xml:space="preserve">. The primary purpose of this pilot project was to investigate the fate of polymer coatings from slow-release fertilizers applied to agro-ecosystems in Manitoba, Canada. The objectives of this project were to: 1) characterize the lateral and vertical movement of polymer coatings within surface soils; and 2) quantify the export of polymer coatings from cropland in surface runoff during spring snowmelt.</w:t>
-      </w:r>
-    </w:p>
-    <w:bookmarkEnd w:id="21"/>
-    <w:bookmarkStart w:id="37" w:name="methods"/>
-    <w:p>
-      <w:pPr>
-        <w:pStyle w:val="Heading2"/>
-      </w:pPr>
-      <w:r>
-        <w:t xml:space="preserve">2 Methods</w:t>
-      </w:r>
-    </w:p>
-    <w:bookmarkStart w:id="32" w:name="site-description"/>
-    <w:p>
-      <w:pPr>
-        <w:pStyle w:val="Heading3"/>
-      </w:pPr>
-      <w:r>
-        <w:t xml:space="preserve">2.1 Site description</w:t>
-      </w:r>
-    </w:p>
-    <w:p>
-      <w:pPr>
-        <w:pStyle w:val="FirstParagraph"/>
-      </w:pPr>
-      <w:r>
-        <w:t xml:space="preserve">The study site is located near the edge of the Manitoba Escarpment in the South Tobacco Creek Watershed (STCW), near the town of Miami, Manitoba, Canada (49.3711°N, 98.2439°W; 445 masl) (</w:t>
-      </w:r>
-      <w:hyperlink w:anchor="fig-mapr">
-        <w:r>
-          <w:rPr>
-            <w:rStyle w:val="InternetLink"/>
-          </w:rPr>
-          <w:t xml:space="preserve">Figure 1</w:t>
-        </w:r>
-      </w:hyperlink>
-      <w:r>
-        <w:t xml:space="preserve">).</w:t>
-      </w:r>
-      <w:r>
-        <w:t xml:space="preserve"> </w:t>
-      </w:r>
-      <w:r>
-        <w:t xml:space="preserve">The mean annual temperature is ~4 °C, and the mean annual precipitation is ~530 mm, of which approximately 15% occurs as snow (Environment Canada, 2026; Morden MB, climate ID 5021849, 1991–2020 normals).</w:t>
-      </w:r>
-      <w:r>
-        <w:t xml:space="preserve"> </w:t>
-      </w:r>
-      <w:r>
-        <w:t xml:space="preserve">The topography is hummocky to undulating, with slope gradients of approximately 5%.</w:t>
-      </w:r>
-      <w:r>
-        <w:t xml:space="preserve"> </w:t>
-      </w:r>
-      <w:r>
-        <w:t xml:space="preserve">Soils are classified as Orthic Dark Grey Chernozems, predominantly of the Dezwood Series.</w:t>
-      </w:r>
-      <w:r>
-        <w:t xml:space="preserve"> </w:t>
-      </w:r>
-      <w:r>
-        <w:t xml:space="preserve">The Dezwood Series developed on moderately to strongly calcareous, deep, uniform, loamy mixed shale, limestone, and granite till deposits.</w:t>
-      </w:r>
-      <w:r>
-        <w:t xml:space="preserve"> </w:t>
-      </w:r>
-      <w:r>
-        <w:t xml:space="preserve">These soils are often slightly eroded and slightly stony, with medium available water-holding capacity, medium organic matter content, and medium to high natural fertility</w:t>
+        <w:t xml:space="preserve">; Morden MB, climate ID 5021849, 1991–2020 normals;</w:t>
+      </w:r>
+      <w:r>
+        <w:t xml:space="preserve"> </w:t>
+      </w:r>
+      <w:hyperlink w:anchor="suppfig-climate-normals">
+        <w:r>
+          <w:rPr>
+            <w:rStyle w:val="InternetLink"/>
+          </w:rPr>
+          <w:t xml:space="preserve">Figure S1</w:t>
+        </w:r>
+      </w:hyperlink>
+      <w:r>
+        <w:t xml:space="preserve">). The topography is hummocky to undulating, with slope gradients of approximately 5%. Soils are classified as Orthic Dark Grey Chernozems, predominantly of the Dezwood Series. The Dezwood Series developed on moderately to strongly calcareous, deep, uniform, loamy mixed shale, limestone, and granite till deposits. These soils are often slightly eroded and slightly stony, with medium available water-holding capacity, medium organic matter content, and medium to high natural fertility</w:t>
       </w:r>
       <w:r>
         <w:t xml:space="preserve"> </w:t>
@@ -486,7 +520,7 @@
       <w:tr>
         <w:tc>
           <w:tcPr/>
-          <w:bookmarkStart w:id="25" w:name="fig-mapr"/>
+          <w:bookmarkStart w:id="24" w:name="fig-mapr"/>
           <w:p>
             <w:pPr>
               <w:pStyle w:val="Compact"/>
@@ -497,18 +531,18 @@
                 <wp:inline>
                   <wp:extent cx="5943600" cy="3145043"/>
                   <wp:effectExtent b="0" l="0" r="0" t="0"/>
-                  <wp:docPr descr="" title="" id="23" name="Picture"/>
+                  <wp:docPr descr="" title="" id="22" name="Picture"/>
                   <a:graphic>
                     <a:graphicData uri="http://schemas.openxmlformats.org/drawingml/2006/picture">
                       <pic:pic>
                         <pic:nvPicPr>
-                          <pic:cNvPr descr="index_files/figure-docx/notebooks-maps-fig-mapr-output-2.png" id="24" name="Picture"/>
+                          <pic:cNvPr descr="index_files/figure-docx/notebooks-maps-fig-mapr-output-2.png" id="23" name="Picture"/>
                           <pic:cNvPicPr>
                             <a:picLocks noChangeArrowheads="1" noChangeAspect="1"/>
                           </pic:cNvPicPr>
                         </pic:nvPicPr>
                         <pic:blipFill>
-                          <a:blip r:embed="rId22"/>
+                          <a:blip r:embed="rId21"/>
                           <a:stretch>
                             <a:fillRect/>
                           </a:stretch>
@@ -548,7 +582,7 @@
               <w:t xml:space="preserve">Figure 1: Showing a) the location of the study site in southern Manitoba with an inset map of Canada; and b) the locations of the four transects and three slope positions sampled in the East and West watersheds as separted by the dashed line.</w:t>
             </w:r>
           </w:p>
-          <w:bookmarkEnd w:id="25"/>
+          <w:bookmarkEnd w:id="24"/>
         </w:tc>
       </w:tr>
     </w:tbl>
@@ -568,7 +602,7 @@
         </w:rPr>
         <w:t xml:space="preserve"> </w:t>
       </w:r>
-      <w:hyperlink r:id="rId26">
+      <w:hyperlink r:id="rId25">
         <w:r>
           <w:rPr>
             <w:rStyle w:val="InternetLink"/>
@@ -609,7 +643,7 @@
         <w:t xml:space="preserve"> </w:t>
       </w:r>
       <w:r>
-        <w:t xml:space="preserve">Within the STCW the research site comprises two small paired watersheds that drain to edge-of-field weirs: the east watershed (5.15 ha) and the west watershed (4.16 ha).</w:t>
+        <w:t xml:space="preserve">Within the STCW the research site comprises two small paired watersheds that drain to edge-of-field weirs: the west watershed (5.15 ha) and the east watershed (4.16 ha).</w:t>
       </w:r>
       <w:r>
         <w:t xml:space="preserve"> </w:t>
@@ -647,7 +681,27 @@
         <w:t xml:space="preserve"> </w:t>
       </w:r>
       <w:r>
-        <w:t xml:space="preserve">Polymer-coated urea (Environmental Smart Nitrogen) was broadcast applied at a rate of 110 kg ha</w:t>
+        <w:t xml:space="preserve">Polymer-coated urea (Environmental Smart Nitrogen (ESN);</w:t>
+      </w:r>
+      <w:r>
+        <w:t xml:space="preserve"> </w:t>
+      </w:r>
+      <w:r>
+        <w:t xml:space="preserve">Nutrien Ltd. (</w:t>
+      </w:r>
+      <w:hyperlink w:anchor="ref-nutrien_esn_datasheet_2022">
+        <w:r>
+          <w:rPr>
+            <w:rStyle w:val="InternetLink"/>
+          </w:rPr>
+          <w:t xml:space="preserve">2022</w:t>
+        </w:r>
+      </w:hyperlink>
+      <w:r>
+        <w:t xml:space="preserve">)</w:t>
+      </w:r>
+      <w:r>
+        <w:t xml:space="preserve">) was broadcast applied at a rate of 110 kg ha</w:t>
       </w:r>
       <w:r>
         <w:rPr>
@@ -659,19 +713,7 @@
         <w:t xml:space="preserve"> </w:t>
       </w:r>
       <w:r>
-        <w:t xml:space="preserve">on 2022-05-24 using a spin spreader and incorporated into the surface soil with the seeding of canola on 2022-05-25 using an air hoe drill.</w:t>
-      </w:r>
-      <w:r>
-        <w:t xml:space="preserve"> </w:t>
-      </w:r>
-      <w:r>
-        <w:t xml:space="preserve">Following canola harvest, the field was tilled to a depth of 10 to 15 cm using a field cultivator on 2022-10-29.</w:t>
-      </w:r>
-      <w:r>
-        <w:t xml:space="preserve"> </w:t>
-      </w:r>
-      <w:r>
-        <w:t xml:space="preserve">A conventional fertilizer blend was applied in the spring of 2023 and incorporated into the soil with a single pass of the field cultivator prior to the seeding of spring wheat using the air hoe drill on 2023-05-11 (</w:t>
+        <w:t xml:space="preserve">on 2022-05-24 using a spin spreader and incorporated into the surface soil with the seeding of canola on 2022-05-25 using an air hoe drill. Following canola harvest, the field was tilled to a depth of 10 to 15 cm using a field cultivator on 2022-10-29. A conventional fertilizer blend (not polymer coated) was applied in the spring of 2023 and incorporated into the soil with a single pass of the field cultivator prior to the seeding of spring wheat using the air hoe drill on 2023-05-11 (</w:t>
       </w:r>
       <w:hyperlink w:anchor="fig-weather-climate">
         <w:r>
@@ -682,7 +724,30 @@
         </w:r>
       </w:hyperlink>
       <w:r>
-        <w:t xml:space="preserve">). ESN’s polymer coating is primarily composed of castor oil and polymethylene polyphenylene isocyanate. This flexible and permeable polymer coating is designed to release Nitrogen in response to soil temperatures to more closely match the demand of the crop reducing the potential losses through denitrification, volatilization, and leaching. (Nutrien, 2018; ESN, 2023).</w:t>
+        <w:t xml:space="preserve">). ESN’s polymer coating is primarily composed of castor oil and polymethylene polyphenylene isocyanate [</w:t>
+      </w:r>
+      <w:r>
+        <w:t xml:space="preserve">Nutrien Ltd. (</w:t>
+      </w:r>
+      <w:hyperlink w:anchor="ref-nutrien_esn_2026">
+        <w:r>
+          <w:rPr>
+            <w:rStyle w:val="InternetLink"/>
+          </w:rPr>
+          <w:t xml:space="preserve">2026</w:t>
+        </w:r>
+      </w:hyperlink>
+      <w:r>
+        <w:t xml:space="preserve">)</w:t>
+      </w:r>
+      <w:r>
+        <w:t xml:space="preserve">].</w:t>
+      </w:r>
+      <w:r>
+        <w:t xml:space="preserve"> </w:t>
+      </w:r>
+      <w:r>
+        <w:t xml:space="preserve">This polymer coating is designed to release nitrogen in response to soil temperatures to more closely match the demand of the crop reducing the potential losses through denitrification, volatilization, and leaching.</w:t>
       </w:r>
     </w:p>
     <w:tbl>
@@ -698,7 +763,7 @@
       <w:tr>
         <w:tc>
           <w:tcPr/>
-          <w:bookmarkStart w:id="30" w:name="fig-weather-climate"/>
+          <w:bookmarkStart w:id="29" w:name="fig-weather-climate"/>
           <w:p>
             <w:pPr>
               <w:pStyle w:val="Compact"/>
@@ -707,20 +772,20 @@
             <w:r>
               <w:drawing>
                 <wp:inline>
-                  <wp:extent cx="5943600" cy="8490857"/>
+                  <wp:extent cx="5943600" cy="4245428"/>
                   <wp:effectExtent b="0" l="0" r="0" t="0"/>
-                  <wp:docPr descr="" title="" id="28" name="Picture"/>
+                  <wp:docPr descr="" title="" id="27" name="Picture"/>
                   <a:graphic>
                     <a:graphicData uri="http://schemas.openxmlformats.org/drawingml/2006/picture">
                       <pic:pic>
                         <pic:nvPicPr>
-                          <pic:cNvPr descr="index_files/figure-docx/notebooks-weather_climate-fig-weather-climate-output-2.png" id="29" name="Picture"/>
+                          <pic:cNvPr descr="index_files/figure-docx/notebooks-weather_climate-fig-weather-climate-output-2.png" id="28" name="Picture"/>
                           <pic:cNvPicPr>
                             <a:picLocks noChangeArrowheads="1" noChangeAspect="1"/>
                           </pic:cNvPicPr>
                         </pic:nvPicPr>
                         <pic:blipFill>
-                          <a:blip r:embed="rId27"/>
+                          <a:blip r:embed="rId26"/>
                           <a:stretch>
                             <a:fillRect/>
                           </a:stretch>
@@ -728,7 +793,7 @@
                         <pic:spPr bwMode="auto">
                           <a:xfrm>
                             <a:off x="0" y="0"/>
-                            <a:ext cx="5943600" cy="8490857"/>
+                            <a:ext cx="5943600" cy="4245428"/>
                           </a:xfrm>
                           <a:prstGeom prst="rect">
                             <a:avLst/>
@@ -757,10 +822,10 @@
               <w:pStyle w:val="ImageCaption"/>
             </w:pPr>
             <w:r>
-              <w:t xml:space="preserve">Figure 2: a) Climate Normals (1991-2020) for Morden, MB (Climate ID 5021849), located approximately 30 km from the field site. b) Weather conditions for the 2022 and 2023 water years (Oct 1 - Sept 30) for Deerwood, MB (Station ID 29886), located approximately 8 km from the field site. Vertical lines indicate the timing of (1) application of Environmental Smart Nitrogen (ESN) (polymer-coated slow-release urea); (2) seeding and tillage field operations; and (3) collection of soil and runoff samples. Red and blue points indicate average daily temperatures above and below 0 degrees Celsius, respectively.</w:t>
+              <w:t xml:space="preserve">Figure 2: Weather conditions for the 2022 and 2023 water years (Oct 1 - Sept 30) for Deerwood, MB (Station ID 29886), located approximately 8 km from the field site. Vertical lines indicate the timing of (1) application of Environmental Smart Nitrogen (ESN) (polymer-coated slow-release urea); (2) seeding and tillage field operations; and (3) collection of soil and runoff samples. Red and blue points indicate average daily temperatures above and below 0 degrees Celsius, respectively.</w:t>
             </w:r>
           </w:p>
-          <w:bookmarkEnd w:id="30"/>
+          <w:bookmarkEnd w:id="29"/>
         </w:tc>
       </w:tr>
     </w:tbl>
@@ -780,7 +845,7 @@
         </w:rPr>
         <w:t xml:space="preserve"> </w:t>
       </w:r>
-      <w:hyperlink r:id="rId31">
+      <w:hyperlink r:id="rId30">
         <w:r>
           <w:rPr>
             <w:rStyle w:val="InternetLink"/>
@@ -790,14 +855,133 @@
         </w:r>
       </w:hyperlink>
     </w:p>
+    <w:bookmarkEnd w:id="31"/>
+    <w:bookmarkStart w:id="32" w:name="soil-sampling-and-analysis"/>
+    <w:p>
+      <w:pPr>
+        <w:pStyle w:val="Heading3"/>
+      </w:pPr>
+      <w:r>
+        <w:t xml:space="preserve">2.2 Soil sampling and analysis</w:t>
+      </w:r>
+    </w:p>
+    <w:p>
+      <w:pPr>
+        <w:pStyle w:val="FirstParagraph"/>
+      </w:pPr>
+      <w:r>
+        <w:t xml:space="preserve">Soil sampling was conducted at locations established in previous research</w:t>
+      </w:r>
+      <w:r>
+        <w:t xml:space="preserve"> </w:t>
+      </w:r>
+      <w:r>
+        <w:t xml:space="preserve">(</w:t>
+      </w:r>
+      <w:hyperlink w:anchor="ref-tiessen2010">
+        <w:r>
+          <w:rPr>
+            <w:rStyle w:val="InternetLink"/>
+          </w:rPr>
+          <w:t xml:space="preserve">Tiessen et al. 2010</w:t>
+        </w:r>
+      </w:hyperlink>
+      <w:r>
+        <w:t xml:space="preserve">)</w:t>
+      </w:r>
+      <w:r>
+        <w:t xml:space="preserve"> </w:t>
+      </w:r>
+      <w:r>
+        <w:t xml:space="preserve">along four transects in each of the watersheds, with each transect spanning three hillslope positions: upper, mid, and lower slope (</w:t>
+      </w:r>
+      <w:hyperlink w:anchor="fig-mapr">
+        <w:r>
+          <w:rPr>
+            <w:rStyle w:val="InternetLink"/>
+          </w:rPr>
+          <w:t xml:space="preserve">Figure 1</w:t>
+        </w:r>
+      </w:hyperlink>
+      <w:r>
+        <w:t xml:space="preserve">), giving 24 sampling locations in total.</w:t>
+      </w:r>
+      <w:r>
+        <w:t xml:space="preserve"> </w:t>
+      </w:r>
+      <w:r>
+        <w:t xml:space="preserve">Samples were collected on three dates: 21 October 2022, 11 May 2023, and 19 September 2023 (</w:t>
+      </w:r>
+      <w:hyperlink w:anchor="fig-weather-climate">
+        <w:r>
+          <w:rPr>
+            <w:rStyle w:val="InternetLink"/>
+          </w:rPr>
+          <w:t xml:space="preserve">Figure 2</w:t>
+        </w:r>
+      </w:hyperlink>
+      <w:r>
+        <w:t xml:space="preserve">).</w:t>
+      </w:r>
+      <w:r>
+        <w:t xml:space="preserve"> </w:t>
+      </w:r>
+      <w:r>
+        <w:t xml:space="preserve">Surface soil samples were excavated with a spade from a 25 cm × 25 cm square to a depth of 5 cm, yielding a sample volume of 3125 cm³.</w:t>
+      </w:r>
+      <w:r>
+        <w:t xml:space="preserve"> </w:t>
+      </w:r>
+      <w:r>
+        <w:t xml:space="preserve">On 19 September 2023, an additional sample was collected at each location from the 5–10 cm depth interval.</w:t>
+      </w:r>
+      <w:r>
+        <w:t xml:space="preserve"> </w:t>
+      </w:r>
+      <w:r>
+        <w:t xml:space="preserve">Two additional surface riparian samples were also collected from each watershed on this date.</w:t>
+      </w:r>
+    </w:p>
+    <w:p>
+      <w:pPr>
+        <w:pStyle w:val="TextBody"/>
+      </w:pPr>
+      <w:r>
+        <w:t xml:space="preserve">Soil samples were disaggregated by hand into smaller aggregates and air-dried.</w:t>
+      </w:r>
+      <w:r>
+        <w:t xml:space="preserve"> </w:t>
+      </w:r>
+      <w:r>
+        <w:t xml:space="preserve">Each sample was further manually disaggregated and sieved sequentially through 2-mm and 1.18-mm meshes.</w:t>
+      </w:r>
+      <w:r>
+        <w:t xml:space="preserve"> </w:t>
+      </w:r>
+      <w:r>
+        <w:t xml:space="preserve">Polymer coatings were retrieved from the sieves using tweezers.</w:t>
+      </w:r>
+      <w:r>
+        <w:t xml:space="preserve"> </w:t>
+      </w:r>
+      <w:r>
+        <w:t xml:space="preserve">The extracted coatings were cleaned by magnetic stirring in distilled water for 10 minutes at 500 rpm, then filtered and dried at 30 °C.</w:t>
+      </w:r>
+      <w:r>
+        <w:t xml:space="preserve"> </w:t>
+      </w:r>
+      <w:r>
+        <w:t xml:space="preserve">The cleaned and dried polymer coatings were counted and collectively weighed using a balance with 0.1 mg resolution.</w:t>
+      </w:r>
+    </w:p>
     <w:bookmarkEnd w:id="32"/>
-    <w:bookmarkStart w:id="33" w:name="soil-sampling-and-analysis"/>
+    <w:bookmarkStart w:id="34" w:name="runoff-and-water-sampling"/>
     <w:p>
       <w:pPr>
         <w:pStyle w:val="Heading3"/>
       </w:pPr>
       <w:r>
-        <w:t xml:space="preserve">2.2 Soil sampling and analysis</w:t>
+        <w:t xml:space="preserve">2.3 Runoff and water sampling</w:t>
       </w:r>
     </w:p>
     <w:p>
@@ -805,193 +989,80 @@
         <w:pStyle w:val="FirstParagraph"/>
       </w:pPr>
       <w:r>
-        <w:t xml:space="preserve">Soil sampling was conducted at locations established in previous research</w:t>
-      </w:r>
-      <w:r>
-        <w:t xml:space="preserve"> </w:t>
-      </w:r>
-      <w:r>
-        <w:t xml:space="preserve">(</w:t>
-      </w:r>
-      <w:hyperlink w:anchor="ref-tiessen2010">
-        <w:r>
-          <w:rPr>
-            <w:rStyle w:val="InternetLink"/>
-          </w:rPr>
-          <w:t xml:space="preserve">Tiessen et al. 2010</w:t>
-        </w:r>
-      </w:hyperlink>
-      <w:r>
-        <w:t xml:space="preserve">)</w:t>
-      </w:r>
-      <w:r>
-        <w:t xml:space="preserve"> </w:t>
-      </w:r>
-      <w:r>
-        <w:t xml:space="preserve">along four transects in each of the watersheds, with each transect spanning three hillslope positions: upper, mid, and lower slope (</w:t>
-      </w:r>
-      <w:hyperlink w:anchor="fig-mapr">
-        <w:r>
-          <w:rPr>
-            <w:rStyle w:val="InternetLink"/>
-          </w:rPr>
-          <w:t xml:space="preserve">Figure 1</w:t>
-        </w:r>
-      </w:hyperlink>
-      <w:r>
-        <w:t xml:space="preserve">), giving 24 sampling locations in total.</w:t>
-      </w:r>
-      <w:r>
-        <w:t xml:space="preserve"> </w:t>
-      </w:r>
-      <w:r>
-        <w:t xml:space="preserve">Samples were collected on three dates: 21 October 2022, 11 May 2023, and 19 September 2023 (</w:t>
-      </w:r>
-      <w:hyperlink w:anchor="fig-weather-climate">
-        <w:r>
-          <w:rPr>
-            <w:rStyle w:val="InternetLink"/>
-          </w:rPr>
-          <w:t xml:space="preserve">Figure 2</w:t>
-        </w:r>
-      </w:hyperlink>
-      <w:r>
-        <w:t xml:space="preserve">).</w:t>
-      </w:r>
-      <w:r>
-        <w:t xml:space="preserve"> </w:t>
-      </w:r>
-      <w:r>
-        <w:t xml:space="preserve">Surface soil samples were excavated with a spade from a 25 cm × 25 cm square to a depth of 5 cm, yielding a sample volume of 3125 cm³.</w:t>
-      </w:r>
-      <w:r>
-        <w:t xml:space="preserve"> </w:t>
-      </w:r>
-      <w:r>
-        <w:t xml:space="preserve">On 19 September 2023, an additional sample was collected at each location from the 5–10 cm depth interval.</w:t>
-      </w:r>
-      <w:r>
-        <w:t xml:space="preserve"> </w:t>
-      </w:r>
-      <w:r>
-        <w:t xml:space="preserve">Two additional surface riparian samples were also collected from each watershed on this date.</w:t>
+        <w:t xml:space="preserve">A v-notched weir was installed in the riparian area at the outflow of each watershed.</w:t>
+      </w:r>
+      <w:r>
+        <w:t xml:space="preserve"> </w:t>
+      </w:r>
+      <w:r>
+        <w:t xml:space="preserve">The water depth at the weirs was recorded at 5-min intervals using a pressure transducer (Onset HOBO Water Level Data Logger).</w:t>
+      </w:r>
+      <w:r>
+        <w:t xml:space="preserve"> </w:t>
+      </w:r>
+      <w:r>
+        <w:t xml:space="preserve">The water depth were then used to calculate flow, based on a standard v-notched weir flow equation (Smith, 1985).</w:t>
+      </w:r>
+      <w:r>
+        <w:t xml:space="preserve"> </w:t>
+      </w:r>
+      <w:r>
+        <w:t xml:space="preserve">Throughout the runoff event, staff gauges read manually and from time-lapse photography were used to verify the logger-collected water depth data.</w:t>
+      </w:r>
+      <w:r>
+        <w:t xml:space="preserve"> </w:t>
+      </w:r>
+      <w:r>
+        <w:t xml:space="preserve">Measurement of polymer coatings exported by surface runoff occurred on 2023-04-13, and 2023-04-14.</w:t>
+      </w:r>
+      <w:r>
+        <w:t xml:space="preserve"> </w:t>
+      </w:r>
+      <w:r>
+        <w:t xml:space="preserve">Polymer coatings were collected from the runoff using a simple filtration system consisting of 1-mm screening set across the upstream side of the v notch.</w:t>
+      </w:r>
+      <w:r>
+        <w:t xml:space="preserve"> </w:t>
+      </w:r>
+      <w:r>
+        <w:t xml:space="preserve">These screens were deployed for a maximum duration of two hours and switched twice a day for a total of four measurement periods at each watershed weir over the spring runoff event.</w:t>
+      </w:r>
+      <w:r>
+        <w:t xml:space="preserve"> </w:t>
+      </w:r>
+      <w:r>
+        <w:t xml:space="preserve">Polymers coatings were extracted from the screens using tweezers.</w:t>
+      </w:r>
+      <w:r>
+        <w:t xml:space="preserve"> </w:t>
+      </w:r>
+      <w:r>
+        <w:t xml:space="preserve">The Polymers coatings were dried at 30° C, counted and weighed.</w:t>
+      </w:r>
+      <w:r>
+        <w:t xml:space="preserve"> </w:t>
+      </w:r>
+      <w:r>
+        <w:t xml:space="preserve">An incremental volume of water was calculated based on the flow rate over a set interval time of 15 minutes.</w:t>
+      </w:r>
+      <w:r>
+        <w:t xml:space="preserve"> </w:t>
+      </w:r>
+      <w:r>
+        <w:t xml:space="preserve">The total estimated number of polymer coatings was extrapolated from periodic measurements by multiplying the total accumulated volume of water by the volume-weighted mean concentration of polymer coatings.</w:t>
+      </w:r>
+      <w:r>
+        <w:t xml:space="preserve"> </w:t>
+      </w:r>
+      <w:r>
+        <w:t xml:space="preserve">Polymer coating concentration was assumed to be independent of discharge.</w:t>
       </w:r>
     </w:p>
     <w:p>
       <w:pPr>
         <w:pStyle w:val="TextBody"/>
       </w:pPr>
-      <w:r>
-        <w:t xml:space="preserve">Soil samples were disaggregated by hand into smaller aggregates and air-dried.</w:t>
-      </w:r>
-      <w:r>
-        <w:t xml:space="preserve"> </w:t>
-      </w:r>
-      <w:r>
-        <w:t xml:space="preserve">Each sample was further manually disaggregated and sieved sequentially through 2-mm and 1.18-mm meshes.</w:t>
-      </w:r>
-      <w:r>
-        <w:t xml:space="preserve"> </w:t>
-      </w:r>
-      <w:r>
-        <w:t xml:space="preserve">Polymer coatings were retrieved from the sieves using tweezers.</w:t>
-      </w:r>
-      <w:r>
-        <w:t xml:space="preserve"> </w:t>
-      </w:r>
-      <w:r>
-        <w:t xml:space="preserve">The extracted coatings were cleaned by magnetic stirring in distilled water for 10 minutes at 500 rpm, then filtered and dried at 30 °C.</w:t>
-      </w:r>
-      <w:r>
-        <w:t xml:space="preserve"> </w:t>
-      </w:r>
-      <w:r>
-        <w:t xml:space="preserve">The cleaned and dried polymer coatings were counted and collectively weighed using a balance with 0.1 mg resolution.</w:t>
-      </w:r>
-    </w:p>
-    <w:bookmarkEnd w:id="33"/>
-    <w:bookmarkStart w:id="35" w:name="runoff-and-water-sampling"/>
-    <w:p>
-      <w:pPr>
-        <w:pStyle w:val="Heading3"/>
-      </w:pPr>
-      <w:r>
-        <w:t xml:space="preserve">2.3 Runoff and water sampling</w:t>
-      </w:r>
-    </w:p>
-    <w:p>
-      <w:pPr>
-        <w:pStyle w:val="FirstParagraph"/>
-      </w:pPr>
-      <w:r>
-        <w:t xml:space="preserve">A v-notched weir was installed in the riparian area at the outflow of each watershed.</w:t>
-      </w:r>
-      <w:r>
-        <w:t xml:space="preserve"> </w:t>
-      </w:r>
-      <w:r>
-        <w:t xml:space="preserve">The water depth at the weirs was recorded water depth at 5-min intervals using a pressure transducer (Onset HOBO Water Level Data Logger).</w:t>
-      </w:r>
-      <w:r>
-        <w:t xml:space="preserve"> </w:t>
-      </w:r>
-      <w:r>
-        <w:t xml:space="preserve">The water depth were then used to calculate flow, based on a standard v-notched weir flow equation (Smith, 1985).</w:t>
-      </w:r>
-      <w:r>
-        <w:t xml:space="preserve"> </w:t>
-      </w:r>
-      <w:r>
-        <w:t xml:space="preserve">Throughout the runoff event, staff gauges read manually and from time-lapse photography were used to verify the logger-collected water depth data.</w:t>
-      </w:r>
-      <w:r>
-        <w:t xml:space="preserve"> </w:t>
-      </w:r>
-      <w:r>
-        <w:t xml:space="preserve">Measurement of polymer coatings exported by surface runoff occurred on 2023-04-13, and 2023-04-14.</w:t>
-      </w:r>
-      <w:r>
-        <w:t xml:space="preserve"> </w:t>
-      </w:r>
-      <w:r>
-        <w:t xml:space="preserve">The weir filters were applied to each weir for a maximum duration of two hours each day and switched twice a day for a total of four measurement periods at each weir over the 2-day runoff event.</w:t>
-      </w:r>
-      <w:r>
-        <w:t xml:space="preserve"> </w:t>
-      </w:r>
-      <w:r>
-        <w:t xml:space="preserve">Polymer coatings were collected using a simple filtration system consisting of 1-mm screening was across the upstream side of the v notch Polymers coatings were extracted from the screens using tweezers.</w:t>
-      </w:r>
-      <w:r>
-        <w:t xml:space="preserve"> </w:t>
-      </w:r>
-      <w:r>
-        <w:t xml:space="preserve">The Polymers coatings were dried at 30° C, counted and weighed.</w:t>
-      </w:r>
-      <w:r>
-        <w:t xml:space="preserve"> </w:t>
-      </w:r>
-      <w:r>
-        <w:t xml:space="preserve">An incremental volume of water was calculated based on the flow rate over a set interval time of 15 minutes.</w:t>
-      </w:r>
-      <w:r>
-        <w:t xml:space="preserve"> </w:t>
-      </w:r>
-      <w:r>
-        <w:t xml:space="preserve">The total estimated number of polymer coatings was extrapolated from periodic measurements by multiplying the total accumulated volume of water by the volume-weighted mean concentration of polymer coatings.</w:t>
-      </w:r>
-      <w:r>
-        <w:t xml:space="preserve"> </w:t>
-      </w:r>
-      <w:r>
-        <w:t xml:space="preserve">Polymer coating concentration was assumed to be independent of discharge.</w:t>
-      </w:r>
-    </w:p>
-    <w:p>
-      <w:pPr>
-        <w:pStyle w:val="TextBody"/>
-      </w:pPr>
-      <w:bookmarkStart w:id="34" w:name="eq-poly"/>
+      <w:bookmarkStart w:id="33" w:name="eq-poly"/>
       <m:oMathPara>
         <m:oMathParaPr>
           <m:jc m:val="center"/>
@@ -1130,7 +1201,7 @@
           </m:d>
         </m:oMath>
       </m:oMathPara>
-      <w:bookmarkEnd w:id="34"/>
+      <w:bookmarkEnd w:id="33"/>
     </w:p>
     <w:p>
       <w:pPr>
@@ -1277,8 +1348,8 @@
         <w:t xml:space="preserve">is the number of measurement periods.</w:t>
       </w:r>
     </w:p>
-    <w:bookmarkEnd w:id="35"/>
-    <w:bookmarkStart w:id="36" w:name="statistical-analysis"/>
+    <w:bookmarkEnd w:id="34"/>
+    <w:bookmarkStart w:id="35" w:name="statistical-analysis"/>
     <w:p>
       <w:pPr>
         <w:pStyle w:val="Heading3"/>
@@ -1455,16 +1526,36 @@
         <w:t xml:space="preserve">)</w:t>
       </w:r>
       <w:r>
-        <w:t xml:space="preserve"> </w:t>
-      </w:r>
-      <w:r>
         <w:t xml:space="preserve">.</w:t>
       </w:r>
       <w:r>
         <w:t xml:space="preserve"> </w:t>
       </w:r>
       <w:r>
-        <w:t xml:space="preserve">Weather data and climate normal data was retrieved from ECCC using</w:t>
+        <w:t xml:space="preserve">Weather data and climate normal data was retrieved from Environment and Climate Change Canada</w:t>
+      </w:r>
+      <w:r>
+        <w:t xml:space="preserve"> </w:t>
+      </w:r>
+      <w:r>
+        <w:t xml:space="preserve">(</w:t>
+      </w:r>
+      <w:hyperlink w:anchor="X314a104b7afaf0862b1b73f26445508a1e6fc28">
+        <w:r>
+          <w:rPr>
+            <w:rStyle w:val="InternetLink"/>
+          </w:rPr>
+          <w:t xml:space="preserve">2026</w:t>
+        </w:r>
+      </w:hyperlink>
+      <w:r>
+        <w:t xml:space="preserve">)</w:t>
+      </w:r>
+      <w:r>
+        <w:t xml:space="preserve"> </w:t>
+      </w:r>
+      <w:r>
+        <w:t xml:space="preserve">using</w:t>
       </w:r>
       <w:r>
         <w:t xml:space="preserve"> </w:t>
@@ -1505,7 +1596,7 @@
         <w:t xml:space="preserve"> </w:t>
       </w:r>
       <w:r>
-        <w:t xml:space="preserve">Four Linear Mixed Models (R package</w:t>
+        <w:t xml:space="preserve">Two Linear Mixed Models (R package</w:t>
       </w:r>
       <w:r>
         <w:t xml:space="preserve"> </w:t>
@@ -1548,10 +1639,153 @@
       <w:r>
         <w:t xml:space="preserve">Sample location was included as a random factor to control for the repeated measures over time.</w:t>
       </w:r>
-    </w:p>
+      <w:r>
+        <w:t xml:space="preserve"> </w:t>
+      </w:r>
+      <w:r>
+        <w:t xml:space="preserve">When a main effect was significant, post-hoc pairwise comparisons with a Benjamini-Hochberg p-value adjustment was used (</w:t>
+      </w:r>
+      <w:r>
+        <w:rPr>
+          <w:rStyle w:val="VerbatimChar"/>
+        </w:rPr>
+        <w:t xml:space="preserve">emmeans</w:t>
+      </w:r>
+      <w:r>
+        <w:t xml:space="preserve"> </w:t>
+      </w:r>
+      <w:r>
+        <w:t xml:space="preserve">v2.0.3;</w:t>
+      </w:r>
+      <w:r>
+        <w:t xml:space="preserve"> </w:t>
+      </w:r>
+      <w:r>
+        <w:t xml:space="preserve">Lenth (</w:t>
+      </w:r>
+      <w:hyperlink w:anchor="ref-lenth2024">
+        <w:r>
+          <w:rPr>
+            <w:rStyle w:val="InternetLink"/>
+          </w:rPr>
+          <w:t xml:space="preserve">2024</w:t>
+        </w:r>
+      </w:hyperlink>
+      <w:r>
+        <w:t xml:space="preserve">)</w:t>
+      </w:r>
+      <w:r>
+        <w:t xml:space="preserve"> </w:t>
+      </w:r>
+      <w:r>
+        <w:t xml:space="preserve">).</w:t>
+      </w:r>
+      <w:r>
+        <w:t xml:space="preserve"> </w:t>
+      </w:r>
+      <w:r>
+        <w:t xml:space="preserve">Model assumptions were assessed using DHARMa residual plots (</w:t>
+      </w:r>
+      <w:r>
+        <w:rPr>
+          <w:rStyle w:val="VerbatimChar"/>
+        </w:rPr>
+        <w:t xml:space="preserve">DHARMa</w:t>
+      </w:r>
+      <w:r>
+        <w:t xml:space="preserve"> </w:t>
+      </w:r>
+      <w:r>
+        <w:t xml:space="preserve">v0.5.0;</w:t>
+      </w:r>
+      <w:r>
+        <w:t xml:space="preserve"> </w:t>
+      </w:r>
+      <w:r>
+        <w:t xml:space="preserve">Hartig (</w:t>
+      </w:r>
+      <w:hyperlink w:anchor="ref-hartig2022">
+        <w:r>
+          <w:rPr>
+            <w:rStyle w:val="InternetLink"/>
+          </w:rPr>
+          <w:t xml:space="preserve">2022</w:t>
+        </w:r>
+      </w:hyperlink>
+      <w:r>
+        <w:t xml:space="preserve">)</w:t>
+      </w:r>
+      <w:r>
+        <w:t xml:space="preserve">), main effects were tested for collinearity (</w:t>
+      </w:r>
+      <w:r>
+        <w:rPr>
+          <w:rStyle w:val="VerbatimChar"/>
+        </w:rPr>
+        <w:t xml:space="preserve">performance</w:t>
+      </w:r>
+      <w:r>
+        <w:t xml:space="preserve"> </w:t>
+      </w:r>
+      <w:r>
+        <w:t xml:space="preserve">v0.17.0;</w:t>
+      </w:r>
+      <w:r>
+        <w:t xml:space="preserve"> </w:t>
+      </w:r>
+      <w:r>
+        <w:t xml:space="preserve">Lüdecke et al. (</w:t>
+      </w:r>
+      <w:hyperlink w:anchor="ref-ludecke2021">
+        <w:r>
+          <w:rPr>
+            <w:rStyle w:val="InternetLink"/>
+          </w:rPr>
+          <w:t xml:space="preserve">2021</w:t>
+        </w:r>
+      </w:hyperlink>
+      <w:r>
+        <w:t xml:space="preserve">)</w:t>
+      </w:r>
+      <w:r>
+        <w:t xml:space="preserve">), and results were presented as type III ANOVA (</w:t>
+      </w:r>
+      <w:r>
+        <w:rPr>
+          <w:rStyle w:val="VerbatimChar"/>
+        </w:rPr>
+        <w:t xml:space="preserve">car</w:t>
+      </w:r>
+      <w:r>
+        <w:t xml:space="preserve"> </w:t>
+      </w:r>
+      <w:r>
+        <w:t xml:space="preserve">v3.1.3;</w:t>
+      </w:r>
+      <w:r>
+        <w:t xml:space="preserve"> </w:t>
+      </w:r>
+      <w:r>
+        <w:t xml:space="preserve">Fox and Weisberg (</w:t>
+      </w:r>
+      <w:hyperlink w:anchor="ref-fox2019">
+        <w:r>
+          <w:rPr>
+            <w:rStyle w:val="InternetLink"/>
+          </w:rPr>
+          <w:t xml:space="preserve">2019</w:t>
+        </w:r>
+      </w:hyperlink>
+      <w:r>
+        <w:t xml:space="preserve">)</w:t>
+      </w:r>
+      <w:r>
+        <w:t xml:space="preserve">).</w:t>
+      </w:r>
+    </w:p>
+    <w:bookmarkEnd w:id="35"/>
     <w:bookmarkEnd w:id="36"/>
-    <w:bookmarkEnd w:id="37"/>
-    <w:bookmarkStart w:id="61" w:name="results-and-discussion"/>
+    <w:bookmarkStart w:id="60" w:name="results-and-discussion"/>
     <w:p>
       <w:pPr>
         <w:pStyle w:val="Heading2"/>
@@ -1560,7 +1794,7 @@
         <w:t xml:space="preserve">3 Results and Discussion</w:t>
       </w:r>
     </w:p>
-    <w:bookmarkStart w:id="52" w:name="in-field-abundance-and-distribution"/>
+    <w:bookmarkStart w:id="51" w:name="in-field-abundance-and-distribution"/>
     <w:p>
       <w:pPr>
         <w:pStyle w:val="Heading3"/>
@@ -1580,7 +1814,7 @@
         <w:t xml:space="preserve"> </w:t>
       </w:r>
       <w:r>
-        <w:t xml:space="preserve">No significant interaction between sampling date and hillslope position was detected for the abundance or density of polymer coatings in the 0-5 cm layer.</w:t>
+        <w:t xml:space="preserve">No significant interaction between sampling date and hillslope position was detected for the abundance or density of polymer coatings in the 0-5 cm layer and this term was removed from the model.</w:t>
       </w:r>
       <w:r>
         <w:t xml:space="preserve"> </w:t>
@@ -1603,7 +1837,7 @@
         <w:t xml:space="preserve"> </w:t>
       </w:r>
       <w:r>
-        <w:t xml:space="preserve">Post-hoc pairwise comparisons showed that lower slope positions had significantly higher abundance, exceeding the upper positions by 112 and the mid positions by 94 coatings (</w:t>
+        <w:t xml:space="preserve">Post-hoc pairwise comparisons showed that lower slope positions had significantly higher abundance, exceeding the upper positions by 112 coatings m⁻² and the mid positions by 94 coatings m⁻² (</w:t>
       </w:r>
       <w:hyperlink w:anchor="fig-poly-surface">
         <w:r>
@@ -1665,6 +1899,17 @@
         </w:r>
       </w:hyperlink>
       <w:r>
+        <w:t xml:space="preserve">). There were some coatings observed in the riparian area surface soil, despite receiving no direct application (</w:t>
+      </w:r>
+      <w:hyperlink w:anchor="fig-poly-surface">
+        <w:r>
+          <w:rPr>
+            <w:rStyle w:val="InternetLink"/>
+          </w:rPr>
+          <w:t xml:space="preserve">Figure 3</w:t>
+        </w:r>
+      </w:hyperlink>
+      <w:r>
         <w:t xml:space="preserve">).</w:t>
       </w:r>
     </w:p>
@@ -1673,13 +1918,67 @@
         <w:pStyle w:val="TextBody"/>
       </w:pPr>
       <w:r>
-        <w:t xml:space="preserve">The downslope increase in polymer quantities could relate to movement via overland flow, as the buoyant nature of the coatings makes them easy to transport.</w:t>
-      </w:r>
-      <w:r>
-        <w:t xml:space="preserve"> </w:t>
-      </w:r>
-      <w:r>
-        <w:t xml:space="preserve">Tillage erosion may also move coatings downslope with the soil.</w:t>
+        <w:t xml:space="preserve">The downslope increase in polymer quantities could relate to movement via overland flow, as the buoyant nature of the coatings makes them easy to transport</w:t>
+      </w:r>
+      <w:r>
+        <w:t xml:space="preserve"> </w:t>
+      </w:r>
+      <w:r>
+        <w:t xml:space="preserve">(</w:t>
+      </w:r>
+      <w:hyperlink w:anchor="ref-severe2025">
+        <w:r>
+          <w:rPr>
+            <w:rStyle w:val="InternetLink"/>
+          </w:rPr>
+          <w:t xml:space="preserve">Severe et al. 2025</w:t>
+        </w:r>
+      </w:hyperlink>
+      <w:r>
+        <w:t xml:space="preserve">;</w:t>
+      </w:r>
+      <w:r>
+        <w:t xml:space="preserve"> </w:t>
+      </w:r>
+      <w:hyperlink w:anchor="ref-rehm2021">
+        <w:r>
+          <w:rPr>
+            <w:rStyle w:val="InternetLink"/>
+          </w:rPr>
+          <w:t xml:space="preserve">Rehm et al. 2021</w:t>
+        </w:r>
+      </w:hyperlink>
+      <w:r>
+        <w:t xml:space="preserve">)</w:t>
+      </w:r>
+      <w:r>
+        <w:t xml:space="preserve">.</w:t>
+      </w:r>
+      <w:r>
+        <w:t xml:space="preserve"> </w:t>
+      </w:r>
+      <w:r>
+        <w:t xml:space="preserve">Similarly, tillage erosion may also move coatings downslope with the soil</w:t>
+      </w:r>
+      <w:r>
+        <w:t xml:space="preserve"> </w:t>
+      </w:r>
+      <w:r>
+        <w:t xml:space="preserve">(</w:t>
+      </w:r>
+      <w:hyperlink w:anchor="ref-maqbool2024">
+        <w:r>
+          <w:rPr>
+            <w:rStyle w:val="InternetLink"/>
+          </w:rPr>
+          <w:t xml:space="preserve">Maqbool et al. 2024</w:t>
+        </w:r>
+      </w:hyperlink>
+      <w:r>
+        <w:t xml:space="preserve">)</w:t>
+      </w:r>
+      <w:r>
+        <w:t xml:space="preserve">.</w:t>
       </w:r>
       <w:r>
         <w:t xml:space="preserve"> </w:t>
@@ -1691,7 +1990,13 @@
         <w:t xml:space="preserve"> </w:t>
       </w:r>
       <w:r>
-        <w:t xml:space="preserve">However, vertical movement below 5 cm likely accounts for much of this loss in surface MPs over time, as field operations including seeding and tillage mix the plow layer, resulting in downward movement despite surface application. This is supported by data showing similar polymer abundance and areal densities in both the 0-5 and 5-10 cm sampling depths (</w:t>
+        <w:t xml:space="preserve">However, vertical movement below 5 cm likely accounts for much of this observed loss in surface MPs over time, as field operations including seeding and tillage mix the plow layer, resulting in downward movement despite surface application. No coatings were observed below 5 cm within the riparian area, supporting the conclusion that tillage is the primary driver of vertical coating distribution.</w:t>
+      </w:r>
+      <w:r>
+        <w:t xml:space="preserve"> </w:t>
+      </w:r>
+      <w:r>
+        <w:t xml:space="preserve">This is supported by data showing similar polymer abundance and areal densities in both the 0-5 and 5-10 cm sampling depths (</w:t>
       </w:r>
       <w:hyperlink w:anchor="fig-depth">
         <w:r>
@@ -1708,7 +2013,13 @@
         <w:t xml:space="preserve"> </w:t>
       </w:r>
       <w:r>
-        <w:t xml:space="preserve">Lastly, the reduction in polymer density may also be attributed to decomposition of the polymer over time. The relatively small loss also suggests that the polymer coatings may be more persistent beyonf 24 months in the soil environment and repeat applications of polymer coated fertilizers are likely to lead to accumulation of coatings.</w:t>
+        <w:t xml:space="preserve">Lastly, the reduction in polymer density may also be attributed to decomposition of the polymer over time.</w:t>
+      </w:r>
+      <w:r>
+        <w:t xml:space="preserve"> </w:t>
+      </w:r>
+      <w:r>
+        <w:t xml:space="preserve">The relatively small loss is consistent with coating persistence in the soil environment and repeat applications of polymer coated fertilizers are likely to lead to accumulation of coatings.</w:t>
       </w:r>
     </w:p>
     <w:tbl>
@@ -1724,7 +2035,7 @@
       <w:tr>
         <w:tc>
           <w:tcPr/>
-          <w:bookmarkStart w:id="41" w:name="fig-poly-surface"/>
+          <w:bookmarkStart w:id="40" w:name="fig-poly-surface"/>
           <w:p>
             <w:pPr>
               <w:pStyle w:val="Compact"/>
@@ -1735,18 +2046,18 @@
                 <wp:inline>
                   <wp:extent cx="5943600" cy="4245428"/>
                   <wp:effectExtent b="0" l="0" r="0" t="0"/>
-                  <wp:docPr descr="" title="" id="39" name="Picture"/>
+                  <wp:docPr descr="" title="" id="38" name="Picture"/>
                   <a:graphic>
                     <a:graphicData uri="http://schemas.openxmlformats.org/drawingml/2006/picture">
                       <pic:pic>
                         <pic:nvPicPr>
-                          <pic:cNvPr descr="index_files/figure-docx/notebooks-soil_sampling-fig-poly-surface-output-1.png" id="40" name="Picture"/>
+                          <pic:cNvPr descr="index_files/figure-docx/notebooks-soil_sampling-fig-poly-surface-output-1.png" id="39" name="Picture"/>
                           <pic:cNvPicPr>
                             <a:picLocks noChangeArrowheads="1" noChangeAspect="1"/>
                           </pic:cNvPicPr>
                         </pic:nvPicPr>
                         <pic:blipFill>
-                          <a:blip r:embed="rId38"/>
+                          <a:blip r:embed="rId37"/>
                           <a:stretch>
                             <a:fillRect/>
                           </a:stretch>
@@ -1786,7 +2097,7 @@
               <w:t xml:space="preserve">Figure 3: Surface (0-5 cm) polymer areal density (a and b) and abundance (c and d) by elevation and date. Points show raw observations; Points outlined in black and error bars show model predictions with 95% CIs from a model fitted to square-root transformed data, back-transformed to the original scale. Within each plot significant differences (p&lt;0.05) between slope position or sampling dates are denoted with different letters. Because the riparian area had fewer sampling locations and was only sampled on 2023-09-19 it was excluded from the statistical analysis</w:t>
             </w:r>
           </w:p>
-          <w:bookmarkEnd w:id="41"/>
+          <w:bookmarkEnd w:id="40"/>
         </w:tc>
       </w:tr>
     </w:tbl>
@@ -1806,7 +2117,7 @@
         </w:rPr>
         <w:t xml:space="preserve"> </w:t>
       </w:r>
-      <w:hyperlink r:id="rId42">
+      <w:hyperlink r:id="rId41">
         <w:r>
           <w:rPr>
             <w:rStyle w:val="InternetLink"/>
@@ -1829,7 +2140,7 @@
       <w:tr>
         <w:tc>
           <w:tcPr/>
-          <w:bookmarkStart w:id="43" w:name="tbl-abundance-posthoc"/>
+          <w:bookmarkStart w:id="42" w:name="tbl-abundance-posthoc"/>
           <w:p>
             <w:pPr>
               <w:jc w:val="center"/>
@@ -2505,7 +2816,7 @@
               </w:tc>
             </w:tr>
           </w:tbl>
-          <w:bookmarkEnd w:id="43"/>
+          <w:bookmarkEnd w:id="42"/>
           <w:p/>
         </w:tc>
       </w:tr>
@@ -2526,7 +2837,7 @@
         </w:rPr>
         <w:t xml:space="preserve"> </w:t>
       </w:r>
-      <w:hyperlink r:id="rId44">
+      <w:hyperlink r:id="rId43">
         <w:r>
           <w:rPr>
             <w:rStyle w:val="InternetLink"/>
@@ -2549,7 +2860,7 @@
       <w:tr>
         <w:tc>
           <w:tcPr/>
-          <w:bookmarkStart w:id="45" w:name="tbl-density-posthoc"/>
+          <w:bookmarkStart w:id="44" w:name="tbl-density-posthoc"/>
           <w:p>
             <w:pPr>
               <w:jc w:val="center"/>
@@ -3112,7 +3423,7 @@
               </w:tc>
             </w:tr>
           </w:tbl>
-          <w:bookmarkEnd w:id="45"/>
+          <w:bookmarkEnd w:id="44"/>
           <w:p/>
         </w:tc>
       </w:tr>
@@ -3133,7 +3444,7 @@
         </w:rPr>
         <w:t xml:space="preserve"> </w:t>
       </w:r>
-      <w:hyperlink r:id="rId46">
+      <w:hyperlink r:id="rId45">
         <w:r>
           <w:rPr>
             <w:rStyle w:val="InternetLink"/>
@@ -3156,7 +3467,7 @@
       <w:tr>
         <w:tc>
           <w:tcPr/>
-          <w:bookmarkStart w:id="50" w:name="fig-depth"/>
+          <w:bookmarkStart w:id="49" w:name="fig-depth"/>
           <w:p>
             <w:pPr>
               <w:pStyle w:val="Compact"/>
@@ -3167,18 +3478,18 @@
                 <wp:inline>
                   <wp:extent cx="5943600" cy="4245428"/>
                   <wp:effectExtent b="0" l="0" r="0" t="0"/>
-                  <wp:docPr descr="" title="" id="48" name="Picture"/>
+                  <wp:docPr descr="" title="" id="47" name="Picture"/>
                   <a:graphic>
                     <a:graphicData uri="http://schemas.openxmlformats.org/drawingml/2006/picture">
                       <pic:pic>
                         <pic:nvPicPr>
-                          <pic:cNvPr descr="index_files/figure-docx/notebooks-soil_sampling-fig-depth-output-1.png" id="49" name="Picture"/>
+                          <pic:cNvPr descr="index_files/figure-docx/notebooks-soil_sampling-fig-depth-output-1.png" id="48" name="Picture"/>
                           <pic:cNvPicPr>
                             <a:picLocks noChangeArrowheads="1" noChangeAspect="1"/>
                           </pic:cNvPicPr>
                         </pic:nvPicPr>
                         <pic:blipFill>
-                          <a:blip r:embed="rId47"/>
+                          <a:blip r:embed="rId46"/>
                           <a:stretch>
                             <a:fillRect/>
                           </a:stretch>
@@ -3218,7 +3529,7 @@
               <w:t xml:space="preserve">Figure 4: Polymer density (a) and abundance (b) for two sampling depths (0-5 and 5-10 cm) and the combined (0-10 cm) by slope position. Samples were collected on 2023-09-19 and no ploymer was detected below 5 cm in the riparian area</w:t>
             </w:r>
           </w:p>
-          <w:bookmarkEnd w:id="50"/>
+          <w:bookmarkEnd w:id="49"/>
         </w:tc>
       </w:tr>
     </w:tbl>
@@ -3238,7 +3549,7 @@
         </w:rPr>
         <w:t xml:space="preserve"> </w:t>
       </w:r>
-      <w:hyperlink r:id="rId51">
+      <w:hyperlink r:id="rId50">
         <w:r>
           <w:rPr>
             <w:rStyle w:val="InternetLink"/>
@@ -3253,7 +3564,69 @@
         <w:pStyle w:val="TextBody"/>
       </w:pPr>
       <w:r>
-        <w:t xml:space="preserve">The distribution of MPs in soil within agro-ecosystems is dynamic in both space and time, and continued research in this area must account for both dimensions when developing research ideas and sampling strategies. Currently, few guidelines or established sampling protocols are in place. The results of this study suggest that a transect approach along the catena is likely to capture the topographically driven variability, yielding high informational value with lower effort compared to a grid or random sampling approach. The results also demonstrate the importance of sampling depth. While the surface layer (0-5 cm) is important for investigating loss through surface processes, a complete inventory is needed for long-term studies. At a minimum, sampling should extend to the depth of the deepest tillage operation, but preferential flow paths and bioturbation may carry MPs deeper into the soil profile. Ideally incremental depth sampling is used to characterize the concentration of MPs with depth. In this study, the fertilizer was broadcast applied, resulting in a relatively uniform horizontal distribution of MPs; however, where fertilizer is banded, sampling must span the full width of the bands to account for the concentrated horizontal distribution of MPs.</w:t>
+        <w:t xml:space="preserve">The distribution of MPs in soil within agro-ecosystems is dynamic in both space and time, and continued research in this area must account for both dimensions when developing research ideas and sampling strategies.</w:t>
+      </w:r>
+      <w:r>
+        <w:t xml:space="preserve"> </w:t>
+      </w:r>
+      <w:r>
+        <w:t xml:space="preserve">Currently, few guidelines or established sampling protocols are in place</w:t>
+      </w:r>
+      <w:r>
+        <w:t xml:space="preserve"> </w:t>
+      </w:r>
+      <w:r>
+        <w:t xml:space="preserve">(</w:t>
+      </w:r>
+      <w:hyperlink w:anchor="ref-chia2024">
+        <w:r>
+          <w:rPr>
+            <w:rStyle w:val="InternetLink"/>
+          </w:rPr>
+          <w:t xml:space="preserve">Chia et al. 2024</w:t>
+        </w:r>
+      </w:hyperlink>
+      <w:r>
+        <w:t xml:space="preserve">)</w:t>
+      </w:r>
+      <w:r>
+        <w:t xml:space="preserve">.</w:t>
+      </w:r>
+      <w:r>
+        <w:t xml:space="preserve"> </w:t>
+      </w:r>
+      <w:r>
+        <w:t xml:space="preserve">The results of this study suggest that a transect approach along the catena is likely to capture the topographically driven variability, providing detailed information with lower effort compared to a grid or random sampling approach.</w:t>
+      </w:r>
+      <w:r>
+        <w:t xml:space="preserve"> </w:t>
+      </w:r>
+      <w:r>
+        <w:t xml:space="preserve">The results also demonstrate the importance of sampling depth.</w:t>
+      </w:r>
+      <w:r>
+        <w:t xml:space="preserve"> </w:t>
+      </w:r>
+      <w:r>
+        <w:t xml:space="preserve">While the surface layer (0-5 cm) is important for investigating loss through surface processes, a complete inventory is needed for long-term studies.</w:t>
+      </w:r>
+      <w:r>
+        <w:t xml:space="preserve"> </w:t>
+      </w:r>
+      <w:r>
+        <w:t xml:space="preserve">At a minimum, sampling should extend to the depth of the deepest tillage operation, but preferential flow paths and bioturbation may carry MPs deeper into the soil profile.</w:t>
+      </w:r>
+      <w:r>
+        <w:t xml:space="preserve"> </w:t>
+      </w:r>
+      <w:r>
+        <w:t xml:space="preserve">Ideally incremental depth sampling is used to characterize the concentration of MPs with depth to provide a full inventory.</w:t>
+      </w:r>
+      <w:r>
+        <w:t xml:space="preserve"> </w:t>
+      </w:r>
+      <w:r>
+        <w:t xml:space="preserve">In this study, the polymer coated fertilizer was broadcast applied, resulting in a relatively uniform horizontal distribution of MPs; however, where fertilizer is banded, sampling must span the full width of the bands to account for the concentrated horizontal distribution of polymer coatings.</w:t>
       </w:r>
     </w:p>
     <w:p>
@@ -3261,11 +3634,75 @@
         <w:pStyle w:val="TextBody"/>
       </w:pPr>
       <w:r>
-        <w:t xml:space="preserve">Beyond sampling strategy, additional work is needed to examine temporal and spatial patterns of other types and sources of agricultural MPs. Much of the literature on microplastics has focused on soils receiving biosolids, which often contain substantial amounts of plastics. On many farms in Manitoba, biosolids are not used as a soil amendment; however, the sources of MPs are instead on-farm uses (e.g., bale wrap, twine, bags/containers) or external sources through atmospheric deposition or overland flooding. In these cases, concentrations are likely to be very low, adding further challenges to quantifying and identifying MPs. Nonetheless, the dynamic nature observed with the polymer coatings in this study is likely transferable to a wide range of plastic types and sizes.</w:t>
-      </w:r>
-    </w:p>
-    <w:bookmarkEnd w:id="52"/>
-    <w:bookmarkStart w:id="60" w:name="runoff-and-loss"/>
+        <w:t xml:space="preserve">Beyond sampling strategy, additional work is needed to examine temporal and spatial patterns of other types and sources of agricultural MPs.</w:t>
+      </w:r>
+      <w:r>
+        <w:t xml:space="preserve"> </w:t>
+      </w:r>
+      <w:r>
+        <w:t xml:space="preserve">Much of the literature on microplastics has focused on soils receiving biosolids, which often contain substantial amounts of plastics.</w:t>
+      </w:r>
+      <w:r>
+        <w:t xml:space="preserve"> </w:t>
+      </w:r>
+      <w:r>
+        <w:t xml:space="preserve">On many farms in Manitoba, biosolids are not used as a soil amendment; however, the sources of MPs are instead on-farm uses (e.g., bale wrap, twine, bags/containers) or external sources through atmospheric deposition or overland flooding</w:t>
+      </w:r>
+      <w:r>
+        <w:t xml:space="preserve"> </w:t>
+      </w:r>
+      <w:r>
+        <w:t xml:space="preserve">(</w:t>
+      </w:r>
+      <w:hyperlink w:anchor="ref-chinyo2026">
+        <w:r>
+          <w:rPr>
+            <w:rStyle w:val="InternetLink"/>
+          </w:rPr>
+          <w:t xml:space="preserve">Chinyo et al. 2026</w:t>
+        </w:r>
+      </w:hyperlink>
+      <w:r>
+        <w:t xml:space="preserve">)</w:t>
+      </w:r>
+      <w:r>
+        <w:t xml:space="preserve">.</w:t>
+      </w:r>
+      <w:r>
+        <w:t xml:space="preserve"> </w:t>
+      </w:r>
+      <w:r>
+        <w:t xml:space="preserve">In these cases, concentrations are likely to be very low, adding further challenges to quantifying and identifying MPs</w:t>
+      </w:r>
+      <w:r>
+        <w:t xml:space="preserve"> </w:t>
+      </w:r>
+      <w:r>
+        <w:t xml:space="preserve">(</w:t>
+      </w:r>
+      <w:hyperlink w:anchor="ref-piehl2018">
+        <w:r>
+          <w:rPr>
+            <w:rStyle w:val="InternetLink"/>
+          </w:rPr>
+          <w:t xml:space="preserve">Piehl et al. 2018</w:t>
+        </w:r>
+      </w:hyperlink>
+      <w:r>
+        <w:t xml:space="preserve">)</w:t>
+      </w:r>
+      <w:r>
+        <w:t xml:space="preserve">.</w:t>
+      </w:r>
+      <w:r>
+        <w:t xml:space="preserve"> </w:t>
+      </w:r>
+      <w:r>
+        <w:t xml:space="preserve">Nonetheless, the dynamic nature observed with the polymer coatings in this study is likely transferable to a wide range of plastic types and sizes.</w:t>
+      </w:r>
+    </w:p>
+    <w:bookmarkEnd w:id="51"/>
+    <w:bookmarkStart w:id="59" w:name="runoff-and-loss"/>
     <w:p>
       <w:pPr>
         <w:pStyle w:val="Heading3"/>
@@ -3279,7 +3716,19 @@
         <w:pStyle w:val="FirstParagraph"/>
       </w:pPr>
       <w:r>
-        <w:t xml:space="preserve">The long-term normal annual precipitation is 527 mm. The year of application (2022) received near-normal precipitation, while the 2023 water year was notably drier, accumulating only 250 mm. In particular, late fall and winter precipitation (October 1 to March 31) was substantially below average, totaling 50 mm in 2023 (</w:t>
+        <w:t xml:space="preserve">The long-term normal annual precipitation is 527 mm.</w:t>
+      </w:r>
+      <w:r>
+        <w:t xml:space="preserve"> </w:t>
+      </w:r>
+      <w:r>
+        <w:t xml:space="preserve">The year of application (2022) received near-normal precipitation, while the 2023 water year was notably drier, accumulating only 250 mm.</w:t>
+      </w:r>
+      <w:r>
+        <w:t xml:space="preserve"> </w:t>
+      </w:r>
+      <w:r>
+        <w:t xml:space="preserve">In particular, late fall and winter precipitation (October 1 to March 31) was substantially below average, totaling 50 mm in 2023 (</w:t>
       </w:r>
       <w:hyperlink w:anchor="fig-discharge">
         <w:r>
@@ -3290,7 +3739,13 @@
         </w:r>
       </w:hyperlink>
       <w:r>
-        <w:t xml:space="preserve">) compared to the long-term average of 141 mm for this period. During the 2023 spring runoff period, the West watershed (5.15 ha) had a higher volume-weighted mean concentration of 0.071 coatings m⁻³, resulting in an estimated 171 total coatings exported despite a lower accumulated runoff volume of 2,424 m³ (</w:t>
+        <w:t xml:space="preserve">) compared to the long-term average of 141 mm for this period.</w:t>
+      </w:r>
+      <w:r>
+        <w:t xml:space="preserve"> </w:t>
+      </w:r>
+      <w:r>
+        <w:t xml:space="preserve">During the 2023 spring runoff period, the West watershed (5.15 ha) had a higher volume-weighted mean concentration of 0.071 coatings m⁻³, resulting in an estimated 171 total coatings exported despite a lower accumulated runoff volume of 2,424 m³ (</w:t>
       </w:r>
       <w:hyperlink w:anchor="tbl-runoff">
         <w:r>
@@ -3301,7 +3756,13 @@
         </w:r>
       </w:hyperlink>
       <w:r>
-        <w:t xml:space="preserve">). In contrast, the East watershed (4.16 ha) produced nearly twice the runoff (4,675 m³) but had a lower concentration of 0.027 coatings m⁻³, exporting an estimated 126 coatings (</w:t>
+        <w:t xml:space="preserve">).</w:t>
+      </w:r>
+      <w:r>
+        <w:t xml:space="preserve"> </w:t>
+      </w:r>
+      <w:r>
+        <w:t xml:space="preserve">In contrast, the East watershed (4.16 ha) produced nearly twice the runoff (4,675 m³) but had a lower concentration of 0.027 coatings m⁻³, exporting an estimated 126 coatings (</w:t>
       </w:r>
       <w:hyperlink w:anchor="tbl-runoff">
         <w:r>
@@ -3312,7 +3773,43 @@
         </w:r>
       </w:hyperlink>
       <w:r>
-        <w:t xml:space="preserve">). Overall, concentration rather than runoff volume was the primary driver of total coatings export between the two watersheds. The manual measurements made as part of this study sampled only a small portion of the runoff event, missing the larger peaks in the hydrograph. By missing peak runoff, these measurements provided a limited overall characterization of both concentration and total coating loss. Additionally, the drier conditions in 2023 resulted in lower runoff volumes, potentially accounting for the small numbers of coatings observed. Future studies should sample across various parts of the hydrograph and across a range of spring snowmelt conditions, including wet and dry years, flashy and subdued hydrographs, and varying frequencies of freeze-thaw cycles. This broader approach would better capture the role of environmental conditions and runoff volumes on the transport and export of polymer coatings and other MPs.</w:t>
+        <w:t xml:space="preserve">).</w:t>
+      </w:r>
+      <w:r>
+        <w:t xml:space="preserve"> </w:t>
+      </w:r>
+      <w:r>
+        <w:t xml:space="preserve">Overall, concentration rather than runoff volume was the primary driver of total coatings export between the two watersheds.</w:t>
+      </w:r>
+      <w:r>
+        <w:t xml:space="preserve"> </w:t>
+      </w:r>
+      <w:r>
+        <w:t xml:space="preserve">The manual measurements made as part of this study sampled only a small portion of the runoff event, missing the larger peaks in the hydrograph.</w:t>
+      </w:r>
+      <w:r>
+        <w:t xml:space="preserve"> </w:t>
+      </w:r>
+      <w:r>
+        <w:t xml:space="preserve">By missing peak runoff, these measurements provided a limited overall characterization of both concentration and total coating loss.</w:t>
+      </w:r>
+      <w:r>
+        <w:t xml:space="preserve"> </w:t>
+      </w:r>
+      <w:r>
+        <w:t xml:space="preserve">Additionally, the drier conditions in 2023 resulted in lower runoff volumes, potentially accounting for the small numbers of coatings observed.</w:t>
+      </w:r>
+      <w:r>
+        <w:t xml:space="preserve"> </w:t>
+      </w:r>
+      <w:r>
+        <w:t xml:space="preserve">Future studies should sample across various parts of the hydrograph and across a range of spring snowmelt conditions, including wet and dry years, flashy and subdued hydrographs, and varying frequencies of freeze-thaw cycles.</w:t>
+      </w:r>
+      <w:r>
+        <w:t xml:space="preserve"> </w:t>
+      </w:r>
+      <w:r>
+        <w:t xml:space="preserve">This broader approach would better capture the role of environmental conditions and runoff volumes on the transport and export of polymer coatings and other MPs.</w:t>
       </w:r>
     </w:p>
     <w:tbl>
@@ -3328,7 +3825,7 @@
       <w:tr>
         <w:tc>
           <w:tcPr/>
-          <w:bookmarkStart w:id="56" w:name="fig-discharge"/>
+          <w:bookmarkStart w:id="55" w:name="fig-discharge"/>
           <w:p>
             <w:pPr>
               <w:pStyle w:val="Compact"/>
@@ -3339,18 +3836,18 @@
                 <wp:inline>
                   <wp:extent cx="5943600" cy="4245428"/>
                   <wp:effectExtent b="0" l="0" r="0" t="0"/>
-                  <wp:docPr descr="" title="" id="54" name="Picture"/>
+                  <wp:docPr descr="" title="" id="53" name="Picture"/>
                   <a:graphic>
                     <a:graphicData uri="http://schemas.openxmlformats.org/drawingml/2006/picture">
                       <pic:pic>
                         <pic:nvPicPr>
-                          <pic:cNvPr descr="index_files/figure-docx/notebooks-04_Discharge-fig-discharge-output-1.png" id="55" name="Picture"/>
+                          <pic:cNvPr descr="index_files/figure-docx/notebooks-04_Discharge-fig-discharge-output-1.png" id="54" name="Picture"/>
                           <pic:cNvPicPr>
                             <a:picLocks noChangeArrowheads="1" noChangeAspect="1"/>
                           </pic:cNvPicPr>
                         </pic:nvPicPr>
                         <pic:blipFill>
-                          <a:blip r:embed="rId53"/>
+                          <a:blip r:embed="rId52"/>
                           <a:stretch>
                             <a:fillRect/>
                           </a:stretch>
@@ -3390,7 +3887,7 @@
               <w:t xml:space="preserve">Figure 5: Discharge for the East and West watersheds during the spring snowmelt period in April 2023. Shaded regions indicate the four sampling periods for polymer coatings.</w:t>
             </w:r>
           </w:p>
-          <w:bookmarkEnd w:id="56"/>
+          <w:bookmarkEnd w:id="55"/>
         </w:tc>
       </w:tr>
     </w:tbl>
@@ -3410,7 +3907,7 @@
         </w:rPr>
         <w:t xml:space="preserve"> </w:t>
       </w:r>
-      <w:hyperlink r:id="rId57">
+      <w:hyperlink r:id="rId56">
         <w:r>
           <w:rPr>
             <w:rStyle w:val="InternetLink"/>
@@ -3433,7 +3930,7 @@
       <w:tr>
         <w:tc>
           <w:tcPr/>
-          <w:bookmarkStart w:id="58" w:name="tbl-runoff"/>
+          <w:bookmarkStart w:id="57" w:name="tbl-runoff"/>
           <w:p>
             <w:pPr>
               <w:jc w:val="center"/>
@@ -3693,7 +4190,7 @@
               </w:tc>
             </w:tr>
           </w:tbl>
-          <w:bookmarkEnd w:id="58"/>
+          <w:bookmarkEnd w:id="57"/>
           <w:p/>
         </w:tc>
       </w:tr>
@@ -3714,7 +4211,7 @@
         </w:rPr>
         <w:t xml:space="preserve"> </w:t>
       </w:r>
-      <w:hyperlink r:id="rId59">
+      <w:hyperlink r:id="rId58">
         <w:r>
           <w:rPr>
             <w:rStyle w:val="InternetLink"/>
@@ -3729,18 +4226,134 @@
         <w:pStyle w:val="TextBody"/>
       </w:pPr>
       <w:r>
-        <w:t xml:space="preserve">Agricultural soils can serve as a long-term source of microplastics (MPs) to downstream ecosystems. Although concentrations in agricultural soil may be low, the extensive area of farmland means the total load can be considerable. In snowmelt-dominated regions like Manitoba, the snowmelt period is when the greatest losses are likely to occur; however, during this time, riparian areas have frozen soils and dormant vegetation, reducing their filtering capabilities and making riparian buffers less effective as a management practice for mitigating MP loss. Quantifying MPs in agricultural runoff presents methodological challenges: low concentrations necessitate filtering large volumes of runoff, and traditional automatic water samplers are likely insufficient for this purpose. While the simple screens used in this study allowed for large volumes of water to be filtered, this method has some limitations. Clogging with organic debris (e.g., crop residues) and sediment is an issue, and freezing of water on the screen during frequent freeze-thaw cycles similarly impedes flow. Further, the large mesh size used only captures larger MPs, and smaller MPs are not represented. Better edge-of-field runoff sampling approaches are needed for these types of conditions to capture the full range of MP sizes. In particular, automated sampling systems are required to fully characterize all parts of the hydrograph, as manual grab sampling is unlikely to capture the rapidly changing flow conditions and associated MP concentrations throughout the runoff event. Lastly, this study did not investigate the role of shorter-duration, high-intensity rain events during the summer months as a potential pathway for MP export.</w:t>
-      </w:r>
-    </w:p>
+        <w:t xml:space="preserve">Agricultural soils can serve as a long-term source of microplastics (MPs) to downstream ecosystems</w:t>
+      </w:r>
+      <w:r>
+        <w:t xml:space="preserve"> </w:t>
+      </w:r>
+      <w:r>
+        <w:t xml:space="preserve">(</w:t>
+      </w:r>
+      <w:hyperlink w:anchor="ref-rehm2021">
+        <w:r>
+          <w:rPr>
+            <w:rStyle w:val="InternetLink"/>
+          </w:rPr>
+          <w:t xml:space="preserve">Rehm et al. 2021</w:t>
+        </w:r>
+      </w:hyperlink>
+      <w:r>
+        <w:t xml:space="preserve">)</w:t>
+      </w:r>
+      <w:r>
+        <w:t xml:space="preserve">.</w:t>
+      </w:r>
+      <w:r>
+        <w:t xml:space="preserve"> </w:t>
+      </w:r>
+      <w:r>
+        <w:t xml:space="preserve">Although concentrations in agricultural soil may be low, the extensive area of farmland means the total load can be considerable.</w:t>
+      </w:r>
+      <w:r>
+        <w:t xml:space="preserve"> </w:t>
+      </w:r>
+      <w:r>
+        <w:t xml:space="preserve">In snowmelt-dominated regions like Manitoba, the snowmelt period is when the greatest losses are likely to occur; however, during this time, riparian areas have frozen soils and dormant vegetation, reducing their filtering capabilities and making riparian buffers less effective as a management practice for mitigating MP loss.</w:t>
+      </w:r>
+      <w:r>
+        <w:t xml:space="preserve"> </w:t>
+      </w:r>
+      <w:r>
+        <w:t xml:space="preserve">Quantifying MPs in agricultural runoff presents methodological challenges: low concentrations necessitate filtering large volumes of runoff, and traditional automatic water samplers are likely insufficient for this purpose.</w:t>
+      </w:r>
+      <w:r>
+        <w:t xml:space="preserve"> </w:t>
+      </w:r>
+      <w:r>
+        <w:t xml:space="preserve">While the simple screens used in this study allowed for large volumes of water to be filtered, this method has some limitations.</w:t>
+      </w:r>
+      <w:r>
+        <w:t xml:space="preserve"> </w:t>
+      </w:r>
+      <w:r>
+        <w:t xml:space="preserve">Clogging with organic debris (e.g., crop residues) and sediment is an issue, and freezing of water on the screen during frequent freeze-thaw cycles similarly impedes flow.</w:t>
+      </w:r>
+      <w:r>
+        <w:t xml:space="preserve"> </w:t>
+      </w:r>
+      <w:r>
+        <w:t xml:space="preserve">Further, the large mesh size used only captures larger MPs, and smaller MPs are not represented in this study.</w:t>
+      </w:r>
+      <w:r>
+        <w:t xml:space="preserve"> </w:t>
+      </w:r>
+      <w:r>
+        <w:t xml:space="preserve">Better edge-of-field runoff sampling approaches are needed for these types of conditions to capture the full range of MP sizes.</w:t>
+      </w:r>
+      <w:r>
+        <w:t xml:space="preserve"> </w:t>
+      </w:r>
+      <w:r>
+        <w:t xml:space="preserve">In particular, automated sampling systems are required to fully characterize all parts of the hydrograph, as manual grab sampling is unlikely to capture the rapidly changing flow conditions and associated MP concentrations throughout the runoff event.</w:t>
+      </w:r>
+      <w:r>
+        <w:t xml:space="preserve"> </w:t>
+      </w:r>
+      <w:r>
+        <w:t xml:space="preserve">Lastly, this study did not investigate the role of shorter-duration, high-intensity rain events during the summer months as a potential pathway for MP export.</w:t>
+      </w:r>
+    </w:p>
+    <w:bookmarkEnd w:id="59"/>
     <w:bookmarkEnd w:id="60"/>
+    <w:bookmarkStart w:id="61" w:name="conclusions"/>
+    <w:p>
+      <w:pPr>
+        <w:pStyle w:val="Heading2"/>
+      </w:pPr>
+      <w:r>
+        <w:t xml:space="preserve">4 Conclusions</w:t>
+      </w:r>
+    </w:p>
+    <w:p>
+      <w:pPr>
+        <w:pStyle w:val="FirstParagraph"/>
+      </w:pPr>
+      <w:r>
+        <w:t xml:space="preserve">Polymer coatings from slow-release fertilizers showed clear spatial and temporal dynamics, with evidence of downslope movement and export to downstream environments, demonstrating that agricultural soils can serve as a long-term source of MPs.</w:t>
+      </w:r>
+      <w:r>
+        <w:t xml:space="preserve"> </w:t>
+      </w:r>
+      <w:r>
+        <w:t xml:space="preserve">Soil sampling and edge of field runoff designs and research questions must account for this spatial and temporal variability, and developing best practices for sampling MPs in agricultural settings should be a research priority.</w:t>
+      </w:r>
+      <w:r>
+        <w:t xml:space="preserve"> </w:t>
+      </w:r>
+      <w:r>
+        <w:t xml:space="preserve">The findings of this study are likely applicable to other types of agricultural plastics, which may show similar transport dynamics.</w:t>
+      </w:r>
+      <w:r>
+        <w:t xml:space="preserve"> </w:t>
+      </w:r>
+      <w:r>
+        <w:t xml:space="preserve">Edge-of-field sampling in cold climates presents particular challenges, as low concentrations require filtering large volumes of runoff and freeze-thaw conditions and debris impede water flow through sampling equipment, highlighting the need for improved sampling approaches that can reliably quantify MP export under these conditions.</w:t>
+      </w:r>
+      <w:r>
+        <w:t xml:space="preserve"> </w:t>
+      </w:r>
+      <w:r>
+        <w:t xml:space="preserve">As plastic inputs to agricultural landscapes continue to grow, whether from on-farm use or external sources, characterizing and managing MP movement through the landscape will be essential to effectively quantify and mitigate their broader environmental impact.</w:t>
+      </w:r>
+    </w:p>
     <w:bookmarkEnd w:id="61"/>
-    <w:bookmarkStart w:id="62" w:name="conclusions"/>
+    <w:bookmarkStart w:id="62" w:name="acknowledgments"/>
     <w:p>
       <w:pPr>
         <w:pStyle w:val="Heading2"/>
       </w:pPr>
       <w:r>
-        <w:t xml:space="preserve">4 Conclusions</w:t>
+        <w:t xml:space="preserve">Acknowledgments</w:t>
       </w:r>
     </w:p>
     <w:p>
@@ -3748,17 +4361,26 @@
         <w:pStyle w:val="FirstParagraph"/>
       </w:pPr>
       <w:r>
-        <w:t xml:space="preserve">Polymer coatings from slow-release fertilizers showed clear spatial and temporal dynamics, with evidence of downslope movement and export to downstream environments, demonstrating that agricultural soils can serve as a source of MPs. Soil sampling designs and research questions must account for this spatial and temporal variability, and developing best practices for sampling MPs in agricultural settings should be a research priority. The findings of this study are likely applicable to other types of agricultural plastics, which may show similar transport dynamics. Edge-of-field sampling in cold climates presents particular challenges, as low concentrations require filtering large volumes of runoff and freeze-thaw conditions and debris impede water flow through sampling equipment, highlighting the need for improved sampling approaches that can reliably quantify MP export under these conditions. As plastic inputs to agricultural landscapes continue to grow, whether from on-farm use or external sources, characterizing and managing MP movement through the landscape will be essential to effectively quantify and mitigate their broader environmental impact.</w:t>
+        <w:t xml:space="preserve">Special thanks and recognition for the field and technical support from …</w:t>
       </w:r>
     </w:p>
     <w:bookmarkEnd w:id="62"/>
-    <w:bookmarkStart w:id="63" w:name="acknowledgments"/>
+    <w:bookmarkStart w:id="69" w:name="statements-and-declarations"/>
     <w:p>
       <w:pPr>
         <w:pStyle w:val="Heading2"/>
       </w:pPr>
       <w:r>
-        <w:t xml:space="preserve">Acknowledgments</w:t>
+        <w:t xml:space="preserve">Statements and declarations</w:t>
+      </w:r>
+    </w:p>
+    <w:bookmarkStart w:id="63" w:name="funding"/>
+    <w:p>
+      <w:pPr>
+        <w:pStyle w:val="Heading3"/>
+      </w:pPr>
+      <w:r>
+        <w:t xml:space="preserve">Funding</w:t>
       </w:r>
     </w:p>
     <w:p>
@@ -3766,26 +4388,17 @@
         <w:pStyle w:val="FirstParagraph"/>
       </w:pPr>
       <w:r>
-        <w:t xml:space="preserve">Special thanks and recognition for the field and technical support from …</w:t>
+        <w:t xml:space="preserve">This research was supported by …</w:t>
       </w:r>
     </w:p>
     <w:bookmarkEnd w:id="63"/>
-    <w:bookmarkStart w:id="70" w:name="statements-and-declarations"/>
-    <w:p>
-      <w:pPr>
-        <w:pStyle w:val="Heading2"/>
-      </w:pPr>
-      <w:r>
-        <w:t xml:space="preserve">Statements and declarations</w:t>
-      </w:r>
-    </w:p>
-    <w:bookmarkStart w:id="64" w:name="funding"/>
+    <w:bookmarkStart w:id="64" w:name="competing-interests"/>
     <w:p>
       <w:pPr>
         <w:pStyle w:val="Heading3"/>
       </w:pPr>
       <w:r>
-        <w:t xml:space="preserve">Funding</w:t>
+        <w:t xml:space="preserve">Competing interests</w:t>
       </w:r>
     </w:p>
     <w:p>
@@ -3793,17 +4406,17 @@
         <w:pStyle w:val="FirstParagraph"/>
       </w:pPr>
       <w:r>
-        <w:t xml:space="preserve">This research was supported by …</w:t>
+        <w:t xml:space="preserve">The authors have no competing interests to declare that are relevant to the content of this article.</w:t>
       </w:r>
     </w:p>
     <w:bookmarkEnd w:id="64"/>
-    <w:bookmarkStart w:id="65" w:name="competing-interests"/>
+    <w:bookmarkStart w:id="67" w:name="data-and-code-availability"/>
     <w:p>
       <w:pPr>
         <w:pStyle w:val="Heading3"/>
       </w:pPr>
       <w:r>
-        <w:t xml:space="preserve">Competing interests</w:t>
+        <w:t xml:space="preserve">Data and code availability</w:t>
       </w:r>
     </w:p>
     <w:p>
@@ -3811,59 +4424,41 @@
         <w:pStyle w:val="FirstParagraph"/>
       </w:pPr>
       <w:r>
-        <w:t xml:space="preserve">The authors have no competing interests to declare that are relevant to the content of this article.</w:t>
-      </w:r>
-    </w:p>
-    <w:bookmarkEnd w:id="65"/>
-    <w:bookmarkStart w:id="68" w:name="data-and-code-availability"/>
-    <w:p>
-      <w:pPr>
-        <w:pStyle w:val="Heading3"/>
-      </w:pPr>
-      <w:r>
-        <w:t xml:space="preserve">Data and code availability</w:t>
-      </w:r>
-    </w:p>
-    <w:p>
-      <w:pPr>
-        <w:pStyle w:val="FirstParagraph"/>
-      </w:pPr>
-      <w:r>
         <w:t xml:space="preserve">Data and source code for analysis and manuscript available on GitHub:</w:t>
       </w:r>
       <w:r>
         <w:t xml:space="preserve"> </w:t>
       </w:r>
+      <w:hyperlink r:id="rId65">
+        <w:r>
+          <w:rPr>
+            <w:rStyle w:val="InternetLink"/>
+          </w:rPr>
+          <w:t xml:space="preserve">https://github.com/alex-koiter/soil-plastics</w:t>
+        </w:r>
+      </w:hyperlink>
+    </w:p>
+    <w:p>
+      <w:pPr>
+        <w:pStyle w:val="TextBody"/>
+      </w:pPr>
+      <w:r>
+        <w:t xml:space="preserve">Additional information, including analytical notebooks with details of the analysis and intermediate steps, is available online:</w:t>
+      </w:r>
+      <w:r>
+        <w:t xml:space="preserve"> </w:t>
+      </w:r>
       <w:hyperlink r:id="rId66">
         <w:r>
           <w:rPr>
             <w:rStyle w:val="InternetLink"/>
           </w:rPr>
-          <w:t xml:space="preserve">https://github.com/alex-koiter/soil-plastics</w:t>
-        </w:r>
-      </w:hyperlink>
-    </w:p>
-    <w:p>
-      <w:pPr>
-        <w:pStyle w:val="TextBody"/>
-      </w:pPr>
-      <w:r>
-        <w:t xml:space="preserve">Additional information, including analytical notebooks with details of the analysis and intermediate steps, is available online:</w:t>
-      </w:r>
-      <w:r>
-        <w:t xml:space="preserve"> </w:t>
-      </w:r>
-      <w:hyperlink r:id="rId67">
-        <w:r>
-          <w:rPr>
-            <w:rStyle w:val="InternetLink"/>
-          </w:rPr>
           <w:t xml:space="preserve">https://alexkoiter.ca/soil-plastics/</w:t>
         </w:r>
       </w:hyperlink>
     </w:p>
-    <w:bookmarkEnd w:id="68"/>
-    <w:bookmarkStart w:id="69" w:name="author-contributions"/>
+    <w:bookmarkEnd w:id="67"/>
+    <w:bookmarkStart w:id="68" w:name="author-contributions"/>
     <w:p>
       <w:pPr>
         <w:pStyle w:val="Heading3"/>
@@ -3935,9 +4530,9 @@
         <w:t xml:space="preserve">: Methodology; Formal analysis; Writing - Review &amp; Editing</w:t>
       </w:r>
     </w:p>
+    <w:bookmarkEnd w:id="68"/>
     <w:bookmarkEnd w:id="69"/>
-    <w:bookmarkEnd w:id="70"/>
-    <w:bookmarkStart w:id="109" w:name="references"/>
+    <w:bookmarkStart w:id="136" w:name="references"/>
     <w:p>
       <w:pPr>
         <w:pStyle w:val="Heading2"/>
@@ -3946,8 +4541,8 @@
         <w:t xml:space="preserve">References</w:t>
       </w:r>
     </w:p>
-    <w:bookmarkStart w:id="108" w:name="refs"/>
-    <w:bookmarkStart w:id="72" w:name="ref-agricultureandagri-foodcanada2011"/>
+    <w:bookmarkStart w:id="135" w:name="refs"/>
+    <w:bookmarkStart w:id="71" w:name="ref-agricultureandagri-foodcanada2011"/>
     <w:p>
       <w:pPr>
         <w:pStyle w:val="Bibliography"/>
@@ -3964,7 +4559,7 @@
       <w:r>
         <w:t xml:space="preserve"> </w:t>
       </w:r>
-      <w:hyperlink r:id="rId71">
+      <w:hyperlink r:id="rId70">
         <w:r>
           <w:rPr>
             <w:rStyle w:val="InternetLink"/>
@@ -3976,8 +4571,8 @@
         <w:t xml:space="preserve">.</w:t>
       </w:r>
     </w:p>
-    <w:bookmarkEnd w:id="72"/>
-    <w:bookmarkStart w:id="74" w:name="ref-anderson2017"/>
+    <w:bookmarkEnd w:id="71"/>
+    <w:bookmarkStart w:id="73" w:name="ref-anderson2017"/>
     <w:p>
       <w:pPr>
         <w:pStyle w:val="Bibliography"/>
@@ -4010,7 +4605,7 @@
       <w:r>
         <w:t xml:space="preserve"> </w:t>
       </w:r>
-      <w:hyperlink r:id="rId73">
+      <w:hyperlink r:id="rId72">
         <w:r>
           <w:rPr>
             <w:rStyle w:val="InternetLink"/>
@@ -4022,8 +4617,8 @@
         <w:t xml:space="preserve">.</w:t>
       </w:r>
     </w:p>
-    <w:bookmarkEnd w:id="74"/>
-    <w:bookmarkStart w:id="76" w:name="ref-brooks2017"/>
+    <w:bookmarkEnd w:id="73"/>
+    <w:bookmarkStart w:id="75" w:name="ref-brooks2017"/>
     <w:p>
       <w:pPr>
         <w:pStyle w:val="Bibliography"/>
@@ -4056,7 +4651,7 @@
       <w:r>
         <w:t xml:space="preserve"> </w:t>
       </w:r>
-      <w:hyperlink r:id="rId75">
+      <w:hyperlink r:id="rId74">
         <w:r>
           <w:rPr>
             <w:rStyle w:val="InternetLink"/>
@@ -4068,8 +4663,100 @@
         <w:t xml:space="preserve">.</w:t>
       </w:r>
     </w:p>
-    <w:bookmarkEnd w:id="76"/>
-    <w:bookmarkStart w:id="78" w:name="ref-crossman2020"/>
+    <w:bookmarkEnd w:id="75"/>
+    <w:bookmarkStart w:id="77" w:name="ref-chia2024"/>
+    <w:p>
+      <w:pPr>
+        <w:pStyle w:val="Bibliography"/>
+      </w:pPr>
+      <w:r>
+        <w:t xml:space="preserve">Chia, Rogers Wainkwa, Jin-Yong Lee, Jihye Cha, and Andrés Rodríguez-Seijo. 2024.</w:t>
+      </w:r>
+      <w:r>
+        <w:t xml:space="preserve"> </w:t>
+      </w:r>
+      <w:r>
+        <w:t xml:space="preserve">“Methods of Soil Sampling for Microplastic Analysis: A Review.”</w:t>
+      </w:r>
+      <w:r>
+        <w:t xml:space="preserve"> </w:t>
+      </w:r>
+      <w:r>
+        <w:rPr>
+          <w:i/>
+          <w:iCs/>
+        </w:rPr>
+        <w:t xml:space="preserve">Environmental Chemistry Letters</w:t>
+      </w:r>
+      <w:r>
+        <w:t xml:space="preserve"> </w:t>
+      </w:r>
+      <w:r>
+        <w:t xml:space="preserve">22 (1): 227–38.</w:t>
+      </w:r>
+      <w:r>
+        <w:t xml:space="preserve"> </w:t>
+      </w:r>
+      <w:hyperlink r:id="rId76">
+        <w:r>
+          <w:rPr>
+            <w:rStyle w:val="InternetLink"/>
+          </w:rPr>
+          <w:t xml:space="preserve">https://doi.org/10.1007/s10311-023-01652-9</w:t>
+        </w:r>
+      </w:hyperlink>
+      <w:r>
+        <w:t xml:space="preserve">.</w:t>
+      </w:r>
+    </w:p>
+    <w:bookmarkEnd w:id="77"/>
+    <w:bookmarkStart w:id="79" w:name="ref-chinyo2026"/>
+    <w:p>
+      <w:pPr>
+        <w:pStyle w:val="Bibliography"/>
+      </w:pPr>
+      <w:r>
+        <w:t xml:space="preserve">Chinyo, Munny, Kalpana Bisht, Meniari Taku, Tony Manoj Nandipamu, Akash, Shubham Singh, Riya Mehrotra, et al. 2026.</w:t>
+      </w:r>
+      <w:r>
+        <w:t xml:space="preserve"> </w:t>
+      </w:r>
+      <w:r>
+        <w:t xml:space="preserve">“Microplastics in Agriculture: Hidden Soil Contaminants, Sustainability Risks and Policy Pathways.”</w:t>
+      </w:r>
+      <w:r>
+        <w:t xml:space="preserve"> </w:t>
+      </w:r>
+      <w:r>
+        <w:rPr>
+          <w:i/>
+          <w:iCs/>
+        </w:rPr>
+        <w:t xml:space="preserve">Journal of Agriculture and Food Research</w:t>
+      </w:r>
+      <w:r>
+        <w:t xml:space="preserve"> </w:t>
+      </w:r>
+      <w:r>
+        <w:t xml:space="preserve">29 (July): 103089.</w:t>
+      </w:r>
+      <w:r>
+        <w:t xml:space="preserve"> </w:t>
+      </w:r>
+      <w:hyperlink r:id="rId78">
+        <w:r>
+          <w:rPr>
+            <w:rStyle w:val="InternetLink"/>
+          </w:rPr>
+          <w:t xml:space="preserve">https://doi.org/10.1016/j.jafr.2026.103089</w:t>
+        </w:r>
+      </w:hyperlink>
+      <w:r>
+        <w:t xml:space="preserve">.</w:t>
+      </w:r>
+    </w:p>
+    <w:bookmarkEnd w:id="79"/>
+    <w:bookmarkStart w:id="81" w:name="ref-crossman2020"/>
     <w:p>
       <w:pPr>
         <w:pStyle w:val="Bibliography"/>
@@ -4102,7 +4789,7 @@
       <w:r>
         <w:t xml:space="preserve"> </w:t>
       </w:r>
-      <w:hyperlink r:id="rId77">
+      <w:hyperlink r:id="rId80">
         <w:r>
           <w:rPr>
             <w:rStyle w:val="InternetLink"/>
@@ -4114,8 +4801,8 @@
         <w:t xml:space="preserve">.</w:t>
       </w:r>
     </w:p>
-    <w:bookmarkEnd w:id="78"/>
-    <w:bookmarkStart w:id="80" w:name="ref-e.lazerte2018"/>
+    <w:bookmarkEnd w:id="81"/>
+    <w:bookmarkStart w:id="83" w:name="ref-e.lazerte2018"/>
     <w:p>
       <w:pPr>
         <w:pStyle w:val="Bibliography"/>
@@ -4148,7 +4835,7 @@
       <w:r>
         <w:t xml:space="preserve"> </w:t>
       </w:r>
-      <w:hyperlink r:id="rId79">
+      <w:hyperlink r:id="rId82">
         <w:r>
           <w:rPr>
             <w:rStyle w:val="InternetLink"/>
@@ -4160,13 +4847,43 @@
         <w:t xml:space="preserve">.</w:t>
       </w:r>
     </w:p>
-    <w:bookmarkEnd w:id="80"/>
-    <w:bookmarkStart w:id="82" w:name="X58f871d41ef90e7d5d6faf67b668dadba215eb4"/>
+    <w:bookmarkEnd w:id="83"/>
+    <w:bookmarkStart w:id="85" w:name="X314a104b7afaf0862b1b73f26445508a1e6fc28"/>
     <w:p>
       <w:pPr>
         <w:pStyle w:val="Bibliography"/>
       </w:pPr>
       <w:r>
+        <w:t xml:space="preserve">Environment, and Climate Change Canada. 2026.</w:t>
+      </w:r>
+      <w:r>
+        <w:t xml:space="preserve"> </w:t>
+      </w:r>
+      <w:r>
+        <w:t xml:space="preserve">“Canadian Climate Normals.”</w:t>
+      </w:r>
+      <w:r>
+        <w:t xml:space="preserve"> </w:t>
+      </w:r>
+      <w:hyperlink r:id="rId84">
+        <w:r>
+          <w:rPr>
+            <w:rStyle w:val="InternetLink"/>
+          </w:rPr>
+          <w:t xml:space="preserve">https://climate.weather.gc.ca/climate_normals/index_e.html</w:t>
+        </w:r>
+      </w:hyperlink>
+      <w:r>
+        <w:t xml:space="preserve">.</w:t>
+      </w:r>
+    </w:p>
+    <w:bookmarkEnd w:id="85"/>
+    <w:bookmarkStart w:id="87" w:name="X58f871d41ef90e7d5d6faf67b668dadba215eb4"/>
+    <w:p>
+      <w:pPr>
+        <w:pStyle w:val="Bibliography"/>
+      </w:pPr>
+      <w:r>
         <w:t xml:space="preserve">Environment, Climate Change Canada, and Health Canada. 2020.</w:t>
       </w:r>
       <w:r>
@@ -4178,7 +4895,7 @@
       <w:r>
         <w:t xml:space="preserve"> </w:t>
       </w:r>
-      <w:hyperlink r:id="rId81">
+      <w:hyperlink r:id="rId86">
         <w:r>
           <w:rPr>
             <w:rStyle w:val="InternetLink"/>
@@ -4190,8 +4907,8 @@
         <w:t xml:space="preserve">.</w:t>
       </w:r>
     </w:p>
-    <w:bookmarkEnd w:id="82"/>
-    <w:bookmarkStart w:id="84" w:name="ref-fellows2023"/>
+    <w:bookmarkEnd w:id="87"/>
+    <w:bookmarkStart w:id="89" w:name="ref-fellows2023"/>
     <w:p>
       <w:pPr>
         <w:pStyle w:val="Bibliography"/>
@@ -4215,7 +4932,7 @@
       <w:r>
         <w:t xml:space="preserve"> </w:t>
       </w:r>
-      <w:hyperlink r:id="rId83">
+      <w:hyperlink r:id="rId88">
         <w:r>
           <w:rPr>
             <w:rStyle w:val="InternetLink"/>
@@ -4227,8 +4944,165 @@
         <w:t xml:space="preserve">.</w:t>
       </w:r>
     </w:p>
-    <w:bookmarkEnd w:id="84"/>
-    <w:bookmarkStart w:id="86" w:name="ref-lenaker2021"/>
+    <w:bookmarkEnd w:id="89"/>
+    <w:bookmarkStart w:id="91" w:name="ref-fox2019"/>
+    <w:p>
+      <w:pPr>
+        <w:pStyle w:val="Bibliography"/>
+      </w:pPr>
+      <w:r>
+        <w:t xml:space="preserve">Fox, John, and Sanford Weisberg. 2019.</w:t>
+      </w:r>
+      <w:r>
+        <w:t xml:space="preserve"> </w:t>
+      </w:r>
+      <w:r>
+        <w:rPr>
+          <w:i/>
+          <w:iCs/>
+        </w:rPr>
+        <w:t xml:space="preserve">An</w:t>
+      </w:r>
+      <w:r>
+        <w:rPr>
+          <w:i/>
+          <w:iCs/>
+        </w:rPr>
+        <w:t xml:space="preserve"> </w:t>
+      </w:r>
+      <w:r>
+        <w:rPr>
+          <w:i/>
+          <w:iCs/>
+        </w:rPr>
+        <w:t xml:space="preserve">R</w:t>
+      </w:r>
+      <w:r>
+        <w:rPr>
+          <w:i/>
+          <w:iCs/>
+        </w:rPr>
+        <w:t xml:space="preserve"> </w:t>
+      </w:r>
+      <w:r>
+        <w:rPr>
+          <w:i/>
+          <w:iCs/>
+        </w:rPr>
+        <w:t xml:space="preserve">Companion to Applied Regression</w:t>
+      </w:r>
+      <w:r>
+        <w:t xml:space="preserve">. Third. Thousand Oaks</w:t>
+      </w:r>
+      <w:r>
+        <w:t xml:space="preserve"> </w:t>
+      </w:r>
+      <w:r>
+        <w:t xml:space="preserve">CA</w:t>
+      </w:r>
+      <w:r>
+        <w:t xml:space="preserve">: Sage.</w:t>
+      </w:r>
+      <w:r>
+        <w:t xml:space="preserve"> </w:t>
+      </w:r>
+      <w:hyperlink r:id="rId90">
+        <w:r>
+          <w:rPr>
+            <w:rStyle w:val="InternetLink"/>
+          </w:rPr>
+          <w:t xml:space="preserve">https://socialsciences.mcmaster.ca/jfox/Books/Companion/</w:t>
+        </w:r>
+      </w:hyperlink>
+      <w:r>
+        <w:t xml:space="preserve">.</w:t>
+      </w:r>
+    </w:p>
+    <w:bookmarkEnd w:id="91"/>
+    <w:bookmarkStart w:id="93" w:name="ref-hartig2022"/>
+    <w:p>
+      <w:pPr>
+        <w:pStyle w:val="Bibliography"/>
+      </w:pPr>
+      <w:r>
+        <w:t xml:space="preserve">Hartig, Florian. 2022.</w:t>
+      </w:r>
+      <w:r>
+        <w:t xml:space="preserve"> </w:t>
+      </w:r>
+      <w:r>
+        <w:rPr>
+          <w:i/>
+          <w:iCs/>
+        </w:rPr>
+        <w:t xml:space="preserve">DHARMa: Residual Diagnostics for Hierarchical (Multi-Level / Mixed) Regression Models</w:t>
+      </w:r>
+      <w:r>
+        <w:t xml:space="preserve">.</w:t>
+      </w:r>
+      <w:r>
+        <w:t xml:space="preserve"> </w:t>
+      </w:r>
+      <w:hyperlink r:id="rId92">
+        <w:r>
+          <w:rPr>
+            <w:rStyle w:val="InternetLink"/>
+          </w:rPr>
+          <w:t xml:space="preserve">https://CRAN.R-project.org/package=DHARMa</w:t>
+        </w:r>
+      </w:hyperlink>
+      <w:r>
+        <w:t xml:space="preserve">.</w:t>
+      </w:r>
+    </w:p>
+    <w:bookmarkEnd w:id="93"/>
+    <w:bookmarkStart w:id="95" w:name="ref-isakov2025"/>
+    <w:p>
+      <w:pPr>
+        <w:pStyle w:val="Bibliography"/>
+      </w:pPr>
+      <w:r>
+        <w:t xml:space="preserve">Isakov, Vladimir, Elena Vlasova, Vladislav Forer, Jose Kenny, and Sergey Lyulin. 2025.</w:t>
+      </w:r>
+      <w:r>
+        <w:t xml:space="preserve"> </w:t>
+      </w:r>
+      <w:r>
+        <w:t xml:space="preserve">“Analysis of Slow-Released Fertilisers as a Source of Microplastics.”</w:t>
+      </w:r>
+      <w:r>
+        <w:t xml:space="preserve"> </w:t>
+      </w:r>
+      <w:r>
+        <w:rPr>
+          <w:i/>
+          <w:iCs/>
+        </w:rPr>
+        <w:t xml:space="preserve">Land</w:t>
+      </w:r>
+      <w:r>
+        <w:t xml:space="preserve"> </w:t>
+      </w:r>
+      <w:r>
+        <w:t xml:space="preserve">14 (1): 38.</w:t>
+      </w:r>
+      <w:r>
+        <w:t xml:space="preserve"> </w:t>
+      </w:r>
+      <w:hyperlink r:id="rId94">
+        <w:r>
+          <w:rPr>
+            <w:rStyle w:val="InternetLink"/>
+          </w:rPr>
+          <w:t xml:space="preserve">https://doi.org/10.3390/land14010038</w:t>
+        </w:r>
+      </w:hyperlink>
+      <w:r>
+        <w:t xml:space="preserve">.</w:t>
+      </w:r>
+    </w:p>
+    <w:bookmarkEnd w:id="95"/>
+    <w:bookmarkStart w:id="97" w:name="ref-lenaker2021"/>
     <w:p>
       <w:pPr>
         <w:pStyle w:val="Bibliography"/>
@@ -4261,7 +5135,7 @@
       <w:r>
         <w:t xml:space="preserve"> </w:t>
       </w:r>
-      <w:hyperlink r:id="rId85">
+      <w:hyperlink r:id="rId96">
         <w:r>
           <w:rPr>
             <w:rStyle w:val="InternetLink"/>
@@ -4273,8 +5147,45 @@
         <w:t xml:space="preserve">.</w:t>
       </w:r>
     </w:p>
-    <w:bookmarkEnd w:id="86"/>
-    <w:bookmarkStart w:id="88" w:name="ref-leonard2024"/>
+    <w:bookmarkEnd w:id="97"/>
+    <w:bookmarkStart w:id="99" w:name="ref-lenth2024"/>
+    <w:p>
+      <w:pPr>
+        <w:pStyle w:val="Bibliography"/>
+      </w:pPr>
+      <w:r>
+        <w:t xml:space="preserve">Lenth, Russell V. 2024.</w:t>
+      </w:r>
+      <w:r>
+        <w:t xml:space="preserve"> </w:t>
+      </w:r>
+      <w:r>
+        <w:rPr>
+          <w:i/>
+          <w:iCs/>
+        </w:rPr>
+        <w:t xml:space="preserve">Emmeans: Estimated Marginal Means, Aka Least-Squares Means</w:t>
+      </w:r>
+      <w:r>
+        <w:t xml:space="preserve">.</w:t>
+      </w:r>
+      <w:r>
+        <w:t xml:space="preserve"> </w:t>
+      </w:r>
+      <w:hyperlink r:id="rId98">
+        <w:r>
+          <w:rPr>
+            <w:rStyle w:val="InternetLink"/>
+          </w:rPr>
+          <w:t xml:space="preserve">https://CRAN.R-project.org/package=emmeans</w:t>
+        </w:r>
+      </w:hyperlink>
+      <w:r>
+        <w:t xml:space="preserve">.</w:t>
+      </w:r>
+    </w:p>
+    <w:bookmarkEnd w:id="99"/>
+    <w:bookmarkStart w:id="101" w:name="ref-leonard2024"/>
     <w:p>
       <w:pPr>
         <w:pStyle w:val="Bibliography"/>
@@ -4307,7 +5218,7 @@
       <w:r>
         <w:t xml:space="preserve"> </w:t>
       </w:r>
-      <w:hyperlink r:id="rId87">
+      <w:hyperlink r:id="rId100">
         <w:r>
           <w:rPr>
             <w:rStyle w:val="InternetLink"/>
@@ -4319,8 +5230,118 @@
         <w:t xml:space="preserve">.</w:t>
       </w:r>
     </w:p>
-    <w:bookmarkEnd w:id="88"/>
-    <w:bookmarkStart w:id="90" w:name="ref-massicotte2023"/>
+    <w:bookmarkEnd w:id="101"/>
+    <w:bookmarkStart w:id="103" w:name="ref-ludecke2021"/>
+    <w:p>
+      <w:pPr>
+        <w:pStyle w:val="Bibliography"/>
+      </w:pPr>
+      <w:r>
+        <w:t xml:space="preserve">Lüdecke, Daniel, Mattan S. Ben-Shachar, Indrajeet Patil, Philip Waggoner, and Dominique Makowski. 2021.</w:t>
+      </w:r>
+      <w:r>
+        <w:t xml:space="preserve"> </w:t>
+      </w:r>
+      <w:r>
+        <w:t xml:space="preserve">“</w:t>
+      </w:r>
+      <w:r>
+        <w:t xml:space="preserve">performance</w:t>
+      </w:r>
+      <w:r>
+        <w:t xml:space="preserve">: An</w:t>
+      </w:r>
+      <w:r>
+        <w:t xml:space="preserve"> </w:t>
+      </w:r>
+      <w:r>
+        <w:t xml:space="preserve">R</w:t>
+      </w:r>
+      <w:r>
+        <w:t xml:space="preserve"> </w:t>
+      </w:r>
+      <w:r>
+        <w:t xml:space="preserve">Package for Assessment, Comparison and Testing of Statistical Models.”</w:t>
+      </w:r>
+      <w:r>
+        <w:t xml:space="preserve"> </w:t>
+      </w:r>
+      <w:r>
+        <w:rPr>
+          <w:i/>
+          <w:iCs/>
+        </w:rPr>
+        <w:t xml:space="preserve">Journal of Open Source Software</w:t>
+      </w:r>
+      <w:r>
+        <w:t xml:space="preserve"> </w:t>
+      </w:r>
+      <w:r>
+        <w:t xml:space="preserve">6 (60): 3139.</w:t>
+      </w:r>
+      <w:r>
+        <w:t xml:space="preserve"> </w:t>
+      </w:r>
+      <w:hyperlink r:id="rId102">
+        <w:r>
+          <w:rPr>
+            <w:rStyle w:val="InternetLink"/>
+          </w:rPr>
+          <w:t xml:space="preserve">https://doi.org/10.21105/joss.03139</w:t>
+        </w:r>
+      </w:hyperlink>
+      <w:r>
+        <w:t xml:space="preserve">.</w:t>
+      </w:r>
+    </w:p>
+    <w:bookmarkEnd w:id="103"/>
+    <w:bookmarkStart w:id="105" w:name="ref-maqbool2024"/>
+    <w:p>
+      <w:pPr>
+        <w:pStyle w:val="Bibliography"/>
+      </w:pPr>
+      <w:r>
+        <w:t xml:space="preserve">Maqbool, Ahsan, Gema Guzmán, Peter Fiener, Florian Wilken, María-Auxiliadora Soriano, and José A. Gómez. 2024.</w:t>
+      </w:r>
+      <w:r>
+        <w:t xml:space="preserve"> </w:t>
+      </w:r>
+      <w:r>
+        <w:t xml:space="preserve">“Tracing Macroplastics Redistribution and Fragmentation by Tillage Translocation.”</w:t>
+      </w:r>
+      <w:r>
+        <w:t xml:space="preserve"> </w:t>
+      </w:r>
+      <w:r>
+        <w:rPr>
+          <w:i/>
+          <w:iCs/>
+        </w:rPr>
+        <w:t xml:space="preserve">Journal of Hazardous Materials</w:t>
+      </w:r>
+      <w:r>
+        <w:t xml:space="preserve"> </w:t>
+      </w:r>
+      <w:r>
+        <w:t xml:space="preserve">477 (September): 135318.</w:t>
+      </w:r>
+      <w:r>
+        <w:t xml:space="preserve"> </w:t>
+      </w:r>
+      <w:hyperlink r:id="rId104">
+        <w:r>
+          <w:rPr>
+            <w:rStyle w:val="InternetLink"/>
+          </w:rPr>
+          <w:t xml:space="preserve">https://doi.org/10.1016/j.jhazmat.2024.135318</w:t>
+        </w:r>
+      </w:hyperlink>
+      <w:r>
+        <w:t xml:space="preserve">.</w:t>
+      </w:r>
+    </w:p>
+    <w:bookmarkEnd w:id="105"/>
+    <w:bookmarkStart w:id="107" w:name="ref-massicotte2023"/>
     <w:p>
       <w:pPr>
         <w:pStyle w:val="Bibliography"/>
@@ -4344,7 +5365,7 @@
       <w:r>
         <w:t xml:space="preserve"> </w:t>
       </w:r>
-      <w:hyperlink r:id="rId89">
+      <w:hyperlink r:id="rId106">
         <w:r>
           <w:rPr>
             <w:rStyle w:val="InternetLink"/>
@@ -4356,8 +5377,8 @@
         <w:t xml:space="preserve">.</w:t>
       </w:r>
     </w:p>
-    <w:bookmarkEnd w:id="90"/>
-    <w:bookmarkStart w:id="91" w:name="ref-michalyna1988"/>
+    <w:bookmarkEnd w:id="107"/>
+    <w:bookmarkStart w:id="108" w:name="ref-michalyna1988"/>
     <w:p>
       <w:pPr>
         <w:pStyle w:val="Bibliography"/>
@@ -4372,13 +5393,168 @@
         <w:t xml:space="preserve">“Soils of the Rural Municipalities of Grey, Dufferin, Roland, Thompson and Part of Stanley.”</w:t>
       </w:r>
     </w:p>
-    <w:bookmarkEnd w:id="91"/>
-    <w:bookmarkStart w:id="93" w:name="ref-rcoreteam2026"/>
+    <w:bookmarkEnd w:id="108"/>
+    <w:bookmarkStart w:id="110" w:name="ref-nutrien_esn_datasheet_2022"/>
     <w:p>
       <w:pPr>
         <w:pStyle w:val="Bibliography"/>
       </w:pPr>
       <w:r>
+        <w:t xml:space="preserve">Nutrien Ltd. 2022.</w:t>
+      </w:r>
+      <w:r>
+        <w:t xml:space="preserve"> </w:t>
+      </w:r>
+      <w:r>
+        <w:t xml:space="preserve">“Fertilizer Product Data Sheet:</w:t>
+      </w:r>
+      <w:r>
+        <w:t xml:space="preserve"> </w:t>
+      </w:r>
+      <w:r>
+        <w:t xml:space="preserve">ESN</w:t>
+      </w:r>
+      <w:r>
+        <w:t xml:space="preserve"> </w:t>
+      </w:r>
+      <w:r>
+        <w:t xml:space="preserve">Polymer Coated Urea 44-0-0.”</w:t>
+      </w:r>
+      <w:r>
+        <w:t xml:space="preserve"> </w:t>
+      </w:r>
+      <w:hyperlink r:id="rId109">
+        <w:r>
+          <w:rPr>
+            <w:rStyle w:val="InternetLink"/>
+          </w:rPr>
+          <w:t xml:space="preserve">https://products.nutrien.com/docs/811</w:t>
+        </w:r>
+      </w:hyperlink>
+      <w:r>
+        <w:t xml:space="preserve">.</w:t>
+      </w:r>
+      <w:r>
+        <w:t xml:space="preserve"> </w:t>
+      </w:r>
+      <w:hyperlink r:id="rId109">
+        <w:r>
+          <w:rPr>
+            <w:rStyle w:val="InternetLink"/>
+          </w:rPr>
+          <w:t xml:space="preserve">https://products.nutrien.com/docs/811</w:t>
+        </w:r>
+      </w:hyperlink>
+      <w:r>
+        <w:t xml:space="preserve">.</w:t>
+      </w:r>
+    </w:p>
+    <w:bookmarkEnd w:id="110"/>
+    <w:bookmarkStart w:id="112" w:name="ref-nutrien_esn_2026"/>
+    <w:p>
+      <w:pPr>
+        <w:pStyle w:val="Bibliography"/>
+      </w:pPr>
+      <w:r>
+        <w:t xml:space="preserve">———. 2026.</w:t>
+      </w:r>
+      <w:r>
+        <w:t xml:space="preserve"> </w:t>
+      </w:r>
+      <w:r>
+        <w:t xml:space="preserve">“Safety Data Sheet:</w:t>
+      </w:r>
+      <w:r>
+        <w:t xml:space="preserve"> </w:t>
+      </w:r>
+      <w:r>
+        <w:t xml:space="preserve">ESN</w:t>
+      </w:r>
+      <w:r>
+        <w:t xml:space="preserve">® Polymer Coated Urea 44-0-0.”</w:t>
+      </w:r>
+      <w:r>
+        <w:t xml:space="preserve"> </w:t>
+      </w:r>
+      <w:hyperlink r:id="rId111">
+        <w:r>
+          <w:rPr>
+            <w:rStyle w:val="InternetLink"/>
+          </w:rPr>
+          <w:t xml:space="preserve">https://products.nutrien.com/docs/3705</w:t>
+        </w:r>
+      </w:hyperlink>
+      <w:r>
+        <w:t xml:space="preserve">.</w:t>
+      </w:r>
+      <w:r>
+        <w:t xml:space="preserve"> </w:t>
+      </w:r>
+      <w:hyperlink r:id="rId111">
+        <w:r>
+          <w:rPr>
+            <w:rStyle w:val="InternetLink"/>
+          </w:rPr>
+          <w:t xml:space="preserve">https://products.nutrien.com/docs/3705</w:t>
+        </w:r>
+      </w:hyperlink>
+      <w:r>
+        <w:t xml:space="preserve">.</w:t>
+      </w:r>
+    </w:p>
+    <w:bookmarkEnd w:id="112"/>
+    <w:bookmarkStart w:id="114" w:name="ref-piehl2018"/>
+    <w:p>
+      <w:pPr>
+        <w:pStyle w:val="Bibliography"/>
+      </w:pPr>
+      <w:r>
+        <w:t xml:space="preserve">Piehl, Sarah, Anna Leibner, Martin G. J. Löder, Rachid Dris, Christina Bogner, and Christian Laforsch. 2018.</w:t>
+      </w:r>
+      <w:r>
+        <w:t xml:space="preserve"> </w:t>
+      </w:r>
+      <w:r>
+        <w:t xml:space="preserve">“Identification and Quantification of Macro- and Microplastics on an Agricultural Farmland.”</w:t>
+      </w:r>
+      <w:r>
+        <w:t xml:space="preserve"> </w:t>
+      </w:r>
+      <w:r>
+        <w:rPr>
+          <w:i/>
+          <w:iCs/>
+        </w:rPr>
+        <w:t xml:space="preserve">Scientific Reports</w:t>
+      </w:r>
+      <w:r>
+        <w:t xml:space="preserve"> </w:t>
+      </w:r>
+      <w:r>
+        <w:t xml:space="preserve">8 (1): 17950.</w:t>
+      </w:r>
+      <w:r>
+        <w:t xml:space="preserve"> </w:t>
+      </w:r>
+      <w:hyperlink r:id="rId113">
+        <w:r>
+          <w:rPr>
+            <w:rStyle w:val="InternetLink"/>
+          </w:rPr>
+          <w:t xml:space="preserve">https://doi.org/10.1038/s41598-018-36172-y</w:t>
+        </w:r>
+      </w:hyperlink>
+      <w:r>
+        <w:t xml:space="preserve">.</w:t>
+      </w:r>
+    </w:p>
+    <w:bookmarkEnd w:id="114"/>
+    <w:bookmarkStart w:id="116" w:name="ref-rcoreteam2026"/>
+    <w:p>
+      <w:pPr>
+        <w:pStyle w:val="Bibliography"/>
+      </w:pPr>
+      <w:r>
         <w:t xml:space="preserve">R Core Team. 2026.</w:t>
       </w:r>
       <w:r>
@@ -4390,7 +5566,7 @@
       <w:r>
         <w:t xml:space="preserve"> </w:t>
       </w:r>
-      <w:hyperlink r:id="rId92">
+      <w:hyperlink r:id="rId115">
         <w:r>
           <w:rPr>
             <w:rStyle w:val="InternetLink"/>
@@ -4402,8 +5578,8 @@
         <w:t xml:space="preserve">.</w:t>
       </w:r>
     </w:p>
-    <w:bookmarkEnd w:id="93"/>
-    <w:bookmarkStart w:id="95" w:name="ref-rehm2024"/>
+    <w:bookmarkEnd w:id="116"/>
+    <w:bookmarkStart w:id="118" w:name="ref-rehm2024"/>
     <w:p>
       <w:pPr>
         <w:pStyle w:val="Bibliography"/>
@@ -4436,7 +5612,7 @@
       <w:r>
         <w:t xml:space="preserve"> </w:t>
       </w:r>
-      <w:hyperlink r:id="rId94">
+      <w:hyperlink r:id="rId117">
         <w:r>
           <w:rPr>
             <w:rStyle w:val="InternetLink"/>
@@ -4448,8 +5624,54 @@
         <w:t xml:space="preserve">.</w:t>
       </w:r>
     </w:p>
-    <w:bookmarkEnd w:id="95"/>
-    <w:bookmarkStart w:id="97" w:name="ref-rillig2017"/>
+    <w:bookmarkEnd w:id="118"/>
+    <w:bookmarkStart w:id="120" w:name="ref-rehm2021"/>
+    <w:p>
+      <w:pPr>
+        <w:pStyle w:val="Bibliography"/>
+      </w:pPr>
+      <w:r>
+        <w:t xml:space="preserve">Rehm, Raphael, Tabea Zeyer, Arthur Schmidt, and Peter Fiener. 2021.</w:t>
+      </w:r>
+      <w:r>
+        <w:t xml:space="preserve"> </w:t>
+      </w:r>
+      <w:r>
+        <w:t xml:space="preserve">“Soil Erosion as Transport Pathway of Microplastic from Agriculture Soils to Aquatic Ecosystems.”</w:t>
+      </w:r>
+      <w:r>
+        <w:t xml:space="preserve"> </w:t>
+      </w:r>
+      <w:r>
+        <w:rPr>
+          <w:i/>
+          <w:iCs/>
+        </w:rPr>
+        <w:t xml:space="preserve">Science of The Total Environment</w:t>
+      </w:r>
+      <w:r>
+        <w:t xml:space="preserve"> </w:t>
+      </w:r>
+      <w:r>
+        <w:t xml:space="preserve">795 (November): 148774.</w:t>
+      </w:r>
+      <w:r>
+        <w:t xml:space="preserve"> </w:t>
+      </w:r>
+      <w:hyperlink r:id="rId119">
+        <w:r>
+          <w:rPr>
+            <w:rStyle w:val="InternetLink"/>
+          </w:rPr>
+          <w:t xml:space="preserve">https://doi.org/10.1016/j.scitotenv.2021.148774</w:t>
+        </w:r>
+      </w:hyperlink>
+      <w:r>
+        <w:t xml:space="preserve">.</w:t>
+      </w:r>
+    </w:p>
+    <w:bookmarkEnd w:id="120"/>
+    <w:bookmarkStart w:id="122" w:name="ref-rillig2017"/>
     <w:p>
       <w:pPr>
         <w:pStyle w:val="Bibliography"/>
@@ -4482,7 +5704,7 @@
       <w:r>
         <w:t xml:space="preserve"> </w:t>
       </w:r>
-      <w:hyperlink r:id="rId96">
+      <w:hyperlink r:id="rId121">
         <w:r>
           <w:rPr>
             <w:rStyle w:val="InternetLink"/>
@@ -4494,8 +5716,8 @@
         <w:t xml:space="preserve">.</w:t>
       </w:r>
     </w:p>
-    <w:bookmarkEnd w:id="97"/>
-    <w:bookmarkStart w:id="99" w:name="ref-rstudio2026"/>
+    <w:bookmarkEnd w:id="122"/>
+    <w:bookmarkStart w:id="124" w:name="ref-rstudio2026"/>
     <w:p>
       <w:pPr>
         <w:pStyle w:val="Bibliography"/>
@@ -4512,7 +5734,7 @@
       <w:r>
         <w:t xml:space="preserve"> </w:t>
       </w:r>
-      <w:hyperlink r:id="rId98">
+      <w:hyperlink r:id="rId123">
         <w:r>
           <w:rPr>
             <w:rStyle w:val="InternetLink"/>
@@ -4524,8 +5746,54 @@
         <w:t xml:space="preserve">.</w:t>
       </w:r>
     </w:p>
-    <w:bookmarkEnd w:id="99"/>
-    <w:bookmarkStart w:id="100" w:name="ref-tiessen2010"/>
+    <w:bookmarkEnd w:id="124"/>
+    <w:bookmarkStart w:id="126" w:name="ref-severe2025"/>
+    <w:p>
+      <w:pPr>
+        <w:pStyle w:val="Bibliography"/>
+      </w:pPr>
+      <w:r>
+        <w:t xml:space="preserve">Severe, Emilee, Ben W. J. Surridge, Peter Fiener, Michael P. Coogan, Rachel H. Platel, Mike R. James, and John Quinton. 2025.</w:t>
+      </w:r>
+      <w:r>
+        <w:t xml:space="preserve"> </w:t>
+      </w:r>
+      <w:r>
+        <w:t xml:space="preserve">“The Transport of Microplastics from Soil in Response to Surface Runoff and Splash Erosion.”</w:t>
+      </w:r>
+      <w:r>
+        <w:t xml:space="preserve"> </w:t>
+      </w:r>
+      <w:r>
+        <w:rPr>
+          <w:i/>
+          <w:iCs/>
+        </w:rPr>
+        <w:t xml:space="preserve">Environmental Science &amp; Technology</w:t>
+      </w:r>
+      <w:r>
+        <w:t xml:space="preserve"> </w:t>
+      </w:r>
+      <w:r>
+        <w:t xml:space="preserve">59 (27): 14063–74.</w:t>
+      </w:r>
+      <w:r>
+        <w:t xml:space="preserve"> </w:t>
+      </w:r>
+      <w:hyperlink r:id="rId125">
+        <w:r>
+          <w:rPr>
+            <w:rStyle w:val="InternetLink"/>
+          </w:rPr>
+          <w:t xml:space="preserve">https://doi.org/10.1021/acs.est.5c04795</w:t>
+        </w:r>
+      </w:hyperlink>
+      <w:r>
+        <w:t xml:space="preserve">.</w:t>
+      </w:r>
+    </w:p>
+    <w:bookmarkEnd w:id="126"/>
+    <w:bookmarkStart w:id="127" w:name="ref-tiessen2010"/>
     <w:p>
       <w:pPr>
         <w:pStyle w:val="Bibliography"/>
@@ -4556,8 +5824,8 @@
         <w:t xml:space="preserve">39 (3): 964980.</w:t>
       </w:r>
     </w:p>
-    <w:bookmarkEnd w:id="100"/>
-    <w:bookmarkStart w:id="102" w:name="ref-wang2024"/>
+    <w:bookmarkEnd w:id="127"/>
+    <w:bookmarkStart w:id="129" w:name="ref-wang2024"/>
     <w:p>
       <w:pPr>
         <w:pStyle w:val="Bibliography"/>
@@ -4590,7 +5858,7 @@
       <w:r>
         <w:t xml:space="preserve"> </w:t>
       </w:r>
-      <w:hyperlink r:id="rId101">
+      <w:hyperlink r:id="rId128">
         <w:r>
           <w:rPr>
             <w:rStyle w:val="InternetLink"/>
@@ -4602,8 +5870,8 @@
         <w:t xml:space="preserve">.</w:t>
       </w:r>
     </w:p>
-    <w:bookmarkEnd w:id="102"/>
-    <w:bookmarkStart w:id="104" w:name="ref-weber2021"/>
+    <w:bookmarkEnd w:id="129"/>
+    <w:bookmarkStart w:id="131" w:name="ref-weber2021"/>
     <w:p>
       <w:pPr>
         <w:pStyle w:val="Bibliography"/>
@@ -4636,7 +5904,7 @@
       <w:r>
         <w:t xml:space="preserve"> </w:t>
       </w:r>
-      <w:hyperlink r:id="rId103">
+      <w:hyperlink r:id="rId130">
         <w:r>
           <w:rPr>
             <w:rStyle w:val="InternetLink"/>
@@ -4648,8 +5916,8 @@
         <w:t xml:space="preserve">.</w:t>
       </w:r>
     </w:p>
-    <w:bookmarkEnd w:id="104"/>
-    <w:bookmarkStart w:id="105" w:name="ref-wickham2016"/>
+    <w:bookmarkEnd w:id="131"/>
+    <w:bookmarkStart w:id="132" w:name="ref-wickham2016"/>
     <w:p>
       <w:pPr>
         <w:pStyle w:val="Bibliography"/>
@@ -4671,8 +5939,8 @@
         <w:t xml:space="preserve">. New York NY U.S.A: Springer-Verlag.</w:t>
       </w:r>
     </w:p>
-    <w:bookmarkEnd w:id="105"/>
-    <w:bookmarkStart w:id="107" w:name="ref-zhang2022"/>
+    <w:bookmarkEnd w:id="132"/>
+    <w:bookmarkStart w:id="134" w:name="ref-zhang2022"/>
     <w:p>
       <w:pPr>
         <w:pStyle w:val="Bibliography"/>
@@ -4705,7 +5973,7 @@
       <w:r>
         <w:t xml:space="preserve"> </w:t>
       </w:r>
-      <w:hyperlink r:id="rId106">
+      <w:hyperlink r:id="rId133">
         <w:r>
           <w:rPr>
             <w:rStyle w:val="InternetLink"/>
@@ -4717,9 +5985,98 @@
         <w:t xml:space="preserve">.</w:t>
       </w:r>
     </w:p>
-    <w:bookmarkEnd w:id="107"/>
-    <w:bookmarkEnd w:id="108"/>
-    <w:bookmarkEnd w:id="109"/>
+    <w:bookmarkEnd w:id="134"/>
+    <w:bookmarkEnd w:id="135"/>
+    <w:bookmarkEnd w:id="136"/>
+    <w:bookmarkStart w:id="141" w:name="supplemental-materials"/>
+    <w:p>
+      <w:pPr>
+        <w:pStyle w:val="Heading2"/>
+      </w:pPr>
+      <w:r>
+        <w:t xml:space="preserve">Supplemental materials</w:t>
+      </w:r>
+    </w:p>
+    <w:tbl>
+      <w:tblPr>
+        <w:tblStyle w:val="Table"/>
+        <w:tblW w:type="pct" w:w="5000"/>
+        <w:tblLayout w:type="fixed"/>
+        <w:tblLook w:firstRow="0" w:lastRow="0" w:firstColumn="0" w:lastColumn="0" w:noHBand="0" w:noVBand="0" w:val="0000"/>
+      </w:tblPr>
+      <w:tblGrid>
+        <w:gridCol w:w="7920"/>
+      </w:tblGrid>
+      <w:tr>
+        <w:tc>
+          <w:tcPr/>
+          <w:bookmarkStart w:id="140" w:name="suppfig-climate-normals"/>
+          <w:p>
+            <w:pPr>
+              <w:pStyle w:val="Compact"/>
+              <w:jc w:val="center"/>
+            </w:pPr>
+            <w:r>
+              <w:drawing>
+                <wp:inline>
+                  <wp:extent cx="5943600" cy="4456441"/>
+                  <wp:effectExtent b="0" l="0" r="0" t="0"/>
+                  <wp:docPr descr="" title="" id="138" name="Picture"/>
+                  <a:graphic>
+                    <a:graphicData uri="http://schemas.openxmlformats.org/drawingml/2006/picture">
+                      <pic:pic>
+                        <pic:nvPicPr>
+                          <pic:cNvPr descr="./Figures/Climate_normal.png" id="139" name="Picture"/>
+                          <pic:cNvPicPr>
+                            <a:picLocks noChangeArrowheads="1" noChangeAspect="1"/>
+                          </pic:cNvPicPr>
+                        </pic:nvPicPr>
+                        <pic:blipFill>
+                          <a:blip r:embed="rId137"/>
+                          <a:stretch>
+                            <a:fillRect/>
+                          </a:stretch>
+                        </pic:blipFill>
+                        <pic:spPr bwMode="auto">
+                          <a:xfrm>
+                            <a:off x="0" y="0"/>
+                            <a:ext cx="5943600" cy="4456441"/>
+                          </a:xfrm>
+                          <a:prstGeom prst="rect">
+                            <a:avLst/>
+                          </a:prstGeom>
+                          <a:noFill/>
+                          <a:ln w="9525">
+                            <a:noFill/>
+                            <a:headEnd/>
+                            <a:tailEnd/>
+                          </a:ln>
+                        </pic:spPr>
+                      </pic:pic>
+                    </a:graphicData>
+                  </a:graphic>
+                </wp:inline>
+              </w:drawing>
+            </w:r>
+          </w:p>
+          <w:p>
+            <w:pPr>
+              <w:jc w:val="center"/>
+            </w:pPr>
+            <w:pPr>
+              <w:jc w:val="start"/>
+              <w:spacing w:before="200"/>
+              <w:pStyle w:val="ImageCaption"/>
+            </w:pPr>
+            <w:r>
+              <w:t xml:space="preserve">Figure S1</w:t>
+            </w:r>
+          </w:p>
+          <w:bookmarkEnd w:id="140"/>
+        </w:tc>
+      </w:tr>
+    </w:tbl>
+    <w:bookmarkEnd w:id="141"/>
     <w:sectPr>
       <w:footnotePr>
         <w:numFmt w:val="decimal"/>
@@ -4838,117 +6195,8 @@
       </w:pPr>
     </w:lvl>
   </w:abstractNum>
-  <w:abstractNum w:abstractNumId="991">
-    <w:nsid w:val="0000A991"/>
-    <w:multiLevelType w:val="multilevel"/>
-    <w:lvl w:ilvl="0">
-      <w:numFmt w:val="bullet"/>
-      <w:lvlText w:val=""/>
-      <w:lvlJc w:val="left"/>
-      <w:pPr>
-        <w:ind w:left="720" w:hanging="360"/>
-      </w:pPr>
-      <w:rPr>
-        <w:rFonts w:ascii="Symbol" w:hAnsi="Symbol" w:cs="Symbol" w:hint="default"/>
-      </w:rPr>
-    </w:lvl>
-    <w:lvl w:ilvl="1">
-      <w:numFmt w:val="bullet"/>
-      <w:lvlText w:val="o"/>
-      <w:lvlJc w:val="left"/>
-      <w:pPr>
-        <w:ind w:left="1440" w:hanging="360"/>
-      </w:pPr>
-      <w:rPr>
-        <w:rFonts w:ascii="Courier New" w:hAnsi="Courier New" w:cs="Courier New" w:hint="default"/>
-      </w:rPr>
-    </w:lvl>
-    <w:lvl w:ilvl="2">
-      <w:numFmt w:val="bullet"/>
-      <w:lvlText w:val=""/>
-      <w:lvlJc w:val="left"/>
-      <w:pPr>
-        <w:ind w:left="2160" w:hanging="360"/>
-      </w:pPr>
-      <w:rPr>
-        <w:rFonts w:ascii="Wingdings" w:hAnsi="Wingdings" w:cs="Wingdings" w:hint="default"/>
-      </w:rPr>
-    </w:lvl>
-    <w:lvl w:ilvl="3">
-      <w:numFmt w:val="bullet"/>
-      <w:lvlText w:val=""/>
-      <w:lvlJc w:val="left"/>
-      <w:pPr>
-        <w:ind w:left="2880" w:hanging="360"/>
-      </w:pPr>
-      <w:rPr>
-        <w:rFonts w:ascii="Symbol" w:hAnsi="Symbol" w:cs="Symbol" w:hint="default"/>
-      </w:rPr>
-    </w:lvl>
-    <w:lvl w:ilvl="4">
-      <w:numFmt w:val="bullet"/>
-      <w:lvlText w:val="o"/>
-      <w:lvlJc w:val="left"/>
-      <w:pPr>
-        <w:ind w:left="3600" w:hanging="360"/>
-      </w:pPr>
-      <w:rPr>
-        <w:rFonts w:ascii="Courier New" w:hAnsi="Courier New" w:cs="Courier New" w:hint="default"/>
-      </w:rPr>
-    </w:lvl>
-    <w:lvl w:ilvl="5">
-      <w:numFmt w:val="bullet"/>
-      <w:lvlText w:val=""/>
-      <w:lvlJc w:val="left"/>
-      <w:pPr>
-        <w:ind w:left="4320" w:hanging="360"/>
-      </w:pPr>
-      <w:rPr>
-        <w:rFonts w:ascii="Wingdings" w:hAnsi="Wingdings" w:cs="Wingdings" w:hint="default"/>
-      </w:rPr>
-    </w:lvl>
-    <w:lvl w:ilvl="6">
-      <w:numFmt w:val="bullet"/>
-      <w:lvlText w:val=""/>
-      <w:lvlJc w:val="left"/>
-      <w:pPr>
-        <w:ind w:left="5040" w:hanging="360"/>
-      </w:pPr>
-      <w:rPr>
-        <w:rFonts w:ascii="Symbol" w:hAnsi="Symbol" w:cs="Symbol" w:hint="default"/>
-      </w:rPr>
-    </w:lvl>
-    <w:lvl w:ilvl="7">
-      <w:numFmt w:val="bullet"/>
-      <w:lvlText w:val="o"/>
-      <w:lvlJc w:val="left"/>
-      <w:pPr>
-        <w:ind w:left="5760" w:hanging="360"/>
-      </w:pPr>
-      <w:rPr>
-        <w:rFonts w:ascii="Courier New" w:hAnsi="Courier New" w:cs="Courier New" w:hint="default"/>
-      </w:rPr>
-    </w:lvl>
-    <w:lvl w:ilvl="8">
-      <w:numFmt w:val="bullet"/>
-      <w:lvlText w:val=""/>
-      <w:lvlJc w:val="left"/>
-      <w:pPr>
-        <w:ind w:left="6480" w:hanging="360"/>
-      </w:pPr>
-      <w:rPr>
-        <w:rFonts w:ascii="Wingdings" w:hAnsi="Wingdings" w:cs="Wingdings" w:hint="default"/>
-      </w:rPr>
-    </w:lvl>
-  </w:abstractNum>
   <w:num w:numId="1000">
     <w:abstractNumId w:val="990"/>
-  </w:num>
-  <w:num w:numId="1001">
-    <w:abstractNumId w:val="991"/>
-  </w:num>
-  <w:num w:numId="1002">
-    <w:abstractNumId w:val="991"/>
   </w:num>
 </w:numbering>
 </file>

--- a/docs/index.docx
+++ b/docs/index.docx
@@ -7,7 +7,7 @@
         <w:pStyle w:val="Title"/>
       </w:pPr>
       <w:r>
-        <w:t xml:space="preserve">Distribution and loss of slow-release polymer coatings in an agro-ecosystem</w:t>
+        <w:t xml:space="preserve">Soil distribution and snowmelt-driven export of polymer fertilizer coatings in a cold-climate agro-ecosystem</w:t>
       </w:r>
     </w:p>
     <w:p>
@@ -72,19 +72,7 @@
         <w:pStyle w:val="FirstParagraph"/>
       </w:pPr>
       <w:r>
-        <w:t xml:space="preserve">Plastics are extensively used in all aspects of life, including residential, commercial, industrial, agricultural and institutional sectors.</w:t>
-      </w:r>
-      <w:r>
-        <w:t xml:space="preserve"> </w:t>
-      </w:r>
-      <w:r>
-        <w:t xml:space="preserve">Through improper disposal, accidental and incidental releases, and intentional placement, plastics have become a widespread pollutant found in every ecosystem.</w:t>
-      </w:r>
-      <w:r>
-        <w:t xml:space="preserve"> </w:t>
-      </w:r>
-      <w:r>
-        <w:t xml:space="preserve">This has resulted in global concern surrounding the effects of plastic pollution on ecosystem and human health</w:t>
+        <w:t xml:space="preserve">Plastics are extensively used in all aspects of life, including residential, commercial, industrial, agricultural and institutional sectors. Through improper disposal, accidental and incidental releases, and intentional placement, plastics have become a widespread pollutant found in every ecosystem. This has resulted in global concern surrounding the effects of plastic pollution on ecosystem and human health</w:t>
       </w:r>
       <w:r>
         <w:t xml:space="preserve"> </w:t>
@@ -97,26 +85,99 @@
           <w:rPr>
             <w:rStyle w:val="InternetLink"/>
           </w:rPr>
-          <w:t xml:space="preserve">Zhang et al. 2022</w:t>
+          <w:t xml:space="preserve">Zhang et al., 2022</w:t>
         </w:r>
       </w:hyperlink>
       <w:r>
         <w:t xml:space="preserve">)</w:t>
       </w:r>
       <w:r>
+        <w:t xml:space="preserve">. Of particular concern, are micro-plastics (MPs) (&lt;5mm) due to their movement and health impacts within the food chain and their rapid dispersion beyond their initial point of release. Despite the ubiquitous distribution of MP pollution across all ecosystem types, the focus has primarily been on marine and freshwater ecosystems</w:t>
+      </w:r>
+      <w:r>
+        <w:t xml:space="preserve"> </w:t>
+      </w:r>
+      <w:r>
+        <w:t xml:space="preserve">(</w:t>
+      </w:r>
+      <w:hyperlink w:anchor="ref-anderson2017">
+        <w:r>
+          <w:rPr>
+            <w:rStyle w:val="InternetLink"/>
+          </w:rPr>
+          <w:t xml:space="preserve">Anderson et al., 2017</w:t>
+        </w:r>
+      </w:hyperlink>
+      <w:r>
+        <w:t xml:space="preserve">;</w:t>
+      </w:r>
+      <w:r>
+        <w:t xml:space="preserve"> </w:t>
+      </w:r>
+      <w:hyperlink w:anchor="ref-lenaker2021">
+        <w:r>
+          <w:rPr>
+            <w:rStyle w:val="InternetLink"/>
+          </w:rPr>
+          <w:t xml:space="preserve">Lenaker et al., 2021</w:t>
+        </w:r>
+      </w:hyperlink>
+      <w:r>
+        <w:t xml:space="preserve">)</w:t>
+      </w:r>
+      <w:r>
+        <w:t xml:space="preserve"> </w:t>
+      </w:r>
+      <w:r>
+        <w:t xml:space="preserve">and with an emphasis on urban and industrial sources. A 2021 survey of the plastic pollution literature found that only 4% of publications specifically investigated MPs in soils</w:t>
+      </w:r>
+      <w:r>
+        <w:t xml:space="preserve"> </w:t>
+      </w:r>
+      <w:r>
+        <w:t xml:space="preserve">(</w:t>
+      </w:r>
+      <w:hyperlink w:anchor="ref-weber2021">
+        <w:r>
+          <w:rPr>
+            <w:rStyle w:val="InternetLink"/>
+          </w:rPr>
+          <w:t xml:space="preserve">Weber et al., 2021</w:t>
+        </w:r>
+      </w:hyperlink>
+      <w:r>
+        <w:t xml:space="preserve">)</w:t>
+      </w:r>
+      <w:r>
+        <w:t xml:space="preserve">. Agriculture and soil have received relatively less attention despite the prevalent use of plastics, including horticultural mulch, twine, bale wrap, product bags and containers, and polymer-coated slow-release fertilizers</w:t>
+      </w:r>
+      <w:r>
+        <w:t xml:space="preserve"> </w:t>
+      </w:r>
+      <w:r>
+        <w:t xml:space="preserve">(</w:t>
+      </w:r>
+      <w:hyperlink w:anchor="ref-rillig2017">
+        <w:r>
+          <w:rPr>
+            <w:rStyle w:val="InternetLink"/>
+          </w:rPr>
+          <w:t xml:space="preserve">Rillig et al., 2017</w:t>
+        </w:r>
+      </w:hyperlink>
+      <w:r>
+        <w:t xml:space="preserve">)</w:t>
+      </w:r>
+      <w:r>
         <w:t xml:space="preserve">.</w:t>
       </w:r>
-      <w:r>
-        <w:t xml:space="preserve"> </w:t>
-      </w:r>
-      <w:r>
-        <w:t xml:space="preserve">Of particular concern, are micro-plastics (MPs) (&lt;5mm) due to their movement and health impacts within the food chain and their rapid dispersion beyond their initial point of release.</w:t>
-      </w:r>
-      <w:r>
-        <w:t xml:space="preserve"> </w:t>
-      </w:r>
-      <w:r>
-        <w:t xml:space="preserve">Despite the ubiquitous distribution of MP pollution across all ecosystem types, the focus has primarily been on marine and freshwater ecosystems</w:t>
+    </w:p>
+    <w:p>
+      <w:pPr>
+        <w:pStyle w:val="TextBody"/>
+      </w:pPr>
+      <w:r>
+        <w:t xml:space="preserve">There is currently little information on the concentration, distribution, or types of plastic in agricultural soil, the effect they have on soil and plant health and the extent as to which agro-ecosystems are a net source of MPs to downstream ecosystems</w:t>
       </w:r>
       <w:r>
         <w:t xml:space="preserve"> </w:t>
@@ -124,12 +185,80 @@
       <w:r>
         <w:t xml:space="preserve">(</w:t>
       </w:r>
-      <w:hyperlink w:anchor="ref-anderson2017">
-        <w:r>
-          <w:rPr>
-            <w:rStyle w:val="InternetLink"/>
-          </w:rPr>
-          <w:t xml:space="preserve">Anderson et al. 2017</w:t>
+      <w:hyperlink w:anchor="ref-chinyo2026">
+        <w:r>
+          <w:rPr>
+            <w:rStyle w:val="InternetLink"/>
+          </w:rPr>
+          <w:t xml:space="preserve">Chinyo et al., 2026</w:t>
+        </w:r>
+      </w:hyperlink>
+      <w:r>
+        <w:t xml:space="preserve">)</w:t>
+      </w:r>
+      <w:r>
+        <w:t xml:space="preserve">. Even within agriculture and soil science disciplines, the focus has largely been on assessing the risks associated with applying municipal biosolids as a soil amendment which have been shown to have higher concentrations of MPs</w:t>
+      </w:r>
+      <w:r>
+        <w:t xml:space="preserve"> </w:t>
+      </w:r>
+      <w:r>
+        <w:t xml:space="preserve">(</w:t>
+      </w:r>
+      <w:hyperlink w:anchor="ref-crossman2020">
+        <w:r>
+          <w:rPr>
+            <w:rStyle w:val="InternetLink"/>
+          </w:rPr>
+          <w:t xml:space="preserve">Crossman et al., 2020</w:t>
+        </w:r>
+      </w:hyperlink>
+      <w:r>
+        <w:t xml:space="preserve">)</w:t>
+      </w:r>
+      <w:r>
+        <w:t xml:space="preserve">. In terms of deliberate applications to agricultural soil, polymer-coated slow-release fertilizers represent a large input of MPs. While these slow-release fertilizers improve nitrogen-use efficiency, the low rates of degradation coupled with repeated applications lead to accumulation within the soil</w:t>
+      </w:r>
+      <w:r>
+        <w:t xml:space="preserve"> </w:t>
+      </w:r>
+      <w:r>
+        <w:t xml:space="preserve">(</w:t>
+      </w:r>
+      <w:hyperlink w:anchor="ref-isakov2025">
+        <w:r>
+          <w:rPr>
+            <w:rStyle w:val="InternetLink"/>
+          </w:rPr>
+          <w:t xml:space="preserve">Isakov et al., 2025</w:t>
+        </w:r>
+      </w:hyperlink>
+      <w:r>
+        <w:t xml:space="preserve">)</w:t>
+      </w:r>
+      <w:r>
+        <w:t xml:space="preserve">. There is a considerable gap in our understanding of the nature of MPs in soils both in terms of the direct impact on the agro-ecosystem health and as a source of MPs to downstream ecosystems.</w:t>
+      </w:r>
+    </w:p>
+    <w:p>
+      <w:pPr>
+        <w:pStyle w:val="TextBody"/>
+      </w:pPr>
+      <w:r>
+        <w:t xml:space="preserve">Soil erosion, including tillage and surface water runoff actively redistribute MPs across agricultural landscapes</w:t>
+      </w:r>
+      <w:r>
+        <w:t xml:space="preserve"> </w:t>
+      </w:r>
+      <w:r>
+        <w:t xml:space="preserve">(</w:t>
+      </w:r>
+      <w:hyperlink w:anchor="ref-rehm2024">
+        <w:r>
+          <w:rPr>
+            <w:rStyle w:val="InternetLink"/>
+          </w:rPr>
+          <w:t xml:space="preserve">Rehm and Fiener, 2024</w:t>
         </w:r>
       </w:hyperlink>
       <w:r>
@@ -138,28 +267,19 @@
       <w:r>
         <w:t xml:space="preserve"> </w:t>
       </w:r>
-      <w:hyperlink w:anchor="ref-lenaker2021">
-        <w:r>
-          <w:rPr>
-            <w:rStyle w:val="InternetLink"/>
-          </w:rPr>
-          <w:t xml:space="preserve">Lenaker, Corsi, and Mason 2021</w:t>
+      <w:hyperlink w:anchor="ref-wang2024">
+        <w:r>
+          <w:rPr>
+            <w:rStyle w:val="InternetLink"/>
+          </w:rPr>
+          <w:t xml:space="preserve">Wang et al., 2024</w:t>
         </w:r>
       </w:hyperlink>
       <w:r>
         <w:t xml:space="preserve">)</w:t>
       </w:r>
       <w:r>
-        <w:t xml:space="preserve"> </w:t>
-      </w:r>
-      <w:r>
-        <w:t xml:space="preserve">and with an emphasis on urban and industrial sources.</w:t>
-      </w:r>
-      <w:r>
-        <w:t xml:space="preserve"> </w:t>
-      </w:r>
-      <w:r>
-        <w:t xml:space="preserve">A 2021 survey of the plastic pollution literature found that only 4% of publications specifically investigated MPs in soils</w:t>
+        <w:t xml:space="preserve">. Due to their low density, these buoyant particles are easily transported beyond field boundaries into adjacent environments making agricultural soils a likely source of MPs</w:t>
       </w:r>
       <w:r>
         <w:t xml:space="preserve"> </w:t>
@@ -167,25 +287,19 @@
       <w:r>
         <w:t xml:space="preserve">(</w:t>
       </w:r>
-      <w:hyperlink w:anchor="ref-weber2021">
-        <w:r>
-          <w:rPr>
-            <w:rStyle w:val="InternetLink"/>
-          </w:rPr>
-          <w:t xml:space="preserve">Weber et al. 2021</w:t>
+      <w:hyperlink w:anchor="ref-leonard2024">
+        <w:r>
+          <w:rPr>
+            <w:rStyle w:val="InternetLink"/>
+          </w:rPr>
+          <w:t xml:space="preserve">Leonard et al., 2024</w:t>
         </w:r>
       </w:hyperlink>
       <w:r>
         <w:t xml:space="preserve">)</w:t>
       </w:r>
       <w:r>
-        <w:t xml:space="preserve">.</w:t>
-      </w:r>
-      <w:r>
-        <w:t xml:space="preserve"> </w:t>
-      </w:r>
-      <w:r>
-        <w:t xml:space="preserve">Agriculture and soil have received relatively less attention despite the prevalent use of plastics, including horticultural mulch, twine, bale wrap, product bags and containers, and polymer-coated slow-release fertilizers</w:t>
+        <w:t xml:space="preserve">. Given the lack of basic research on agricultural soil MPs, specifically in cold snowmelt dominated agricultural systems, this is a high-priority research area</w:t>
       </w:r>
       <w:r>
         <w:t xml:space="preserve"> </w:t>
@@ -193,223 +307,19 @@
       <w:r>
         <w:t xml:space="preserve">(</w:t>
       </w:r>
-      <w:hyperlink w:anchor="ref-rillig2017">
-        <w:r>
-          <w:rPr>
-            <w:rStyle w:val="InternetLink"/>
-          </w:rPr>
-          <w:t xml:space="preserve">Rillig, Ingraffia, and Souza Machado 2017</w:t>
+      <w:hyperlink w:anchor="X58f871d41ef90e7d5d6faf67b668dadba215eb4">
+        <w:r>
+          <w:rPr>
+            <w:rStyle w:val="InternetLink"/>
+          </w:rPr>
+          <w:t xml:space="preserve">Environment and Climate Change Canada and Health Canada, 2020</w:t>
         </w:r>
       </w:hyperlink>
       <w:r>
         <w:t xml:space="preserve">)</w:t>
       </w:r>
       <w:r>
-        <w:t xml:space="preserve">.</w:t>
-      </w:r>
-    </w:p>
-    <w:p>
-      <w:pPr>
-        <w:pStyle w:val="TextBody"/>
-      </w:pPr>
-      <w:r>
-        <w:t xml:space="preserve">There is currently little information on the concentration, distribution, or types of plastic in agricultural soil, the effect they have on soil and plant health and the extent as to which agro-ecosystems are a net source of MPs to downstream ecosystems</w:t>
-      </w:r>
-      <w:r>
-        <w:t xml:space="preserve"> </w:t>
-      </w:r>
-      <w:r>
-        <w:t xml:space="preserve">(</w:t>
-      </w:r>
-      <w:hyperlink w:anchor="ref-chinyo2026">
-        <w:r>
-          <w:rPr>
-            <w:rStyle w:val="InternetLink"/>
-          </w:rPr>
-          <w:t xml:space="preserve">Chinyo et al. 2026</w:t>
-        </w:r>
-      </w:hyperlink>
-      <w:r>
-        <w:t xml:space="preserve">)</w:t>
-      </w:r>
-      <w:r>
-        <w:t xml:space="preserve">.</w:t>
-      </w:r>
-      <w:r>
-        <w:t xml:space="preserve"> </w:t>
-      </w:r>
-      <w:r>
-        <w:t xml:space="preserve">Even within agriculture and soil science disciplines, the focus has largely been on assessing the risks associated with applying municipal biosolids as a soil amendment which have been shown to have higher concentrations of MPs</w:t>
-      </w:r>
-      <w:r>
-        <w:t xml:space="preserve"> </w:t>
-      </w:r>
-      <w:r>
-        <w:t xml:space="preserve">(</w:t>
-      </w:r>
-      <w:hyperlink w:anchor="ref-crossman2020">
-        <w:r>
-          <w:rPr>
-            <w:rStyle w:val="InternetLink"/>
-          </w:rPr>
-          <w:t xml:space="preserve">Crossman et al. 2020</w:t>
-        </w:r>
-      </w:hyperlink>
-      <w:r>
-        <w:t xml:space="preserve">)</w:t>
-      </w:r>
-      <w:r>
-        <w:t xml:space="preserve">.</w:t>
-      </w:r>
-      <w:r>
-        <w:t xml:space="preserve"> </w:t>
-      </w:r>
-      <w:r>
-        <w:t xml:space="preserve">In terms of deliberate applications to agricultural soil, polymer-coated slow-release fertilizers represent a large input of MPs.</w:t>
-      </w:r>
-      <w:r>
-        <w:t xml:space="preserve"> </w:t>
-      </w:r>
-      <w:r>
-        <w:t xml:space="preserve">While these slow-release fertilizers improve nitrogen-use efficiency, the low rates of degradation coupled with repeated applications lead to accumulation within the soil</w:t>
-      </w:r>
-      <w:r>
-        <w:t xml:space="preserve"> </w:t>
-      </w:r>
-      <w:r>
-        <w:t xml:space="preserve">(</w:t>
-      </w:r>
-      <w:hyperlink w:anchor="ref-isakov2025">
-        <w:r>
-          <w:rPr>
-            <w:rStyle w:val="InternetLink"/>
-          </w:rPr>
-          <w:t xml:space="preserve">Isakov et al. 2025</w:t>
-        </w:r>
-      </w:hyperlink>
-      <w:r>
-        <w:t xml:space="preserve">)</w:t>
-      </w:r>
-      <w:r>
-        <w:t xml:space="preserve">.</w:t>
-      </w:r>
-      <w:r>
-        <w:t xml:space="preserve"> </w:t>
-      </w:r>
-      <w:r>
-        <w:t xml:space="preserve">There is a considerable gap in our understanding of the nature of MPs in soils both in terms of the direct impact on the agro-ecosystem health and as a source of MPs to downstream ecosystems.</w:t>
-      </w:r>
-    </w:p>
-    <w:p>
-      <w:pPr>
-        <w:pStyle w:val="TextBody"/>
-      </w:pPr>
-      <w:r>
-        <w:t xml:space="preserve">Soil erosion, including tillage and surface water runoff actively redistribute MPs across agricultural landscapes</w:t>
-      </w:r>
-      <w:r>
-        <w:t xml:space="preserve"> </w:t>
-      </w:r>
-      <w:r>
-        <w:t xml:space="preserve">(</w:t>
-      </w:r>
-      <w:hyperlink w:anchor="ref-rehm2024">
-        <w:r>
-          <w:rPr>
-            <w:rStyle w:val="InternetLink"/>
-          </w:rPr>
-          <w:t xml:space="preserve">Rehm and Fiener 2024</w:t>
-        </w:r>
-      </w:hyperlink>
-      <w:r>
-        <w:t xml:space="preserve">;</w:t>
-      </w:r>
-      <w:r>
-        <w:t xml:space="preserve"> </w:t>
-      </w:r>
-      <w:hyperlink w:anchor="ref-wang2024">
-        <w:r>
-          <w:rPr>
-            <w:rStyle w:val="InternetLink"/>
-          </w:rPr>
-          <w:t xml:space="preserve">Wang et al. 2024</w:t>
-        </w:r>
-      </w:hyperlink>
-      <w:r>
-        <w:t xml:space="preserve">)</w:t>
-      </w:r>
-      <w:r>
-        <w:t xml:space="preserve">.</w:t>
-      </w:r>
-      <w:r>
-        <w:t xml:space="preserve"> </w:t>
-      </w:r>
-      <w:r>
-        <w:t xml:space="preserve">Due to their low density, these buoyant particles are easily transported beyond field boundaries into adjacent environments making agricultural soils a likely source of MPs</w:t>
-      </w:r>
-      <w:r>
-        <w:t xml:space="preserve"> </w:t>
-      </w:r>
-      <w:r>
-        <w:t xml:space="preserve">(</w:t>
-      </w:r>
-      <w:hyperlink w:anchor="ref-leonard2024">
-        <w:r>
-          <w:rPr>
-            <w:rStyle w:val="InternetLink"/>
-          </w:rPr>
-          <w:t xml:space="preserve">Leonard, Ravi, and Mohanty 2024</w:t>
-        </w:r>
-      </w:hyperlink>
-      <w:r>
-        <w:t xml:space="preserve">)</w:t>
-      </w:r>
-      <w:r>
-        <w:t xml:space="preserve">.</w:t>
-      </w:r>
-      <w:r>
-        <w:t xml:space="preserve"> </w:t>
-      </w:r>
-      <w:r>
-        <w:t xml:space="preserve">Given the lack of basic research on agricultural soil MPs, specifically in cold snowmelt dominated agricultural systems, this is a high-priority research area</w:t>
-      </w:r>
-      <w:r>
-        <w:t xml:space="preserve"> </w:t>
-      </w:r>
-      <w:r>
-        <w:t xml:space="preserve">(</w:t>
-      </w:r>
-      <w:hyperlink w:anchor="X58f871d41ef90e7d5d6faf67b668dadba215eb4">
-        <w:r>
-          <w:rPr>
-            <w:rStyle w:val="InternetLink"/>
-          </w:rPr>
-          <w:t xml:space="preserve">Environment, Climate Change Canada, and Health Canada 2020</w:t>
-        </w:r>
-      </w:hyperlink>
-      <w:r>
-        <w:t xml:space="preserve">)</w:t>
-      </w:r>
-      <w:r>
-        <w:t xml:space="preserve">.</w:t>
-      </w:r>
-      <w:r>
-        <w:t xml:space="preserve"> </w:t>
-      </w:r>
-      <w:r>
-        <w:t xml:space="preserve">The primary purpose of this pilot project was to investigate the fate of polymer coatings from slow-release fertilizers applied to agro-ecosystems in Manitoba, Canada.</w:t>
-      </w:r>
-      <w:r>
-        <w:t xml:space="preserve"> </w:t>
-      </w:r>
-      <w:r>
-        <w:t xml:space="preserve">Because these coatings are applied in known quantities, locations, and timings, they are an ideal model plastic input for investigating the fate of agricultural MPs.</w:t>
-      </w:r>
-      <w:r>
-        <w:t xml:space="preserve"> </w:t>
-      </w:r>
-      <w:r>
-        <w:t xml:space="preserve">The objectives of this project were to: 1) characterize the lateral and vertical movement of polymer coatings within surface soils; and 2) estimate the export of polymer coatings from cropland in surface runoff during spring snowmelt.</w:t>
+        <w:t xml:space="preserve">. The primary purpose of this pilot project was to investigate the fate of polymer coatings from slow-release fertilizers applied to agro-ecosystems in Manitoba, Canada. Because these coatings are applied in known quantities, locations, and timings, they are an ideal model plastic input for investigating the fate of agricultural MPs. The objectives of this project were to: 1) characterize the lateral and vertical movement of polymer coatings within surface soils; and 2) estimate the export of polymer coatings from cropland in surface runoff during spring snowmelt.</w:t>
       </w:r>
     </w:p>
     <w:bookmarkEnd w:id="20"/>
@@ -447,13 +357,7 @@
         </w:r>
       </w:hyperlink>
       <w:r>
-        <w:t xml:space="preserve">).</w:t>
-      </w:r>
-      <w:r>
-        <w:t xml:space="preserve"> </w:t>
-      </w:r>
-      <w:r>
-        <w:t xml:space="preserve">The mean annual temperature is ~4 °C, and the mean annual precipitation is 527 mm, of which approximately 15% occurs as snow (</w:t>
+        <w:t xml:space="preserve">). The mean annual temperature is ~4 °C, and the mean annual precipitation is 527 mm, of which approximately 15% occurs as snow (</w:t>
       </w:r>
       <w:r>
         <w:t xml:space="preserve">Environment and Climate Change Canada (</w:t>
@@ -497,7 +401,7 @@
           <w:rPr>
             <w:rStyle w:val="InternetLink"/>
           </w:rPr>
-          <w:t xml:space="preserve">Michalyna, Podolsky, and St. Jacques 1988</w:t>
+          <w:t xml:space="preserve">Michalyna et al., 1988</w:t>
         </w:r>
       </w:hyperlink>
       <w:r>
@@ -630,26 +534,14 @@
           <w:rPr>
             <w:rStyle w:val="InternetLink"/>
           </w:rPr>
-          <w:t xml:space="preserve">Agriculture and Agri-Food Canada 2011</w:t>
+          <w:t xml:space="preserve">Agriculture and Agri-Food Canada, 2008</w:t>
         </w:r>
       </w:hyperlink>
       <w:r>
         <w:t xml:space="preserve">)</w:t>
       </w:r>
       <w:r>
-        <w:t xml:space="preserve">.</w:t>
-      </w:r>
-      <w:r>
-        <w:t xml:space="preserve"> </w:t>
-      </w:r>
-      <w:r>
-        <w:t xml:space="preserve">Within the STCW the research site comprises two small paired watersheds that drain to edge-of-field weirs: the west watershed (5.15 ha) and the east watershed (4.16 ha).</w:t>
-      </w:r>
-      <w:r>
-        <w:t xml:space="preserve"> </w:t>
-      </w:r>
-      <w:r>
-        <w:t xml:space="preserve">Historically, these watersheds were used to compare runoff and nutrient loading from zero-tillage and conventionally tilled fields</w:t>
+        <w:t xml:space="preserve">. Within the STCW the research site comprises two small paired watersheds that drain to edge-of-field weirs: the west watershed (5.15 ha) and the east watershed (4.16 ha). Historically, these watersheds were used to compare runoff and nutrient loading from zero-tillage and conventionally tilled fields</w:t>
       </w:r>
       <w:r>
         <w:t xml:space="preserve"> </w:t>
@@ -662,26 +554,14 @@
           <w:rPr>
             <w:rStyle w:val="InternetLink"/>
           </w:rPr>
-          <w:t xml:space="preserve">Tiessen et al. 2010</w:t>
+          <w:t xml:space="preserve">Tiessen et al., 2010</w:t>
         </w:r>
       </w:hyperlink>
       <w:r>
         <w:t xml:space="preserve">)</w:t>
       </w:r>
       <w:r>
-        <w:t xml:space="preserve">.</w:t>
-      </w:r>
-      <w:r>
-        <w:t xml:space="preserve"> </w:t>
-      </w:r>
-      <w:r>
-        <w:t xml:space="preserve">Both watersheds are now managed under the same practices.</w:t>
-      </w:r>
-      <w:r>
-        <w:t xml:space="preserve"> </w:t>
-      </w:r>
-      <w:r>
-        <w:t xml:space="preserve">Polymer-coated urea (Environmental Smart Nitrogen (ESN);</w:t>
+        <w:t xml:space="preserve">. Both watersheds are now managed under the same practices. Polymer-coated urea (Environmental Smart Nitrogen (ESN);</w:t>
       </w:r>
       <w:r>
         <w:t xml:space="preserve"> </w:t>
@@ -724,30 +604,27 @@
         </w:r>
       </w:hyperlink>
       <w:r>
-        <w:t xml:space="preserve">). ESN’s polymer coating is primarily composed of castor oil and polymethylene polyphenylene isocyanate [</w:t>
-      </w:r>
-      <w:r>
-        <w:t xml:space="preserve">Nutrien Ltd. (</w:t>
+        <w:t xml:space="preserve">). ESN’s polymer coating is primarily composed of castor oil and polymethylene polyphenylene isocyanate</w:t>
+      </w:r>
+      <w:r>
+        <w:t xml:space="preserve"> </w:t>
+      </w:r>
+      <w:r>
+        <w:t xml:space="preserve">(</w:t>
       </w:r>
       <w:hyperlink w:anchor="ref-nutrien_esn_2026">
         <w:r>
           <w:rPr>
             <w:rStyle w:val="InternetLink"/>
           </w:rPr>
-          <w:t xml:space="preserve">2026</w:t>
+          <w:t xml:space="preserve">Nutrien Ltd., 2026</w:t>
         </w:r>
       </w:hyperlink>
       <w:r>
         <w:t xml:space="preserve">)</w:t>
       </w:r>
       <w:r>
-        <w:t xml:space="preserve">].</w:t>
-      </w:r>
-      <w:r>
-        <w:t xml:space="preserve"> </w:t>
-      </w:r>
-      <w:r>
-        <w:t xml:space="preserve">This polymer coating is designed to release nitrogen in response to soil temperatures to more closely match the demand of the crop reducing the potential losses through denitrification, volatilization, and leaching.</w:t>
+        <w:t xml:space="preserve">. This polymer coating is designed to release nitrogen in response to soil temperatures to more closely match the demand of the crop reducing the potential losses through denitrification, volatilization, and leaching.</w:t>
       </w:r>
     </w:p>
     <w:tbl>
@@ -883,7 +760,7 @@
           <w:rPr>
             <w:rStyle w:val="InternetLink"/>
           </w:rPr>
-          <w:t xml:space="preserve">Tiessen et al. 2010</w:t>
+          <w:t xml:space="preserve">Tiessen et al., 2010</w:t>
         </w:r>
       </w:hyperlink>
       <w:r>
@@ -904,13 +781,7 @@
         </w:r>
       </w:hyperlink>
       <w:r>
-        <w:t xml:space="preserve">), giving 24 sampling locations in total.</w:t>
-      </w:r>
-      <w:r>
-        <w:t xml:space="preserve"> </w:t>
-      </w:r>
-      <w:r>
-        <w:t xml:space="preserve">Samples were collected on three dates: 21 October 2022, 11 May 2023, and 19 September 2023 (</w:t>
+        <w:t xml:space="preserve">), giving 24 sampling locations in total. Samples were collected on three dates: 21 October 2022, 11 May 2023, and 19 September 2023 (</w:t>
       </w:r>
       <w:hyperlink w:anchor="fig-weather-climate">
         <w:r>
@@ -921,25 +792,7 @@
         </w:r>
       </w:hyperlink>
       <w:r>
-        <w:t xml:space="preserve">).</w:t>
-      </w:r>
-      <w:r>
-        <w:t xml:space="preserve"> </w:t>
-      </w:r>
-      <w:r>
-        <w:t xml:space="preserve">Surface soil samples were excavated with a spade from a 25 cm × 25 cm square to a depth of 5 cm, yielding a sample volume of 3125 cm³.</w:t>
-      </w:r>
-      <w:r>
-        <w:t xml:space="preserve"> </w:t>
-      </w:r>
-      <w:r>
-        <w:t xml:space="preserve">On 19 September 2023, an additional sample was collected at each location from the 5–10 cm depth interval.</w:t>
-      </w:r>
-      <w:r>
-        <w:t xml:space="preserve"> </w:t>
-      </w:r>
-      <w:r>
-        <w:t xml:space="preserve">Two additional surface riparian samples were also collected from each watershed on this date.</w:t>
+        <w:t xml:space="preserve">). Surface soil samples were excavated with a spade from a 25 cm × 25 cm square to a depth of 5 cm, yielding a sample volume of 3125 cm³. On 19 September 2023, an additional sample was collected at each location from the 5–10 cm depth interval. Two additional surface riparian samples were also collected from each watershed on this date.</w:t>
       </w:r>
     </w:p>
     <w:p>
@@ -947,31 +800,7 @@
         <w:pStyle w:val="TextBody"/>
       </w:pPr>
       <w:r>
-        <w:t xml:space="preserve">Soil samples were disaggregated by hand into smaller aggregates and air-dried.</w:t>
-      </w:r>
-      <w:r>
-        <w:t xml:space="preserve"> </w:t>
-      </w:r>
-      <w:r>
-        <w:t xml:space="preserve">Each sample was further manually disaggregated and sieved sequentially through 2-mm and 1.18-mm meshes.</w:t>
-      </w:r>
-      <w:r>
-        <w:t xml:space="preserve"> </w:t>
-      </w:r>
-      <w:r>
-        <w:t xml:space="preserve">Polymer coatings were retrieved from the sieves using tweezers.</w:t>
-      </w:r>
-      <w:r>
-        <w:t xml:space="preserve"> </w:t>
-      </w:r>
-      <w:r>
-        <w:t xml:space="preserve">The extracted coatings were cleaned by magnetic stirring in distilled water for 10 minutes at 500 rpm, then filtered and dried at 30 °C.</w:t>
-      </w:r>
-      <w:r>
-        <w:t xml:space="preserve"> </w:t>
-      </w:r>
-      <w:r>
-        <w:t xml:space="preserve">The cleaned and dried polymer coatings were counted and collectively weighed using a balance with 0.1 mg resolution.</w:t>
+        <w:t xml:space="preserve">Soil samples were disaggregated by hand into smaller aggregates and air-dried. Each sample was further manually disaggregated and sieved sequentially through 2-mm and 1.18-mm meshes. Polymer coatings were retrieved from the sieves using tweezers. The extracted coatings were cleaned by magnetic stirring in distilled water for 10 minutes at 500 rpm, then filtered and dried at 30 °C. The cleaned and dried polymer coatings were counted and collectively weighed using a balance with 0.1 mg resolution.</w:t>
       </w:r>
     </w:p>
     <w:bookmarkEnd w:id="32"/>
@@ -989,73 +818,27 @@
         <w:pStyle w:val="FirstParagraph"/>
       </w:pPr>
       <w:r>
-        <w:t xml:space="preserve">A v-notched weir was installed in the riparian area at the outflow of each watershed.</w:t>
-      </w:r>
-      <w:r>
-        <w:t xml:space="preserve"> </w:t>
-      </w:r>
-      <w:r>
-        <w:t xml:space="preserve">The water depth at the weirs was recorded at 5-min intervals using a pressure transducer (Onset HOBO Water Level Data Logger).</w:t>
-      </w:r>
-      <w:r>
-        <w:t xml:space="preserve"> </w:t>
-      </w:r>
-      <w:r>
-        <w:t xml:space="preserve">The water depth were then used to calculate flow, based on a standard v-notched weir flow equation (Smith, 1985).</w:t>
-      </w:r>
-      <w:r>
-        <w:t xml:space="preserve"> </w:t>
-      </w:r>
-      <w:r>
-        <w:t xml:space="preserve">Throughout the runoff event, staff gauges read manually and from time-lapse photography were used to verify the logger-collected water depth data.</w:t>
-      </w:r>
-      <w:r>
-        <w:t xml:space="preserve"> </w:t>
-      </w:r>
-      <w:r>
-        <w:t xml:space="preserve">Measurement of polymer coatings exported by surface runoff occurred on 2023-04-13, and 2023-04-14.</w:t>
-      </w:r>
-      <w:r>
-        <w:t xml:space="preserve"> </w:t>
-      </w:r>
-      <w:r>
-        <w:t xml:space="preserve">Polymer coatings were collected from the runoff using a simple filtration system consisting of 1-mm screening set across the upstream side of the v notch.</w:t>
-      </w:r>
-      <w:r>
-        <w:t xml:space="preserve"> </w:t>
-      </w:r>
-      <w:r>
-        <w:t xml:space="preserve">These screens were deployed for a maximum duration of two hours and switched twice a day for a total of four measurement periods at each watershed weir over the spring runoff event.</w:t>
-      </w:r>
-      <w:r>
-        <w:t xml:space="preserve"> </w:t>
-      </w:r>
-      <w:r>
-        <w:t xml:space="preserve">Polymers coatings were extracted from the screens using tweezers.</w:t>
-      </w:r>
-      <w:r>
-        <w:t xml:space="preserve"> </w:t>
-      </w:r>
-      <w:r>
-        <w:t xml:space="preserve">The Polymers coatings were dried at 30° C, counted and weighed.</w:t>
-      </w:r>
-      <w:r>
-        <w:t xml:space="preserve"> </w:t>
-      </w:r>
-      <w:r>
-        <w:t xml:space="preserve">An incremental volume of water was calculated based on the flow rate over a set interval time of 15 minutes.</w:t>
-      </w:r>
-      <w:r>
-        <w:t xml:space="preserve"> </w:t>
-      </w:r>
-      <w:r>
-        <w:t xml:space="preserve">The total estimated number of polymer coatings was extrapolated from periodic measurements by multiplying the total accumulated volume of water by the volume-weighted mean concentration of polymer coatings.</w:t>
-      </w:r>
-      <w:r>
-        <w:t xml:space="preserve"> </w:t>
-      </w:r>
-      <w:r>
-        <w:t xml:space="preserve">Polymer coating concentration was assumed to be independent of discharge.</w:t>
+        <w:t xml:space="preserve">A v-notched weir was installed in the riparian area at the outflow of each watershed. The water depth at the weirs was recorded at 5-min intervals using a pressure transducer (Onset HOBO Water Level Data Logger). The water depth were then used to calculate flow, based on a standard v-notched weir flow equation</w:t>
+      </w:r>
+      <w:r>
+        <w:t xml:space="preserve"> </w:t>
+      </w:r>
+      <w:r>
+        <w:t xml:space="preserve">(</w:t>
+      </w:r>
+      <w:hyperlink w:anchor="ref-astm_d5242_92">
+        <w:r>
+          <w:rPr>
+            <w:rStyle w:val="InternetLink"/>
+          </w:rPr>
+          <w:t xml:space="preserve">ASTM International, 1992</w:t>
+        </w:r>
+      </w:hyperlink>
+      <w:r>
+        <w:t xml:space="preserve">)</w:t>
+      </w:r>
+      <w:r>
+        <w:t xml:space="preserve">. Throughout the runoff event, staff gauges read manually and from time-lapse photography were used to verify the logger-collected water depth data. Measurement of polymer coatings exported by surface runoff occurred on 2023-04-13, and 2023-04-14. Polymer coatings were collected from the runoff using a simple filtration system consisting of 1-mm screening set across the upstream side of the v notch. These screens were deployed for a maximum duration of two hours and switched twice a day for a total of four measurement periods at each watershed weir over the spring runoff event. Polymers coatings were extracted from the screens using tweezers. The Polymers coatings were dried at 30° C, counted and weighed. An incremental volume of water was calculated based on the flow rate over a set interval time of 15 minutes. The total estimated number of polymer coatings was extrapolated from periodic measurements by multiplying the total accumulated volume of water by the volume-weighted mean concentration of polymer coatings. Polymer coating concentration was assumed to be independent of discharge.</w:t>
       </w:r>
     </w:p>
     <w:p>
@@ -1396,7 +1179,7 @@
           <w:rPr>
             <w:rStyle w:val="InternetLink"/>
           </w:rPr>
-          <w:t xml:space="preserve">RStudio 2026</w:t>
+          <w:t xml:space="preserve">RStudio, 2026</w:t>
         </w:r>
       </w:hyperlink>
       <w:r>
@@ -1406,13 +1189,7 @@
         <w:t xml:space="preserve"> </w:t>
       </w:r>
       <w:r>
-        <w:t xml:space="preserve">).</w:t>
-      </w:r>
-      <w:r>
-        <w:t xml:space="preserve"> </w:t>
-      </w:r>
-      <w:r>
-        <w:t xml:space="preserve">All plots and maps were created using the R package</w:t>
+        <w:t xml:space="preserve">). All plots and maps were created using the R package</w:t>
       </w:r>
       <w:r>
         <w:t xml:space="preserve"> </w:t>
@@ -1447,13 +1224,7 @@
         <w:t xml:space="preserve">)</w:t>
       </w:r>
       <w:r>
-        <w:t xml:space="preserve">).</w:t>
-      </w:r>
-      <w:r>
-        <w:t xml:space="preserve"> </w:t>
-      </w:r>
-      <w:r>
-        <w:t xml:space="preserve">Country and regional maps were created using data from the</w:t>
+        <w:t xml:space="preserve">). Country and regional maps were created using data from the</w:t>
       </w:r>
       <w:r>
         <w:t xml:space="preserve"> </w:t>
@@ -1481,7 +1252,7 @@
           <w:rPr>
             <w:rStyle w:val="InternetLink"/>
           </w:rPr>
-          <w:t xml:space="preserve">Massicotte and South 2023</w:t>
+          <w:t xml:space="preserve">Massicotte and South, 2023</w:t>
         </w:r>
       </w:hyperlink>
       <w:r>
@@ -1519,20 +1290,14 @@
           <w:rPr>
             <w:rStyle w:val="InternetLink"/>
           </w:rPr>
-          <w:t xml:space="preserve">Fellows and JMapViewer library by Jan Peter Stotz 2023</w:t>
+          <w:t xml:space="preserve">Fellows and JMapViewer library by Jan Peter Stotz, 2023</w:t>
         </w:r>
       </w:hyperlink>
       <w:r>
         <w:t xml:space="preserve">)</w:t>
       </w:r>
       <w:r>
-        <w:t xml:space="preserve">.</w:t>
-      </w:r>
-      <w:r>
-        <w:t xml:space="preserve"> </w:t>
-      </w:r>
-      <w:r>
-        <w:t xml:space="preserve">Weather data and climate normal data was retrieved from Environment and Climate Change Canada</w:t>
+        <w:t xml:space="preserve">. Weather data and climate normal data was retrieved from Environment and Climate Change Canada</w:t>
       </w:r>
       <w:r>
         <w:t xml:space="preserve"> </w:t>
@@ -1590,13 +1355,7 @@
         <w:t xml:space="preserve">)</w:t>
       </w:r>
       <w:r>
-        <w:t xml:space="preserve">).</w:t>
-      </w:r>
-      <w:r>
-        <w:t xml:space="preserve"> </w:t>
-      </w:r>
-      <w:r>
-        <w:t xml:space="preserve">Two Linear Mixed Models (R package</w:t>
+        <w:t xml:space="preserve">). Two Linear Mixed Models (R package</w:t>
       </w:r>
       <w:r>
         <w:t xml:space="preserve"> </w:t>
@@ -1631,19 +1390,7 @@
         <w:t xml:space="preserve">)</w:t>
       </w:r>
       <w:r>
-        <w:t xml:space="preserve">) were used to investigate the effect of hillslope position and sampling date (including interaction) on the abundance (number of coatings) and areal density (mass of polymer per unit area).</w:t>
-      </w:r>
-      <w:r>
-        <w:t xml:space="preserve"> </w:t>
-      </w:r>
-      <w:r>
-        <w:t xml:space="preserve">Sample location was included as a random factor to control for the repeated measures over time.</w:t>
-      </w:r>
-      <w:r>
-        <w:t xml:space="preserve"> </w:t>
-      </w:r>
-      <w:r>
-        <w:t xml:space="preserve">When a main effect was significant, post-hoc pairwise comparisons with a Benjamini-Hochberg p-value adjustment was used (</w:t>
+        <w:t xml:space="preserve">) were used to investigate the effect of hillslope position and sampling date (including interaction) on the abundance (number of coatings) and areal density (mass of polymer per unit area). Sample location was included as a random factor to control for the repeated measures over time. When a main effect was significant, post-hoc pairwise comparisons with a Benjamini-Hochberg p-value adjustment was used (</w:t>
       </w:r>
       <w:r>
         <w:rPr>
@@ -1678,13 +1425,7 @@
         <w:t xml:space="preserve"> </w:t>
       </w:r>
       <w:r>
-        <w:t xml:space="preserve">).</w:t>
-      </w:r>
-      <w:r>
-        <w:t xml:space="preserve"> </w:t>
-      </w:r>
-      <w:r>
-        <w:t xml:space="preserve">Model assumptions were assessed using DHARMa residual plots (</w:t>
+        <w:t xml:space="preserve">). Model assumptions were assessed using DHARMa residual plots (</w:t>
       </w:r>
       <w:r>
         <w:rPr>
@@ -1808,19 +1549,7 @@
         <w:pStyle w:val="FirstParagraph"/>
       </w:pPr>
       <w:r>
-        <w:t xml:space="preserve">In the statistical model investigating polymer abundance, the estimated variance for the random factor of sampling location was effectively zero, and this factor was removed from the model.</w:t>
-      </w:r>
-      <w:r>
-        <w:t xml:space="preserve"> </w:t>
-      </w:r>
-      <w:r>
-        <w:t xml:space="preserve">No significant interaction between sampling date and hillslope position was detected for the abundance or density of polymer coatings in the 0-5 cm layer and this term was removed from the model.</w:t>
-      </w:r>
-      <w:r>
-        <w:t xml:space="preserve"> </w:t>
-      </w:r>
-      <w:r>
-        <w:t xml:space="preserve">Both slope position and sampling date had a significant effect (p &lt; 0.05) on the abundance and density of polymer coatings (</w:t>
+        <w:t xml:space="preserve">In the statistical model investigating polymer abundance, the estimated variance for the random factor of sampling location was effectively zero, and this factor was removed from the model. No significant interaction between sampling date and hillslope position was detected for the abundance or density of polymer coatings in the 0-5 cm layer and this term was removed from the model. Both slope position and sampling date had a significant effect (p &lt; 0.05) on the abundance and density of polymer coatings (</w:t>
       </w:r>
       <w:hyperlink w:anchor="fig-poly-surface">
         <w:r>
@@ -1831,87 +1560,75 @@
         </w:r>
       </w:hyperlink>
       <w:r>
+        <w:t xml:space="preserve">). Post-hoc pairwise comparisons showed that lower slope positions had significantly higher abundance, exceeding the upper positions by 112 coatings m⁻² and the mid positions by 94 coatings m⁻² (</w:t>
+      </w:r>
+      <w:hyperlink w:anchor="fig-poly-surface">
+        <w:r>
+          <w:rPr>
+            <w:rStyle w:val="InternetLink"/>
+          </w:rPr>
+          <w:t xml:space="preserve">Figure 3</w:t>
+        </w:r>
+      </w:hyperlink>
+      <w:r>
+        <w:t xml:space="preserve"> </w:t>
+      </w:r>
+      <w:r>
+        <w:t xml:space="preserve">and</w:t>
+      </w:r>
+      <w:r>
+        <w:t xml:space="preserve"> </w:t>
+      </w:r>
+      <w:hyperlink w:anchor="tbl-abundance-posthoc">
+        <w:r>
+          <w:rPr>
+            <w:rStyle w:val="InternetLink"/>
+          </w:rPr>
+          <w:t xml:space="preserve">Table 1</w:t>
+        </w:r>
+      </w:hyperlink>
+      <w:r>
+        <w:t xml:space="preserve">). Density followed a similar pattern, with the lower slope exceeding the upper positions by 0.12 g m⁻² and the mid positions by 0.09 g m⁻² (</w:t>
+      </w:r>
+      <w:hyperlink w:anchor="fig-poly-surface">
+        <w:r>
+          <w:rPr>
+            <w:rStyle w:val="InternetLink"/>
+          </w:rPr>
+          <w:t xml:space="preserve">Figure 3</w:t>
+        </w:r>
+      </w:hyperlink>
+      <w:r>
+        <w:t xml:space="preserve"> </w:t>
+      </w:r>
+      <w:r>
+        <w:t xml:space="preserve">and</w:t>
+      </w:r>
+      <w:r>
+        <w:t xml:space="preserve"> </w:t>
+      </w:r>
+      <w:hyperlink w:anchor="tbl-density-posthoc">
+        <w:r>
+          <w:rPr>
+            <w:rStyle w:val="InternetLink"/>
+          </w:rPr>
+          <w:t xml:space="preserve">Table 2</w:t>
+        </w:r>
+      </w:hyperlink>
+      <w:r>
+        <w:t xml:space="preserve">). There were some coatings observed in the riparian area surface soil, despite receiving no direct application (</w:t>
+      </w:r>
+      <w:hyperlink w:anchor="fig-poly-surface">
+        <w:r>
+          <w:rPr>
+            <w:rStyle w:val="InternetLink"/>
+          </w:rPr>
+          <w:t xml:space="preserve">Figure 3</w:t>
+        </w:r>
+      </w:hyperlink>
+      <w:r>
         <w:t xml:space="preserve">).</w:t>
       </w:r>
-      <w:r>
-        <w:t xml:space="preserve"> </w:t>
-      </w:r>
-      <w:r>
-        <w:t xml:space="preserve">Post-hoc pairwise comparisons showed that lower slope positions had significantly higher abundance, exceeding the upper positions by 112 coatings m⁻² and the mid positions by 94 coatings m⁻² (</w:t>
-      </w:r>
-      <w:hyperlink w:anchor="fig-poly-surface">
-        <w:r>
-          <w:rPr>
-            <w:rStyle w:val="InternetLink"/>
-          </w:rPr>
-          <w:t xml:space="preserve">Figure 3</w:t>
-        </w:r>
-      </w:hyperlink>
-      <w:r>
-        <w:t xml:space="preserve"> </w:t>
-      </w:r>
-      <w:r>
-        <w:t xml:space="preserve">and</w:t>
-      </w:r>
-      <w:r>
-        <w:t xml:space="preserve"> </w:t>
-      </w:r>
-      <w:hyperlink w:anchor="tbl-abundance-posthoc">
-        <w:r>
-          <w:rPr>
-            <w:rStyle w:val="InternetLink"/>
-          </w:rPr>
-          <w:t xml:space="preserve">Table 1</w:t>
-        </w:r>
-      </w:hyperlink>
-      <w:r>
-        <w:t xml:space="preserve">).</w:t>
-      </w:r>
-      <w:r>
-        <w:t xml:space="preserve"> </w:t>
-      </w:r>
-      <w:r>
-        <w:t xml:space="preserve">Density followed a similar pattern, with the lower slope exceeding the upper positions by 0.12 g m⁻² and the mid positions by 0.09 g m⁻² (</w:t>
-      </w:r>
-      <w:hyperlink w:anchor="fig-poly-surface">
-        <w:r>
-          <w:rPr>
-            <w:rStyle w:val="InternetLink"/>
-          </w:rPr>
-          <w:t xml:space="preserve">Figure 3</w:t>
-        </w:r>
-      </w:hyperlink>
-      <w:r>
-        <w:t xml:space="preserve"> </w:t>
-      </w:r>
-      <w:r>
-        <w:t xml:space="preserve">and</w:t>
-      </w:r>
-      <w:r>
-        <w:t xml:space="preserve"> </w:t>
-      </w:r>
-      <w:hyperlink w:anchor="tbl-density-posthoc">
-        <w:r>
-          <w:rPr>
-            <w:rStyle w:val="InternetLink"/>
-          </w:rPr>
-          <w:t xml:space="preserve">Table 2</w:t>
-        </w:r>
-      </w:hyperlink>
-      <w:r>
-        <w:t xml:space="preserve">). There were some coatings observed in the riparian area surface soil, despite receiving no direct application (</w:t>
-      </w:r>
-      <w:hyperlink w:anchor="fig-poly-surface">
-        <w:r>
-          <w:rPr>
-            <w:rStyle w:val="InternetLink"/>
-          </w:rPr>
-          <w:t xml:space="preserve">Figure 3</w:t>
-        </w:r>
-      </w:hyperlink>
-      <w:r>
-        <w:t xml:space="preserve">).</w:t>
-      </w:r>
     </w:p>
     <w:p>
       <w:pPr>
@@ -1926,39 +1643,33 @@
       <w:r>
         <w:t xml:space="preserve">(</w:t>
       </w:r>
+      <w:hyperlink w:anchor="ref-rehm2021">
+        <w:r>
+          <w:rPr>
+            <w:rStyle w:val="InternetLink"/>
+          </w:rPr>
+          <w:t xml:space="preserve">Rehm et al., 2021</w:t>
+        </w:r>
+      </w:hyperlink>
+      <w:r>
+        <w:t xml:space="preserve">;</w:t>
+      </w:r>
+      <w:r>
+        <w:t xml:space="preserve"> </w:t>
+      </w:r>
       <w:hyperlink w:anchor="ref-severe2025">
         <w:r>
           <w:rPr>
             <w:rStyle w:val="InternetLink"/>
           </w:rPr>
-          <w:t xml:space="preserve">Severe et al. 2025</w:t>
-        </w:r>
-      </w:hyperlink>
-      <w:r>
-        <w:t xml:space="preserve">;</w:t>
-      </w:r>
-      <w:r>
-        <w:t xml:space="preserve"> </w:t>
-      </w:r>
-      <w:hyperlink w:anchor="ref-rehm2021">
-        <w:r>
-          <w:rPr>
-            <w:rStyle w:val="InternetLink"/>
-          </w:rPr>
-          <w:t xml:space="preserve">Rehm et al. 2021</w:t>
+          <w:t xml:space="preserve">Severe et al., 2025</w:t>
         </w:r>
       </w:hyperlink>
       <w:r>
         <w:t xml:space="preserve">)</w:t>
       </w:r>
       <w:r>
-        <w:t xml:space="preserve">.</w:t>
-      </w:r>
-      <w:r>
-        <w:t xml:space="preserve"> </w:t>
-      </w:r>
-      <w:r>
-        <w:t xml:space="preserve">Similarly, tillage erosion may also move coatings downslope with the soil</w:t>
+        <w:t xml:space="preserve">. Similarly, tillage erosion may also move coatings downslope with the soil</w:t>
       </w:r>
       <w:r>
         <w:t xml:space="preserve"> </w:t>
@@ -1971,32 +1682,14 @@
           <w:rPr>
             <w:rStyle w:val="InternetLink"/>
           </w:rPr>
-          <w:t xml:space="preserve">Maqbool et al. 2024</w:t>
+          <w:t xml:space="preserve">Maqbool et al., 2024</w:t>
         </w:r>
       </w:hyperlink>
       <w:r>
         <w:t xml:space="preserve">)</w:t>
       </w:r>
       <w:r>
-        <w:t xml:space="preserve">.</w:t>
-      </w:r>
-      <w:r>
-        <w:t xml:space="preserve"> </w:t>
-      </w:r>
-      <w:r>
-        <w:t xml:space="preserve">The overall reduction in polymer in surface soils over time may result from loss beyond the field boundary through overland flow.</w:t>
-      </w:r>
-      <w:r>
-        <w:t xml:space="preserve"> </w:t>
-      </w:r>
-      <w:r>
-        <w:t xml:space="preserve">However, vertical movement below 5 cm likely accounts for much of this observed loss in surface MPs over time, as field operations including seeding and tillage mix the plow layer, resulting in downward movement despite surface application. No coatings were observed below 5 cm within the riparian area, supporting the conclusion that tillage is the primary driver of vertical coating distribution.</w:t>
-      </w:r>
-      <w:r>
-        <w:t xml:space="preserve"> </w:t>
-      </w:r>
-      <w:r>
-        <w:t xml:space="preserve">This is supported by data showing similar polymer abundance and areal densities in both the 0-5 and 5-10 cm sampling depths (</w:t>
+        <w:t xml:space="preserve">. The overall reduction in polymer in surface soils over time may result from loss beyond the field boundary through overland flow. However, vertical movement below 5 cm likely accounts for much of this observed loss in surface MPs over time, as field operations including seeding and tillage mix the plow layer, resulting in downward movement despite surface application. No coatings were observed below 5 cm within the riparian area, supporting the conclusion that tillage is the primary driver of vertical coating distribution. This is supported by data showing similar polymer abundance and areal densities in both the 0-5 and 5-10 cm sampling depths (</w:t>
       </w:r>
       <w:hyperlink w:anchor="fig-depth">
         <w:r>
@@ -2007,19 +1700,7 @@
         </w:r>
       </w:hyperlink>
       <w:r>
-        <w:t xml:space="preserve">).</w:t>
-      </w:r>
-      <w:r>
-        <w:t xml:space="preserve"> </w:t>
-      </w:r>
-      <w:r>
-        <w:t xml:space="preserve">Lastly, the reduction in polymer density may also be attributed to decomposition of the polymer over time.</w:t>
-      </w:r>
-      <w:r>
-        <w:t xml:space="preserve"> </w:t>
-      </w:r>
-      <w:r>
-        <w:t xml:space="preserve">The relatively small loss is consistent with coating persistence in the soil environment and repeat applications of polymer coated fertilizers are likely to lead to accumulation of coatings.</w:t>
+        <w:t xml:space="preserve">). Lastly, the reduction in polymer density may also be attributed to decomposition of the polymer over time. The relatively small loss is consistent with coating persistence in the soil environment and repeat applications of polymer coated fertilizers are likely to lead to accumulation of coatings.</w:t>
       </w:r>
     </w:p>
     <w:tbl>
@@ -3564,13 +3245,7 @@
         <w:pStyle w:val="TextBody"/>
       </w:pPr>
       <w:r>
-        <w:t xml:space="preserve">The distribution of MPs in soil within agro-ecosystems is dynamic in both space and time, and continued research in this area must account for both dimensions when developing research ideas and sampling strategies.</w:t>
-      </w:r>
-      <w:r>
-        <w:t xml:space="preserve"> </w:t>
-      </w:r>
-      <w:r>
-        <w:t xml:space="preserve">Currently, few guidelines or established sampling protocols are in place</w:t>
+        <w:t xml:space="preserve">The distribution of MPs in soil within agro-ecosystems is dynamic in both space and time, and continued research in this area must account for both dimensions when developing research ideas and sampling strategies. Currently, few guidelines or established sampling protocols are in place</w:t>
       </w:r>
       <w:r>
         <w:t xml:space="preserve"> </w:t>
@@ -3583,50 +3258,14 @@
           <w:rPr>
             <w:rStyle w:val="InternetLink"/>
           </w:rPr>
-          <w:t xml:space="preserve">Chia et al. 2024</w:t>
+          <w:t xml:space="preserve">Chia et al., 2024</w:t>
         </w:r>
       </w:hyperlink>
       <w:r>
         <w:t xml:space="preserve">)</w:t>
       </w:r>
       <w:r>
-        <w:t xml:space="preserve">.</w:t>
-      </w:r>
-      <w:r>
-        <w:t xml:space="preserve"> </w:t>
-      </w:r>
-      <w:r>
-        <w:t xml:space="preserve">The results of this study suggest that a transect approach along the catena is likely to capture the topographically driven variability, providing detailed information with lower effort compared to a grid or random sampling approach.</w:t>
-      </w:r>
-      <w:r>
-        <w:t xml:space="preserve"> </w:t>
-      </w:r>
-      <w:r>
-        <w:t xml:space="preserve">The results also demonstrate the importance of sampling depth.</w:t>
-      </w:r>
-      <w:r>
-        <w:t xml:space="preserve"> </w:t>
-      </w:r>
-      <w:r>
-        <w:t xml:space="preserve">While the surface layer (0-5 cm) is important for investigating loss through surface processes, a complete inventory is needed for long-term studies.</w:t>
-      </w:r>
-      <w:r>
-        <w:t xml:space="preserve"> </w:t>
-      </w:r>
-      <w:r>
-        <w:t xml:space="preserve">At a minimum, sampling should extend to the depth of the deepest tillage operation, but preferential flow paths and bioturbation may carry MPs deeper into the soil profile.</w:t>
-      </w:r>
-      <w:r>
-        <w:t xml:space="preserve"> </w:t>
-      </w:r>
-      <w:r>
-        <w:t xml:space="preserve">Ideally incremental depth sampling is used to characterize the concentration of MPs with depth to provide a full inventory.</w:t>
-      </w:r>
-      <w:r>
-        <w:t xml:space="preserve"> </w:t>
-      </w:r>
-      <w:r>
-        <w:t xml:space="preserve">In this study, the polymer coated fertilizer was broadcast applied, resulting in a relatively uniform horizontal distribution of MPs; however, where fertilizer is banded, sampling must span the full width of the bands to account for the concentrated horizontal distribution of polymer coatings.</w:t>
+        <w:t xml:space="preserve">. The results of this study suggest that a transect approach along the catena is likely to capture the topographically driven variability, providing detailed information with lower effort compared to a grid or random sampling approach. The results also demonstrate the importance of sampling depth. While the surface layer (0-5 cm) is important for investigating loss through surface processes, a complete inventory is needed for long-term studies. At a minimum, sampling should extend to the depth of the deepest tillage operation, but preferential flow paths and bioturbation may carry MPs deeper into the soil profile. Ideally incremental depth sampling is used to characterize the concentration of MPs with depth to provide a full inventory. In this study, the polymer coated fertilizer was broadcast applied, resulting in a relatively uniform horizontal distribution of MPs; however, where fertilizer is banded, sampling must span the full width of the bands to account for the concentrated horizontal distribution of polymer coatings.</w:t>
       </w:r>
     </w:p>
     <w:p>
@@ -3634,19 +3273,7 @@
         <w:pStyle w:val="TextBody"/>
       </w:pPr>
       <w:r>
-        <w:t xml:space="preserve">Beyond sampling strategy, additional work is needed to examine temporal and spatial patterns of other types and sources of agricultural MPs.</w:t>
-      </w:r>
-      <w:r>
-        <w:t xml:space="preserve"> </w:t>
-      </w:r>
-      <w:r>
-        <w:t xml:space="preserve">Much of the literature on microplastics has focused on soils receiving biosolids, which often contain substantial amounts of plastics.</w:t>
-      </w:r>
-      <w:r>
-        <w:t xml:space="preserve"> </w:t>
-      </w:r>
-      <w:r>
-        <w:t xml:space="preserve">On many farms in Manitoba, biosolids are not used as a soil amendment; however, the sources of MPs are instead on-farm uses (e.g., bale wrap, twine, bags/containers) or external sources through atmospheric deposition or overland flooding</w:t>
+        <w:t xml:space="preserve">Beyond sampling strategy, additional work is needed to examine temporal and spatial patterns of other types and sources of agricultural MPs. Much of the literature on microplastics has focused on soils receiving biosolids, which often contain substantial amounts of plastics. On many farms in Manitoba, biosolids are not used as a soil amendment; however, the sources of MPs are instead on-farm uses (e.g., bale wrap, twine, bags/containers) or external sources through atmospheric deposition or overland flooding</w:t>
       </w:r>
       <w:r>
         <w:t xml:space="preserve"> </w:t>
@@ -3659,20 +3286,14 @@
           <w:rPr>
             <w:rStyle w:val="InternetLink"/>
           </w:rPr>
-          <w:t xml:space="preserve">Chinyo et al. 2026</w:t>
+          <w:t xml:space="preserve">Chinyo et al., 2026</w:t>
         </w:r>
       </w:hyperlink>
       <w:r>
         <w:t xml:space="preserve">)</w:t>
       </w:r>
       <w:r>
-        <w:t xml:space="preserve">.</w:t>
-      </w:r>
-      <w:r>
-        <w:t xml:space="preserve"> </w:t>
-      </w:r>
-      <w:r>
-        <w:t xml:space="preserve">In these cases, concentrations are likely to be very low, adding further challenges to quantifying and identifying MPs</w:t>
+        <w:t xml:space="preserve">. In these cases, concentrations are likely to be very low, adding further challenges to quantifying and identifying MPs</w:t>
       </w:r>
       <w:r>
         <w:t xml:space="preserve"> </w:t>
@@ -3685,20 +3306,14 @@
           <w:rPr>
             <w:rStyle w:val="InternetLink"/>
           </w:rPr>
-          <w:t xml:space="preserve">Piehl et al. 2018</w:t>
+          <w:t xml:space="preserve">Piehl et al., 2018</w:t>
         </w:r>
       </w:hyperlink>
       <w:r>
         <w:t xml:space="preserve">)</w:t>
       </w:r>
       <w:r>
-        <w:t xml:space="preserve">.</w:t>
-      </w:r>
-      <w:r>
-        <w:t xml:space="preserve"> </w:t>
-      </w:r>
-      <w:r>
-        <w:t xml:space="preserve">Nonetheless, the dynamic nature observed with the polymer coatings in this study is likely transferable to a wide range of plastic types and sizes.</w:t>
+        <w:t xml:space="preserve">. Nonetheless, the dynamic nature observed with the polymer coatings in this study is likely transferable to a wide range of plastic types and sizes.</w:t>
       </w:r>
     </w:p>
     <w:bookmarkEnd w:id="51"/>
@@ -3716,19 +3331,7 @@
         <w:pStyle w:val="FirstParagraph"/>
       </w:pPr>
       <w:r>
-        <w:t xml:space="preserve">The long-term normal annual precipitation is 527 mm.</w:t>
-      </w:r>
-      <w:r>
-        <w:t xml:space="preserve"> </w:t>
-      </w:r>
-      <w:r>
-        <w:t xml:space="preserve">The year of application (2022) received near-normal precipitation, while the 2023 water year was notably drier, accumulating only 250 mm.</w:t>
-      </w:r>
-      <w:r>
-        <w:t xml:space="preserve"> </w:t>
-      </w:r>
-      <w:r>
-        <w:t xml:space="preserve">In particular, late fall and winter precipitation (October 1 to March 31) was substantially below average, totaling 50 mm in 2023 (</w:t>
+        <w:t xml:space="preserve">The long-term normal annual precipitation is 527 mm. The year of application (2022) received near-normal precipitation, while the 2023 water year was notably drier, accumulating only 250 mm. In particular, late fall and winter precipitation (October 1 to March 31) was substantially below average, totaling 50 mm in 2023 (</w:t>
       </w:r>
       <w:hyperlink w:anchor="fig-discharge">
         <w:r>
@@ -3739,13 +3342,7 @@
         </w:r>
       </w:hyperlink>
       <w:r>
-        <w:t xml:space="preserve">) compared to the long-term average of 141 mm for this period.</w:t>
-      </w:r>
-      <w:r>
-        <w:t xml:space="preserve"> </w:t>
-      </w:r>
-      <w:r>
-        <w:t xml:space="preserve">During the 2023 spring runoff period, the West watershed (5.15 ha) had a higher volume-weighted mean concentration of 0.071 coatings m⁻³, resulting in an estimated 171 total coatings exported despite a lower accumulated runoff volume of 2,424 m³ (</w:t>
+        <w:t xml:space="preserve">) compared to the long-term average of 141 mm for this period. During the 2023 spring runoff period, the West watershed (5.15 ha) had a higher volume-weighted mean concentration of 0.071 coatings m⁻³, resulting in an estimated 171 total coatings exported despite a lower accumulated runoff volume of 2,424 m³ (</w:t>
       </w:r>
       <w:hyperlink w:anchor="tbl-runoff">
         <w:r>
@@ -3756,13 +3353,7 @@
         </w:r>
       </w:hyperlink>
       <w:r>
-        <w:t xml:space="preserve">).</w:t>
-      </w:r>
-      <w:r>
-        <w:t xml:space="preserve"> </w:t>
-      </w:r>
-      <w:r>
-        <w:t xml:space="preserve">In contrast, the East watershed (4.16 ha) produced nearly twice the runoff (4,675 m³) but had a lower concentration of 0.027 coatings m⁻³, exporting an estimated 126 coatings (</w:t>
+        <w:t xml:space="preserve">). In contrast, the East watershed (4.16 ha) produced nearly twice the runoff (4,675 m³) but had a lower concentration of 0.027 coatings m⁻³, exporting an estimated 126 coatings (</w:t>
       </w:r>
       <w:hyperlink w:anchor="tbl-runoff">
         <w:r>
@@ -3773,43 +3364,7 @@
         </w:r>
       </w:hyperlink>
       <w:r>
-        <w:t xml:space="preserve">).</w:t>
-      </w:r>
-      <w:r>
-        <w:t xml:space="preserve"> </w:t>
-      </w:r>
-      <w:r>
-        <w:t xml:space="preserve">Overall, concentration rather than runoff volume was the primary driver of total coatings export between the two watersheds.</w:t>
-      </w:r>
-      <w:r>
-        <w:t xml:space="preserve"> </w:t>
-      </w:r>
-      <w:r>
-        <w:t xml:space="preserve">The manual measurements made as part of this study sampled only a small portion of the runoff event, missing the larger peaks in the hydrograph.</w:t>
-      </w:r>
-      <w:r>
-        <w:t xml:space="preserve"> </w:t>
-      </w:r>
-      <w:r>
-        <w:t xml:space="preserve">By missing peak runoff, these measurements provided a limited overall characterization of both concentration and total coating loss.</w:t>
-      </w:r>
-      <w:r>
-        <w:t xml:space="preserve"> </w:t>
-      </w:r>
-      <w:r>
-        <w:t xml:space="preserve">Additionally, the drier conditions in 2023 resulted in lower runoff volumes, potentially accounting for the small numbers of coatings observed.</w:t>
-      </w:r>
-      <w:r>
-        <w:t xml:space="preserve"> </w:t>
-      </w:r>
-      <w:r>
-        <w:t xml:space="preserve">Future studies should sample across various parts of the hydrograph and across a range of spring snowmelt conditions, including wet and dry years, flashy and subdued hydrographs, and varying frequencies of freeze-thaw cycles.</w:t>
-      </w:r>
-      <w:r>
-        <w:t xml:space="preserve"> </w:t>
-      </w:r>
-      <w:r>
-        <w:t xml:space="preserve">This broader approach would better capture the role of environmental conditions and runoff volumes on the transport and export of polymer coatings and other MPs.</w:t>
+        <w:t xml:space="preserve">). Overall, concentration rather than runoff volume was the primary driver of total coatings export between the two watersheds. The manual measurements made as part of this study sampled only a small portion of the runoff event, missing the larger peaks in the hydrograph. By missing peak runoff, these measurements provided a limited overall characterization of both concentration and total coating loss. Additionally, the drier conditions in 2023 resulted in lower runoff volumes, potentially accounting for the small numbers of coatings observed. Future studies should sample across various parts of the hydrograph and across a range of spring snowmelt conditions, including wet and dry years, flashy and subdued hydrographs, and varying frequencies of freeze-thaw cycles. This broader approach would better capture the role of environmental conditions and runoff volumes on the transport and export of polymer coatings and other MPs.</w:t>
       </w:r>
     </w:p>
     <w:tbl>
@@ -4239,68 +3794,14 @@
           <w:rPr>
             <w:rStyle w:val="InternetLink"/>
           </w:rPr>
-          <w:t xml:space="preserve">Rehm et al. 2021</w:t>
+          <w:t xml:space="preserve">Rehm et al., 2021</w:t>
         </w:r>
       </w:hyperlink>
       <w:r>
         <w:t xml:space="preserve">)</w:t>
       </w:r>
       <w:r>
-        <w:t xml:space="preserve">.</w:t>
-      </w:r>
-      <w:r>
-        <w:t xml:space="preserve"> </w:t>
-      </w:r>
-      <w:r>
-        <w:t xml:space="preserve">Although concentrations in agricultural soil may be low, the extensive area of farmland means the total load can be considerable.</w:t>
-      </w:r>
-      <w:r>
-        <w:t xml:space="preserve"> </w:t>
-      </w:r>
-      <w:r>
-        <w:t xml:space="preserve">In snowmelt-dominated regions like Manitoba, the snowmelt period is when the greatest losses are likely to occur; however, during this time, riparian areas have frozen soils and dormant vegetation, reducing their filtering capabilities and making riparian buffers less effective as a management practice for mitigating MP loss.</w:t>
-      </w:r>
-      <w:r>
-        <w:t xml:space="preserve"> </w:t>
-      </w:r>
-      <w:r>
-        <w:t xml:space="preserve">Quantifying MPs in agricultural runoff presents methodological challenges: low concentrations necessitate filtering large volumes of runoff, and traditional automatic water samplers are likely insufficient for this purpose.</w:t>
-      </w:r>
-      <w:r>
-        <w:t xml:space="preserve"> </w:t>
-      </w:r>
-      <w:r>
-        <w:t xml:space="preserve">While the simple screens used in this study allowed for large volumes of water to be filtered, this method has some limitations.</w:t>
-      </w:r>
-      <w:r>
-        <w:t xml:space="preserve"> </w:t>
-      </w:r>
-      <w:r>
-        <w:t xml:space="preserve">Clogging with organic debris (e.g., crop residues) and sediment is an issue, and freezing of water on the screen during frequent freeze-thaw cycles similarly impedes flow.</w:t>
-      </w:r>
-      <w:r>
-        <w:t xml:space="preserve"> </w:t>
-      </w:r>
-      <w:r>
-        <w:t xml:space="preserve">Further, the large mesh size used only captures larger MPs, and smaller MPs are not represented in this study.</w:t>
-      </w:r>
-      <w:r>
-        <w:t xml:space="preserve"> </w:t>
-      </w:r>
-      <w:r>
-        <w:t xml:space="preserve">Better edge-of-field runoff sampling approaches are needed for these types of conditions to capture the full range of MP sizes.</w:t>
-      </w:r>
-      <w:r>
-        <w:t xml:space="preserve"> </w:t>
-      </w:r>
-      <w:r>
-        <w:t xml:space="preserve">In particular, automated sampling systems are required to fully characterize all parts of the hydrograph, as manual grab sampling is unlikely to capture the rapidly changing flow conditions and associated MP concentrations throughout the runoff event.</w:t>
-      </w:r>
-      <w:r>
-        <w:t xml:space="preserve"> </w:t>
-      </w:r>
-      <w:r>
-        <w:t xml:space="preserve">Lastly, this study did not investigate the role of shorter-duration, high-intensity rain events during the summer months as a potential pathway for MP export.</w:t>
+        <w:t xml:space="preserve">. Although concentrations in agricultural soil may be low, the extensive area of farmland means the total load can be considerable. In snowmelt-dominated regions like Manitoba, the snowmelt period is when the greatest losses are likely to occur; however, during this time, riparian areas have frozen soils and dormant vegetation, reducing their filtering capabilities and making riparian buffers less effective as a management practice for mitigating MP loss. Quantifying MPs in agricultural runoff presents methodological challenges: low concentrations necessitate filtering large volumes of runoff, and traditional automatic water samplers are likely insufficient for this purpose. While the simple screens used in this study allowed for large volumes of water to be filtered, this method has some limitations. Clogging with organic debris (e.g., crop residues) and sediment is an issue, and freezing of water on the screen during frequent freeze-thaw cycles similarly impedes flow. Further, the large mesh size used only captures larger MPs, and smaller MPs are not represented in this study. Better edge-of-field runoff sampling approaches are needed for these types of conditions to capture the full range of MP sizes. In particular, automated sampling systems are required to fully characterize all parts of the hydrograph, as manual grab sampling is unlikely to capture the rapidly changing flow conditions and associated MP concentrations throughout the runoff event. Lastly, this study did not investigate the role of shorter-duration, high-intensity rain events during the summer months as a potential pathway for MP export.</w:t>
       </w:r>
     </w:p>
     <w:bookmarkEnd w:id="59"/>
@@ -4319,31 +3820,7 @@
         <w:pStyle w:val="FirstParagraph"/>
       </w:pPr>
       <w:r>
-        <w:t xml:space="preserve">Polymer coatings from slow-release fertilizers showed clear spatial and temporal dynamics, with evidence of downslope movement and export to downstream environments, demonstrating that agricultural soils can serve as a long-term source of MPs.</w:t>
-      </w:r>
-      <w:r>
-        <w:t xml:space="preserve"> </w:t>
-      </w:r>
-      <w:r>
-        <w:t xml:space="preserve">Soil sampling and edge of field runoff designs and research questions must account for this spatial and temporal variability, and developing best practices for sampling MPs in agricultural settings should be a research priority.</w:t>
-      </w:r>
-      <w:r>
-        <w:t xml:space="preserve"> </w:t>
-      </w:r>
-      <w:r>
-        <w:t xml:space="preserve">The findings of this study are likely applicable to other types of agricultural plastics, which may show similar transport dynamics.</w:t>
-      </w:r>
-      <w:r>
-        <w:t xml:space="preserve"> </w:t>
-      </w:r>
-      <w:r>
-        <w:t xml:space="preserve">Edge-of-field sampling in cold climates presents particular challenges, as low concentrations require filtering large volumes of runoff and freeze-thaw conditions and debris impede water flow through sampling equipment, highlighting the need for improved sampling approaches that can reliably quantify MP export under these conditions.</w:t>
-      </w:r>
-      <w:r>
-        <w:t xml:space="preserve"> </w:t>
-      </w:r>
-      <w:r>
-        <w:t xml:space="preserve">As plastic inputs to agricultural landscapes continue to grow, whether from on-farm use or external sources, characterizing and managing MP movement through the landscape will be essential to effectively quantify and mitigate their broader environmental impact.</w:t>
+        <w:t xml:space="preserve">Polymer coatings from slow-release fertilizers showed clear spatial and temporal dynamics, with evidence of downslope movement and export to downstream environments, demonstrating that agricultural soils can serve as a long-term source of MPs. Soil sampling and edge of field runoff designs and research questions must account for this spatial and temporal variability, and developing best practices for sampling MPs in agricultural settings should be a research priority. The findings of this study are likely applicable to other types of agricultural plastics, which may show similar transport dynamics. Edge-of-field sampling in cold climates presents particular challenges, as low concentrations require filtering large volumes of runoff and freeze-thaw conditions and debris impede water flow through sampling equipment, highlighting the need for improved sampling approaches that can reliably quantify MP export under these conditions. As plastic inputs to agricultural landscapes continue to grow, whether from on-farm use or external sources, characterizing and managing MP movement through the landscape will be essential to effectively quantify and mitigate their broader environmental impact.</w:t>
       </w:r>
     </w:p>
     <w:bookmarkEnd w:id="61"/>
@@ -4361,7 +3838,7 @@
         <w:pStyle w:val="FirstParagraph"/>
       </w:pPr>
       <w:r>
-        <w:t xml:space="preserve">Special thanks and recognition for the field and technical support from …</w:t>
+        <w:t xml:space="preserve">Special thanks and recognition for the field and technical support from C Jackson and J Griffith. Also</w:t>
       </w:r>
     </w:p>
     <w:bookmarkEnd w:id="62"/>
@@ -4532,7 +4009,7 @@
     </w:p>
     <w:bookmarkEnd w:id="68"/>
     <w:bookmarkEnd w:id="69"/>
-    <w:bookmarkStart w:id="136" w:name="references"/>
+    <w:bookmarkStart w:id="138" w:name="references"/>
     <w:p>
       <w:pPr>
         <w:pStyle w:val="Heading2"/>
@@ -4541,20 +4018,14 @@
         <w:t xml:space="preserve">References</w:t>
       </w:r>
     </w:p>
-    <w:bookmarkStart w:id="135" w:name="refs"/>
+    <w:bookmarkStart w:id="137" w:name="refs"/>
     <w:bookmarkStart w:id="71" w:name="ref-agricultureandagri-foodcanada2011"/>
     <w:p>
       <w:pPr>
         <w:pStyle w:val="Bibliography"/>
       </w:pPr>
       <w:r>
-        <w:t xml:space="preserve">Agriculture, and Agri-Food Canada. 2011.</w:t>
-      </w:r>
-      <w:r>
-        <w:t xml:space="preserve"> </w:t>
-      </w:r>
-      <w:r>
-        <w:t xml:space="preserve">“South Tobacco Creek/Steppler Watershed Fact Sheet.”</w:t>
+        <w:t xml:space="preserve">Agriculture, Agri-Food Canada, 2008. South tobacco creek/steppler watershed fact sheet. URL</w:t>
       </w:r>
       <w:r>
         <w:t xml:space="preserve"> </w:t>
@@ -4564,12 +4035,9 @@
           <w:rPr>
             <w:rStyle w:val="InternetLink"/>
           </w:rPr>
-          <w:t xml:space="preserve">http://www.agr.gc.ca</w:t>
-        </w:r>
-      </w:hyperlink>
-      <w:r>
-        <w:t xml:space="preserve">.</w:t>
-      </w:r>
+          <w:t xml:space="preserve">https://publications.gc.ca/collections/collection_2022/aac-aafc/A15-10313-2008-eng.pdf</w:t>
+        </w:r>
+      </w:hyperlink>
     </w:p>
     <w:bookmarkEnd w:id="71"/>
     <w:bookmarkStart w:id="73" w:name="ref-anderson2017"/>
@@ -4578,29 +4046,7 @@
         <w:pStyle w:val="Bibliography"/>
       </w:pPr>
       <w:r>
-        <w:t xml:space="preserve">Anderson, Philip J., Sarah Warrack, Victoria Langen, Jonathan K. Challis, Mark L. Hanson, and Michael D. Rennie. 2017.</w:t>
-      </w:r>
-      <w:r>
-        <w:t xml:space="preserve"> </w:t>
-      </w:r>
-      <w:r>
-        <w:t xml:space="preserve">“Microplastic Contamination in Lake Winnipeg, Canada.”</w:t>
-      </w:r>
-      <w:r>
-        <w:t xml:space="preserve"> </w:t>
-      </w:r>
-      <w:r>
-        <w:rPr>
-          <w:i/>
-          <w:iCs/>
-        </w:rPr>
-        <w:t xml:space="preserve">Environmental Pollution</w:t>
-      </w:r>
-      <w:r>
-        <w:t xml:space="preserve"> </w:t>
-      </w:r>
-      <w:r>
-        <w:t xml:space="preserve">225 (June): 223–31.</w:t>
+        <w:t xml:space="preserve">Anderson, P.J., Warrack, S., Langen, V., Challis, J.K., Hanson, M.L., Rennie, M.D., 2017. Microplastic contamination in lake winnipeg, canada. Environmental Pollution 225, 223–231.</w:t>
       </w:r>
       <w:r>
         <w:t xml:space="preserve"> </w:t>
@@ -4613,40 +4059,15 @@
           <w:t xml:space="preserve">https://doi.org/10.1016/j.envpol.2017.02.072</w:t>
         </w:r>
       </w:hyperlink>
-      <w:r>
-        <w:t xml:space="preserve">.</w:t>
-      </w:r>
     </w:p>
     <w:bookmarkEnd w:id="73"/>
-    <w:bookmarkStart w:id="75" w:name="ref-brooks2017"/>
+    <w:bookmarkStart w:id="75" w:name="ref-astm_d5242_92"/>
     <w:p>
       <w:pPr>
         <w:pStyle w:val="Bibliography"/>
       </w:pPr>
       <w:r>
-        <w:t xml:space="preserve">Brooks, Mollie,E., Kasper Kristensen, Koen,J.,van Benthem, Arni Magnusson, Casper,W. Berg, Anders Nielsen, Hans,J. Skaug, Martin Mächler, and Benjamin,M. Bolker. 2017.</w:t>
-      </w:r>
-      <w:r>
-        <w:t xml:space="preserve"> </w:t>
-      </w:r>
-      <w:r>
-        <w:t xml:space="preserve">“glmmTMB Balances Speed and Flexibility Among Packages for Zero-Inflated Generalized Linear Mixed Modeling.”</w:t>
-      </w:r>
-      <w:r>
-        <w:t xml:space="preserve"> </w:t>
-      </w:r>
-      <w:r>
-        <w:rPr>
-          <w:i/>
-          <w:iCs/>
-        </w:rPr>
-        <w:t xml:space="preserve">The R Journal</w:t>
-      </w:r>
-      <w:r>
-        <w:t xml:space="preserve"> </w:t>
-      </w:r>
-      <w:r>
-        <w:t xml:space="preserve">9 (2): 378.</w:t>
+        <w:t xml:space="preserve">ASTM International, 1992. Standard test method for open-channel flow measurement of water with thin-plate weirs (No. ASTM D5242-92). ASTM International, West Conshohocken, PA. URL</w:t>
       </w:r>
       <w:r>
         <w:t xml:space="preserve"> </w:t>
@@ -4656,48 +4077,44 @@
           <w:rPr>
             <w:rStyle w:val="InternetLink"/>
           </w:rPr>
+          <w:t xml:space="preserve">https://www.astm.org/d5242-92r01.html</w:t>
+        </w:r>
+      </w:hyperlink>
+    </w:p>
+    <w:bookmarkEnd w:id="75"/>
+    <w:bookmarkStart w:id="77" w:name="ref-brooks2017"/>
+    <w:p>
+      <w:pPr>
+        <w:pStyle w:val="Bibliography"/>
+      </w:pPr>
+      <w:r>
+        <w:t xml:space="preserve">Brooks, Mollie,E., Kristensen, K., Benthem, Koen,J.,van., Magnusson, A., Berg, Casper,W., Nielsen, A., Skaug, Hans,J., Mächler, M., Bolker, Benjamin,M., 2017. glmmTMB Balances Speed and Flexibility Among Packages for Zero-inflated Generalized Linear Mixed Modeling. The R Journal 9, 378.</w:t>
+      </w:r>
+      <w:r>
+        <w:t xml:space="preserve"> </w:t>
+      </w:r>
+      <w:hyperlink r:id="rId76">
+        <w:r>
+          <w:rPr>
+            <w:rStyle w:val="InternetLink"/>
+          </w:rPr>
           <w:t xml:space="preserve">https://doi.org/10.32614/RJ-2017-066</w:t>
         </w:r>
       </w:hyperlink>
-      <w:r>
-        <w:t xml:space="preserve">.</w:t>
-      </w:r>
-    </w:p>
-    <w:bookmarkEnd w:id="75"/>
-    <w:bookmarkStart w:id="77" w:name="ref-chia2024"/>
+    </w:p>
+    <w:bookmarkEnd w:id="77"/>
+    <w:bookmarkStart w:id="79" w:name="ref-chia2024"/>
     <w:p>
       <w:pPr>
         <w:pStyle w:val="Bibliography"/>
       </w:pPr>
       <w:r>
-        <w:t xml:space="preserve">Chia, Rogers Wainkwa, Jin-Yong Lee, Jihye Cha, and Andrés Rodríguez-Seijo. 2024.</w:t>
-      </w:r>
-      <w:r>
-        <w:t xml:space="preserve"> </w:t>
-      </w:r>
-      <w:r>
-        <w:t xml:space="preserve">“Methods of Soil Sampling for Microplastic Analysis: A Review.”</w:t>
-      </w:r>
-      <w:r>
-        <w:t xml:space="preserve"> </w:t>
-      </w:r>
-      <w:r>
-        <w:rPr>
-          <w:i/>
-          <w:iCs/>
-        </w:rPr>
-        <w:t xml:space="preserve">Environmental Chemistry Letters</w:t>
-      </w:r>
-      <w:r>
-        <w:t xml:space="preserve"> </w:t>
-      </w:r>
-      <w:r>
-        <w:t xml:space="preserve">22 (1): 227–38.</w:t>
-      </w:r>
-      <w:r>
-        <w:t xml:space="preserve"> </w:t>
-      </w:r>
-      <w:hyperlink r:id="rId76">
+        <w:t xml:space="preserve">Chia, R.W., Lee, J.-Y., Cha, J., Rodríguez-Seijo, A., 2024. Methods of soil sampling for microplastic analysis: a review. Environmental Chemistry Letters 22, 227–238.</w:t>
+      </w:r>
+      <w:r>
+        <w:t xml:space="preserve"> </w:t>
+      </w:r>
+      <w:hyperlink r:id="rId78">
         <w:r>
           <w:rPr>
             <w:rStyle w:val="InternetLink"/>
@@ -4705,45 +4122,20 @@
           <w:t xml:space="preserve">https://doi.org/10.1007/s10311-023-01652-9</w:t>
         </w:r>
       </w:hyperlink>
-      <w:r>
-        <w:t xml:space="preserve">.</w:t>
-      </w:r>
-    </w:p>
-    <w:bookmarkEnd w:id="77"/>
-    <w:bookmarkStart w:id="79" w:name="ref-chinyo2026"/>
+    </w:p>
+    <w:bookmarkEnd w:id="79"/>
+    <w:bookmarkStart w:id="81" w:name="ref-chinyo2026"/>
     <w:p>
       <w:pPr>
         <w:pStyle w:val="Bibliography"/>
       </w:pPr>
       <w:r>
-        <w:t xml:space="preserve">Chinyo, Munny, Kalpana Bisht, Meniari Taku, Tony Manoj Nandipamu, Akash, Shubham Singh, Riya Mehrotra, et al. 2026.</w:t>
-      </w:r>
-      <w:r>
-        <w:t xml:space="preserve"> </w:t>
-      </w:r>
-      <w:r>
-        <w:t xml:space="preserve">“Microplastics in Agriculture: Hidden Soil Contaminants, Sustainability Risks and Policy Pathways.”</w:t>
-      </w:r>
-      <w:r>
-        <w:t xml:space="preserve"> </w:t>
-      </w:r>
-      <w:r>
-        <w:rPr>
-          <w:i/>
-          <w:iCs/>
-        </w:rPr>
-        <w:t xml:space="preserve">Journal of Agriculture and Food Research</w:t>
-      </w:r>
-      <w:r>
-        <w:t xml:space="preserve"> </w:t>
-      </w:r>
-      <w:r>
-        <w:t xml:space="preserve">29 (July): 103089.</w:t>
-      </w:r>
-      <w:r>
-        <w:t xml:space="preserve"> </w:t>
-      </w:r>
-      <w:hyperlink r:id="rId78">
+        <w:t xml:space="preserve">Chinyo, M., Bisht, K., Taku, M., Nandipamu, T.M., Akash, Singh, S., Mehrotra, R., Singh, S.N., Srivastava, H., Mazeed, A., Tewary, P., Kumar, S., 2026. Microplastics in agriculture: Hidden soil contaminants, sustainability risks and policy pathways. Journal of Agriculture and Food Research 29, 103089.</w:t>
+      </w:r>
+      <w:r>
+        <w:t xml:space="preserve"> </w:t>
+      </w:r>
+      <w:hyperlink r:id="rId80">
         <w:r>
           <w:rPr>
             <w:rStyle w:val="InternetLink"/>
@@ -4751,45 +4143,20 @@
           <w:t xml:space="preserve">https://doi.org/10.1016/j.jafr.2026.103089</w:t>
         </w:r>
       </w:hyperlink>
-      <w:r>
-        <w:t xml:space="preserve">.</w:t>
-      </w:r>
-    </w:p>
-    <w:bookmarkEnd w:id="79"/>
-    <w:bookmarkStart w:id="81" w:name="ref-crossman2020"/>
+    </w:p>
+    <w:bookmarkEnd w:id="81"/>
+    <w:bookmarkStart w:id="83" w:name="ref-crossman2020"/>
     <w:p>
       <w:pPr>
         <w:pStyle w:val="Bibliography"/>
       </w:pPr>
       <w:r>
-        <w:t xml:space="preserve">Crossman, Jill, Rachel R. Hurley, Martyn Futter, and Luca Nizzetto. 2020.</w:t>
-      </w:r>
-      <w:r>
-        <w:t xml:space="preserve"> </w:t>
-      </w:r>
-      <w:r>
-        <w:t xml:space="preserve">“Transfer and Transport of Microplastics from Biosolids to Agricultural Soils and the Wider Environment.”</w:t>
-      </w:r>
-      <w:r>
-        <w:t xml:space="preserve"> </w:t>
-      </w:r>
-      <w:r>
-        <w:rPr>
-          <w:i/>
-          <w:iCs/>
-        </w:rPr>
-        <w:t xml:space="preserve">Science of The Total Environment</w:t>
-      </w:r>
-      <w:r>
-        <w:t xml:space="preserve"> </w:t>
-      </w:r>
-      <w:r>
-        <w:t xml:space="preserve">724 (July): 138334.</w:t>
-      </w:r>
-      <w:r>
-        <w:t xml:space="preserve"> </w:t>
-      </w:r>
-      <w:hyperlink r:id="rId80">
+        <w:t xml:space="preserve">Crossman, J., Hurley, R.R., Futter, M., Nizzetto, L., 2020. Transfer and transport of microplastics from biosolids to agricultural soils and the wider environment. Science of The Total Environment 724, 138334.</w:t>
+      </w:r>
+      <w:r>
+        <w:t xml:space="preserve"> </w:t>
+      </w:r>
+      <w:hyperlink r:id="rId82">
         <w:r>
           <w:rPr>
             <w:rStyle w:val="InternetLink"/>
@@ -4797,45 +4164,20 @@
           <w:t xml:space="preserve">https://doi.org/10.1016/j.scitotenv.2020.138334</w:t>
         </w:r>
       </w:hyperlink>
-      <w:r>
-        <w:t xml:space="preserve">.</w:t>
-      </w:r>
-    </w:p>
-    <w:bookmarkEnd w:id="81"/>
-    <w:bookmarkStart w:id="83" w:name="ref-e.lazerte2018"/>
+    </w:p>
+    <w:bookmarkEnd w:id="83"/>
+    <w:bookmarkStart w:id="85" w:name="ref-e.lazerte2018"/>
     <w:p>
       <w:pPr>
         <w:pStyle w:val="Bibliography"/>
       </w:pPr>
       <w:r>
-        <w:t xml:space="preserve">E. LaZerte, Stefanie, and Sam Albers. 2018.</w:t>
-      </w:r>
-      <w:r>
-        <w:t xml:space="preserve"> </w:t>
-      </w:r>
-      <w:r>
-        <w:t xml:space="preserve">“Weathercan: Download and Format Weather Data from Environment and Climate Change Canada.”</w:t>
-      </w:r>
-      <w:r>
-        <w:t xml:space="preserve"> </w:t>
-      </w:r>
-      <w:r>
-        <w:rPr>
-          <w:i/>
-          <w:iCs/>
-        </w:rPr>
-        <w:t xml:space="preserve">The Journal of Open Source Software</w:t>
-      </w:r>
-      <w:r>
-        <w:t xml:space="preserve"> </w:t>
-      </w:r>
-      <w:r>
-        <w:t xml:space="preserve">3 (22): 571.</w:t>
-      </w:r>
-      <w:r>
-        <w:t xml:space="preserve"> </w:t>
-      </w:r>
-      <w:hyperlink r:id="rId82">
+        <w:t xml:space="preserve">E. LaZerte, S., Albers, S., 2018. weathercan: Download and format weather data from Environment and Climate Change Canada. The Journal of Open Source Software 3, 571.</w:t>
+      </w:r>
+      <w:r>
+        <w:t xml:space="preserve"> </w:t>
+      </w:r>
+      <w:hyperlink r:id="rId84">
         <w:r>
           <w:rPr>
             <w:rStyle w:val="InternetLink"/>
@@ -4843,29 +4185,20 @@
           <w:t xml:space="preserve">https://doi.org/10.21105/joss.00571</w:t>
         </w:r>
       </w:hyperlink>
-      <w:r>
-        <w:t xml:space="preserve">.</w:t>
-      </w:r>
-    </w:p>
-    <w:bookmarkEnd w:id="83"/>
-    <w:bookmarkStart w:id="85" w:name="X314a104b7afaf0862b1b73f26445508a1e6fc28"/>
+    </w:p>
+    <w:bookmarkEnd w:id="85"/>
+    <w:bookmarkStart w:id="87" w:name="X314a104b7afaf0862b1b73f26445508a1e6fc28"/>
     <w:p>
       <w:pPr>
         <w:pStyle w:val="Bibliography"/>
       </w:pPr>
       <w:r>
-        <w:t xml:space="preserve">Environment, and Climate Change Canada. 2026.</w:t>
-      </w:r>
-      <w:r>
-        <w:t xml:space="preserve"> </w:t>
-      </w:r>
-      <w:r>
-        <w:t xml:space="preserve">“Canadian Climate Normals.”</w:t>
-      </w:r>
-      <w:r>
-        <w:t xml:space="preserve"> </w:t>
-      </w:r>
-      <w:hyperlink r:id="rId84">
+        <w:t xml:space="preserve">Environment and Climate Change Canada, 2026. Canadian Climate Normals. URL</w:t>
+      </w:r>
+      <w:r>
+        <w:t xml:space="preserve"> </w:t>
+      </w:r>
+      <w:hyperlink r:id="rId86">
         <w:r>
           <w:rPr>
             <w:rStyle w:val="InternetLink"/>
@@ -4873,29 +4206,20 @@
           <w:t xml:space="preserve">https://climate.weather.gc.ca/climate_normals/index_e.html</w:t>
         </w:r>
       </w:hyperlink>
-      <w:r>
-        <w:t xml:space="preserve">.</w:t>
-      </w:r>
-    </w:p>
-    <w:bookmarkEnd w:id="85"/>
-    <w:bookmarkStart w:id="87" w:name="X58f871d41ef90e7d5d6faf67b668dadba215eb4"/>
+    </w:p>
+    <w:bookmarkEnd w:id="87"/>
+    <w:bookmarkStart w:id="89" w:name="X58f871d41ef90e7d5d6faf67b668dadba215eb4"/>
     <w:p>
       <w:pPr>
         <w:pStyle w:val="Bibliography"/>
       </w:pPr>
       <w:r>
-        <w:t xml:space="preserve">Environment, Climate Change Canada, and Health Canada. 2020.</w:t>
-      </w:r>
-      <w:r>
-        <w:t xml:space="preserve"> </w:t>
-      </w:r>
-      <w:r>
-        <w:t xml:space="preserve">“Science Assessment of Plastic Pollution.”</w:t>
-      </w:r>
-      <w:r>
-        <w:t xml:space="preserve"> </w:t>
-      </w:r>
-      <w:hyperlink r:id="rId86">
+        <w:t xml:space="preserve">Environment and Climate Change Canada and Health Canada, 2020. Science assessment of plastic pollution. URL</w:t>
+      </w:r>
+      <w:r>
+        <w:t xml:space="preserve"> </w:t>
+      </w:r>
+      <w:hyperlink r:id="rId88">
         <w:r>
           <w:rPr>
             <w:rStyle w:val="InternetLink"/>
@@ -4903,36 +4227,20 @@
           <w:t xml:space="preserve">https://www.canada.ca/en/environment-climate-change/services/evaluating-existing-substances/science-assessment-plastic-pollution.html</w:t>
         </w:r>
       </w:hyperlink>
-      <w:r>
-        <w:t xml:space="preserve">.</w:t>
-      </w:r>
-    </w:p>
-    <w:bookmarkEnd w:id="87"/>
-    <w:bookmarkStart w:id="89" w:name="ref-fellows2023"/>
+    </w:p>
+    <w:bookmarkEnd w:id="89"/>
+    <w:bookmarkStart w:id="91" w:name="ref-fellows2023"/>
     <w:p>
       <w:pPr>
         <w:pStyle w:val="Bibliography"/>
       </w:pPr>
       <w:r>
-        <w:t xml:space="preserve">Fellows, Ian, and using the JMapViewer library by Jan Peter Stotz. 2023.</w:t>
-      </w:r>
-      <w:r>
-        <w:t xml:space="preserve"> </w:t>
-      </w:r>
-      <w:r>
-        <w:rPr>
-          <w:i/>
-          <w:iCs/>
-        </w:rPr>
-        <w:t xml:space="preserve">OpenStreetMap: Access to Open Street Map Raster Images</w:t>
-      </w:r>
-      <w:r>
-        <w:t xml:space="preserve">.</w:t>
-      </w:r>
-      <w:r>
-        <w:t xml:space="preserve"> </w:t>
-      </w:r>
-      <w:hyperlink r:id="rId88">
+        <w:t xml:space="preserve">Fellows, I., JMapViewer library by Jan Peter Stotz, using the, 2023. OpenStreetMap: Access to open street map raster images.</w:t>
+      </w:r>
+      <w:r>
+        <w:t xml:space="preserve"> </w:t>
+      </w:r>
+      <w:hyperlink r:id="rId90">
         <w:r>
           <w:rPr>
             <w:rStyle w:val="InternetLink"/>
@@ -4940,59 +4248,27 @@
           <w:t xml:space="preserve">https://doi.org/10.32614/CRAN.package.OpenStreetMap</w:t>
         </w:r>
       </w:hyperlink>
-      <w:r>
-        <w:t xml:space="preserve">.</w:t>
-      </w:r>
-    </w:p>
-    <w:bookmarkEnd w:id="89"/>
-    <w:bookmarkStart w:id="91" w:name="ref-fox2019"/>
+    </w:p>
+    <w:bookmarkEnd w:id="91"/>
+    <w:bookmarkStart w:id="93" w:name="ref-fox2019"/>
     <w:p>
       <w:pPr>
         <w:pStyle w:val="Bibliography"/>
       </w:pPr>
       <w:r>
-        <w:t xml:space="preserve">Fox, John, and Sanford Weisberg. 2019.</w:t>
-      </w:r>
-      <w:r>
-        <w:t xml:space="preserve"> </w:t>
-      </w:r>
-      <w:r>
-        <w:rPr>
-          <w:i/>
-          <w:iCs/>
-        </w:rPr>
-        <w:t xml:space="preserve">An</w:t>
-      </w:r>
-      <w:r>
-        <w:rPr>
-          <w:i/>
-          <w:iCs/>
-        </w:rPr>
-        <w:t xml:space="preserve"> </w:t>
-      </w:r>
-      <w:r>
-        <w:rPr>
-          <w:i/>
-          <w:iCs/>
-        </w:rPr>
+        <w:t xml:space="preserve">Fox, J., Weisberg, S., 2019. An</w:t>
+      </w:r>
+      <w:r>
+        <w:t xml:space="preserve"> </w:t>
+      </w:r>
+      <w:r>
         <w:t xml:space="preserve">R</w:t>
       </w:r>
       <w:r>
-        <w:rPr>
-          <w:i/>
-          <w:iCs/>
-        </w:rPr>
-        <w:t xml:space="preserve"> </w:t>
-      </w:r>
-      <w:r>
-        <w:rPr>
-          <w:i/>
-          <w:iCs/>
-        </w:rPr>
-        <w:t xml:space="preserve">Companion to Applied Regression</w:t>
-      </w:r>
-      <w:r>
-        <w:t xml:space="preserve">. Third. Thousand Oaks</w:t>
+        <w:t xml:space="preserve"> </w:t>
+      </w:r>
+      <w:r>
+        <w:t xml:space="preserve">companion to applied regression, Third. ed. Sage, Thousand Oaks</w:t>
       </w:r>
       <w:r>
         <w:t xml:space="preserve"> </w:t>
@@ -5001,12 +4277,12 @@
         <w:t xml:space="preserve">CA</w:t>
       </w:r>
       <w:r>
-        <w:t xml:space="preserve">: Sage.</w:t>
-      </w:r>
-      <w:r>
-        <w:t xml:space="preserve"> </w:t>
-      </w:r>
-      <w:hyperlink r:id="rId90">
+        <w:t xml:space="preserve">. URL</w:t>
+      </w:r>
+      <w:r>
+        <w:t xml:space="preserve"> </w:t>
+      </w:r>
+      <w:hyperlink r:id="rId92">
         <w:r>
           <w:rPr>
             <w:rStyle w:val="InternetLink"/>
@@ -5014,36 +4290,20 @@
           <w:t xml:space="preserve">https://socialsciences.mcmaster.ca/jfox/Books/Companion/</w:t>
         </w:r>
       </w:hyperlink>
-      <w:r>
-        <w:t xml:space="preserve">.</w:t>
-      </w:r>
-    </w:p>
-    <w:bookmarkEnd w:id="91"/>
-    <w:bookmarkStart w:id="93" w:name="ref-hartig2022"/>
+    </w:p>
+    <w:bookmarkEnd w:id="93"/>
+    <w:bookmarkStart w:id="95" w:name="ref-hartig2022"/>
     <w:p>
       <w:pPr>
         <w:pStyle w:val="Bibliography"/>
       </w:pPr>
       <w:r>
-        <w:t xml:space="preserve">Hartig, Florian. 2022.</w:t>
-      </w:r>
-      <w:r>
-        <w:t xml:space="preserve"> </w:t>
-      </w:r>
-      <w:r>
-        <w:rPr>
-          <w:i/>
-          <w:iCs/>
-        </w:rPr>
-        <w:t xml:space="preserve">DHARMa: Residual Diagnostics for Hierarchical (Multi-Level / Mixed) Regression Models</w:t>
-      </w:r>
-      <w:r>
-        <w:t xml:space="preserve">.</w:t>
-      </w:r>
-      <w:r>
-        <w:t xml:space="preserve"> </w:t>
-      </w:r>
-      <w:hyperlink r:id="rId92">
+        <w:t xml:space="preserve">Hartig, F., 2022. DHARMa: Residual diagnostics for hierarchical (multi-level / mixed) regression models. URL</w:t>
+      </w:r>
+      <w:r>
+        <w:t xml:space="preserve"> </w:t>
+      </w:r>
+      <w:hyperlink r:id="rId94">
         <w:r>
           <w:rPr>
             <w:rStyle w:val="InternetLink"/>
@@ -5051,45 +4311,20 @@
           <w:t xml:space="preserve">https://CRAN.R-project.org/package=DHARMa</w:t>
         </w:r>
       </w:hyperlink>
-      <w:r>
-        <w:t xml:space="preserve">.</w:t>
-      </w:r>
-    </w:p>
-    <w:bookmarkEnd w:id="93"/>
-    <w:bookmarkStart w:id="95" w:name="ref-isakov2025"/>
+    </w:p>
+    <w:bookmarkEnd w:id="95"/>
+    <w:bookmarkStart w:id="97" w:name="ref-isakov2025"/>
     <w:p>
       <w:pPr>
         <w:pStyle w:val="Bibliography"/>
       </w:pPr>
       <w:r>
-        <w:t xml:space="preserve">Isakov, Vladimir, Elena Vlasova, Vladislav Forer, Jose Kenny, and Sergey Lyulin. 2025.</w:t>
-      </w:r>
-      <w:r>
-        <w:t xml:space="preserve"> </w:t>
-      </w:r>
-      <w:r>
-        <w:t xml:space="preserve">“Analysis of Slow-Released Fertilisers as a Source of Microplastics.”</w:t>
-      </w:r>
-      <w:r>
-        <w:t xml:space="preserve"> </w:t>
-      </w:r>
-      <w:r>
-        <w:rPr>
-          <w:i/>
-          <w:iCs/>
-        </w:rPr>
-        <w:t xml:space="preserve">Land</w:t>
-      </w:r>
-      <w:r>
-        <w:t xml:space="preserve"> </w:t>
-      </w:r>
-      <w:r>
-        <w:t xml:space="preserve">14 (1): 38.</w:t>
-      </w:r>
-      <w:r>
-        <w:t xml:space="preserve"> </w:t>
-      </w:r>
-      <w:hyperlink r:id="rId94">
+        <w:t xml:space="preserve">Isakov, V., Vlasova, E., Forer, V., Kenny, J., Lyulin, S., 2025. Analysis of Slow-Released Fertilisers as a Source of Microplastics. Land 14, 38.</w:t>
+      </w:r>
+      <w:r>
+        <w:t xml:space="preserve"> </w:t>
+      </w:r>
+      <w:hyperlink r:id="rId96">
         <w:r>
           <w:rPr>
             <w:rStyle w:val="InternetLink"/>
@@ -5097,45 +4332,20 @@
           <w:t xml:space="preserve">https://doi.org/10.3390/land14010038</w:t>
         </w:r>
       </w:hyperlink>
-      <w:r>
-        <w:t xml:space="preserve">.</w:t>
-      </w:r>
-    </w:p>
-    <w:bookmarkEnd w:id="95"/>
-    <w:bookmarkStart w:id="97" w:name="ref-lenaker2021"/>
+    </w:p>
+    <w:bookmarkEnd w:id="97"/>
+    <w:bookmarkStart w:id="99" w:name="ref-lenaker2021"/>
     <w:p>
       <w:pPr>
         <w:pStyle w:val="Bibliography"/>
       </w:pPr>
       <w:r>
-        <w:t xml:space="preserve">Lenaker, Peter L., Steven R. Corsi, and Sherri A. Mason. 2021.</w:t>
-      </w:r>
-      <w:r>
-        <w:t xml:space="preserve"> </w:t>
-      </w:r>
-      <w:r>
-        <w:t xml:space="preserve">“Spatial Distribution of Microplastics in Surficial Benthic Sediment of Lake Michigan and Lake Erie.”</w:t>
-      </w:r>
-      <w:r>
-        <w:t xml:space="preserve"> </w:t>
-      </w:r>
-      <w:r>
-        <w:rPr>
-          <w:i/>
-          <w:iCs/>
-        </w:rPr>
-        <w:t xml:space="preserve">Environmental Science &amp; Technology</w:t>
-      </w:r>
-      <w:r>
-        <w:t xml:space="preserve"> </w:t>
-      </w:r>
-      <w:r>
-        <w:t xml:space="preserve">55 (1): 373–84.</w:t>
-      </w:r>
-      <w:r>
-        <w:t xml:space="preserve"> </w:t>
-      </w:r>
-      <w:hyperlink r:id="rId96">
+        <w:t xml:space="preserve">Lenaker, P.L., Corsi, S.R., Mason, S.A., 2021. Spatial distribution of microplastics in surficial benthic sediment of lake michigan and lake erie. Environmental Science &amp; Technology 55, 373–384.</w:t>
+      </w:r>
+      <w:r>
+        <w:t xml:space="preserve"> </w:t>
+      </w:r>
+      <w:hyperlink r:id="rId98">
         <w:r>
           <w:rPr>
             <w:rStyle w:val="InternetLink"/>
@@ -5143,36 +4353,20 @@
           <w:t xml:space="preserve">https://doi.org/10.1021/acs.est.0c06087</w:t>
         </w:r>
       </w:hyperlink>
-      <w:r>
-        <w:t xml:space="preserve">.</w:t>
-      </w:r>
-    </w:p>
-    <w:bookmarkEnd w:id="97"/>
-    <w:bookmarkStart w:id="99" w:name="ref-lenth2024"/>
+    </w:p>
+    <w:bookmarkEnd w:id="99"/>
+    <w:bookmarkStart w:id="101" w:name="ref-lenth2024"/>
     <w:p>
       <w:pPr>
         <w:pStyle w:val="Bibliography"/>
       </w:pPr>
       <w:r>
-        <w:t xml:space="preserve">Lenth, Russell V. 2024.</w:t>
-      </w:r>
-      <w:r>
-        <w:t xml:space="preserve"> </w:t>
-      </w:r>
-      <w:r>
-        <w:rPr>
-          <w:i/>
-          <w:iCs/>
-        </w:rPr>
-        <w:t xml:space="preserve">Emmeans: Estimated Marginal Means, Aka Least-Squares Means</w:t>
-      </w:r>
-      <w:r>
-        <w:t xml:space="preserve">.</w:t>
-      </w:r>
-      <w:r>
-        <w:t xml:space="preserve"> </w:t>
-      </w:r>
-      <w:hyperlink r:id="rId98">
+        <w:t xml:space="preserve">Lenth, R.V., 2024. Emmeans: Estimated marginal means, aka least-squares means. URL</w:t>
+      </w:r>
+      <w:r>
+        <w:t xml:space="preserve"> </w:t>
+      </w:r>
+      <w:hyperlink r:id="rId100">
         <w:r>
           <w:rPr>
             <w:rStyle w:val="InternetLink"/>
@@ -5180,45 +4374,20 @@
           <w:t xml:space="preserve">https://CRAN.R-project.org/package=emmeans</w:t>
         </w:r>
       </w:hyperlink>
-      <w:r>
-        <w:t xml:space="preserve">.</w:t>
-      </w:r>
-    </w:p>
-    <w:bookmarkEnd w:id="99"/>
-    <w:bookmarkStart w:id="101" w:name="ref-leonard2024"/>
+    </w:p>
+    <w:bookmarkEnd w:id="101"/>
+    <w:bookmarkStart w:id="103" w:name="ref-leonard2024"/>
     <w:p>
       <w:pPr>
         <w:pStyle w:val="Bibliography"/>
       </w:pPr>
       <w:r>
-        <w:t xml:space="preserve">Leonard, Jamie, Sujith Ravi, and Sanjay K. Mohanty. 2024.</w:t>
-      </w:r>
-      <w:r>
-        <w:t xml:space="preserve"> </w:t>
-      </w:r>
-      <w:r>
-        <w:t xml:space="preserve">“Preferential Emission of Microplastics from Biosolid-Applied Agricultural Soils: Field Evidence and Theoretical Framework.”</w:t>
-      </w:r>
-      <w:r>
-        <w:t xml:space="preserve"> </w:t>
-      </w:r>
-      <w:r>
-        <w:rPr>
-          <w:i/>
-          <w:iCs/>
-        </w:rPr>
-        <w:t xml:space="preserve">Environmental Science &amp; Technology Letters</w:t>
-      </w:r>
-      <w:r>
-        <w:t xml:space="preserve"> </w:t>
-      </w:r>
-      <w:r>
-        <w:t xml:space="preserve">11 (2): 136–42.</w:t>
-      </w:r>
-      <w:r>
-        <w:t xml:space="preserve"> </w:t>
-      </w:r>
-      <w:hyperlink r:id="rId100">
+        <w:t xml:space="preserve">Leonard, J., Ravi, S., Mohanty, S.K., 2024. Preferential emission of microplastics from biosolid-applied agricultural soils: Field evidence and theoretical framework. Environmental Science &amp; Technology Letters 11, 136–142.</w:t>
+      </w:r>
+      <w:r>
+        <w:t xml:space="preserve"> </w:t>
+      </w:r>
+      <w:hyperlink r:id="rId102">
         <w:r>
           <w:rPr>
             <w:rStyle w:val="InternetLink"/>
@@ -5226,24 +4395,18 @@
           <w:t xml:space="preserve">https://doi.org/10.1021/acs.estlett.3c00850</w:t>
         </w:r>
       </w:hyperlink>
-      <w:r>
-        <w:t xml:space="preserve">.</w:t>
-      </w:r>
-    </w:p>
-    <w:bookmarkEnd w:id="101"/>
-    <w:bookmarkStart w:id="103" w:name="ref-ludecke2021"/>
+    </w:p>
+    <w:bookmarkEnd w:id="103"/>
+    <w:bookmarkStart w:id="105" w:name="ref-ludecke2021"/>
     <w:p>
       <w:pPr>
         <w:pStyle w:val="Bibliography"/>
       </w:pPr>
       <w:r>
-        <w:t xml:space="preserve">Lüdecke, Daniel, Mattan S. Ben-Shachar, Indrajeet Patil, Philip Waggoner, and Dominique Makowski. 2021.</w:t>
-      </w:r>
-      <w:r>
-        <w:t xml:space="preserve"> </w:t>
-      </w:r>
-      <w:r>
-        <w:t xml:space="preserve">“</w:t>
+        <w:t xml:space="preserve">Lüdecke, D., Ben-Shachar, M.S., Patil, I., Waggoner, P., Makowski, D., 2021.</w:t>
+      </w:r>
+      <w:r>
+        <w:t xml:space="preserve"> </w:t>
       </w:r>
       <w:r>
         <w:t xml:space="preserve">performance</w:t>
@@ -5261,28 +4424,12 @@
         <w:t xml:space="preserve"> </w:t>
       </w:r>
       <w:r>
-        <w:t xml:space="preserve">Package for Assessment, Comparison and Testing of Statistical Models.”</w:t>
-      </w:r>
-      <w:r>
-        <w:t xml:space="preserve"> </w:t>
-      </w:r>
-      <w:r>
-        <w:rPr>
-          <w:i/>
-          <w:iCs/>
-        </w:rPr>
-        <w:t xml:space="preserve">Journal of Open Source Software</w:t>
-      </w:r>
-      <w:r>
-        <w:t xml:space="preserve"> </w:t>
-      </w:r>
-      <w:r>
-        <w:t xml:space="preserve">6 (60): 3139.</w:t>
-      </w:r>
-      <w:r>
-        <w:t xml:space="preserve"> </w:t>
-      </w:r>
-      <w:hyperlink r:id="rId102">
+        <w:t xml:space="preserve">package for assessment, comparison and testing of statistical models. Journal of Open Source Software 6, 3139.</w:t>
+      </w:r>
+      <w:r>
+        <w:t xml:space="preserve"> </w:t>
+      </w:r>
+      <w:hyperlink r:id="rId104">
         <w:r>
           <w:rPr>
             <w:rStyle w:val="InternetLink"/>
@@ -5290,45 +4437,20 @@
           <w:t xml:space="preserve">https://doi.org/10.21105/joss.03139</w:t>
         </w:r>
       </w:hyperlink>
-      <w:r>
-        <w:t xml:space="preserve">.</w:t>
-      </w:r>
-    </w:p>
-    <w:bookmarkEnd w:id="103"/>
-    <w:bookmarkStart w:id="105" w:name="ref-maqbool2024"/>
+    </w:p>
+    <w:bookmarkEnd w:id="105"/>
+    <w:bookmarkStart w:id="107" w:name="ref-maqbool2024"/>
     <w:p>
       <w:pPr>
         <w:pStyle w:val="Bibliography"/>
       </w:pPr>
       <w:r>
-        <w:t xml:space="preserve">Maqbool, Ahsan, Gema Guzmán, Peter Fiener, Florian Wilken, María-Auxiliadora Soriano, and José A. Gómez. 2024.</w:t>
-      </w:r>
-      <w:r>
-        <w:t xml:space="preserve"> </w:t>
-      </w:r>
-      <w:r>
-        <w:t xml:space="preserve">“Tracing Macroplastics Redistribution and Fragmentation by Tillage Translocation.”</w:t>
-      </w:r>
-      <w:r>
-        <w:t xml:space="preserve"> </w:t>
-      </w:r>
-      <w:r>
-        <w:rPr>
-          <w:i/>
-          <w:iCs/>
-        </w:rPr>
-        <w:t xml:space="preserve">Journal of Hazardous Materials</w:t>
-      </w:r>
-      <w:r>
-        <w:t xml:space="preserve"> </w:t>
-      </w:r>
-      <w:r>
-        <w:t xml:space="preserve">477 (September): 135318.</w:t>
-      </w:r>
-      <w:r>
-        <w:t xml:space="preserve"> </w:t>
-      </w:r>
-      <w:hyperlink r:id="rId104">
+        <w:t xml:space="preserve">Maqbool, A., Guzmán, G., Fiener, P., Wilken, F., Soriano, M.-A., Gómez, J.A., 2024. Tracing macroplastics redistribution and fragmentation by tillage translocation. Journal of Hazardous Materials 477, 135318.</w:t>
+      </w:r>
+      <w:r>
+        <w:t xml:space="preserve"> </w:t>
+      </w:r>
+      <w:hyperlink r:id="rId106">
         <w:r>
           <w:rPr>
             <w:rStyle w:val="InternetLink"/>
@@ -5336,36 +4458,20 @@
           <w:t xml:space="preserve">https://doi.org/10.1016/j.jhazmat.2024.135318</w:t>
         </w:r>
       </w:hyperlink>
-      <w:r>
-        <w:t xml:space="preserve">.</w:t>
-      </w:r>
-    </w:p>
-    <w:bookmarkEnd w:id="105"/>
-    <w:bookmarkStart w:id="107" w:name="ref-massicotte2023"/>
+    </w:p>
+    <w:bookmarkEnd w:id="107"/>
+    <w:bookmarkStart w:id="109" w:name="ref-massicotte2023"/>
     <w:p>
       <w:pPr>
         <w:pStyle w:val="Bibliography"/>
       </w:pPr>
       <w:r>
-        <w:t xml:space="preserve">Massicotte, Philippe, and Andy South. 2023.</w:t>
-      </w:r>
-      <w:r>
-        <w:t xml:space="preserve"> </w:t>
-      </w:r>
-      <w:r>
-        <w:rPr>
-          <w:i/>
-          <w:iCs/>
-        </w:rPr>
-        <w:t xml:space="preserve">Rnaturalearth: World Map Data from Natural Earth</w:t>
-      </w:r>
-      <w:r>
-        <w:t xml:space="preserve">.</w:t>
-      </w:r>
-      <w:r>
-        <w:t xml:space="preserve"> </w:t>
-      </w:r>
-      <w:hyperlink r:id="rId106">
+        <w:t xml:space="preserve">Massicotte, P., South, A., 2023. Rnaturalearth: World map data from natural earth.</w:t>
+      </w:r>
+      <w:r>
+        <w:t xml:space="preserve"> </w:t>
+      </w:r>
+      <w:hyperlink r:id="rId108">
         <w:r>
           <w:rPr>
             <w:rStyle w:val="InternetLink"/>
@@ -5373,78 +4479,61 @@
           <w:t xml:space="preserve">https://doi.org/10.32614/CRAN.package.rnaturalearth</w:t>
         </w:r>
       </w:hyperlink>
-      <w:r>
-        <w:t xml:space="preserve">.</w:t>
-      </w:r>
-    </w:p>
-    <w:bookmarkEnd w:id="107"/>
-    <w:bookmarkStart w:id="108" w:name="ref-michalyna1988"/>
+    </w:p>
+    <w:bookmarkEnd w:id="109"/>
+    <w:bookmarkStart w:id="110" w:name="ref-michalyna1988"/>
     <w:p>
       <w:pPr>
         <w:pStyle w:val="Bibliography"/>
       </w:pPr>
       <w:r>
-        <w:t xml:space="preserve">Michalyna, W, G Podolsky, and E St. Jacques. 1988.</w:t>
-      </w:r>
-      <w:r>
-        <w:t xml:space="preserve"> </w:t>
-      </w:r>
-      <w:r>
-        <w:t xml:space="preserve">“Soils of the Rural Municipalities of Grey, Dufferin, Roland, Thompson and Part of Stanley.”</w:t>
-      </w:r>
-    </w:p>
-    <w:bookmarkEnd w:id="108"/>
-    <w:bookmarkStart w:id="110" w:name="ref-nutrien_esn_datasheet_2022"/>
-    <w:p>
-      <w:pPr>
-        <w:pStyle w:val="Bibliography"/>
-      </w:pPr>
-      <w:r>
-        <w:t xml:space="preserve">Nutrien Ltd. 2022.</w:t>
-      </w:r>
-      <w:r>
-        <w:t xml:space="preserve"> </w:t>
-      </w:r>
-      <w:r>
-        <w:t xml:space="preserve">“Fertilizer Product Data Sheet:</w:t>
-      </w:r>
-      <w:r>
-        <w:t xml:space="preserve"> </w:t>
-      </w:r>
-      <w:r>
-        <w:t xml:space="preserve">ESN</w:t>
-      </w:r>
-      <w:r>
-        <w:t xml:space="preserve"> </w:t>
-      </w:r>
-      <w:r>
-        <w:t xml:space="preserve">Polymer Coated Urea 44-0-0.”</w:t>
-      </w:r>
-      <w:r>
-        <w:t xml:space="preserve"> </w:t>
-      </w:r>
-      <w:hyperlink r:id="rId109">
-        <w:r>
-          <w:rPr>
-            <w:rStyle w:val="InternetLink"/>
-          </w:rPr>
-          <w:t xml:space="preserve">https://products.nutrien.com/docs/811</w:t>
-        </w:r>
-      </w:hyperlink>
-      <w:r>
-        <w:t xml:space="preserve">.</w:t>
-      </w:r>
-      <w:r>
-        <w:t xml:space="preserve"> </w:t>
-      </w:r>
-      <w:hyperlink r:id="rId109">
-        <w:r>
-          <w:rPr>
-            <w:rStyle w:val="InternetLink"/>
-          </w:rPr>
-          <w:t xml:space="preserve">https://products.nutrien.com/docs/811</w:t>
-        </w:r>
-      </w:hyperlink>
+        <w:t xml:space="preserve">Michalyna, W., Podolsky, G., St. Jacques, E., 1988. Soils of the rural municipalities of</w:t>
+      </w:r>
+      <w:r>
+        <w:t xml:space="preserve"> </w:t>
+      </w:r>
+      <w:r>
+        <w:t xml:space="preserve">Grey</w:t>
+      </w:r>
+      <w:r>
+        <w:t xml:space="preserve">,</w:t>
+      </w:r>
+      <w:r>
+        <w:t xml:space="preserve"> </w:t>
+      </w:r>
+      <w:r>
+        <w:t xml:space="preserve">Dufferin</w:t>
+      </w:r>
+      <w:r>
+        <w:t xml:space="preserve">,</w:t>
+      </w:r>
+      <w:r>
+        <w:t xml:space="preserve"> </w:t>
+      </w:r>
+      <w:r>
+        <w:t xml:space="preserve">Roland</w:t>
+      </w:r>
+      <w:r>
+        <w:t xml:space="preserve">,</w:t>
+      </w:r>
+      <w:r>
+        <w:t xml:space="preserve"> </w:t>
+      </w:r>
+      <w:r>
+        <w:t xml:space="preserve">Thompson</w:t>
+      </w:r>
+      <w:r>
+        <w:t xml:space="preserve"> </w:t>
+      </w:r>
+      <w:r>
+        <w:t xml:space="preserve">and part of</w:t>
+      </w:r>
+      <w:r>
+        <w:t xml:space="preserve"> </w:t>
+      </w:r>
+      <w:r>
+        <w:t xml:space="preserve">Stanley</w:t>
+      </w:r>
       <w:r>
         <w:t xml:space="preserve">.</w:t>
       </w:r>
@@ -5456,13 +4545,7 @@
         <w:pStyle w:val="Bibliography"/>
       </w:pPr>
       <w:r>
-        <w:t xml:space="preserve">———. 2026.</w:t>
-      </w:r>
-      <w:r>
-        <w:t xml:space="preserve"> </w:t>
-      </w:r>
-      <w:r>
-        <w:t xml:space="preserve">“Safety Data Sheet:</w:t>
+        <w:t xml:space="preserve">Nutrien Ltd., 2026. Safety data sheet:</w:t>
       </w:r>
       <w:r>
         <w:t xml:space="preserve"> </w:t>
@@ -5471,7 +4554,7 @@
         <w:t xml:space="preserve">ESN</w:t>
       </w:r>
       <w:r>
-        <w:t xml:space="preserve">® Polymer Coated Urea 44-0-0.”</w:t>
+        <w:t xml:space="preserve">® polymer coated urea 44-0-0. URL</w:t>
       </w:r>
       <w:r>
         <w:t xml:space="preserve"> </w:t>
@@ -5484,54 +4567,27 @@
           <w:t xml:space="preserve">https://products.nutrien.com/docs/3705</w:t>
         </w:r>
       </w:hyperlink>
-      <w:r>
-        <w:t xml:space="preserve">.</w:t>
-      </w:r>
-      <w:r>
-        <w:t xml:space="preserve"> </w:t>
-      </w:r>
-      <w:hyperlink r:id="rId111">
-        <w:r>
-          <w:rPr>
-            <w:rStyle w:val="InternetLink"/>
-          </w:rPr>
-          <w:t xml:space="preserve">https://products.nutrien.com/docs/3705</w:t>
-        </w:r>
-      </w:hyperlink>
-      <w:r>
-        <w:t xml:space="preserve">.</w:t>
-      </w:r>
     </w:p>
     <w:bookmarkEnd w:id="112"/>
-    <w:bookmarkStart w:id="114" w:name="ref-piehl2018"/>
+    <w:bookmarkStart w:id="114" w:name="ref-nutrien_esn_datasheet_2022"/>
     <w:p>
       <w:pPr>
         <w:pStyle w:val="Bibliography"/>
       </w:pPr>
       <w:r>
-        <w:t xml:space="preserve">Piehl, Sarah, Anna Leibner, Martin G. J. Löder, Rachid Dris, Christina Bogner, and Christian Laforsch. 2018.</w:t>
-      </w:r>
-      <w:r>
-        <w:t xml:space="preserve"> </w:t>
-      </w:r>
-      <w:r>
-        <w:t xml:space="preserve">“Identification and Quantification of Macro- and Microplastics on an Agricultural Farmland.”</w:t>
-      </w:r>
-      <w:r>
-        <w:t xml:space="preserve"> </w:t>
-      </w:r>
-      <w:r>
-        <w:rPr>
-          <w:i/>
-          <w:iCs/>
-        </w:rPr>
-        <w:t xml:space="preserve">Scientific Reports</w:t>
-      </w:r>
-      <w:r>
-        <w:t xml:space="preserve"> </w:t>
-      </w:r>
-      <w:r>
-        <w:t xml:space="preserve">8 (1): 17950.</w:t>
+        <w:t xml:space="preserve">Nutrien Ltd., 2022. Fertilizer product data sheet:</w:t>
+      </w:r>
+      <w:r>
+        <w:t xml:space="preserve"> </w:t>
+      </w:r>
+      <w:r>
+        <w:t xml:space="preserve">ESN</w:t>
+      </w:r>
+      <w:r>
+        <w:t xml:space="preserve"> </w:t>
+      </w:r>
+      <w:r>
+        <w:t xml:space="preserve">polymer coated urea 44-0-0. URL</w:t>
       </w:r>
       <w:r>
         <w:t xml:space="preserve"> </w:t>
@@ -5541,32 +4597,44 @@
           <w:rPr>
             <w:rStyle w:val="InternetLink"/>
           </w:rPr>
+          <w:t xml:space="preserve">https://products.nutrien.com/docs/811</w:t>
+        </w:r>
+      </w:hyperlink>
+    </w:p>
+    <w:bookmarkEnd w:id="114"/>
+    <w:bookmarkStart w:id="116" w:name="ref-piehl2018"/>
+    <w:p>
+      <w:pPr>
+        <w:pStyle w:val="Bibliography"/>
+      </w:pPr>
+      <w:r>
+        <w:t xml:space="preserve">Piehl, S., Leibner, A., Löder, M.G.J., Dris, R., Bogner, C., Laforsch, C., 2018. Identification and quantification of macro- and microplastics on an agricultural farmland. Scientific Reports 8, 17950.</w:t>
+      </w:r>
+      <w:r>
+        <w:t xml:space="preserve"> </w:t>
+      </w:r>
+      <w:hyperlink r:id="rId115">
+        <w:r>
+          <w:rPr>
+            <w:rStyle w:val="InternetLink"/>
+          </w:rPr>
           <w:t xml:space="preserve">https://doi.org/10.1038/s41598-018-36172-y</w:t>
         </w:r>
       </w:hyperlink>
-      <w:r>
-        <w:t xml:space="preserve">.</w:t>
-      </w:r>
-    </w:p>
-    <w:bookmarkEnd w:id="114"/>
-    <w:bookmarkStart w:id="116" w:name="ref-rcoreteam2026"/>
+    </w:p>
+    <w:bookmarkEnd w:id="116"/>
+    <w:bookmarkStart w:id="118" w:name="ref-rcoreteam2026"/>
     <w:p>
       <w:pPr>
         <w:pStyle w:val="Bibliography"/>
       </w:pPr>
       <w:r>
-        <w:t xml:space="preserve">R Core Team. 2026.</w:t>
-      </w:r>
-      <w:r>
-        <w:t xml:space="preserve"> </w:t>
-      </w:r>
-      <w:r>
-        <w:t xml:space="preserve">“R: A Language and Environment for Statistical Computing.”</w:t>
-      </w:r>
-      <w:r>
-        <w:t xml:space="preserve"> </w:t>
-      </w:r>
-      <w:hyperlink r:id="rId115">
+        <w:t xml:space="preserve">R Core Team, 2026. R: A language and environment for statistical computing. URL</w:t>
+      </w:r>
+      <w:r>
+        <w:t xml:space="preserve"> </w:t>
+      </w:r>
+      <w:hyperlink r:id="rId117">
         <w:r>
           <w:rPr>
             <w:rStyle w:val="InternetLink"/>
@@ -5574,45 +4642,20 @@
           <w:t xml:space="preserve">http://www.R-project.org</w:t>
         </w:r>
       </w:hyperlink>
-      <w:r>
-        <w:t xml:space="preserve">.</w:t>
-      </w:r>
-    </w:p>
-    <w:bookmarkEnd w:id="116"/>
-    <w:bookmarkStart w:id="118" w:name="ref-rehm2024"/>
+    </w:p>
+    <w:bookmarkEnd w:id="118"/>
+    <w:bookmarkStart w:id="120" w:name="ref-rehm2024"/>
     <w:p>
       <w:pPr>
         <w:pStyle w:val="Bibliography"/>
       </w:pPr>
       <w:r>
-        <w:t xml:space="preserve">Rehm, Raphael, and Peter Fiener. 2024.</w:t>
-      </w:r>
-      <w:r>
-        <w:t xml:space="preserve"> </w:t>
-      </w:r>
-      <w:r>
-        <w:t xml:space="preserve">“Model-Based Analysis of Erosion-Induced Microplastic Delivery from Arable Land to the Stream Network of a Mesoscale Catchment.”</w:t>
-      </w:r>
-      <w:r>
-        <w:t xml:space="preserve"> </w:t>
-      </w:r>
-      <w:r>
-        <w:rPr>
-          <w:i/>
-          <w:iCs/>
-        </w:rPr>
-        <w:t xml:space="preserve">SOIL</w:t>
-      </w:r>
-      <w:r>
-        <w:t xml:space="preserve"> </w:t>
-      </w:r>
-      <w:r>
-        <w:t xml:space="preserve">10 (1): 211–30.</w:t>
-      </w:r>
-      <w:r>
-        <w:t xml:space="preserve"> </w:t>
-      </w:r>
-      <w:hyperlink r:id="rId117">
+        <w:t xml:space="preserve">Rehm, R., Fiener, P., 2024. Model-based analysis of erosion-induced microplastic delivery from arable land to the stream network of a mesoscale catchment. SOIL 10, 211–230.</w:t>
+      </w:r>
+      <w:r>
+        <w:t xml:space="preserve"> </w:t>
+      </w:r>
+      <w:hyperlink r:id="rId119">
         <w:r>
           <w:rPr>
             <w:rStyle w:val="InternetLink"/>
@@ -5620,45 +4663,20 @@
           <w:t xml:space="preserve">https://doi.org/10.5194/soil-10-211-2024</w:t>
         </w:r>
       </w:hyperlink>
-      <w:r>
-        <w:t xml:space="preserve">.</w:t>
-      </w:r>
-    </w:p>
-    <w:bookmarkEnd w:id="118"/>
-    <w:bookmarkStart w:id="120" w:name="ref-rehm2021"/>
+    </w:p>
+    <w:bookmarkEnd w:id="120"/>
+    <w:bookmarkStart w:id="122" w:name="ref-rehm2021"/>
     <w:p>
       <w:pPr>
         <w:pStyle w:val="Bibliography"/>
       </w:pPr>
       <w:r>
-        <w:t xml:space="preserve">Rehm, Raphael, Tabea Zeyer, Arthur Schmidt, and Peter Fiener. 2021.</w:t>
-      </w:r>
-      <w:r>
-        <w:t xml:space="preserve"> </w:t>
-      </w:r>
-      <w:r>
-        <w:t xml:space="preserve">“Soil Erosion as Transport Pathway of Microplastic from Agriculture Soils to Aquatic Ecosystems.”</w:t>
-      </w:r>
-      <w:r>
-        <w:t xml:space="preserve"> </w:t>
-      </w:r>
-      <w:r>
-        <w:rPr>
-          <w:i/>
-          <w:iCs/>
-        </w:rPr>
-        <w:t xml:space="preserve">Science of The Total Environment</w:t>
-      </w:r>
-      <w:r>
-        <w:t xml:space="preserve"> </w:t>
-      </w:r>
-      <w:r>
-        <w:t xml:space="preserve">795 (November): 148774.</w:t>
-      </w:r>
-      <w:r>
-        <w:t xml:space="preserve"> </w:t>
-      </w:r>
-      <w:hyperlink r:id="rId119">
+        <w:t xml:space="preserve">Rehm, R., Zeyer, T., Schmidt, A., Fiener, P., 2021. Soil erosion as transport pathway of microplastic from agriculture soils to aquatic ecosystems. Science of The Total Environment 795, 148774.</w:t>
+      </w:r>
+      <w:r>
+        <w:t xml:space="preserve"> </w:t>
+      </w:r>
+      <w:hyperlink r:id="rId121">
         <w:r>
           <w:rPr>
             <w:rStyle w:val="InternetLink"/>
@@ -5666,45 +4684,20 @@
           <w:t xml:space="preserve">https://doi.org/10.1016/j.scitotenv.2021.148774</w:t>
         </w:r>
       </w:hyperlink>
-      <w:r>
-        <w:t xml:space="preserve">.</w:t>
-      </w:r>
-    </w:p>
-    <w:bookmarkEnd w:id="120"/>
-    <w:bookmarkStart w:id="122" w:name="ref-rillig2017"/>
+    </w:p>
+    <w:bookmarkEnd w:id="122"/>
+    <w:bookmarkStart w:id="124" w:name="ref-rillig2017"/>
     <w:p>
       <w:pPr>
         <w:pStyle w:val="Bibliography"/>
       </w:pPr>
       <w:r>
-        <w:t xml:space="preserve">Rillig, Matthias C., Rosolino Ingraffia, and Anderson A. de Souza Machado. 2017.</w:t>
-      </w:r>
-      <w:r>
-        <w:t xml:space="preserve"> </w:t>
-      </w:r>
-      <w:r>
-        <w:t xml:space="preserve">“Microplastic Incorporation into Soil in Agroecosystems.”</w:t>
-      </w:r>
-      <w:r>
-        <w:t xml:space="preserve"> </w:t>
-      </w:r>
-      <w:r>
-        <w:rPr>
-          <w:i/>
-          <w:iCs/>
-        </w:rPr>
-        <w:t xml:space="preserve">Frontiers in Plant Science</w:t>
-      </w:r>
-      <w:r>
-        <w:t xml:space="preserve"> </w:t>
-      </w:r>
-      <w:r>
-        <w:t xml:space="preserve">8 (October).</w:t>
-      </w:r>
-      <w:r>
-        <w:t xml:space="preserve"> </w:t>
-      </w:r>
-      <w:hyperlink r:id="rId121">
+        <w:t xml:space="preserve">Rillig, M.C., Ingraffia, R., Souza Machado, A.A. de, 2017. Microplastic incorporation into soil in agroecosystems. Frontiers in Plant Science 8.</w:t>
+      </w:r>
+      <w:r>
+        <w:t xml:space="preserve"> </w:t>
+      </w:r>
+      <w:hyperlink r:id="rId123">
         <w:r>
           <w:rPr>
             <w:rStyle w:val="InternetLink"/>
@@ -5712,29 +4705,20 @@
           <w:t xml:space="preserve">https://doi.org/10.3389/fpls.2017.01805</w:t>
         </w:r>
       </w:hyperlink>
-      <w:r>
-        <w:t xml:space="preserve">.</w:t>
-      </w:r>
-    </w:p>
-    <w:bookmarkEnd w:id="122"/>
-    <w:bookmarkStart w:id="124" w:name="ref-rstudio2026"/>
+    </w:p>
+    <w:bookmarkEnd w:id="124"/>
+    <w:bookmarkStart w:id="126" w:name="ref-rstudio2026"/>
     <w:p>
       <w:pPr>
         <w:pStyle w:val="Bibliography"/>
       </w:pPr>
       <w:r>
-        <w:t xml:space="preserve">RStudio. 2026.</w:t>
-      </w:r>
-      <w:r>
-        <w:t xml:space="preserve"> </w:t>
-      </w:r>
-      <w:r>
-        <w:t xml:space="preserve">“RStudio: Integrated Development Environment for r.”</w:t>
-      </w:r>
-      <w:r>
-        <w:t xml:space="preserve"> </w:t>
-      </w:r>
-      <w:hyperlink r:id="rId123">
+        <w:t xml:space="preserve">RStudio, 2026. RStudio: Integrated development environment for r. URL</w:t>
+      </w:r>
+      <w:r>
+        <w:t xml:space="preserve"> </w:t>
+      </w:r>
+      <w:hyperlink r:id="rId125">
         <w:r>
           <w:rPr>
             <w:rStyle w:val="InternetLink"/>
@@ -5742,45 +4726,20 @@
           <w:t xml:space="preserve">http://www.rstudio.org/</w:t>
         </w:r>
       </w:hyperlink>
-      <w:r>
-        <w:t xml:space="preserve">.</w:t>
-      </w:r>
-    </w:p>
-    <w:bookmarkEnd w:id="124"/>
-    <w:bookmarkStart w:id="126" w:name="ref-severe2025"/>
+    </w:p>
+    <w:bookmarkEnd w:id="126"/>
+    <w:bookmarkStart w:id="128" w:name="ref-severe2025"/>
     <w:p>
       <w:pPr>
         <w:pStyle w:val="Bibliography"/>
       </w:pPr>
       <w:r>
-        <w:t xml:space="preserve">Severe, Emilee, Ben W. J. Surridge, Peter Fiener, Michael P. Coogan, Rachel H. Platel, Mike R. James, and John Quinton. 2025.</w:t>
-      </w:r>
-      <w:r>
-        <w:t xml:space="preserve"> </w:t>
-      </w:r>
-      <w:r>
-        <w:t xml:space="preserve">“The Transport of Microplastics from Soil in Response to Surface Runoff and Splash Erosion.”</w:t>
-      </w:r>
-      <w:r>
-        <w:t xml:space="preserve"> </w:t>
-      </w:r>
-      <w:r>
-        <w:rPr>
-          <w:i/>
-          <w:iCs/>
-        </w:rPr>
-        <w:t xml:space="preserve">Environmental Science &amp; Technology</w:t>
-      </w:r>
-      <w:r>
-        <w:t xml:space="preserve"> </w:t>
-      </w:r>
-      <w:r>
-        <w:t xml:space="preserve">59 (27): 14063–74.</w:t>
-      </w:r>
-      <w:r>
-        <w:t xml:space="preserve"> </w:t>
-      </w:r>
-      <w:hyperlink r:id="rId125">
+        <w:t xml:space="preserve">Severe, E., Surridge, B.W.J., Fiener, P., Coogan, M.P., Platel, R.H., James, M.R., Quinton, J., 2025. The transport of microplastics from soil in response to surface runoff and splash erosion. Environmental Science &amp; Technology 59, 14063–14074.</w:t>
+      </w:r>
+      <w:r>
+        <w:t xml:space="preserve"> </w:t>
+      </w:r>
+      <w:hyperlink r:id="rId127">
         <w:r>
           <w:rPr>
             <w:rStyle w:val="InternetLink"/>
@@ -5788,77 +4747,30 @@
           <w:t xml:space="preserve">https://doi.org/10.1021/acs.est.5c04795</w:t>
         </w:r>
       </w:hyperlink>
-      <w:r>
-        <w:t xml:space="preserve">.</w:t>
-      </w:r>
-    </w:p>
-    <w:bookmarkEnd w:id="126"/>
-    <w:bookmarkStart w:id="127" w:name="ref-tiessen2010"/>
+    </w:p>
+    <w:bookmarkEnd w:id="128"/>
+    <w:bookmarkStart w:id="129" w:name="ref-tiessen2010"/>
     <w:p>
       <w:pPr>
         <w:pStyle w:val="Bibliography"/>
       </w:pPr>
       <w:r>
-        <w:t xml:space="preserve">Tiessen, K. H. D., J. A. Elliott, J. Yarotski, D. A. Lobb, D. N. Flaten, and N. E. Glozier. 2010.</w:t>
-      </w:r>
-      <w:r>
-        <w:t xml:space="preserve"> </w:t>
-      </w:r>
-      <w:r>
-        <w:t xml:space="preserve">“Conventional and Conservation Tillage: Influence on Seasonal Runoff, Sediment, and Nutrient Losses in the Canadian Prairies.”</w:t>
-      </w:r>
-      <w:r>
-        <w:t xml:space="preserve"> </w:t>
-      </w:r>
-      <w:r>
-        <w:rPr>
-          <w:i/>
-          <w:iCs/>
-        </w:rPr>
-        <w:t xml:space="preserve">Journal of Environmental Quality</w:t>
-      </w:r>
-      <w:r>
-        <w:t xml:space="preserve"> </w:t>
-      </w:r>
-      <w:r>
-        <w:t xml:space="preserve">39 (3): 964980.</w:t>
-      </w:r>
-    </w:p>
-    <w:bookmarkEnd w:id="127"/>
-    <w:bookmarkStart w:id="129" w:name="ref-wang2024"/>
+        <w:t xml:space="preserve">Tiessen, K.H.D., Elliott, J.A., Yarotski, J., Lobb, D.A., Flaten, D.N., Glozier, N.E., 2010. Conventional and conservation tillage: Influence on seasonal runoff, sediment, and nutrient losses in the canadian prairies. Journal of Environmental Quality 39, 964980.</w:t>
+      </w:r>
+    </w:p>
+    <w:bookmarkEnd w:id="129"/>
+    <w:bookmarkStart w:id="131" w:name="ref-wang2024"/>
     <w:p>
       <w:pPr>
         <w:pStyle w:val="Bibliography"/>
       </w:pPr>
       <w:r>
-        <w:t xml:space="preserve">Wang, Yanting, Siyuan Jing, Peiyu Hou, Rui Ni, Lili Niu, Thomas Cherico Wanger, Weiping Liu, and Kai Liu. 2024.</w:t>
-      </w:r>
-      <w:r>
-        <w:t xml:space="preserve"> </w:t>
-      </w:r>
-      <w:r>
-        <w:t xml:space="preserve">“Soil Erosion Is a Major Drive for Nano &amp; Micro-Plastics to Enter Riverine Systems from Cultivated Land.”</w:t>
-      </w:r>
-      <w:r>
-        <w:t xml:space="preserve"> </w:t>
-      </w:r>
-      <w:r>
-        <w:rPr>
-          <w:i/>
-          <w:iCs/>
-        </w:rPr>
-        <w:t xml:space="preserve">Water Research</w:t>
-      </w:r>
-      <w:r>
-        <w:t xml:space="preserve"> </w:t>
-      </w:r>
-      <w:r>
-        <w:t xml:space="preserve">256 (June): 121597.</w:t>
-      </w:r>
-      <w:r>
-        <w:t xml:space="preserve"> </w:t>
-      </w:r>
-      <w:hyperlink r:id="rId128">
+        <w:t xml:space="preserve">Wang, Y., Jing, S., Hou, P., Ni, R., Niu, L., Wanger, T.C., Liu, W., Liu, K., 2024. Soil erosion is a major drive for nano &amp; micro-plastics to enter riverine systems from cultivated land. Water Research 256, 121597.</w:t>
+      </w:r>
+      <w:r>
+        <w:t xml:space="preserve"> </w:t>
+      </w:r>
+      <w:hyperlink r:id="rId130">
         <w:r>
           <w:rPr>
             <w:rStyle w:val="InternetLink"/>
@@ -5866,45 +4778,20 @@
           <w:t xml:space="preserve">https://doi.org/10.1016/j.watres.2024.121597</w:t>
         </w:r>
       </w:hyperlink>
-      <w:r>
-        <w:t xml:space="preserve">.</w:t>
-      </w:r>
-    </w:p>
-    <w:bookmarkEnd w:id="129"/>
-    <w:bookmarkStart w:id="131" w:name="ref-weber2021"/>
+    </w:p>
+    <w:bookmarkEnd w:id="131"/>
+    <w:bookmarkStart w:id="133" w:name="ref-weber2021"/>
     <w:p>
       <w:pPr>
         <w:pStyle w:val="Bibliography"/>
       </w:pPr>
       <w:r>
-        <w:t xml:space="preserve">Weber, Collin Joel, Christoph Weihrauch, Christian Opp, and Peter Chifflard. 2021.</w:t>
-      </w:r>
-      <w:r>
-        <w:t xml:space="preserve"> </w:t>
-      </w:r>
-      <w:r>
-        <w:t xml:space="preserve">“Investigating Microplastic Dynamics in Soils: Orientation for Sampling Strategies and Sample Pre-Procession.”</w:t>
-      </w:r>
-      <w:r>
-        <w:t xml:space="preserve"> </w:t>
-      </w:r>
-      <w:r>
-        <w:rPr>
-          <w:i/>
-          <w:iCs/>
-        </w:rPr>
-        <w:t xml:space="preserve">Land Degradation &amp; Development</w:t>
-      </w:r>
-      <w:r>
-        <w:t xml:space="preserve"> </w:t>
-      </w:r>
-      <w:r>
-        <w:t xml:space="preserve">32 (1): 270–84.</w:t>
-      </w:r>
-      <w:r>
-        <w:t xml:space="preserve"> </w:t>
-      </w:r>
-      <w:hyperlink r:id="rId130">
+        <w:t xml:space="preserve">Weber, C.J., Weihrauch, C., Opp, C., Chifflard, P., 2021. Investigating microplastic dynamics in soils: Orientation for sampling strategies and sample pre-procession. Land Degradation &amp; Development 32, 270–284.</w:t>
+      </w:r>
+      <w:r>
+        <w:t xml:space="preserve"> </w:t>
+      </w:r>
+      <w:hyperlink r:id="rId132">
         <w:r>
           <w:rPr>
             <w:rStyle w:val="InternetLink"/>
@@ -5912,68 +4799,30 @@
           <w:t xml:space="preserve">https://doi.org/10.1002/ldr.3676</w:t>
         </w:r>
       </w:hyperlink>
-      <w:r>
-        <w:t xml:space="preserve">.</w:t>
-      </w:r>
-    </w:p>
-    <w:bookmarkEnd w:id="131"/>
-    <w:bookmarkStart w:id="132" w:name="ref-wickham2016"/>
+    </w:p>
+    <w:bookmarkEnd w:id="133"/>
+    <w:bookmarkStart w:id="134" w:name="ref-wickham2016"/>
     <w:p>
       <w:pPr>
         <w:pStyle w:val="Bibliography"/>
       </w:pPr>
       <w:r>
-        <w:t xml:space="preserve">Wickham, H. 2016.</w:t>
-      </w:r>
-      <w:r>
-        <w:t xml:space="preserve"> </w:t>
-      </w:r>
-      <w:r>
-        <w:rPr>
-          <w:i/>
-          <w:iCs/>
-        </w:rPr>
-        <w:t xml:space="preserve">Ggplot2: Elegant Graphics for Data Analysis</w:t>
-      </w:r>
-      <w:r>
-        <w:t xml:space="preserve">. New York NY U.S.A: Springer-Verlag.</w:t>
-      </w:r>
-    </w:p>
-    <w:bookmarkEnd w:id="132"/>
-    <w:bookmarkStart w:id="134" w:name="ref-zhang2022"/>
+        <w:t xml:space="preserve">Wickham, H., 2016. ggplot2: Elegant graphics for data analysis. Springer-Verlag, New York NY U.S.A.</w:t>
+      </w:r>
+    </w:p>
+    <w:bookmarkEnd w:id="134"/>
+    <w:bookmarkStart w:id="136" w:name="ref-zhang2022"/>
     <w:p>
       <w:pPr>
         <w:pStyle w:val="Bibliography"/>
       </w:pPr>
       <w:r>
-        <w:t xml:space="preserve">Zhang, Jinrui, Siyang Ren, Wen Xu, Ce Liang, Jingjing Li, Hanyue Zhang, Yanan Li, et al. 2022.</w:t>
-      </w:r>
-      <w:r>
-        <w:t xml:space="preserve"> </w:t>
-      </w:r>
-      <w:r>
-        <w:t xml:space="preserve">“Effects of Plastic Residues and Microplastics on Soil Ecosystems: A Global Meta-Analysis.”</w:t>
-      </w:r>
-      <w:r>
-        <w:t xml:space="preserve"> </w:t>
-      </w:r>
-      <w:r>
-        <w:rPr>
-          <w:i/>
-          <w:iCs/>
-        </w:rPr>
-        <w:t xml:space="preserve">Journal of Hazardous Materials</w:t>
-      </w:r>
-      <w:r>
-        <w:t xml:space="preserve"> </w:t>
-      </w:r>
-      <w:r>
-        <w:t xml:space="preserve">435 (August): 129065.</w:t>
-      </w:r>
-      <w:r>
-        <w:t xml:space="preserve"> </w:t>
-      </w:r>
-      <w:hyperlink r:id="rId133">
+        <w:t xml:space="preserve">Zhang, J., Ren, S., Xu, W., Liang, C., Li, J., Zhang, H., Li, Y., Liu, X., Jones, D.L., Chadwick, D.R., Zhang, F., Wang, K., 2022. Effects of plastic residues and microplastics on soil ecosystems: A global meta-analysis. Journal of Hazardous Materials 435, 129065.</w:t>
+      </w:r>
+      <w:r>
+        <w:t xml:space="preserve"> </w:t>
+      </w:r>
+      <w:hyperlink r:id="rId135">
         <w:r>
           <w:rPr>
             <w:rStyle w:val="InternetLink"/>
@@ -5981,14 +4830,11 @@
           <w:t xml:space="preserve">https://doi.org/10.1016/j.jhazmat.2022.129065</w:t>
         </w:r>
       </w:hyperlink>
-      <w:r>
-        <w:t xml:space="preserve">.</w:t>
-      </w:r>
-    </w:p>
-    <w:bookmarkEnd w:id="134"/>
-    <w:bookmarkEnd w:id="135"/>
+    </w:p>
     <w:bookmarkEnd w:id="136"/>
-    <w:bookmarkStart w:id="141" w:name="supplemental-materials"/>
+    <w:bookmarkEnd w:id="137"/>
+    <w:bookmarkEnd w:id="138"/>
+    <w:bookmarkStart w:id="143" w:name="supplemental-materials"/>
     <w:p>
       <w:pPr>
         <w:pStyle w:val="Heading2"/>
@@ -6010,7 +4856,7 @@
       <w:tr>
         <w:tc>
           <w:tcPr/>
-          <w:bookmarkStart w:id="140" w:name="suppfig-climate-normals"/>
+          <w:bookmarkStart w:id="142" w:name="suppfig-climate-normals"/>
           <w:p>
             <w:pPr>
               <w:pStyle w:val="Compact"/>
@@ -6021,18 +4867,18 @@
                 <wp:inline>
                   <wp:extent cx="5943600" cy="4456441"/>
                   <wp:effectExtent b="0" l="0" r="0" t="0"/>
-                  <wp:docPr descr="" title="" id="138" name="Picture"/>
+                  <wp:docPr descr="" title="" id="140" name="Picture"/>
                   <a:graphic>
                     <a:graphicData uri="http://schemas.openxmlformats.org/drawingml/2006/picture">
                       <pic:pic>
                         <pic:nvPicPr>
-                          <pic:cNvPr descr="./Figures/Climate_normal.png" id="139" name="Picture"/>
+                          <pic:cNvPr descr="./Figures/Climate_normal.png" id="141" name="Picture"/>
                           <pic:cNvPicPr>
                             <a:picLocks noChangeArrowheads="1" noChangeAspect="1"/>
                           </pic:cNvPicPr>
                         </pic:nvPicPr>
                         <pic:blipFill>
-                          <a:blip r:embed="rId137"/>
+                          <a:blip r:embed="rId139"/>
                           <a:stretch>
                             <a:fillRect/>
                           </a:stretch>
@@ -6072,11 +4918,11 @@
               <w:t xml:space="preserve">Figure S1</w:t>
             </w:r>
           </w:p>
-          <w:bookmarkEnd w:id="140"/>
+          <w:bookmarkEnd w:id="142"/>
         </w:tc>
       </w:tr>
     </w:tbl>
-    <w:bookmarkEnd w:id="141"/>
+    <w:bookmarkEnd w:id="143"/>
     <w:sectPr>
       <w:footnotePr>
         <w:numFmt w:val="decimal"/>

--- a/docs/index.docx
+++ b/docs/index.docx
@@ -1882,7 +1882,7 @@
               </m:sSup>
             </m:oMath>
             <w:r>
-              <w:t xml:space="preserve">) between the three slope poistions and sampling dates. Data were square-root transformed prior to analysis and back-transformed to the original scale for reporting.</w:t>
+              <w:t xml:space="preserve">) between the three slope positions and sampling dates. Data were square-root transformed prior to analysis and back-transformed to the original scale for reporting.</w:t>
             </w:r>
           </w:p>
           <w:tbl>
@@ -2581,7 +2581,7 @@
               </m:sSup>
             </m:oMath>
             <w:r>
-              <w:t xml:space="preserve">) between the three slope poistions and sampling dates. Data were square-root transformed prior to analysis and back-transformed to the original scale for reporting.</w:t>
+              <w:t xml:space="preserve">) between the three slope positions and sampling dates. Data were square-root transformed prior to analysis and back-transformed to the original scale for reporting.</w:t>
             </w:r>
           </w:p>
           <w:tbl>

--- a/docs/index.docx
+++ b/docs/index.docx
@@ -55,10 +55,10 @@
         <w:pStyle w:val="Abstract"/>
       </w:pPr>
       <w:r>
-        <w:t xml:space="preserve">Polymer-coated slow-release fertilizers are a deliberate and quantifiable input of microplastics to agricultural soils, yet their fate in cold, snowmelt-dominated agro-ecosystems remains poorly charaterized. This pilot study investigated the in-field distribution and edge-of-field export of polymer fertilizer coatings applied to two small agricultural watersheds in south-central Manitoba, Canada. Surface soils (0-5 cm) were sampled along hillslope transects at multiple dates following a single application, and spring snowmelt runoff was monitored at watershed outlets. Results showed that hillslope position and time since application significantly affected coating abundance and areal density, with lower slope positions accumulating more coatings than upper positions, consistent with downslope transport. Coatings persisted in surface soils over ~18 months with modest losses, and comparable abundances across 0-5 and 5-10 cm intervals indicating vertical mixing within the plow layer. During snowmelt, small amounts of coatings were exported from both watersheds. These findings demonstrate that agricultural soils can serve as a long-term source of microplastics to downstream ecosystems and highlight the need for sampling protocols that account for spatial and temporal variability, as well as improved edge-of-field monitoring in cold regions.</w:t>
-      </w:r>
-    </w:p>
-    <w:bookmarkStart w:id="20" w:name="introduction"/>
+        <w:t xml:space="preserve">Polymer-coated slow-release fertilizers are a deliberate and quantifiable input of microplastics to agricultural soils, yet their fate in cold, snowmelt-dominated agro-ecosystems remains poorly characterized This pilot study investigated the in-field distribution and snowmelt export of polymer fertilizer coatings applied to two small agricultural watersheds in south-central Manitoba, Canada. Surface soils (0-5 cm) were sampled along hillslope transects at multiple dates following a single application, and spring snowmelt runoff was collected at the edge-of-field outlet of two small watersheds. Results showed that hillslope position and time since application significantly affected coating abundance and areal density, with lower slope positions accumulating more coatings than upper positions, consistent with downslope transport. Coatings persisted in surface soils over ~18 months with modest losses, and comparable abundances across 0-5 and 5-10 cm depth intervals indicating vertical mixing within the plow layer. During snowmelt, small amounts of coatings were exported with runoff from both watersheds. These findings demonstrate that agricultural soils can serve as a multi-year source of microplastics to downstream ecosystems and highlight the need for sampling protocols that account for spatial and temporal variability, as well as improved edge-of-field monitoring in cold regions to determine potential long-term impacts.</w:t>
+      </w:r>
+    </w:p>
+    <w:bookmarkStart w:id="9" w:name="introduction"/>
     <w:p>
       <w:pPr>
         <w:pStyle w:val="Heading2"/>
@@ -129,7 +129,7 @@
         <w:t xml:space="preserve"> </w:t>
       </w:r>
       <w:r>
-        <w:t xml:space="preserve">and with an emphasis on urban and industrial sources. A 2021 survey of the plastic pollution literature found that only 4% of publications specifically investigated MPs in soils</w:t>
+        <w:t xml:space="preserve">and with an emphasis on urban and industrial wastewater sources. A 2021 survey of the plastic pollution literature found that only 4% of publications specifically investigated MPs in soils</w:t>
       </w:r>
       <w:r>
         <w:t xml:space="preserve"> </w:t>
@@ -177,7 +177,7 @@
         <w:pStyle w:val="TextBody"/>
       </w:pPr>
       <w:r>
-        <w:t xml:space="preserve">There is currently little information on the concentration, distribution, or types of plastic in agricultural soil, the effect they have on soil and plant health and the extent as to which agro-ecosystems are a net source of MPs to downstream ecosystems</w:t>
+        <w:t xml:space="preserve">There is currently little information on the concentration, distribution, or types of plastic in agricultural soil, the effect they have on soil and plant health and the extent as to which agro-ecosystems may act as a source of MPs to downstream ecosystems</w:t>
       </w:r>
       <w:r>
         <w:t xml:space="preserve"> </w:t>
@@ -217,7 +217,7 @@
         <w:t xml:space="preserve">)</w:t>
       </w:r>
       <w:r>
-        <w:t xml:space="preserve">. In terms of deliberate applications to agricultural soil, polymer-coated slow-release fertilizers represent a large input of MPs. While these slow-release fertilizers improve nitrogen-use efficiency, the low rates of degradation coupled with repeated applications lead to accumulation within the soil</w:t>
+        <w:t xml:space="preserve">. In terms of deliberate applications to agricultural soil, polymer-coated slow-release fertilizers represent a large input of MPs. While these slow-release fertilizers improve nitrogen-use efficiency, the low rates of plastic degradation coupled with repeated applications lead to accumulation within the soil</w:t>
       </w:r>
       <w:r>
         <w:t xml:space="preserve"> </w:t>
@@ -319,11 +319,11 @@
         <w:t xml:space="preserve">)</w:t>
       </w:r>
       <w:r>
-        <w:t xml:space="preserve">. The primary purpose of this pilot project was to investigate the fate of polymer coatings from slow-release fertilizers applied to agro-ecosystems in Manitoba, Canada. Because these coatings are applied in known quantities, locations, and timings, they are an ideal model plastic input for investigating the fate of agricultural MPs. The objectives of this project were to: 1) characterize the lateral and vertical movement of polymer coatings within surface soils; and 2) estimate the export of polymer coatings from cropland in surface runoff during spring snowmelt.</w:t>
-      </w:r>
-    </w:p>
-    <w:bookmarkEnd w:id="20"/>
-    <w:bookmarkStart w:id="36" w:name="methods"/>
+        <w:t xml:space="preserve">. The primary purpose of this pilot project was to investigate the fate of polymer coatings from slow-release fertilizers applied to agro-ecosystems in Manitoba, Canada. Because these coatings are applied in known quantities, locations, and timings, they are an ideal model plastic input for investigating the fate of agricultural MPs. The objectives of this study were to: 1) characterize the lateral and vertical movement of polymer coatings within surface soils; and 2) quantify the potential for export of polymer coatings from cropland in surface runoff during spring snowmelt.</w:t>
+      </w:r>
+    </w:p>
+    <w:bookmarkEnd w:id="9"/>
+    <w:bookmarkStart w:id="25" w:name="methods"/>
     <w:p>
       <w:pPr>
         <w:pStyle w:val="Heading2"/>
@@ -332,7 +332,7 @@
         <w:t xml:space="preserve">2 Methods</w:t>
       </w:r>
     </w:p>
-    <w:bookmarkStart w:id="31" w:name="site-description"/>
+    <w:bookmarkStart w:id="20" w:name="site-description"/>
     <w:p>
       <w:pPr>
         <w:pStyle w:val="Heading3"/>
@@ -424,7 +424,7 @@
       <w:tr>
         <w:tc>
           <w:tcPr/>
-          <w:bookmarkStart w:id="24" w:name="fig-mapr"/>
+          <w:bookmarkStart w:id="13" w:name="fig-mapr"/>
           <w:p>
             <w:pPr>
               <w:pStyle w:val="Compact"/>
@@ -435,18 +435,18 @@
                 <wp:inline>
                   <wp:extent cx="5943600" cy="3145043"/>
                   <wp:effectExtent b="0" l="0" r="0" t="0"/>
-                  <wp:docPr descr="" title="" id="22" name="Picture"/>
+                  <wp:docPr descr="" title="" id="11" name="Picture"/>
                   <a:graphic>
                     <a:graphicData uri="http://schemas.openxmlformats.org/drawingml/2006/picture">
                       <pic:pic>
                         <pic:nvPicPr>
-                          <pic:cNvPr descr="index_files/figure-docx/notebooks-maps-fig-mapr-output-2.png" id="23" name="Picture"/>
+                          <pic:cNvPr descr="index_files/figure-docx/notebooks-maps-fig-mapr-output-2.png" id="12" name="Picture"/>
                           <pic:cNvPicPr>
                             <a:picLocks noChangeArrowheads="1" noChangeAspect="1"/>
                           </pic:cNvPicPr>
                         </pic:nvPicPr>
                         <pic:blipFill>
-                          <a:blip r:embed="rId21"/>
+                          <a:blip r:embed="rId10"/>
                           <a:stretch>
                             <a:fillRect/>
                           </a:stretch>
@@ -478,15 +478,15 @@
               <w:jc w:val="center"/>
             </w:pPr>
             <w:pPr>
-              <w:jc w:val="start"/>
+              <w:jc w:val="left"/>
               <w:spacing w:before="200"/>
               <w:pStyle w:val="ImageCaption"/>
             </w:pPr>
             <w:r>
-              <w:t xml:space="preserve">Figure 1: Showing a) the location of the study site in southern Manitoba with an inset map of Canada; and b) the locations of the four transects and three slope positions sampled in the East and West watersheds as separted by the dashed line.</w:t>
+              <w:t xml:space="preserve">Figure 1: Showing a) the location of the study site in southern Manitoba with an inset map of Canada; and b) the locations of the four transects and three slope positions sampled in the East and West watersheds as separated by the dashed line.</w:t>
             </w:r>
           </w:p>
-          <w:bookmarkEnd w:id="24"/>
+          <w:bookmarkEnd w:id="13"/>
         </w:tc>
       </w:tr>
     </w:tbl>
@@ -506,7 +506,7 @@
         </w:rPr>
         <w:t xml:space="preserve"> </w:t>
       </w:r>
-      <w:hyperlink r:id="rId25">
+      <w:hyperlink r:id="rId14">
         <w:r>
           <w:rPr>
             <w:rStyle w:val="InternetLink"/>
@@ -561,7 +561,7 @@
         <w:t xml:space="preserve">)</w:t>
       </w:r>
       <w:r>
-        <w:t xml:space="preserve">. Both watersheds are now managed under the same practices. Polymer-coated urea (Environmental Smart Nitrogen (ESN);</w:t>
+        <w:t xml:space="preserve">. Both watersheds are now managed under the same tillage practices. Polymer-coated urea (Environmental Smart Nitrogen (ESN);</w:t>
       </w:r>
       <w:r>
         <w:t xml:space="preserve"> </w:t>
@@ -593,7 +593,7 @@
         <w:t xml:space="preserve"> </w:t>
       </w:r>
       <w:r>
-        <w:t xml:space="preserve">on 2022-05-24 using a spin spreader and incorporated into the surface soil with the seeding of canola on 2022-05-25 using an air hoe drill. Following canola harvest, the field was tilled to a depth of 10 to 15 cm using a field cultivator on 2022-10-29. A conventional fertilizer blend (not polymer coated) was applied in the spring of 2023 and incorporated into the soil with a single pass of the field cultivator prior to the seeding of spring wheat using the air hoe drill on 2023-05-11 (</w:t>
+        <w:t xml:space="preserve">on 2022-05-24 using a spin spreader and incorporated into the surface soil with the seeding of canola on 2022-05-25 using an air hoe drill. The drill, equipped with shovels, provided soil disturbance comparable to a cultivator pass, and packer wheels ensured close soil-to-ESN contact. Following canola harvest, the field was tilled to a depth of 10 to 15 cm using a field cultivator on 2022-10-29. A conventional fertilizer blend (not polymer coated) was applied in the spring of 2023 and incorporated into the soil with a single pass of the field cultivator prior to the seeding of spring wheat using the air hoe drill on 2023-05-11 (</w:t>
       </w:r>
       <w:hyperlink w:anchor="fig-weather-climate">
         <w:r>
@@ -640,7 +640,7 @@
       <w:tr>
         <w:tc>
           <w:tcPr/>
-          <w:bookmarkStart w:id="29" w:name="fig-weather-climate"/>
+          <w:bookmarkStart w:id="18" w:name="fig-weather-climate"/>
           <w:p>
             <w:pPr>
               <w:pStyle w:val="Compact"/>
@@ -651,18 +651,18 @@
                 <wp:inline>
                   <wp:extent cx="5943600" cy="4245428"/>
                   <wp:effectExtent b="0" l="0" r="0" t="0"/>
-                  <wp:docPr descr="" title="" id="27" name="Picture"/>
+                  <wp:docPr descr="" title="" id="16" name="Picture"/>
                   <a:graphic>
                     <a:graphicData uri="http://schemas.openxmlformats.org/drawingml/2006/picture">
                       <pic:pic>
                         <pic:nvPicPr>
-                          <pic:cNvPr descr="index_files/figure-docx/notebooks-weather_climate-fig-weather-climate-output-2.png" id="28" name="Picture"/>
+                          <pic:cNvPr descr="index_files/figure-docx/notebooks-weather_climate-fig-weather-climate-output-2.png" id="17" name="Picture"/>
                           <pic:cNvPicPr>
                             <a:picLocks noChangeArrowheads="1" noChangeAspect="1"/>
                           </pic:cNvPicPr>
                         </pic:nvPicPr>
                         <pic:blipFill>
-                          <a:blip r:embed="rId26"/>
+                          <a:blip r:embed="rId15"/>
                           <a:stretch>
                             <a:fillRect/>
                           </a:stretch>
@@ -694,15 +694,15 @@
               <w:jc w:val="center"/>
             </w:pPr>
             <w:pPr>
-              <w:jc w:val="start"/>
+              <w:jc w:val="left"/>
               <w:spacing w:before="200"/>
               <w:pStyle w:val="ImageCaption"/>
             </w:pPr>
             <w:r>
-              <w:t xml:space="preserve">Figure 2: Weather conditions for the 2022 and 2023 water years (Oct 1 - Sept 30) for Deerwood, MB (Station ID 29886), located approximately 8 km from the field site. Vertical lines indicate the timing of (1) application of Environmental Smart Nitrogen (ESN) (polymer-coated slow-release urea); (2) seeding and tillage field operations; and (3) collection of soil and runoff samples. Red and blue points indicate average daily temperatures above and below 0 degrees Celsius, respectively.</w:t>
+              <w:t xml:space="preserve">Figure 2: Weather conditions for the 2022 and 2023 water years (Oct 1 - Sept 30) for Deerwood, MB (Station ID 29886), located approximately 8 km from the field site. Vertical lines indicate the timing of (1) application of Environmental Smart Nitrogen (ESN) (polymer-coated slow-release urea); (2) seeding and tillage field operations; and (3) collection of soil and runoff samples. Red and blue points indicate average daily temperatures above and below 0 degrees Celsius, respectively. The blue line indicates cumulative precipitation over the hydrologic year.</w:t>
             </w:r>
           </w:p>
-          <w:bookmarkEnd w:id="29"/>
+          <w:bookmarkEnd w:id="18"/>
         </w:tc>
       </w:tr>
     </w:tbl>
@@ -722,7 +722,7 @@
         </w:rPr>
         <w:t xml:space="preserve"> </w:t>
       </w:r>
-      <w:hyperlink r:id="rId30">
+      <w:hyperlink r:id="rId19">
         <w:r>
           <w:rPr>
             <w:rStyle w:val="InternetLink"/>
@@ -732,8 +732,8 @@
         </w:r>
       </w:hyperlink>
     </w:p>
-    <w:bookmarkEnd w:id="31"/>
-    <w:bookmarkStart w:id="32" w:name="soil-sampling-and-analysis"/>
+    <w:bookmarkEnd w:id="20"/>
+    <w:bookmarkStart w:id="21" w:name="soil-sampling-and-analysis"/>
     <w:p>
       <w:pPr>
         <w:pStyle w:val="Heading3"/>
@@ -792,7 +792,7 @@
         </w:r>
       </w:hyperlink>
       <w:r>
-        <w:t xml:space="preserve">). Surface soil samples were excavated with a spade from a 25 cm × 25 cm square to a depth of 5 cm, yielding a sample volume of 3125 cm³. On 19 September 2023, an additional sample was collected at each location from the 5–10 cm depth interval. Two additional surface riparian samples were also collected from each watershed on this date.</w:t>
+        <w:t xml:space="preserve">). Surface soil samples were excavated with a spade from a 25 cm × 25 cm square to a depth of 5 cm, yielding a sample volume of 3125 cm³. On 19 September 2023, an additional sample was collected at each location from the 5–10 cm depth interval. On this date, two additional surface riparian samples were also collected from the grassed area between the edge of the cultivated field and the v-notch weir.</w:t>
       </w:r>
     </w:p>
     <w:p>
@@ -803,8 +803,8 @@
         <w:t xml:space="preserve">Soil samples were disaggregated by hand into smaller aggregates and air-dried. Each sample was further manually disaggregated and sieved sequentially through 2-mm and 1.18-mm meshes. Polymer coatings were retrieved from the sieves using tweezers. The extracted coatings were cleaned by magnetic stirring in distilled water for 10 minutes at 500 rpm, then filtered and dried at 30 °C. The cleaned and dried polymer coatings were counted and collectively weighed using a balance with 0.1 mg resolution.</w:t>
       </w:r>
     </w:p>
-    <w:bookmarkEnd w:id="32"/>
-    <w:bookmarkStart w:id="34" w:name="runoff-and-water-sampling"/>
+    <w:bookmarkEnd w:id="21"/>
+    <w:bookmarkStart w:id="23" w:name="runoff-and-water-sampling"/>
     <w:p>
       <w:pPr>
         <w:pStyle w:val="Heading3"/>
@@ -818,7 +818,7 @@
         <w:pStyle w:val="FirstParagraph"/>
       </w:pPr>
       <w:r>
-        <w:t xml:space="preserve">A v-notched weir was installed in the riparian area at the outflow of each watershed. The water depth at the weirs was recorded at 5-min intervals using a pressure transducer (Onset HOBO Water Level Data Logger). The water depth were then used to calculate flow, based on a standard v-notched weir flow equation</w:t>
+        <w:t xml:space="preserve">Sharp crested 90° V-notch weirs were present at the edge-of-field outlets of two small watersheds draining the study field. Measurement of flow at these sites has been ongoing for over 2 decades, primarily in support of research to characterized factors controlling nutrient transport, with methods initially detailed in Tiessen et al. (2010). For the present study period, water depth at the weirs was recorded at 5-min intervals using a pressure transducer (Onset HOBO Water Level Data Logger). The water depth were then used to calculate flow, based on a standard V-notched weir flow equation</w:t>
       </w:r>
       <w:r>
         <w:t xml:space="preserve"> </w:t>
@@ -838,14 +838,25 @@
         <w:t xml:space="preserve">)</w:t>
       </w:r>
       <w:r>
-        <w:t xml:space="preserve">. Throughout the runoff event, staff gauges read manually and from time-lapse photography were used to verify the logger-collected water depth data. Measurement of polymer coatings exported by surface runoff occurred on 2023-04-13, and 2023-04-14. Polymer coatings were collected from the runoff using a simple filtration system consisting of 1-mm screening set across the upstream side of the v notch. These screens were deployed for a maximum duration of two hours and switched twice a day for a total of four measurement periods at each watershed weir over the spring runoff event. Polymers coatings were extracted from the screens using tweezers. The Polymers coatings were dried at 30° C, counted and weighed. An incremental volume of water was calculated based on the flow rate over a set interval time of 15 minutes. The total estimated number of polymer coatings was extrapolated from periodic measurements by multiplying the total accumulated volume of water by the volume-weighted mean concentration of polymer coatings. Polymer coating concentration was assumed to be independent of discharge.</w:t>
+        <w:t xml:space="preserve">. Throughout the runoff event, staff gauges read manually during in person visits and from time-lapse photography were used to calibrate the logger-collected water depth data to depth from base of the V-notch weir. During regularly scheduled site visits for maintenance, collection of polymer coatings exported by surface runoff occurred on 2023-04-13, and 2023-04-14. Polymer coatings were collected from the runoff using a simple filtration system consisting of 1-mm screening set across the upstream side of the v notch. These screens were deployed for a maximum duration of two hours and switched twice a day for a total of four measurement periods at each weir over the spring runoff event. Polymer coatings were extracted from the screens using tweezers. The polymer coatings were dried at 30° C, counted and weighed. A cumulative volume of water exported over each time period of sampling for polymer coatings was calculated. An estimate of volume-weighted mean concentration was calculated for each watershed by dividing the total number of polymer coatings collected during all sampling intervals by the total volume runoff measured during those intervals (coatings m⁻³). The total number of polymer coatings exported over the course of snowmelt was extrapolated by multiplying the total accumulated volume of water by the volume-weighted mean concentration of polymer coatings (</w:t>
+      </w:r>
+      <w:hyperlink w:anchor="eq-poly">
+        <w:r>
+          <w:rPr>
+            <w:rStyle w:val="InternetLink"/>
+          </w:rPr>
+          <w:t xml:space="preserve">Equation 1</w:t>
+        </w:r>
+      </w:hyperlink>
+      <w:r>
+        <w:t xml:space="preserve">). Polymer coating concentration was assumed to be independent of discharge.</w:t>
       </w:r>
     </w:p>
     <w:p>
       <w:pPr>
         <w:pStyle w:val="TextBody"/>
       </w:pPr>
-      <w:bookmarkStart w:id="33" w:name="eq-poly"/>
+      <w:bookmarkStart w:id="22" w:name="eq-poly"/>
       <m:oMathPara>
         <m:oMathParaPr>
           <m:jc m:val="center"/>
@@ -969,22 +980,24 @@
           <m:r>
             <m:t>  </m:t>
           </m:r>
-          <m:d>
-            <m:dPr>
-              <m:begChr m:val="("/>
-              <m:endChr m:val=")"/>
-              <m:sepChr m:val=""/>
-              <m:grow/>
-            </m:dPr>
-            <m:e>
-              <m:r>
-                <m:t>1</m:t>
-              </m:r>
-            </m:e>
-          </m:d>
+          <m:r>
+            <m:rPr>
+              <m:sty m:val="p"/>
+            </m:rPr>
+            <m:t>(</m:t>
+          </m:r>
+          <m:r>
+            <m:t>1</m:t>
+          </m:r>
+          <m:r>
+            <m:rPr>
+              <m:sty m:val="p"/>
+            </m:rPr>
+            <m:t>)</m:t>
+          </m:r>
         </m:oMath>
       </m:oMathPara>
-      <w:bookmarkEnd w:id="33"/>
+      <w:bookmarkEnd w:id="22"/>
     </w:p>
     <w:p>
       <w:pPr>
@@ -1131,8 +1144,8 @@
         <w:t xml:space="preserve">is the number of measurement periods.</w:t>
       </w:r>
     </w:p>
-    <w:bookmarkEnd w:id="34"/>
-    <w:bookmarkStart w:id="35" w:name="statistical-analysis"/>
+    <w:bookmarkEnd w:id="23"/>
+    <w:bookmarkStart w:id="24" w:name="statistical-analysis"/>
     <w:p>
       <w:pPr>
         <w:pStyle w:val="Heading3"/>
@@ -1524,9 +1537,9 @@
         <w:t xml:space="preserve">).</w:t>
       </w:r>
     </w:p>
-    <w:bookmarkEnd w:id="35"/>
-    <w:bookmarkEnd w:id="36"/>
-    <w:bookmarkStart w:id="60" w:name="results-and-discussion"/>
+    <w:bookmarkEnd w:id="24"/>
+    <w:bookmarkEnd w:id="25"/>
+    <w:bookmarkStart w:id="49" w:name="results-and-discussion"/>
     <w:p>
       <w:pPr>
         <w:pStyle w:val="Heading2"/>
@@ -1535,7 +1548,7 @@
         <w:t xml:space="preserve">3 Results and Discussion</w:t>
       </w:r>
     </w:p>
-    <w:bookmarkStart w:id="51" w:name="in-field-abundance-and-distribution"/>
+    <w:bookmarkStart w:id="40" w:name="in-field-abundance-and-distribution"/>
     <w:p>
       <w:pPr>
         <w:pStyle w:val="Heading3"/>
@@ -1716,7 +1729,7 @@
       <w:tr>
         <w:tc>
           <w:tcPr/>
-          <w:bookmarkStart w:id="40" w:name="fig-poly-surface"/>
+          <w:bookmarkStart w:id="29" w:name="fig-poly-surface"/>
           <w:p>
             <w:pPr>
               <w:pStyle w:val="Compact"/>
@@ -1727,18 +1740,18 @@
                 <wp:inline>
                   <wp:extent cx="5943600" cy="4245428"/>
                   <wp:effectExtent b="0" l="0" r="0" t="0"/>
-                  <wp:docPr descr="" title="" id="38" name="Picture"/>
+                  <wp:docPr descr="" title="" id="27" name="Picture"/>
                   <a:graphic>
                     <a:graphicData uri="http://schemas.openxmlformats.org/drawingml/2006/picture">
                       <pic:pic>
                         <pic:nvPicPr>
-                          <pic:cNvPr descr="index_files/figure-docx/notebooks-soil_sampling-fig-poly-surface-output-1.png" id="39" name="Picture"/>
+                          <pic:cNvPr descr="index_files/figure-docx/notebooks-soil_sampling-fig-poly-surface-output-1.png" id="28" name="Picture"/>
                           <pic:cNvPicPr>
                             <a:picLocks noChangeArrowheads="1" noChangeAspect="1"/>
                           </pic:cNvPicPr>
                         </pic:nvPicPr>
                         <pic:blipFill>
-                          <a:blip r:embed="rId37"/>
+                          <a:blip r:embed="rId26"/>
                           <a:stretch>
                             <a:fillRect/>
                           </a:stretch>
@@ -1770,7 +1783,7 @@
               <w:jc w:val="center"/>
             </w:pPr>
             <w:pPr>
-              <w:jc w:val="start"/>
+              <w:jc w:val="left"/>
               <w:spacing w:before="200"/>
               <w:pStyle w:val="ImageCaption"/>
             </w:pPr>
@@ -1778,7 +1791,7 @@
               <w:t xml:space="preserve">Figure 3: Surface (0-5 cm) polymer areal density (a and b) and abundance (c and d) by elevation and date. Points show raw observations; Points outlined in black and error bars show model predictions with 95% CIs from a model fitted to square-root transformed data, back-transformed to the original scale. Within each plot significant differences (p&lt;0.05) between slope position or sampling dates are denoted with different letters. Because the riparian area had fewer sampling locations and was only sampled on 2023-09-19 it was excluded from the statistical analysis</w:t>
             </w:r>
           </w:p>
-          <w:bookmarkEnd w:id="40"/>
+          <w:bookmarkEnd w:id="29"/>
         </w:tc>
       </w:tr>
     </w:tbl>
@@ -1798,7 +1811,7 @@
         </w:rPr>
         <w:t xml:space="preserve"> </w:t>
       </w:r>
-      <w:hyperlink r:id="rId41">
+      <w:hyperlink r:id="rId30">
         <w:r>
           <w:rPr>
             <w:rStyle w:val="InternetLink"/>
@@ -1821,13 +1834,13 @@
       <w:tr>
         <w:tc>
           <w:tcPr/>
-          <w:bookmarkStart w:id="42" w:name="tbl-abundance-posthoc"/>
+          <w:bookmarkStart w:id="31" w:name="tbl-abundance-posthoc"/>
           <w:p>
             <w:pPr>
               <w:jc w:val="center"/>
             </w:pPr>
             <w:pPr>
-              <w:jc w:val="start"/>
+              <w:jc w:val="left"/>
               <w:spacing w:before="200"/>
               <w:pStyle w:val="ImageCaption"/>
             </w:pPr>
@@ -2497,7 +2510,7 @@
               </w:tc>
             </w:tr>
           </w:tbl>
-          <w:bookmarkEnd w:id="42"/>
+          <w:bookmarkEnd w:id="31"/>
           <w:p/>
         </w:tc>
       </w:tr>
@@ -2518,7 +2531,7 @@
         </w:rPr>
         <w:t xml:space="preserve"> </w:t>
       </w:r>
-      <w:hyperlink r:id="rId43">
+      <w:hyperlink r:id="rId32">
         <w:r>
           <w:rPr>
             <w:rStyle w:val="InternetLink"/>
@@ -2541,13 +2554,13 @@
       <w:tr>
         <w:tc>
           <w:tcPr/>
-          <w:bookmarkStart w:id="44" w:name="tbl-density-posthoc"/>
+          <w:bookmarkStart w:id="33" w:name="tbl-density-posthoc"/>
           <w:p>
             <w:pPr>
               <w:jc w:val="center"/>
             </w:pPr>
             <w:pPr>
-              <w:jc w:val="start"/>
+              <w:jc w:val="left"/>
               <w:spacing w:before="200"/>
               <w:pStyle w:val="ImageCaption"/>
             </w:pPr>
@@ -3104,7 +3117,7 @@
               </w:tc>
             </w:tr>
           </w:tbl>
-          <w:bookmarkEnd w:id="44"/>
+          <w:bookmarkEnd w:id="33"/>
           <w:p/>
         </w:tc>
       </w:tr>
@@ -3125,7 +3138,7 @@
         </w:rPr>
         <w:t xml:space="preserve"> </w:t>
       </w:r>
-      <w:hyperlink r:id="rId45">
+      <w:hyperlink r:id="rId34">
         <w:r>
           <w:rPr>
             <w:rStyle w:val="InternetLink"/>
@@ -3148,7 +3161,7 @@
       <w:tr>
         <w:tc>
           <w:tcPr/>
-          <w:bookmarkStart w:id="49" w:name="fig-depth"/>
+          <w:bookmarkStart w:id="38" w:name="fig-depth"/>
           <w:p>
             <w:pPr>
               <w:pStyle w:val="Compact"/>
@@ -3159,18 +3172,18 @@
                 <wp:inline>
                   <wp:extent cx="5943600" cy="4245428"/>
                   <wp:effectExtent b="0" l="0" r="0" t="0"/>
-                  <wp:docPr descr="" title="" id="47" name="Picture"/>
+                  <wp:docPr descr="" title="" id="36" name="Picture"/>
                   <a:graphic>
                     <a:graphicData uri="http://schemas.openxmlformats.org/drawingml/2006/picture">
                       <pic:pic>
                         <pic:nvPicPr>
-                          <pic:cNvPr descr="index_files/figure-docx/notebooks-soil_sampling-fig-depth-output-1.png" id="48" name="Picture"/>
+                          <pic:cNvPr descr="index_files/figure-docx/notebooks-soil_sampling-fig-depth-output-1.png" id="37" name="Picture"/>
                           <pic:cNvPicPr>
                             <a:picLocks noChangeArrowheads="1" noChangeAspect="1"/>
                           </pic:cNvPicPr>
                         </pic:nvPicPr>
                         <pic:blipFill>
-                          <a:blip r:embed="rId46"/>
+                          <a:blip r:embed="rId35"/>
                           <a:stretch>
                             <a:fillRect/>
                           </a:stretch>
@@ -3202,15 +3215,15 @@
               <w:jc w:val="center"/>
             </w:pPr>
             <w:pPr>
-              <w:jc w:val="start"/>
+              <w:jc w:val="left"/>
               <w:spacing w:before="200"/>
               <w:pStyle w:val="ImageCaption"/>
             </w:pPr>
             <w:r>
-              <w:t xml:space="preserve">Figure 4: Polymer density (a) and abundance (b) for two sampling depths (0-5 and 5-10 cm) and the combined (0-10 cm) by slope position. Samples were collected on 2023-09-19 and no ploymer was detected below 5 cm in the riparian area</w:t>
+              <w:t xml:space="preserve">Figure 4: Polymer density (a) and abundance (b) for two sampling depths (0-5 and 5-10 cm) and the combined (0-10 cm) by slope position. Samples were collected on 2023-09-19 and no polymer was detected below 5 cm in the riparian area.</w:t>
             </w:r>
           </w:p>
-          <w:bookmarkEnd w:id="49"/>
+          <w:bookmarkEnd w:id="38"/>
         </w:tc>
       </w:tr>
     </w:tbl>
@@ -3230,7 +3243,7 @@
         </w:rPr>
         <w:t xml:space="preserve"> </w:t>
       </w:r>
-      <w:hyperlink r:id="rId50">
+      <w:hyperlink r:id="rId39">
         <w:r>
           <w:rPr>
             <w:rStyle w:val="InternetLink"/>
@@ -3273,7 +3286,7 @@
         <w:pStyle w:val="TextBody"/>
       </w:pPr>
       <w:r>
-        <w:t xml:space="preserve">Beyond sampling strategy, additional work is needed to examine temporal and spatial patterns of other types and sources of agricultural MPs. Much of the literature on microplastics has focused on soils receiving biosolids, which often contain substantial amounts of plastics. On many farms in Manitoba, biosolids are not used as a soil amendment; however, the sources of MPs are instead on-farm uses (e.g., bale wrap, twine, bags/containers) or external sources through atmospheric deposition or overland flooding</w:t>
+        <w:t xml:space="preserve">Beyond sampling strategy, additional work is needed to examine temporal and spatial patterns of other types and sources of agricultural MPs. Much of the literature on microplastics has focused on soils receiving biosolids, which often contain substantial amounts of plastics. On farms in Manitoba, biosolids are used as a soil amendment only in close proximity to certain wastewater treatment facilities; however, other sources of MPs are used more broadly on-farm (e.g., polymer coated fertilizers, bale wrap, twine, bags/containers). There are also external sources of plastics delivered to agricultural soils through atmospheric deposition or overland flooding</w:t>
       </w:r>
       <w:r>
         <w:t xml:space="preserve"> </w:t>
@@ -3316,8 +3329,8 @@
         <w:t xml:space="preserve">. Nonetheless, the dynamic nature observed with the polymer coatings in this study is likely transferable to a wide range of plastic types and sizes.</w:t>
       </w:r>
     </w:p>
-    <w:bookmarkEnd w:id="51"/>
-    <w:bookmarkStart w:id="59" w:name="runoff-and-loss"/>
+    <w:bookmarkEnd w:id="40"/>
+    <w:bookmarkStart w:id="48" w:name="runoff-and-loss"/>
     <w:p>
       <w:pPr>
         <w:pStyle w:val="Heading3"/>
@@ -3364,7 +3377,7 @@
         </w:r>
       </w:hyperlink>
       <w:r>
-        <w:t xml:space="preserve">). Overall, concentration rather than runoff volume was the primary driver of total coatings export between the two watersheds. The manual measurements made as part of this study sampled only a small portion of the runoff event, missing the larger peaks in the hydrograph. By missing peak runoff, these measurements provided a limited overall characterization of both concentration and total coating loss. Additionally, the drier conditions in 2023 resulted in lower runoff volumes, potentially accounting for the small numbers of coatings observed. Future studies should sample across various parts of the hydrograph and across a range of spring snowmelt conditions, including wet and dry years, flashy and subdued hydrographs, and varying frequencies of freeze-thaw cycles. This broader approach would better capture the role of environmental conditions and runoff volumes on the transport and export of polymer coatings and other MPs.</w:t>
+        <w:t xml:space="preserve">). Overall, concentration rather than runoff volume was the primary driver of total coatings export between the two watersheds. The manual measurements made as part of this study sampled only a small portion of the runoff event, missing the larger peaks in the hydrograph. By missing peak runoff, these measurements provided a limited overall characterization of both concentration and total coating loss, but do indicate mobility of detectable amounts of microplastics from fertilizer coatings during snowmelt. Additionally, the drier conditions in 2023 resulted in lower runoff volumes, potentially accounting for the small numbers of coatings observed. Future studies should sample across various parts of the hydrograph and across a range of spring snowmelt conditions, including wet and dry years, flashy and subdued hydrographs, and varying frequencies of freeze-thaw cycles. This broader approach would better capture the role of environmental conditions and runoff volumes on the transport and export of polymer coatings and other MPs.</w:t>
       </w:r>
     </w:p>
     <w:tbl>
@@ -3380,7 +3393,7 @@
       <w:tr>
         <w:tc>
           <w:tcPr/>
-          <w:bookmarkStart w:id="55" w:name="fig-discharge"/>
+          <w:bookmarkStart w:id="44" w:name="fig-discharge"/>
           <w:p>
             <w:pPr>
               <w:pStyle w:val="Compact"/>
@@ -3391,18 +3404,18 @@
                 <wp:inline>
                   <wp:extent cx="5943600" cy="4245428"/>
                   <wp:effectExtent b="0" l="0" r="0" t="0"/>
-                  <wp:docPr descr="" title="" id="53" name="Picture"/>
+                  <wp:docPr descr="" title="" id="42" name="Picture"/>
                   <a:graphic>
                     <a:graphicData uri="http://schemas.openxmlformats.org/drawingml/2006/picture">
                       <pic:pic>
                         <pic:nvPicPr>
-                          <pic:cNvPr descr="index_files/figure-docx/notebooks-04_Discharge-fig-discharge-output-1.png" id="54" name="Picture"/>
+                          <pic:cNvPr descr="index_files/figure-docx/notebooks-04_Discharge-fig-discharge-output-1.png" id="43" name="Picture"/>
                           <pic:cNvPicPr>
                             <a:picLocks noChangeArrowheads="1" noChangeAspect="1"/>
                           </pic:cNvPicPr>
                         </pic:nvPicPr>
                         <pic:blipFill>
-                          <a:blip r:embed="rId52"/>
+                          <a:blip r:embed="rId41"/>
                           <a:stretch>
                             <a:fillRect/>
                           </a:stretch>
@@ -3434,7 +3447,7 @@
               <w:jc w:val="center"/>
             </w:pPr>
             <w:pPr>
-              <w:jc w:val="start"/>
+              <w:jc w:val="left"/>
               <w:spacing w:before="200"/>
               <w:pStyle w:val="ImageCaption"/>
             </w:pPr>
@@ -3442,7 +3455,7 @@
               <w:t xml:space="preserve">Figure 5: Discharge for the East and West watersheds during the spring snowmelt period in April 2023. Shaded regions indicate the four sampling periods for polymer coatings.</w:t>
             </w:r>
           </w:p>
-          <w:bookmarkEnd w:id="55"/>
+          <w:bookmarkEnd w:id="44"/>
         </w:tc>
       </w:tr>
     </w:tbl>
@@ -3462,7 +3475,7 @@
         </w:rPr>
         <w:t xml:space="preserve"> </w:t>
       </w:r>
-      <w:hyperlink r:id="rId56">
+      <w:hyperlink r:id="rId45">
         <w:r>
           <w:rPr>
             <w:rStyle w:val="InternetLink"/>
@@ -3485,18 +3498,18 @@
       <w:tr>
         <w:tc>
           <w:tcPr/>
-          <w:bookmarkStart w:id="57" w:name="tbl-runoff"/>
+          <w:bookmarkStart w:id="46" w:name="tbl-runoff"/>
           <w:p>
             <w:pPr>
               <w:jc w:val="center"/>
             </w:pPr>
             <w:pPr>
-              <w:jc w:val="start"/>
+              <w:jc w:val="left"/>
               <w:spacing w:before="200"/>
               <w:pStyle w:val="ImageCaption"/>
             </w:pPr>
             <w:r>
-              <w:t xml:space="preserve">Table 3: Estimated total ploymer coating export from West and East watersheds, based on accumulated runoff volume and volume-weighted mean concentration.</w:t>
+              <w:t xml:space="preserve">Table 3: Estimated total polymer coating export from West and East watersheds over the course of snowmelt in 2023, based on accumulated runoff volume and volume-weighted mean concentration.</w:t>
             </w:r>
           </w:p>
           <w:tbl>
@@ -3745,7 +3758,7 @@
               </w:tc>
             </w:tr>
           </w:tbl>
-          <w:bookmarkEnd w:id="57"/>
+          <w:bookmarkEnd w:id="46"/>
           <w:p/>
         </w:tc>
       </w:tr>
@@ -3766,7 +3779,7 @@
         </w:rPr>
         <w:t xml:space="preserve"> </w:t>
       </w:r>
-      <w:hyperlink r:id="rId58">
+      <w:hyperlink r:id="rId47">
         <w:r>
           <w:rPr>
             <w:rStyle w:val="InternetLink"/>
@@ -3801,12 +3814,54 @@
         <w:t xml:space="preserve">)</w:t>
       </w:r>
       <w:r>
-        <w:t xml:space="preserve">. Although concentrations in agricultural soil may be low, the extensive area of farmland means the total load can be considerable. In snowmelt-dominated regions like Manitoba, the snowmelt period is when the greatest losses are likely to occur; however, during this time, riparian areas have frozen soils and dormant vegetation, reducing their filtering capabilities and making riparian buffers less effective as a management practice for mitigating MP loss. Quantifying MPs in agricultural runoff presents methodological challenges: low concentrations necessitate filtering large volumes of runoff, and traditional automatic water samplers are likely insufficient for this purpose. While the simple screens used in this study allowed for large volumes of water to be filtered, this method has some limitations. Clogging with organic debris (e.g., crop residues) and sediment is an issue, and freezing of water on the screen during frequent freeze-thaw cycles similarly impedes flow. Further, the large mesh size used only captures larger MPs, and smaller MPs are not represented in this study. Better edge-of-field runoff sampling approaches are needed for these types of conditions to capture the full range of MP sizes. In particular, automated sampling systems are required to fully characterize all parts of the hydrograph, as manual grab sampling is unlikely to capture the rapidly changing flow conditions and associated MP concentrations throughout the runoff event. Lastly, this study did not investigate the role of shorter-duration, high-intensity rain events during the summer months as a potential pathway for MP export.</w:t>
-      </w:r>
-    </w:p>
-    <w:bookmarkEnd w:id="59"/>
-    <w:bookmarkEnd w:id="60"/>
-    <w:bookmarkStart w:id="61" w:name="conclusions"/>
+        <w:t xml:space="preserve">. Although concentrations in agricultural soil may be low, the extensive area of farmland means the total load can be considerable. In snowmelt-dominated regions like Manitoba, the snowmelt period is when the greatest losses are likely to occur;however, during this time, frozen soils and altered surface structure (e.g., dormant, compressed, or harvested vegetation, snow and ice cover) may change the physical conditions that control MP retention compared to the growing season. The effectiveness of riparian buffers for capturing buoyant MPs, whose retention is driven primarily by physical processes, remains a research priority for this critical period. Quantifying MPs in agricultural runoff presents methodological challenges: low concentrations necessitate filtering large volumes of runoff, and traditional automatic water samplers are likely insufficient for this purpose. While the simple screens used in this study allowed for large volumes of water to be filtered, this method has some limitations. Clogging with organic debris (e.g., crop residues) and sediment is an issue, and freezing of water on the screen during frequent freeze-thaw cycles similarly impedes flow. Further, the large mesh size used only captures larger MPs, and smaller MPs are not represented in this study. Better edge-of-field runoff sampling approaches are needed for these types of conditions to capture the full range of MP sizes. In particular, automated sampling systems are required to fully characterize all parts of the hydrograph, as manual grab sampling is unlikely to capture the rapidly changing flow conditions and associated MP concentrations throughout the runoff event. However, based on the detection of MPs near the water surface during in snowmelt in the present study, any automated systems will have to compensate for buoyancy and likely uneven vertical distribution of MPs in the water column. Lastly, this study did not investigate the role of shorter-duration, high-intensity rain events during the summer months as a potential pathway for MP export.</w:t>
+      </w:r>
+    </w:p>
+    <w:p>
+      <w:pPr>
+        <w:pStyle w:val="TextBody"/>
+      </w:pPr>
+      <w:r>
+        <w:t xml:space="preserve">Identifying the mechanisms of MP loss during snowmelt and other runoff events remains a research priority. Investigating whether MPs are co-transported with suspended solids would provide insights into whether the same factors (e.g., overland flow velocity, surface roughness) control the transport of MPs and soil particles. Small plot, soil flume-based, and rainfall simulator experiments have shown the preferential transport of MPs due to their buoyancy and shape</w:t>
+      </w:r>
+      <w:r>
+        <w:t xml:space="preserve"> </w:t>
+      </w:r>
+      <w:r>
+        <w:t xml:space="preserve">(</w:t>
+      </w:r>
+      <w:hyperlink w:anchor="ref-rehm2021">
+        <w:r>
+          <w:rPr>
+            <w:rStyle w:val="InternetLink"/>
+          </w:rPr>
+          <w:t xml:space="preserve">Rehm et al., 2021</w:t>
+        </w:r>
+      </w:hyperlink>
+      <w:r>
+        <w:t xml:space="preserve">;</w:t>
+      </w:r>
+      <w:r>
+        <w:t xml:space="preserve"> </w:t>
+      </w:r>
+      <w:hyperlink w:anchor="ref-severe2025">
+        <w:r>
+          <w:rPr>
+            <w:rStyle w:val="InternetLink"/>
+          </w:rPr>
+          <w:t xml:space="preserve">Severe et al., 2025</w:t>
+        </w:r>
+      </w:hyperlink>
+      <w:r>
+        <w:t xml:space="preserve">)</w:t>
+      </w:r>
+      <w:r>
+        <w:t xml:space="preserve">, suggesting that MPs likely behave differently than soil particles during runoff events. However, long-term in-field observations are needed to validate whether these patterns hold under field conditions across a range of hydrologic and climatic conditions. Such field-based studies could clarify MP transport dynamics and help identify management strategies that are effective not only for MP mitigation but also for controlling erosion and nutrient loss.</w:t>
+      </w:r>
+    </w:p>
+    <w:bookmarkEnd w:id="48"/>
+    <w:bookmarkEnd w:id="49"/>
+    <w:bookmarkStart w:id="50" w:name="conclusions"/>
     <w:p>
       <w:pPr>
         <w:pStyle w:val="Heading2"/>
@@ -3823,8 +3878,8 @@
         <w:t xml:space="preserve">Polymer coatings from slow-release fertilizers showed clear spatial and temporal dynamics, with evidence of downslope movement and export to downstream environments, demonstrating that agricultural soils can serve as a long-term source of MPs. Soil sampling and edge of field runoff designs and research questions must account for this spatial and temporal variability, and developing best practices for sampling MPs in agricultural settings should be a research priority. The findings of this study are likely applicable to other types of agricultural plastics, which may show similar transport dynamics. Edge-of-field sampling in cold climates presents particular challenges, as low concentrations require filtering large volumes of runoff and freeze-thaw conditions and debris impede water flow through sampling equipment, highlighting the need for improved sampling approaches that can reliably quantify MP export under these conditions. As plastic inputs to agricultural landscapes continue to grow, whether from on-farm use or external sources, characterizing and managing MP movement through the landscape will be essential to effectively quantify and mitigate their broader environmental impact.</w:t>
       </w:r>
     </w:p>
-    <w:bookmarkEnd w:id="61"/>
-    <w:bookmarkStart w:id="62" w:name="acknowledgments"/>
+    <w:bookmarkEnd w:id="50"/>
+    <w:bookmarkStart w:id="51" w:name="acknowledgments"/>
     <w:p>
       <w:pPr>
         <w:pStyle w:val="Heading2"/>
@@ -3838,11 +3893,11 @@
         <w:pStyle w:val="FirstParagraph"/>
       </w:pPr>
       <w:r>
-        <w:t xml:space="preserve">Special thanks and recognition for the field and technical support from C Jackson and J Griffith. Also</w:t>
-      </w:r>
-    </w:p>
-    <w:bookmarkEnd w:id="62"/>
-    <w:bookmarkStart w:id="69" w:name="statements-and-declarations"/>
+        <w:t xml:space="preserve">Special thanks and recognition for the field and technical support from C Jackson and the cooperating producers at the South Tobacco Creek twin watershed site.</w:t>
+      </w:r>
+    </w:p>
+    <w:bookmarkEnd w:id="51"/>
+    <w:bookmarkStart w:id="58" w:name="statements-and-declarations"/>
     <w:p>
       <w:pPr>
         <w:pStyle w:val="Heading2"/>
@@ -3851,7 +3906,7 @@
         <w:t xml:space="preserve">Statements and declarations</w:t>
       </w:r>
     </w:p>
-    <w:bookmarkStart w:id="63" w:name="funding"/>
+    <w:bookmarkStart w:id="52" w:name="funding"/>
     <w:p>
       <w:pPr>
         <w:pStyle w:val="Heading3"/>
@@ -3865,11 +3920,11 @@
         <w:pStyle w:val="FirstParagraph"/>
       </w:pPr>
       <w:r>
-        <w:t xml:space="preserve">This research was supported by …</w:t>
-      </w:r>
-    </w:p>
-    <w:bookmarkEnd w:id="63"/>
-    <w:bookmarkStart w:id="64" w:name="competing-interests"/>
+        <w:t xml:space="preserve">This research was supported by the Agriculture and Agri-Food Canada Living Laboratories Initiative.</w:t>
+      </w:r>
+    </w:p>
+    <w:bookmarkEnd w:id="52"/>
+    <w:bookmarkStart w:id="53" w:name="competing-interests"/>
     <w:p>
       <w:pPr>
         <w:pStyle w:val="Heading3"/>
@@ -3886,8 +3941,8 @@
         <w:t xml:space="preserve">The authors have no competing interests to declare that are relevant to the content of this article.</w:t>
       </w:r>
     </w:p>
-    <w:bookmarkEnd w:id="64"/>
-    <w:bookmarkStart w:id="67" w:name="data-and-code-availability"/>
+    <w:bookmarkEnd w:id="53"/>
+    <w:bookmarkStart w:id="56" w:name="data-and-code-availability"/>
     <w:p>
       <w:pPr>
         <w:pStyle w:val="Heading3"/>
@@ -3906,7 +3961,7 @@
       <w:r>
         <w:t xml:space="preserve"> </w:t>
       </w:r>
-      <w:hyperlink r:id="rId65">
+      <w:hyperlink r:id="rId54">
         <w:r>
           <w:rPr>
             <w:rStyle w:val="InternetLink"/>
@@ -3925,7 +3980,7 @@
       <w:r>
         <w:t xml:space="preserve"> </w:t>
       </w:r>
-      <w:hyperlink r:id="rId66">
+      <w:hyperlink r:id="rId55">
         <w:r>
           <w:rPr>
             <w:rStyle w:val="InternetLink"/>
@@ -3934,8 +3989,8 @@
         </w:r>
       </w:hyperlink>
     </w:p>
-    <w:bookmarkEnd w:id="67"/>
-    <w:bookmarkStart w:id="68" w:name="author-contributions"/>
+    <w:bookmarkEnd w:id="56"/>
+    <w:bookmarkStart w:id="57" w:name="author-contributions"/>
     <w:p>
       <w:pPr>
         <w:pStyle w:val="Heading3"/>
@@ -4004,259 +4059,415 @@
         <w:t xml:space="preserve">H Wilson</w:t>
       </w:r>
       <w:r>
-        <w:t xml:space="preserve">: Methodology; Formal analysis; Writing - Review &amp; Editing</w:t>
-      </w:r>
+        <w:t xml:space="preserve">: Methodology; Data curation; Formal analysis; Writing - Review &amp; Editing</w:t>
+      </w:r>
+    </w:p>
+    <w:bookmarkEnd w:id="57"/>
+    <w:bookmarkEnd w:id="58"/>
+    <w:bookmarkStart w:id="127" w:name="references"/>
+    <w:p>
+      <w:pPr>
+        <w:pStyle w:val="Heading2"/>
+      </w:pPr>
+      <w:r>
+        <w:t xml:space="preserve">References</w:t>
+      </w:r>
+    </w:p>
+    <w:bookmarkStart w:id="126" w:name="refs"/>
+    <w:bookmarkStart w:id="60" w:name="ref-agricultureandagri-foodcanada2011"/>
+    <w:p>
+      <w:pPr>
+        <w:pStyle w:val="Bibliography"/>
+      </w:pPr>
+      <w:r>
+        <w:t xml:space="preserve">Agriculture, Agri-Food Canada, 2008. South tobacco creek/steppler watershed fact sheet. URL</w:t>
+      </w:r>
+      <w:r>
+        <w:t xml:space="preserve"> </w:t>
+      </w:r>
+      <w:hyperlink r:id="rId59">
+        <w:r>
+          <w:rPr>
+            <w:rStyle w:val="InternetLink"/>
+          </w:rPr>
+          <w:t xml:space="preserve">https://publications.gc.ca/collections/collection_2022/aac-aafc/A15-10313-2008-eng.pdf</w:t>
+        </w:r>
+      </w:hyperlink>
+    </w:p>
+    <w:bookmarkEnd w:id="60"/>
+    <w:bookmarkStart w:id="62" w:name="ref-anderson2017"/>
+    <w:p>
+      <w:pPr>
+        <w:pStyle w:val="Bibliography"/>
+      </w:pPr>
+      <w:r>
+        <w:t xml:space="preserve">Anderson, P.J., Warrack, S., Langen, V., Challis, J.K., Hanson, M.L., Rennie, M.D., 2017. Microplastic contamination in lake winnipeg, canada. Environmental Pollution 225, 223–231.</w:t>
+      </w:r>
+      <w:r>
+        <w:t xml:space="preserve"> </w:t>
+      </w:r>
+      <w:hyperlink r:id="rId61">
+        <w:r>
+          <w:rPr>
+            <w:rStyle w:val="InternetLink"/>
+          </w:rPr>
+          <w:t xml:space="preserve">https://doi.org/10.1016/j.envpol.2017.02.072</w:t>
+        </w:r>
+      </w:hyperlink>
+    </w:p>
+    <w:bookmarkEnd w:id="62"/>
+    <w:bookmarkStart w:id="64" w:name="ref-astm_d5242_92"/>
+    <w:p>
+      <w:pPr>
+        <w:pStyle w:val="Bibliography"/>
+      </w:pPr>
+      <w:r>
+        <w:t xml:space="preserve">ASTM International, 1992. Standard test method for open-channel flow measurement of water with thin-plate weirs (No. ASTM D5242-92). ASTM International, West Conshohocken, PA. URL</w:t>
+      </w:r>
+      <w:r>
+        <w:t xml:space="preserve"> </w:t>
+      </w:r>
+      <w:hyperlink r:id="rId63">
+        <w:r>
+          <w:rPr>
+            <w:rStyle w:val="InternetLink"/>
+          </w:rPr>
+          <w:t xml:space="preserve">https://www.astm.org/d5242-92r01.html</w:t>
+        </w:r>
+      </w:hyperlink>
+    </w:p>
+    <w:bookmarkEnd w:id="64"/>
+    <w:bookmarkStart w:id="66" w:name="ref-brooks2017"/>
+    <w:p>
+      <w:pPr>
+        <w:pStyle w:val="Bibliography"/>
+      </w:pPr>
+      <w:r>
+        <w:t xml:space="preserve">Brooks, Mollie,E., Kristensen, K., Benthem, Koen,J.,van., Magnusson, A., Berg, Casper,W., Nielsen, A., Skaug, Hans,J., Mächler, M., Bolker, Benjamin,M., 2017. glmmTMB balances speed and flexibility among packages for zero-inflated generalized linear mixed modeling. The R Journal 9, 378.</w:t>
+      </w:r>
+      <w:r>
+        <w:t xml:space="preserve"> </w:t>
+      </w:r>
+      <w:hyperlink r:id="rId65">
+        <w:r>
+          <w:rPr>
+            <w:rStyle w:val="InternetLink"/>
+          </w:rPr>
+          <w:t xml:space="preserve">https://doi.org/10.32614/RJ-2017-066</w:t>
+        </w:r>
+      </w:hyperlink>
+    </w:p>
+    <w:bookmarkEnd w:id="66"/>
+    <w:bookmarkStart w:id="68" w:name="ref-chia2024"/>
+    <w:p>
+      <w:pPr>
+        <w:pStyle w:val="Bibliography"/>
+      </w:pPr>
+      <w:r>
+        <w:t xml:space="preserve">Chia, R.W., Lee, J.-Y., Cha, J., Rodríguez-Seijo, A., 2024. Methods of soil sampling for microplastic analysis: A review. Environmental Chemistry Letters 22, 227–238.</w:t>
+      </w:r>
+      <w:r>
+        <w:t xml:space="preserve"> </w:t>
+      </w:r>
+      <w:hyperlink r:id="rId67">
+        <w:r>
+          <w:rPr>
+            <w:rStyle w:val="InternetLink"/>
+          </w:rPr>
+          <w:t xml:space="preserve">https://doi.org/10.1007/s10311-023-01652-9</w:t>
+        </w:r>
+      </w:hyperlink>
     </w:p>
     <w:bookmarkEnd w:id="68"/>
-    <w:bookmarkEnd w:id="69"/>
-    <w:bookmarkStart w:id="138" w:name="references"/>
-    <w:p>
-      <w:pPr>
-        <w:pStyle w:val="Heading2"/>
-      </w:pPr>
-      <w:r>
-        <w:t xml:space="preserve">References</w:t>
-      </w:r>
-    </w:p>
-    <w:bookmarkStart w:id="137" w:name="refs"/>
-    <w:bookmarkStart w:id="71" w:name="ref-agricultureandagri-foodcanada2011"/>
+    <w:bookmarkStart w:id="70" w:name="ref-chinyo2026"/>
     <w:p>
       <w:pPr>
         <w:pStyle w:val="Bibliography"/>
       </w:pPr>
       <w:r>
-        <w:t xml:space="preserve">Agriculture, Agri-Food Canada, 2008. South tobacco creek/steppler watershed fact sheet. URL</w:t>
-      </w:r>
-      <w:r>
-        <w:t xml:space="preserve"> </w:t>
-      </w:r>
-      <w:hyperlink r:id="rId70">
-        <w:r>
-          <w:rPr>
-            <w:rStyle w:val="InternetLink"/>
-          </w:rPr>
-          <w:t xml:space="preserve">https://publications.gc.ca/collections/collection_2022/aac-aafc/A15-10313-2008-eng.pdf</w:t>
-        </w:r>
-      </w:hyperlink>
-    </w:p>
-    <w:bookmarkEnd w:id="71"/>
-    <w:bookmarkStart w:id="73" w:name="ref-anderson2017"/>
+        <w:t xml:space="preserve">Chinyo, M., Bisht, K., Taku, M., Nandipamu, T.M., Akash, Singh, S., Mehrotra, R., Singh, S.N., Srivastava, H., Mazeed, A., Tewary, P., Kumar, S., 2026. Microplastics in agriculture: Hidden soil contaminants, sustainability risks and policy pathways. Journal of Agriculture and Food Research 29, 103089.</w:t>
+      </w:r>
+      <w:r>
+        <w:t xml:space="preserve"> </w:t>
+      </w:r>
+      <w:hyperlink r:id="rId69">
+        <w:r>
+          <w:rPr>
+            <w:rStyle w:val="InternetLink"/>
+          </w:rPr>
+          <w:t xml:space="preserve">https://doi.org/10.1016/j.jafr.2026.103089</w:t>
+        </w:r>
+      </w:hyperlink>
+    </w:p>
+    <w:bookmarkEnd w:id="70"/>
+    <w:bookmarkStart w:id="72" w:name="ref-crossman2020"/>
     <w:p>
       <w:pPr>
         <w:pStyle w:val="Bibliography"/>
       </w:pPr>
       <w:r>
-        <w:t xml:space="preserve">Anderson, P.J., Warrack, S., Langen, V., Challis, J.K., Hanson, M.L., Rennie, M.D., 2017. Microplastic contamination in lake winnipeg, canada. Environmental Pollution 225, 223–231.</w:t>
-      </w:r>
-      <w:r>
-        <w:t xml:space="preserve"> </w:t>
-      </w:r>
-      <w:hyperlink r:id="rId72">
-        <w:r>
-          <w:rPr>
-            <w:rStyle w:val="InternetLink"/>
-          </w:rPr>
-          <w:t xml:space="preserve">https://doi.org/10.1016/j.envpol.2017.02.072</w:t>
-        </w:r>
-      </w:hyperlink>
-    </w:p>
-    <w:bookmarkEnd w:id="73"/>
-    <w:bookmarkStart w:id="75" w:name="ref-astm_d5242_92"/>
+        <w:t xml:space="preserve">Crossman, J., Hurley, R.R., Futter, M., Nizzetto, L., 2020. Transfer and transport of microplastics from biosolids to agricultural soils and the wider environment. Science of The Total Environment 724, 138334.</w:t>
+      </w:r>
+      <w:r>
+        <w:t xml:space="preserve"> </w:t>
+      </w:r>
+      <w:hyperlink r:id="rId71">
+        <w:r>
+          <w:rPr>
+            <w:rStyle w:val="InternetLink"/>
+          </w:rPr>
+          <w:t xml:space="preserve">https://doi.org/10.1016/j.scitotenv.2020.138334</w:t>
+        </w:r>
+      </w:hyperlink>
+    </w:p>
+    <w:bookmarkEnd w:id="72"/>
+    <w:bookmarkStart w:id="74" w:name="ref-e.lazerte2018"/>
     <w:p>
       <w:pPr>
         <w:pStyle w:val="Bibliography"/>
       </w:pPr>
       <w:r>
-        <w:t xml:space="preserve">ASTM International, 1992. Standard test method for open-channel flow measurement of water with thin-plate weirs (No. ASTM D5242-92). ASTM International, West Conshohocken, PA. URL</w:t>
-      </w:r>
-      <w:r>
-        <w:t xml:space="preserve"> </w:t>
-      </w:r>
-      <w:hyperlink r:id="rId74">
-        <w:r>
-          <w:rPr>
-            <w:rStyle w:val="InternetLink"/>
-          </w:rPr>
-          <w:t xml:space="preserve">https://www.astm.org/d5242-92r01.html</w:t>
-        </w:r>
-      </w:hyperlink>
-    </w:p>
-    <w:bookmarkEnd w:id="75"/>
-    <w:bookmarkStart w:id="77" w:name="ref-brooks2017"/>
+        <w:t xml:space="preserve">E. LaZerte, S., Albers, S., 2018. Weathercan: Download and format weather data from environment and climate change canada. The Journal of Open Source Software 3, 571.</w:t>
+      </w:r>
+      <w:r>
+        <w:t xml:space="preserve"> </w:t>
+      </w:r>
+      <w:hyperlink r:id="rId73">
+        <w:r>
+          <w:rPr>
+            <w:rStyle w:val="InternetLink"/>
+          </w:rPr>
+          <w:t xml:space="preserve">https://doi.org/10.21105/joss.00571</w:t>
+        </w:r>
+      </w:hyperlink>
+    </w:p>
+    <w:bookmarkEnd w:id="74"/>
+    <w:bookmarkStart w:id="76" w:name="X314a104b7afaf0862b1b73f26445508a1e6fc28"/>
     <w:p>
       <w:pPr>
         <w:pStyle w:val="Bibliography"/>
       </w:pPr>
       <w:r>
-        <w:t xml:space="preserve">Brooks, Mollie,E., Kristensen, K., Benthem, Koen,J.,van., Magnusson, A., Berg, Casper,W., Nielsen, A., Skaug, Hans,J., Mächler, M., Bolker, Benjamin,M., 2017. glmmTMB Balances Speed and Flexibility Among Packages for Zero-inflated Generalized Linear Mixed Modeling. The R Journal 9, 378.</w:t>
-      </w:r>
-      <w:r>
-        <w:t xml:space="preserve"> </w:t>
-      </w:r>
-      <w:hyperlink r:id="rId76">
-        <w:r>
-          <w:rPr>
-            <w:rStyle w:val="InternetLink"/>
-          </w:rPr>
-          <w:t xml:space="preserve">https://doi.org/10.32614/RJ-2017-066</w:t>
-        </w:r>
-      </w:hyperlink>
-    </w:p>
-    <w:bookmarkEnd w:id="77"/>
-    <w:bookmarkStart w:id="79" w:name="ref-chia2024"/>
+        <w:t xml:space="preserve">Environment and Climate Change Canada, 2026. Canadian Climate Normals. URL</w:t>
+      </w:r>
+      <w:r>
+        <w:t xml:space="preserve"> </w:t>
+      </w:r>
+      <w:hyperlink r:id="rId75">
+        <w:r>
+          <w:rPr>
+            <w:rStyle w:val="InternetLink"/>
+          </w:rPr>
+          <w:t xml:space="preserve">https://climate.weather.gc.ca/climate_normals/index_e.html</w:t>
+        </w:r>
+      </w:hyperlink>
+    </w:p>
+    <w:bookmarkEnd w:id="76"/>
+    <w:bookmarkStart w:id="78" w:name="X58f871d41ef90e7d5d6faf67b668dadba215eb4"/>
     <w:p>
       <w:pPr>
         <w:pStyle w:val="Bibliography"/>
       </w:pPr>
       <w:r>
-        <w:t xml:space="preserve">Chia, R.W., Lee, J.-Y., Cha, J., Rodríguez-Seijo, A., 2024. Methods of soil sampling for microplastic analysis: a review. Environmental Chemistry Letters 22, 227–238.</w:t>
-      </w:r>
-      <w:r>
-        <w:t xml:space="preserve"> </w:t>
-      </w:r>
-      <w:hyperlink r:id="rId78">
-        <w:r>
-          <w:rPr>
-            <w:rStyle w:val="InternetLink"/>
-          </w:rPr>
-          <w:t xml:space="preserve">https://doi.org/10.1007/s10311-023-01652-9</w:t>
-        </w:r>
-      </w:hyperlink>
-    </w:p>
-    <w:bookmarkEnd w:id="79"/>
-    <w:bookmarkStart w:id="81" w:name="ref-chinyo2026"/>
+        <w:t xml:space="preserve">Environment and Climate Change Canada and Health Canada, 2020. Science assessment of plastic pollution. URL</w:t>
+      </w:r>
+      <w:r>
+        <w:t xml:space="preserve"> </w:t>
+      </w:r>
+      <w:hyperlink r:id="rId77">
+        <w:r>
+          <w:rPr>
+            <w:rStyle w:val="InternetLink"/>
+          </w:rPr>
+          <w:t xml:space="preserve">https://www.canada.ca/en/environment-climate-change/services/evaluating-existing-substances/science-assessment-plastic-pollution.html</w:t>
+        </w:r>
+      </w:hyperlink>
+    </w:p>
+    <w:bookmarkEnd w:id="78"/>
+    <w:bookmarkStart w:id="80" w:name="ref-fellows2023"/>
     <w:p>
       <w:pPr>
         <w:pStyle w:val="Bibliography"/>
       </w:pPr>
       <w:r>
-        <w:t xml:space="preserve">Chinyo, M., Bisht, K., Taku, M., Nandipamu, T.M., Akash, Singh, S., Mehrotra, R., Singh, S.N., Srivastava, H., Mazeed, A., Tewary, P., Kumar, S., 2026. Microplastics in agriculture: Hidden soil contaminants, sustainability risks and policy pathways. Journal of Agriculture and Food Research 29, 103089.</w:t>
-      </w:r>
-      <w:r>
-        <w:t xml:space="preserve"> </w:t>
-      </w:r>
-      <w:hyperlink r:id="rId80">
-        <w:r>
-          <w:rPr>
-            <w:rStyle w:val="InternetLink"/>
-          </w:rPr>
-          <w:t xml:space="preserve">https://doi.org/10.1016/j.jafr.2026.103089</w:t>
-        </w:r>
-      </w:hyperlink>
-    </w:p>
-    <w:bookmarkEnd w:id="81"/>
-    <w:bookmarkStart w:id="83" w:name="ref-crossman2020"/>
+        <w:t xml:space="preserve">Fellows, I., JMapViewer library by Jan Peter Stotz, using the, 2023. OpenStreetMap: Access to open street map raster images.</w:t>
+      </w:r>
+      <w:r>
+        <w:t xml:space="preserve"> </w:t>
+      </w:r>
+      <w:hyperlink r:id="rId79">
+        <w:r>
+          <w:rPr>
+            <w:rStyle w:val="InternetLink"/>
+          </w:rPr>
+          <w:t xml:space="preserve">https://doi.org/10.32614/CRAN.package.OpenStreetMap</w:t>
+        </w:r>
+      </w:hyperlink>
+    </w:p>
+    <w:bookmarkEnd w:id="80"/>
+    <w:bookmarkStart w:id="82" w:name="ref-fox2019"/>
     <w:p>
       <w:pPr>
         <w:pStyle w:val="Bibliography"/>
       </w:pPr>
       <w:r>
-        <w:t xml:space="preserve">Crossman, J., Hurley, R.R., Futter, M., Nizzetto, L., 2020. Transfer and transport of microplastics from biosolids to agricultural soils and the wider environment. Science of The Total Environment 724, 138334.</w:t>
-      </w:r>
-      <w:r>
-        <w:t xml:space="preserve"> </w:t>
-      </w:r>
-      <w:hyperlink r:id="rId82">
-        <w:r>
-          <w:rPr>
-            <w:rStyle w:val="InternetLink"/>
-          </w:rPr>
-          <w:t xml:space="preserve">https://doi.org/10.1016/j.scitotenv.2020.138334</w:t>
-        </w:r>
-      </w:hyperlink>
-    </w:p>
-    <w:bookmarkEnd w:id="83"/>
-    <w:bookmarkStart w:id="85" w:name="ref-e.lazerte2018"/>
+        <w:t xml:space="preserve">Fox, J., Weisberg, S., 2019. An</w:t>
+      </w:r>
+      <w:r>
+        <w:t xml:space="preserve"> </w:t>
+      </w:r>
+      <w:r>
+        <w:t xml:space="preserve">R</w:t>
+      </w:r>
+      <w:r>
+        <w:t xml:space="preserve"> </w:t>
+      </w:r>
+      <w:r>
+        <w:t xml:space="preserve">companion to applied regression, Third. ed. Sage, Thousand Oaks</w:t>
+      </w:r>
+      <w:r>
+        <w:t xml:space="preserve"> </w:t>
+      </w:r>
+      <w:r>
+        <w:t xml:space="preserve">CA</w:t>
+      </w:r>
+      <w:r>
+        <w:t xml:space="preserve">. URL</w:t>
+      </w:r>
+      <w:r>
+        <w:t xml:space="preserve"> </w:t>
+      </w:r>
+      <w:hyperlink r:id="rId81">
+        <w:r>
+          <w:rPr>
+            <w:rStyle w:val="InternetLink"/>
+          </w:rPr>
+          <w:t xml:space="preserve">https://socialsciences.mcmaster.ca/jfox/Books/Companion/</w:t>
+        </w:r>
+      </w:hyperlink>
+    </w:p>
+    <w:bookmarkEnd w:id="82"/>
+    <w:bookmarkStart w:id="84" w:name="ref-hartig2022"/>
     <w:p>
       <w:pPr>
         <w:pStyle w:val="Bibliography"/>
       </w:pPr>
       <w:r>
-        <w:t xml:space="preserve">E. LaZerte, S., Albers, S., 2018. weathercan: Download and format weather data from Environment and Climate Change Canada. The Journal of Open Source Software 3, 571.</w:t>
-      </w:r>
-      <w:r>
-        <w:t xml:space="preserve"> </w:t>
-      </w:r>
-      <w:hyperlink r:id="rId84">
-        <w:r>
-          <w:rPr>
-            <w:rStyle w:val="InternetLink"/>
-          </w:rPr>
-          <w:t xml:space="preserve">https://doi.org/10.21105/joss.00571</w:t>
-        </w:r>
-      </w:hyperlink>
-    </w:p>
-    <w:bookmarkEnd w:id="85"/>
-    <w:bookmarkStart w:id="87" w:name="X314a104b7afaf0862b1b73f26445508a1e6fc28"/>
+        <w:t xml:space="preserve">Hartig, F., 2022. DHARMa: Residual diagnostics for hierarchical (multi-level / mixed) regression models. URL</w:t>
+      </w:r>
+      <w:r>
+        <w:t xml:space="preserve"> </w:t>
+      </w:r>
+      <w:hyperlink r:id="rId83">
+        <w:r>
+          <w:rPr>
+            <w:rStyle w:val="InternetLink"/>
+          </w:rPr>
+          <w:t xml:space="preserve">https://CRAN.R-project.org/package=DHARMa</w:t>
+        </w:r>
+      </w:hyperlink>
+    </w:p>
+    <w:bookmarkEnd w:id="84"/>
+    <w:bookmarkStart w:id="86" w:name="ref-isakov2025"/>
     <w:p>
       <w:pPr>
         <w:pStyle w:val="Bibliography"/>
       </w:pPr>
       <w:r>
-        <w:t xml:space="preserve">Environment and Climate Change Canada, 2026. Canadian Climate Normals. URL</w:t>
-      </w:r>
-      <w:r>
-        <w:t xml:space="preserve"> </w:t>
-      </w:r>
-      <w:hyperlink r:id="rId86">
-        <w:r>
-          <w:rPr>
-            <w:rStyle w:val="InternetLink"/>
-          </w:rPr>
-          <w:t xml:space="preserve">https://climate.weather.gc.ca/climate_normals/index_e.html</w:t>
-        </w:r>
-      </w:hyperlink>
-    </w:p>
-    <w:bookmarkEnd w:id="87"/>
-    <w:bookmarkStart w:id="89" w:name="X58f871d41ef90e7d5d6faf67b668dadba215eb4"/>
+        <w:t xml:space="preserve">Isakov, V., Vlasova, E., Forer, V., Kenny, J., Lyulin, S., 2025. Analysis of slow-released fertilisers as a source of microplastics. Land 14, 38.</w:t>
+      </w:r>
+      <w:r>
+        <w:t xml:space="preserve"> </w:t>
+      </w:r>
+      <w:hyperlink r:id="rId85">
+        <w:r>
+          <w:rPr>
+            <w:rStyle w:val="InternetLink"/>
+          </w:rPr>
+          <w:t xml:space="preserve">https://doi.org/10.3390/land14010038</w:t>
+        </w:r>
+      </w:hyperlink>
+    </w:p>
+    <w:bookmarkEnd w:id="86"/>
+    <w:bookmarkStart w:id="88" w:name="ref-lenaker2021"/>
     <w:p>
       <w:pPr>
         <w:pStyle w:val="Bibliography"/>
       </w:pPr>
       <w:r>
-        <w:t xml:space="preserve">Environment and Climate Change Canada and Health Canada, 2020. Science assessment of plastic pollution. URL</w:t>
-      </w:r>
-      <w:r>
-        <w:t xml:space="preserve"> </w:t>
-      </w:r>
-      <w:hyperlink r:id="rId88">
-        <w:r>
-          <w:rPr>
-            <w:rStyle w:val="InternetLink"/>
-          </w:rPr>
-          <w:t xml:space="preserve">https://www.canada.ca/en/environment-climate-change/services/evaluating-existing-substances/science-assessment-plastic-pollution.html</w:t>
-        </w:r>
-      </w:hyperlink>
-    </w:p>
-    <w:bookmarkEnd w:id="89"/>
-    <w:bookmarkStart w:id="91" w:name="ref-fellows2023"/>
+        <w:t xml:space="preserve">Lenaker, P.L., Corsi, S.R., Mason, S.A., 2021. Spatial distribution of microplastics in surficial benthic sediment of lake michigan and lake erie. Environmental Science &amp; Technology 55, 373–384.</w:t>
+      </w:r>
+      <w:r>
+        <w:t xml:space="preserve"> </w:t>
+      </w:r>
+      <w:hyperlink r:id="rId87">
+        <w:r>
+          <w:rPr>
+            <w:rStyle w:val="InternetLink"/>
+          </w:rPr>
+          <w:t xml:space="preserve">https://doi.org/10.1021/acs.est.0c06087</w:t>
+        </w:r>
+      </w:hyperlink>
+    </w:p>
+    <w:bookmarkEnd w:id="88"/>
+    <w:bookmarkStart w:id="90" w:name="ref-lenth2024"/>
     <w:p>
       <w:pPr>
         <w:pStyle w:val="Bibliography"/>
       </w:pPr>
       <w:r>
-        <w:t xml:space="preserve">Fellows, I., JMapViewer library by Jan Peter Stotz, using the, 2023. OpenStreetMap: Access to open street map raster images.</w:t>
-      </w:r>
-      <w:r>
-        <w:t xml:space="preserve"> </w:t>
-      </w:r>
-      <w:hyperlink r:id="rId90">
-        <w:r>
-          <w:rPr>
-            <w:rStyle w:val="InternetLink"/>
-          </w:rPr>
-          <w:t xml:space="preserve">https://doi.org/10.32614/CRAN.package.OpenStreetMap</w:t>
-        </w:r>
-      </w:hyperlink>
-    </w:p>
-    <w:bookmarkEnd w:id="91"/>
-    <w:bookmarkStart w:id="93" w:name="ref-fox2019"/>
+        <w:t xml:space="preserve">Lenth, R.V., 2024. Emmeans: Estimated marginal means, aka least-squares means. URL</w:t>
+      </w:r>
+      <w:r>
+        <w:t xml:space="preserve"> </w:t>
+      </w:r>
+      <w:hyperlink r:id="rId89">
+        <w:r>
+          <w:rPr>
+            <w:rStyle w:val="InternetLink"/>
+          </w:rPr>
+          <w:t xml:space="preserve">https://CRAN.R-project.org/package=emmeans</w:t>
+        </w:r>
+      </w:hyperlink>
+    </w:p>
+    <w:bookmarkEnd w:id="90"/>
+    <w:bookmarkStart w:id="92" w:name="ref-leonard2024"/>
     <w:p>
       <w:pPr>
         <w:pStyle w:val="Bibliography"/>
       </w:pPr>
       <w:r>
-        <w:t xml:space="preserve">Fox, J., Weisberg, S., 2019. An</w:t>
+        <w:t xml:space="preserve">Leonard, J., Ravi, S., Mohanty, S.K., 2024. Preferential emission of microplastics from biosolid-applied agricultural soils: Field evidence and theoretical framework. Environmental Science &amp; Technology Letters 11, 136–142.</w:t>
+      </w:r>
+      <w:r>
+        <w:t xml:space="preserve"> </w:t>
+      </w:r>
+      <w:hyperlink r:id="rId91">
+        <w:r>
+          <w:rPr>
+            <w:rStyle w:val="InternetLink"/>
+          </w:rPr>
+          <w:t xml:space="preserve">https://doi.org/10.1021/acs.estlett.3c00850</w:t>
+        </w:r>
+      </w:hyperlink>
+    </w:p>
+    <w:bookmarkEnd w:id="92"/>
+    <w:bookmarkStart w:id="94" w:name="ref-ludecke2021"/>
+    <w:p>
+      <w:pPr>
+        <w:pStyle w:val="Bibliography"/>
+      </w:pPr>
+      <w:r>
+        <w:t xml:space="preserve">Lüdecke, D., Ben-Shachar, M.S., Patil, I., Waggoner, P., Makowski, D., 2021.</w:t>
+      </w:r>
+      <w:r>
+        <w:t xml:space="preserve"> </w:t>
+      </w:r>
+      <w:r>
+        <w:t xml:space="preserve">performance</w:t>
+      </w:r>
+      <w:r>
+        <w:t xml:space="preserve">: An</w:t>
       </w:r>
       <w:r>
         <w:t xml:space="preserve"> </w:t>
@@ -4268,100 +4479,137 @@
         <w:t xml:space="preserve"> </w:t>
       </w:r>
       <w:r>
-        <w:t xml:space="preserve">companion to applied regression, Third. ed. Sage, Thousand Oaks</w:t>
-      </w:r>
-      <w:r>
-        <w:t xml:space="preserve"> </w:t>
-      </w:r>
-      <w:r>
-        <w:t xml:space="preserve">CA</w:t>
-      </w:r>
-      <w:r>
-        <w:t xml:space="preserve">. URL</w:t>
-      </w:r>
-      <w:r>
-        <w:t xml:space="preserve"> </w:t>
-      </w:r>
-      <w:hyperlink r:id="rId92">
-        <w:r>
-          <w:rPr>
-            <w:rStyle w:val="InternetLink"/>
-          </w:rPr>
-          <w:t xml:space="preserve">https://socialsciences.mcmaster.ca/jfox/Books/Companion/</w:t>
-        </w:r>
-      </w:hyperlink>
-    </w:p>
-    <w:bookmarkEnd w:id="93"/>
-    <w:bookmarkStart w:id="95" w:name="ref-hartig2022"/>
+        <w:t xml:space="preserve">package for assessment, comparison and testing of statistical models. Journal of Open Source Software 6, 3139.</w:t>
+      </w:r>
+      <w:r>
+        <w:t xml:space="preserve"> </w:t>
+      </w:r>
+      <w:hyperlink r:id="rId93">
+        <w:r>
+          <w:rPr>
+            <w:rStyle w:val="InternetLink"/>
+          </w:rPr>
+          <w:t xml:space="preserve">https://doi.org/10.21105/joss.03139</w:t>
+        </w:r>
+      </w:hyperlink>
+    </w:p>
+    <w:bookmarkEnd w:id="94"/>
+    <w:bookmarkStart w:id="96" w:name="ref-maqbool2024"/>
     <w:p>
       <w:pPr>
         <w:pStyle w:val="Bibliography"/>
       </w:pPr>
       <w:r>
-        <w:t xml:space="preserve">Hartig, F., 2022. DHARMa: Residual diagnostics for hierarchical (multi-level / mixed) regression models. URL</w:t>
-      </w:r>
-      <w:r>
-        <w:t xml:space="preserve"> </w:t>
-      </w:r>
-      <w:hyperlink r:id="rId94">
-        <w:r>
-          <w:rPr>
-            <w:rStyle w:val="InternetLink"/>
-          </w:rPr>
-          <w:t xml:space="preserve">https://CRAN.R-project.org/package=DHARMa</w:t>
-        </w:r>
-      </w:hyperlink>
-    </w:p>
-    <w:bookmarkEnd w:id="95"/>
-    <w:bookmarkStart w:id="97" w:name="ref-isakov2025"/>
+        <w:t xml:space="preserve">Maqbool, A., Guzmán, G., Fiener, P., Wilken, F., Soriano, M.-A., Gómez, J.A., 2024. Tracing macroplastics redistribution and fragmentation by tillage translocation. Journal of Hazardous Materials 477, 135318.</w:t>
+      </w:r>
+      <w:r>
+        <w:t xml:space="preserve"> </w:t>
+      </w:r>
+      <w:hyperlink r:id="rId95">
+        <w:r>
+          <w:rPr>
+            <w:rStyle w:val="InternetLink"/>
+          </w:rPr>
+          <w:t xml:space="preserve">https://doi.org/10.1016/j.jhazmat.2024.135318</w:t>
+        </w:r>
+      </w:hyperlink>
+    </w:p>
+    <w:bookmarkEnd w:id="96"/>
+    <w:bookmarkStart w:id="98" w:name="ref-massicotte2023"/>
     <w:p>
       <w:pPr>
         <w:pStyle w:val="Bibliography"/>
       </w:pPr>
       <w:r>
-        <w:t xml:space="preserve">Isakov, V., Vlasova, E., Forer, V., Kenny, J., Lyulin, S., 2025. Analysis of Slow-Released Fertilisers as a Source of Microplastics. Land 14, 38.</w:t>
-      </w:r>
-      <w:r>
-        <w:t xml:space="preserve"> </w:t>
-      </w:r>
-      <w:hyperlink r:id="rId96">
-        <w:r>
-          <w:rPr>
-            <w:rStyle w:val="InternetLink"/>
-          </w:rPr>
-          <w:t xml:space="preserve">https://doi.org/10.3390/land14010038</w:t>
-        </w:r>
-      </w:hyperlink>
-    </w:p>
-    <w:bookmarkEnd w:id="97"/>
-    <w:bookmarkStart w:id="99" w:name="ref-lenaker2021"/>
+        <w:t xml:space="preserve">Massicotte, P., South, A., 2023. Rnaturalearth: World map data from natural earth.</w:t>
+      </w:r>
+      <w:r>
+        <w:t xml:space="preserve"> </w:t>
+      </w:r>
+      <w:hyperlink r:id="rId97">
+        <w:r>
+          <w:rPr>
+            <w:rStyle w:val="InternetLink"/>
+          </w:rPr>
+          <w:t xml:space="preserve">https://doi.org/10.32614/CRAN.package.rnaturalearth</w:t>
+        </w:r>
+      </w:hyperlink>
+    </w:p>
+    <w:bookmarkEnd w:id="98"/>
+    <w:bookmarkStart w:id="99" w:name="ref-michalyna1988"/>
     <w:p>
       <w:pPr>
         <w:pStyle w:val="Bibliography"/>
       </w:pPr>
       <w:r>
-        <w:t xml:space="preserve">Lenaker, P.L., Corsi, S.R., Mason, S.A., 2021. Spatial distribution of microplastics in surficial benthic sediment of lake michigan and lake erie. Environmental Science &amp; Technology 55, 373–384.</w:t>
-      </w:r>
-      <w:r>
-        <w:t xml:space="preserve"> </w:t>
-      </w:r>
-      <w:hyperlink r:id="rId98">
-        <w:r>
-          <w:rPr>
-            <w:rStyle w:val="InternetLink"/>
-          </w:rPr>
-          <w:t xml:space="preserve">https://doi.org/10.1021/acs.est.0c06087</w:t>
-        </w:r>
-      </w:hyperlink>
+        <w:t xml:space="preserve">Michalyna, W., Podolsky, G., St. Jacques, E., 1988. Soils of the rural municipalities of</w:t>
+      </w:r>
+      <w:r>
+        <w:t xml:space="preserve"> </w:t>
+      </w:r>
+      <w:r>
+        <w:t xml:space="preserve">Grey</w:t>
+      </w:r>
+      <w:r>
+        <w:t xml:space="preserve">,</w:t>
+      </w:r>
+      <w:r>
+        <w:t xml:space="preserve"> </w:t>
+      </w:r>
+      <w:r>
+        <w:t xml:space="preserve">Dufferin</w:t>
+      </w:r>
+      <w:r>
+        <w:t xml:space="preserve">,</w:t>
+      </w:r>
+      <w:r>
+        <w:t xml:space="preserve"> </w:t>
+      </w:r>
+      <w:r>
+        <w:t xml:space="preserve">Roland</w:t>
+      </w:r>
+      <w:r>
+        <w:t xml:space="preserve">,</w:t>
+      </w:r>
+      <w:r>
+        <w:t xml:space="preserve"> </w:t>
+      </w:r>
+      <w:r>
+        <w:t xml:space="preserve">Thompson</w:t>
+      </w:r>
+      <w:r>
+        <w:t xml:space="preserve"> </w:t>
+      </w:r>
+      <w:r>
+        <w:t xml:space="preserve">and part of</w:t>
+      </w:r>
+      <w:r>
+        <w:t xml:space="preserve"> </w:t>
+      </w:r>
+      <w:r>
+        <w:t xml:space="preserve">Stanley</w:t>
+      </w:r>
+      <w:r>
+        <w:t xml:space="preserve">.</w:t>
+      </w:r>
     </w:p>
     <w:bookmarkEnd w:id="99"/>
-    <w:bookmarkStart w:id="101" w:name="ref-lenth2024"/>
+    <w:bookmarkStart w:id="101" w:name="ref-nutrien_esn_2026"/>
     <w:p>
       <w:pPr>
         <w:pStyle w:val="Bibliography"/>
       </w:pPr>
       <w:r>
-        <w:t xml:space="preserve">Lenth, R.V., 2024. Emmeans: Estimated marginal means, aka least-squares means. URL</w:t>
+        <w:t xml:space="preserve">Nutrien Ltd., 2026. Safety data sheet:</w:t>
+      </w:r>
+      <w:r>
+        <w:t xml:space="preserve"> </w:t>
+      </w:r>
+      <w:r>
+        <w:t xml:space="preserve">ESN</w:t>
+      </w:r>
+      <w:r>
+        <w:t xml:space="preserve">® polymer coated urea 44-0-0. URL</w:t>
       </w:r>
       <w:r>
         <w:t xml:space="preserve"> </w:t>
@@ -4371,18 +4619,30 @@
           <w:rPr>
             <w:rStyle w:val="InternetLink"/>
           </w:rPr>
-          <w:t xml:space="preserve">https://CRAN.R-project.org/package=emmeans</w:t>
+          <w:t xml:space="preserve">https://products.nutrien.com/docs/3705</w:t>
         </w:r>
       </w:hyperlink>
     </w:p>
     <w:bookmarkEnd w:id="101"/>
-    <w:bookmarkStart w:id="103" w:name="ref-leonard2024"/>
+    <w:bookmarkStart w:id="103" w:name="ref-nutrien_esn_datasheet_2022"/>
     <w:p>
       <w:pPr>
         <w:pStyle w:val="Bibliography"/>
       </w:pPr>
       <w:r>
-        <w:t xml:space="preserve">Leonard, J., Ravi, S., Mohanty, S.K., 2024. Preferential emission of microplastics from biosolid-applied agricultural soils: Field evidence and theoretical framework. Environmental Science &amp; Technology Letters 11, 136–142.</w:t>
+        <w:t xml:space="preserve">Nutrien Ltd., 2022. Fertilizer product data sheet:</w:t>
+      </w:r>
+      <w:r>
+        <w:t xml:space="preserve"> </w:t>
+      </w:r>
+      <w:r>
+        <w:t xml:space="preserve">ESN</w:t>
+      </w:r>
+      <w:r>
+        <w:t xml:space="preserve"> </w:t>
+      </w:r>
+      <w:r>
+        <w:t xml:space="preserve">polymer coated urea 44-0-0. URL</w:t>
       </w:r>
       <w:r>
         <w:t xml:space="preserve"> </w:t>
@@ -4392,39 +4652,18 @@
           <w:rPr>
             <w:rStyle w:val="InternetLink"/>
           </w:rPr>
-          <w:t xml:space="preserve">https://doi.org/10.1021/acs.estlett.3c00850</w:t>
+          <w:t xml:space="preserve">https://products.nutrien.com/docs/811</w:t>
         </w:r>
       </w:hyperlink>
     </w:p>
     <w:bookmarkEnd w:id="103"/>
-    <w:bookmarkStart w:id="105" w:name="ref-ludecke2021"/>
+    <w:bookmarkStart w:id="105" w:name="ref-piehl2018"/>
     <w:p>
       <w:pPr>
         <w:pStyle w:val="Bibliography"/>
       </w:pPr>
       <w:r>
-        <w:t xml:space="preserve">Lüdecke, D., Ben-Shachar, M.S., Patil, I., Waggoner, P., Makowski, D., 2021.</w:t>
-      </w:r>
-      <w:r>
-        <w:t xml:space="preserve"> </w:t>
-      </w:r>
-      <w:r>
-        <w:t xml:space="preserve">performance</w:t>
-      </w:r>
-      <w:r>
-        <w:t xml:space="preserve">: An</w:t>
-      </w:r>
-      <w:r>
-        <w:t xml:space="preserve"> </w:t>
-      </w:r>
-      <w:r>
-        <w:t xml:space="preserve">R</w:t>
-      </w:r>
-      <w:r>
-        <w:t xml:space="preserve"> </w:t>
-      </w:r>
-      <w:r>
-        <w:t xml:space="preserve">package for assessment, comparison and testing of statistical models. Journal of Open Source Software 6, 3139.</w:t>
+        <w:t xml:space="preserve">Piehl, S., Leibner, A., Löder, M.G.J., Dris, R., Bogner, C., Laforsch, C., 2018. Identification and quantification of macro- and microplastics on an agricultural farmland. Scientific Reports 8, 17950.</w:t>
       </w:r>
       <w:r>
         <w:t xml:space="preserve"> </w:t>
@@ -4434,18 +4673,18 @@
           <w:rPr>
             <w:rStyle w:val="InternetLink"/>
           </w:rPr>
-          <w:t xml:space="preserve">https://doi.org/10.21105/joss.03139</w:t>
+          <w:t xml:space="preserve">https://doi.org/10.1038/s41598-018-36172-y</w:t>
         </w:r>
       </w:hyperlink>
     </w:p>
     <w:bookmarkEnd w:id="105"/>
-    <w:bookmarkStart w:id="107" w:name="ref-maqbool2024"/>
+    <w:bookmarkStart w:id="107" w:name="ref-rcoreteam2026"/>
     <w:p>
       <w:pPr>
         <w:pStyle w:val="Bibliography"/>
       </w:pPr>
       <w:r>
-        <w:t xml:space="preserve">Maqbool, A., Guzmán, G., Fiener, P., Wilken, F., Soriano, M.-A., Gómez, J.A., 2024. Tracing macroplastics redistribution and fragmentation by tillage translocation. Journal of Hazardous Materials 477, 135318.</w:t>
+        <w:t xml:space="preserve">R Core Team, 2026. R: A language and environment for statistical computing. URL</w:t>
       </w:r>
       <w:r>
         <w:t xml:space="preserve"> </w:t>
@@ -4455,18 +4694,18 @@
           <w:rPr>
             <w:rStyle w:val="InternetLink"/>
           </w:rPr>
-          <w:t xml:space="preserve">https://doi.org/10.1016/j.jhazmat.2024.135318</w:t>
+          <w:t xml:space="preserve">http://www.R-project.org</w:t>
         </w:r>
       </w:hyperlink>
     </w:p>
     <w:bookmarkEnd w:id="107"/>
-    <w:bookmarkStart w:id="109" w:name="ref-massicotte2023"/>
+    <w:bookmarkStart w:id="109" w:name="ref-rehm2024"/>
     <w:p>
       <w:pPr>
         <w:pStyle w:val="Bibliography"/>
       </w:pPr>
       <w:r>
-        <w:t xml:space="preserve">Massicotte, P., South, A., 2023. Rnaturalearth: World map data from natural earth.</w:t>
+        <w:t xml:space="preserve">Rehm, R., Fiener, P., 2024. Model-based analysis of erosion-induced microplastic delivery from arable land to the stream network of a mesoscale catchment. SOIL 10, 211–230.</w:t>
       </w:r>
       <w:r>
         <w:t xml:space="preserve"> </w:t>
@@ -4476,181 +4715,112 @@
           <w:rPr>
             <w:rStyle w:val="InternetLink"/>
           </w:rPr>
-          <w:t xml:space="preserve">https://doi.org/10.32614/CRAN.package.rnaturalearth</w:t>
+          <w:t xml:space="preserve">https://doi.org/10.5194/soil-10-211-2024</w:t>
         </w:r>
       </w:hyperlink>
     </w:p>
     <w:bookmarkEnd w:id="109"/>
-    <w:bookmarkStart w:id="110" w:name="ref-michalyna1988"/>
+    <w:bookmarkStart w:id="111" w:name="ref-rehm2021"/>
     <w:p>
       <w:pPr>
         <w:pStyle w:val="Bibliography"/>
       </w:pPr>
       <w:r>
-        <w:t xml:space="preserve">Michalyna, W., Podolsky, G., St. Jacques, E., 1988. Soils of the rural municipalities of</w:t>
-      </w:r>
-      <w:r>
-        <w:t xml:space="preserve"> </w:t>
-      </w:r>
-      <w:r>
-        <w:t xml:space="preserve">Grey</w:t>
-      </w:r>
-      <w:r>
-        <w:t xml:space="preserve">,</w:t>
-      </w:r>
-      <w:r>
-        <w:t xml:space="preserve"> </w:t>
-      </w:r>
-      <w:r>
-        <w:t xml:space="preserve">Dufferin</w:t>
-      </w:r>
-      <w:r>
-        <w:t xml:space="preserve">,</w:t>
-      </w:r>
-      <w:r>
-        <w:t xml:space="preserve"> </w:t>
-      </w:r>
-      <w:r>
-        <w:t xml:space="preserve">Roland</w:t>
-      </w:r>
-      <w:r>
-        <w:t xml:space="preserve">,</w:t>
-      </w:r>
-      <w:r>
-        <w:t xml:space="preserve"> </w:t>
-      </w:r>
-      <w:r>
-        <w:t xml:space="preserve">Thompson</w:t>
-      </w:r>
-      <w:r>
-        <w:t xml:space="preserve"> </w:t>
-      </w:r>
-      <w:r>
-        <w:t xml:space="preserve">and part of</w:t>
-      </w:r>
-      <w:r>
-        <w:t xml:space="preserve"> </w:t>
-      </w:r>
-      <w:r>
-        <w:t xml:space="preserve">Stanley</w:t>
-      </w:r>
-      <w:r>
-        <w:t xml:space="preserve">.</w:t>
-      </w:r>
-    </w:p>
-    <w:bookmarkEnd w:id="110"/>
-    <w:bookmarkStart w:id="112" w:name="ref-nutrien_esn_2026"/>
+        <w:t xml:space="preserve">Rehm, R., Zeyer, T., Schmidt, A., Fiener, P., 2021. Soil erosion as transport pathway of microplastic from agriculture soils to aquatic ecosystems. Science of The Total Environment 795, 148774.</w:t>
+      </w:r>
+      <w:r>
+        <w:t xml:space="preserve"> </w:t>
+      </w:r>
+      <w:hyperlink r:id="rId110">
+        <w:r>
+          <w:rPr>
+            <w:rStyle w:val="InternetLink"/>
+          </w:rPr>
+          <w:t xml:space="preserve">https://doi.org/10.1016/j.scitotenv.2021.148774</w:t>
+        </w:r>
+      </w:hyperlink>
+    </w:p>
+    <w:bookmarkEnd w:id="111"/>
+    <w:bookmarkStart w:id="113" w:name="ref-rillig2017"/>
     <w:p>
       <w:pPr>
         <w:pStyle w:val="Bibliography"/>
       </w:pPr>
       <w:r>
-        <w:t xml:space="preserve">Nutrien Ltd., 2026. Safety data sheet:</w:t>
-      </w:r>
-      <w:r>
-        <w:t xml:space="preserve"> </w:t>
-      </w:r>
-      <w:r>
-        <w:t xml:space="preserve">ESN</w:t>
-      </w:r>
-      <w:r>
-        <w:t xml:space="preserve">® polymer coated urea 44-0-0. URL</w:t>
-      </w:r>
-      <w:r>
-        <w:t xml:space="preserve"> </w:t>
-      </w:r>
-      <w:hyperlink r:id="rId111">
-        <w:r>
-          <w:rPr>
-            <w:rStyle w:val="InternetLink"/>
-          </w:rPr>
-          <w:t xml:space="preserve">https://products.nutrien.com/docs/3705</w:t>
-        </w:r>
-      </w:hyperlink>
-    </w:p>
-    <w:bookmarkEnd w:id="112"/>
-    <w:bookmarkStart w:id="114" w:name="ref-nutrien_esn_datasheet_2022"/>
+        <w:t xml:space="preserve">Rillig, M.C., Ingraffia, R., Souza Machado, A.A. de, 2017. Microplastic incorporation into soil in agroecosystems. Frontiers in Plant Science 8.</w:t>
+      </w:r>
+      <w:r>
+        <w:t xml:space="preserve"> </w:t>
+      </w:r>
+      <w:hyperlink r:id="rId112">
+        <w:r>
+          <w:rPr>
+            <w:rStyle w:val="InternetLink"/>
+          </w:rPr>
+          <w:t xml:space="preserve">https://doi.org/10.3389/fpls.2017.01805</w:t>
+        </w:r>
+      </w:hyperlink>
+    </w:p>
+    <w:bookmarkEnd w:id="113"/>
+    <w:bookmarkStart w:id="115" w:name="ref-rstudio2026"/>
     <w:p>
       <w:pPr>
         <w:pStyle w:val="Bibliography"/>
       </w:pPr>
       <w:r>
-        <w:t xml:space="preserve">Nutrien Ltd., 2022. Fertilizer product data sheet:</w:t>
-      </w:r>
-      <w:r>
-        <w:t xml:space="preserve"> </w:t>
-      </w:r>
-      <w:r>
-        <w:t xml:space="preserve">ESN</w:t>
-      </w:r>
-      <w:r>
-        <w:t xml:space="preserve"> </w:t>
-      </w:r>
-      <w:r>
-        <w:t xml:space="preserve">polymer coated urea 44-0-0. URL</w:t>
-      </w:r>
-      <w:r>
-        <w:t xml:space="preserve"> </w:t>
-      </w:r>
-      <w:hyperlink r:id="rId113">
-        <w:r>
-          <w:rPr>
-            <w:rStyle w:val="InternetLink"/>
-          </w:rPr>
-          <w:t xml:space="preserve">https://products.nutrien.com/docs/811</w:t>
-        </w:r>
-      </w:hyperlink>
-    </w:p>
-    <w:bookmarkEnd w:id="114"/>
-    <w:bookmarkStart w:id="116" w:name="ref-piehl2018"/>
+        <w:t xml:space="preserve">RStudio, 2026. RStudio: Integrated development environment for r. URL</w:t>
+      </w:r>
+      <w:r>
+        <w:t xml:space="preserve"> </w:t>
+      </w:r>
+      <w:hyperlink r:id="rId114">
+        <w:r>
+          <w:rPr>
+            <w:rStyle w:val="InternetLink"/>
+          </w:rPr>
+          <w:t xml:space="preserve">http://www.rstudio.org/</w:t>
+        </w:r>
+      </w:hyperlink>
+    </w:p>
+    <w:bookmarkEnd w:id="115"/>
+    <w:bookmarkStart w:id="117" w:name="ref-severe2025"/>
     <w:p>
       <w:pPr>
         <w:pStyle w:val="Bibliography"/>
       </w:pPr>
       <w:r>
-        <w:t xml:space="preserve">Piehl, S., Leibner, A., Löder, M.G.J., Dris, R., Bogner, C., Laforsch, C., 2018. Identification and quantification of macro- and microplastics on an agricultural farmland. Scientific Reports 8, 17950.</w:t>
-      </w:r>
-      <w:r>
-        <w:t xml:space="preserve"> </w:t>
-      </w:r>
-      <w:hyperlink r:id="rId115">
-        <w:r>
-          <w:rPr>
-            <w:rStyle w:val="InternetLink"/>
-          </w:rPr>
-          <w:t xml:space="preserve">https://doi.org/10.1038/s41598-018-36172-y</w:t>
-        </w:r>
-      </w:hyperlink>
-    </w:p>
-    <w:bookmarkEnd w:id="116"/>
-    <w:bookmarkStart w:id="118" w:name="ref-rcoreteam2026"/>
+        <w:t xml:space="preserve">Severe, E., Surridge, B.W.J., Fiener, P., Coogan, M.P., Platel, R.H., James, M.R., Quinton, J., 2025. The transport of microplastics from soil in response to surface runoff and splash erosion. Environmental Science &amp; Technology 59, 14063–14074.</w:t>
+      </w:r>
+      <w:r>
+        <w:t xml:space="preserve"> </w:t>
+      </w:r>
+      <w:hyperlink r:id="rId116">
+        <w:r>
+          <w:rPr>
+            <w:rStyle w:val="InternetLink"/>
+          </w:rPr>
+          <w:t xml:space="preserve">https://doi.org/10.1021/acs.est.5c04795</w:t>
+        </w:r>
+      </w:hyperlink>
+    </w:p>
+    <w:bookmarkEnd w:id="117"/>
+    <w:bookmarkStart w:id="118" w:name="ref-tiessen2010"/>
     <w:p>
       <w:pPr>
         <w:pStyle w:val="Bibliography"/>
       </w:pPr>
       <w:r>
-        <w:t xml:space="preserve">R Core Team, 2026. R: A language and environment for statistical computing. URL</w:t>
-      </w:r>
-      <w:r>
-        <w:t xml:space="preserve"> </w:t>
-      </w:r>
-      <w:hyperlink r:id="rId117">
-        <w:r>
-          <w:rPr>
-            <w:rStyle w:val="InternetLink"/>
-          </w:rPr>
-          <w:t xml:space="preserve">http://www.R-project.org</w:t>
-        </w:r>
-      </w:hyperlink>
+        <w:t xml:space="preserve">Tiessen, K.H.D., Elliott, J.A., Yarotski, J., Lobb, D.A., Flaten, D.N., Glozier, N.E., 2010. Conventional and conservation tillage: Influence on seasonal runoff, sediment, and nutrient losses in the canadian prairies. Journal of Environmental Quality 39, 964980.</w:t>
+      </w:r>
     </w:p>
     <w:bookmarkEnd w:id="118"/>
-    <w:bookmarkStart w:id="120" w:name="ref-rehm2024"/>
+    <w:bookmarkStart w:id="120" w:name="ref-wang2024"/>
     <w:p>
       <w:pPr>
         <w:pStyle w:val="Bibliography"/>
       </w:pPr>
       <w:r>
-        <w:t xml:space="preserve">Rehm, R., Fiener, P., 2024. Model-based analysis of erosion-induced microplastic delivery from arable land to the stream network of a mesoscale catchment. SOIL 10, 211–230.</w:t>
+        <w:t xml:space="preserve">Wang, Y., Jing, S., Hou, P., Ni, R., Niu, L., Wanger, T.C., Liu, W., Liu, K., 2024. Soil erosion is a major drive for nano &amp; micro-plastics to enter riverine systems from cultivated land. Water Research 256, 121597.</w:t>
       </w:r>
       <w:r>
         <w:t xml:space="preserve"> </w:t>
@@ -4660,18 +4830,18 @@
           <w:rPr>
             <w:rStyle w:val="InternetLink"/>
           </w:rPr>
-          <w:t xml:space="preserve">https://doi.org/10.5194/soil-10-211-2024</w:t>
+          <w:t xml:space="preserve">https://doi.org/10.1016/j.watres.2024.121597</w:t>
         </w:r>
       </w:hyperlink>
     </w:p>
     <w:bookmarkEnd w:id="120"/>
-    <w:bookmarkStart w:id="122" w:name="ref-rehm2021"/>
+    <w:bookmarkStart w:id="122" w:name="ref-weber2021"/>
     <w:p>
       <w:pPr>
         <w:pStyle w:val="Bibliography"/>
       </w:pPr>
       <w:r>
-        <w:t xml:space="preserve">Rehm, R., Zeyer, T., Schmidt, A., Fiener, P., 2021. Soil erosion as transport pathway of microplastic from agriculture soils to aquatic ecosystems. Science of The Total Environment 795, 148774.</w:t>
+        <w:t xml:space="preserve">Weber, C.J., Weihrauch, C., Opp, C., Chifflard, P., 2021. Investigating microplastic dynamics in soils: Orientation for sampling strategies and sample pre-procession. Land Degradation &amp; Development 32, 270–284.</w:t>
       </w:r>
       <w:r>
         <w:t xml:space="preserve"> </w:t>
@@ -4681,160 +4851,45 @@
           <w:rPr>
             <w:rStyle w:val="InternetLink"/>
           </w:rPr>
-          <w:t xml:space="preserve">https://doi.org/10.1016/j.scitotenv.2021.148774</w:t>
+          <w:t xml:space="preserve">https://doi.org/10.1002/ldr.3676</w:t>
         </w:r>
       </w:hyperlink>
     </w:p>
     <w:bookmarkEnd w:id="122"/>
-    <w:bookmarkStart w:id="124" w:name="ref-rillig2017"/>
+    <w:bookmarkStart w:id="123" w:name="ref-wickham2016"/>
     <w:p>
       <w:pPr>
         <w:pStyle w:val="Bibliography"/>
       </w:pPr>
       <w:r>
-        <w:t xml:space="preserve">Rillig, M.C., Ingraffia, R., Souza Machado, A.A. de, 2017. Microplastic incorporation into soil in agroecosystems. Frontiers in Plant Science 8.</w:t>
-      </w:r>
-      <w:r>
-        <w:t xml:space="preserve"> </w:t>
-      </w:r>
-      <w:hyperlink r:id="rId123">
-        <w:r>
-          <w:rPr>
-            <w:rStyle w:val="InternetLink"/>
-          </w:rPr>
-          <w:t xml:space="preserve">https://doi.org/10.3389/fpls.2017.01805</w:t>
-        </w:r>
-      </w:hyperlink>
-    </w:p>
-    <w:bookmarkEnd w:id="124"/>
-    <w:bookmarkStart w:id="126" w:name="ref-rstudio2026"/>
+        <w:t xml:space="preserve">Wickham, H., 2016. ggplot2: Elegant graphics for data analysis. Springer-Verlag, New York NY U.S.A.</w:t>
+      </w:r>
+    </w:p>
+    <w:bookmarkEnd w:id="123"/>
+    <w:bookmarkStart w:id="125" w:name="ref-zhang2022"/>
     <w:p>
       <w:pPr>
         <w:pStyle w:val="Bibliography"/>
       </w:pPr>
       <w:r>
-        <w:t xml:space="preserve">RStudio, 2026. RStudio: Integrated development environment for r. URL</w:t>
-      </w:r>
-      <w:r>
-        <w:t xml:space="preserve"> </w:t>
-      </w:r>
-      <w:hyperlink r:id="rId125">
-        <w:r>
-          <w:rPr>
-            <w:rStyle w:val="InternetLink"/>
-          </w:rPr>
-          <w:t xml:space="preserve">http://www.rstudio.org/</w:t>
-        </w:r>
-      </w:hyperlink>
-    </w:p>
+        <w:t xml:space="preserve">Zhang, J., Ren, S., Xu, W., Liang, C., Li, J., Zhang, H., Li, Y., Liu, X., Jones, D.L., Chadwick, D.R., Zhang, F., Wang, K., 2022. Effects of plastic residues and microplastics on soil ecosystems: A global meta-analysis. Journal of Hazardous Materials 435, 129065.</w:t>
+      </w:r>
+      <w:r>
+        <w:t xml:space="preserve"> </w:t>
+      </w:r>
+      <w:hyperlink r:id="rId124">
+        <w:r>
+          <w:rPr>
+            <w:rStyle w:val="InternetLink"/>
+          </w:rPr>
+          <w:t xml:space="preserve">https://doi.org/10.1016/j.jhazmat.2022.129065</w:t>
+        </w:r>
+      </w:hyperlink>
+    </w:p>
+    <w:bookmarkEnd w:id="125"/>
     <w:bookmarkEnd w:id="126"/>
-    <w:bookmarkStart w:id="128" w:name="ref-severe2025"/>
-    <w:p>
-      <w:pPr>
-        <w:pStyle w:val="Bibliography"/>
-      </w:pPr>
-      <w:r>
-        <w:t xml:space="preserve">Severe, E., Surridge, B.W.J., Fiener, P., Coogan, M.P., Platel, R.H., James, M.R., Quinton, J., 2025. The transport of microplastics from soil in response to surface runoff and splash erosion. Environmental Science &amp; Technology 59, 14063–14074.</w:t>
-      </w:r>
-      <w:r>
-        <w:t xml:space="preserve"> </w:t>
-      </w:r>
-      <w:hyperlink r:id="rId127">
-        <w:r>
-          <w:rPr>
-            <w:rStyle w:val="InternetLink"/>
-          </w:rPr>
-          <w:t xml:space="preserve">https://doi.org/10.1021/acs.est.5c04795</w:t>
-        </w:r>
-      </w:hyperlink>
-    </w:p>
-    <w:bookmarkEnd w:id="128"/>
-    <w:bookmarkStart w:id="129" w:name="ref-tiessen2010"/>
-    <w:p>
-      <w:pPr>
-        <w:pStyle w:val="Bibliography"/>
-      </w:pPr>
-      <w:r>
-        <w:t xml:space="preserve">Tiessen, K.H.D., Elliott, J.A., Yarotski, J., Lobb, D.A., Flaten, D.N., Glozier, N.E., 2010. Conventional and conservation tillage: Influence on seasonal runoff, sediment, and nutrient losses in the canadian prairies. Journal of Environmental Quality 39, 964980.</w:t>
-      </w:r>
-    </w:p>
-    <w:bookmarkEnd w:id="129"/>
-    <w:bookmarkStart w:id="131" w:name="ref-wang2024"/>
-    <w:p>
-      <w:pPr>
-        <w:pStyle w:val="Bibliography"/>
-      </w:pPr>
-      <w:r>
-        <w:t xml:space="preserve">Wang, Y., Jing, S., Hou, P., Ni, R., Niu, L., Wanger, T.C., Liu, W., Liu, K., 2024. Soil erosion is a major drive for nano &amp; micro-plastics to enter riverine systems from cultivated land. Water Research 256, 121597.</w:t>
-      </w:r>
-      <w:r>
-        <w:t xml:space="preserve"> </w:t>
-      </w:r>
-      <w:hyperlink r:id="rId130">
-        <w:r>
-          <w:rPr>
-            <w:rStyle w:val="InternetLink"/>
-          </w:rPr>
-          <w:t xml:space="preserve">https://doi.org/10.1016/j.watres.2024.121597</w:t>
-        </w:r>
-      </w:hyperlink>
-    </w:p>
-    <w:bookmarkEnd w:id="131"/>
-    <w:bookmarkStart w:id="133" w:name="ref-weber2021"/>
-    <w:p>
-      <w:pPr>
-        <w:pStyle w:val="Bibliography"/>
-      </w:pPr>
-      <w:r>
-        <w:t xml:space="preserve">Weber, C.J., Weihrauch, C., Opp, C., Chifflard, P., 2021. Investigating microplastic dynamics in soils: Orientation for sampling strategies and sample pre-procession. Land Degradation &amp; Development 32, 270–284.</w:t>
-      </w:r>
-      <w:r>
-        <w:t xml:space="preserve"> </w:t>
-      </w:r>
-      <w:hyperlink r:id="rId132">
-        <w:r>
-          <w:rPr>
-            <w:rStyle w:val="InternetLink"/>
-          </w:rPr>
-          <w:t xml:space="preserve">https://doi.org/10.1002/ldr.3676</w:t>
-        </w:r>
-      </w:hyperlink>
-    </w:p>
-    <w:bookmarkEnd w:id="133"/>
-    <w:bookmarkStart w:id="134" w:name="ref-wickham2016"/>
-    <w:p>
-      <w:pPr>
-        <w:pStyle w:val="Bibliography"/>
-      </w:pPr>
-      <w:r>
-        <w:t xml:space="preserve">Wickham, H., 2016. ggplot2: Elegant graphics for data analysis. Springer-Verlag, New York NY U.S.A.</w:t>
-      </w:r>
-    </w:p>
-    <w:bookmarkEnd w:id="134"/>
-    <w:bookmarkStart w:id="136" w:name="ref-zhang2022"/>
-    <w:p>
-      <w:pPr>
-        <w:pStyle w:val="Bibliography"/>
-      </w:pPr>
-      <w:r>
-        <w:t xml:space="preserve">Zhang, J., Ren, S., Xu, W., Liang, C., Li, J., Zhang, H., Li, Y., Liu, X., Jones, D.L., Chadwick, D.R., Zhang, F., Wang, K., 2022. Effects of plastic residues and microplastics on soil ecosystems: A global meta-analysis. Journal of Hazardous Materials 435, 129065.</w:t>
-      </w:r>
-      <w:r>
-        <w:t xml:space="preserve"> </w:t>
-      </w:r>
-      <w:hyperlink r:id="rId135">
-        <w:r>
-          <w:rPr>
-            <w:rStyle w:val="InternetLink"/>
-          </w:rPr>
-          <w:t xml:space="preserve">https://doi.org/10.1016/j.jhazmat.2022.129065</w:t>
-        </w:r>
-      </w:hyperlink>
-    </w:p>
-    <w:bookmarkEnd w:id="136"/>
-    <w:bookmarkEnd w:id="137"/>
-    <w:bookmarkEnd w:id="138"/>
-    <w:bookmarkStart w:id="143" w:name="supplemental-materials"/>
+    <w:bookmarkEnd w:id="127"/>
+    <w:bookmarkStart w:id="132" w:name="supplemental-materials"/>
     <w:p>
       <w:pPr>
         <w:pStyle w:val="Heading2"/>
@@ -4856,7 +4911,7 @@
       <w:tr>
         <w:tc>
           <w:tcPr/>
-          <w:bookmarkStart w:id="142" w:name="suppfig-climate-normals"/>
+          <w:bookmarkStart w:id="131" w:name="suppfig-climate-normals"/>
           <w:p>
             <w:pPr>
               <w:pStyle w:val="Compact"/>
@@ -4867,18 +4922,18 @@
                 <wp:inline>
                   <wp:extent cx="5943600" cy="4456441"/>
                   <wp:effectExtent b="0" l="0" r="0" t="0"/>
-                  <wp:docPr descr="" title="" id="140" name="Picture"/>
+                  <wp:docPr descr="" title="" id="129" name="Picture"/>
                   <a:graphic>
                     <a:graphicData uri="http://schemas.openxmlformats.org/drawingml/2006/picture">
                       <pic:pic>
                         <pic:nvPicPr>
-                          <pic:cNvPr descr="./Figures/Climate_normal.png" id="141" name="Picture"/>
+                          <pic:cNvPr descr="./Figures/Climate_normal.png" id="130" name="Picture"/>
                           <pic:cNvPicPr>
                             <a:picLocks noChangeArrowheads="1" noChangeAspect="1"/>
                           </pic:cNvPicPr>
                         </pic:nvPicPr>
                         <pic:blipFill>
-                          <a:blip r:embed="rId139"/>
+                          <a:blip r:embed="rId128"/>
                           <a:stretch>
                             <a:fillRect/>
                           </a:stretch>
@@ -4910,19 +4965,19 @@
               <w:jc w:val="center"/>
             </w:pPr>
             <w:pPr>
-              <w:jc w:val="start"/>
+              <w:jc w:val="left"/>
               <w:spacing w:before="200"/>
               <w:pStyle w:val="ImageCaption"/>
             </w:pPr>
             <w:r>
-              <w:t xml:space="preserve">Figure S1</w:t>
+              <w:t xml:space="preserve">Figure S1: Climate Normals (1991-2020) for Morden, MB (Climate ID 5021849), located approximately 30 km from the field site.</w:t>
             </w:r>
           </w:p>
-          <w:bookmarkEnd w:id="142"/>
+          <w:bookmarkEnd w:id="131"/>
         </w:tc>
       </w:tr>
     </w:tbl>
-    <w:bookmarkEnd w:id="143"/>
+    <w:bookmarkEnd w:id="132"/>
     <w:sectPr>
       <w:footnotePr>
         <w:numFmt w:val="decimal"/>

--- a/docs/index.docx
+++ b/docs/index.docx
@@ -58,7 +58,7 @@
         <w:t xml:space="preserve">Polymer-coated slow-release fertilizers are a deliberate and quantifiable input of microplastics to agricultural soils, yet their fate in cold, snowmelt-dominated agro-ecosystems remains poorly characterized This pilot study investigated the in-field distribution and snowmelt export of polymer fertilizer coatings applied to two small agricultural watersheds in south-central Manitoba, Canada. Surface soils (0-5 cm) were sampled along hillslope transects at multiple dates following a single application, and spring snowmelt runoff was collected at the edge-of-field outlet of two small watersheds. Results showed that hillslope position and time since application significantly affected coating abundance and areal density, with lower slope positions accumulating more coatings than upper positions, consistent with downslope transport. Coatings persisted in surface soils over ~18 months with modest losses, and comparable abundances across 0-5 and 5-10 cm depth intervals indicating vertical mixing within the plow layer. During snowmelt, small amounts of coatings were exported with runoff from both watersheds. These findings demonstrate that agricultural soils can serve as a multi-year source of microplastics to downstream ecosystems and highlight the need for sampling protocols that account for spatial and temporal variability, as well as improved edge-of-field monitoring in cold regions to determine potential long-term impacts.</w:t>
       </w:r>
     </w:p>
-    <w:bookmarkStart w:id="9" w:name="introduction"/>
+    <w:bookmarkStart w:id="20" w:name="introduction"/>
     <w:p>
       <w:pPr>
         <w:pStyle w:val="Heading2"/>
@@ -322,8 +322,8 @@
         <w:t xml:space="preserve">. The primary purpose of this pilot project was to investigate the fate of polymer coatings from slow-release fertilizers applied to agro-ecosystems in Manitoba, Canada. Because these coatings are applied in known quantities, locations, and timings, they are an ideal model plastic input for investigating the fate of agricultural MPs. The objectives of this study were to: 1) characterize the lateral and vertical movement of polymer coatings within surface soils; and 2) quantify the potential for export of polymer coatings from cropland in surface runoff during spring snowmelt.</w:t>
       </w:r>
     </w:p>
-    <w:bookmarkEnd w:id="9"/>
-    <w:bookmarkStart w:id="25" w:name="methods"/>
+    <w:bookmarkEnd w:id="20"/>
+    <w:bookmarkStart w:id="36" w:name="methods"/>
     <w:p>
       <w:pPr>
         <w:pStyle w:val="Heading2"/>
@@ -332,7 +332,7 @@
         <w:t xml:space="preserve">2 Methods</w:t>
       </w:r>
     </w:p>
-    <w:bookmarkStart w:id="20" w:name="site-description"/>
+    <w:bookmarkStart w:id="31" w:name="site-description"/>
     <w:p>
       <w:pPr>
         <w:pStyle w:val="Heading3"/>
@@ -424,7 +424,7 @@
       <w:tr>
         <w:tc>
           <w:tcPr/>
-          <w:bookmarkStart w:id="13" w:name="fig-mapr"/>
+          <w:bookmarkStart w:id="24" w:name="fig-mapr"/>
           <w:p>
             <w:pPr>
               <w:pStyle w:val="Compact"/>
@@ -435,18 +435,18 @@
                 <wp:inline>
                   <wp:extent cx="5943600" cy="3145043"/>
                   <wp:effectExtent b="0" l="0" r="0" t="0"/>
-                  <wp:docPr descr="" title="" id="11" name="Picture"/>
+                  <wp:docPr descr="" title="" id="22" name="Picture"/>
                   <a:graphic>
                     <a:graphicData uri="http://schemas.openxmlformats.org/drawingml/2006/picture">
                       <pic:pic>
                         <pic:nvPicPr>
-                          <pic:cNvPr descr="index_files/figure-docx/notebooks-maps-fig-mapr-output-2.png" id="12" name="Picture"/>
+                          <pic:cNvPr descr="index_files/figure-docx/notebooks-maps-fig-mapr-output-2.png" id="23" name="Picture"/>
                           <pic:cNvPicPr>
                             <a:picLocks noChangeArrowheads="1" noChangeAspect="1"/>
                           </pic:cNvPicPr>
                         </pic:nvPicPr>
                         <pic:blipFill>
-                          <a:blip r:embed="rId10"/>
+                          <a:blip r:embed="rId21"/>
                           <a:stretch>
                             <a:fillRect/>
                           </a:stretch>
@@ -478,15 +478,15 @@
               <w:jc w:val="center"/>
             </w:pPr>
             <w:pPr>
-              <w:jc w:val="left"/>
+              <w:jc w:val="start"/>
               <w:spacing w:before="200"/>
               <w:pStyle w:val="ImageCaption"/>
             </w:pPr>
             <w:r>
-              <w:t xml:space="preserve">Figure 1: Showing a) the location of the study site in southern Manitoba with an inset map of Canada; and b) the locations of the four transects and three slope positions sampled in the East and West watersheds as separated by the dashed line.</w:t>
+              <w:t xml:space="preserve">Figure 1: Showing a) the location of the study site in southern Manitoba with an inset map of Canada; and b) the locations of the four transects and three slope positions sampled in the East and West watersheds. Red squares indicate locations of V-notched weirs</w:t>
             </w:r>
           </w:p>
-          <w:bookmarkEnd w:id="13"/>
+          <w:bookmarkEnd w:id="24"/>
         </w:tc>
       </w:tr>
     </w:tbl>
@@ -506,7 +506,7 @@
         </w:rPr>
         <w:t xml:space="preserve"> </w:t>
       </w:r>
-      <w:hyperlink r:id="rId14">
+      <w:hyperlink r:id="rId25">
         <w:r>
           <w:rPr>
             <w:rStyle w:val="InternetLink"/>
@@ -640,7 +640,7 @@
       <w:tr>
         <w:tc>
           <w:tcPr/>
-          <w:bookmarkStart w:id="18" w:name="fig-weather-climate"/>
+          <w:bookmarkStart w:id="29" w:name="fig-weather-climate"/>
           <w:p>
             <w:pPr>
               <w:pStyle w:val="Compact"/>
@@ -651,18 +651,18 @@
                 <wp:inline>
                   <wp:extent cx="5943600" cy="4245428"/>
                   <wp:effectExtent b="0" l="0" r="0" t="0"/>
-                  <wp:docPr descr="" title="" id="16" name="Picture"/>
+                  <wp:docPr descr="" title="" id="27" name="Picture"/>
                   <a:graphic>
                     <a:graphicData uri="http://schemas.openxmlformats.org/drawingml/2006/picture">
                       <pic:pic>
                         <pic:nvPicPr>
-                          <pic:cNvPr descr="index_files/figure-docx/notebooks-weather_climate-fig-weather-climate-output-2.png" id="17" name="Picture"/>
+                          <pic:cNvPr descr="index_files/figure-docx/notebooks-weather_climate-fig-weather-climate-output-2.png" id="28" name="Picture"/>
                           <pic:cNvPicPr>
                             <a:picLocks noChangeArrowheads="1" noChangeAspect="1"/>
                           </pic:cNvPicPr>
                         </pic:nvPicPr>
                         <pic:blipFill>
-                          <a:blip r:embed="rId15"/>
+                          <a:blip r:embed="rId26"/>
                           <a:stretch>
                             <a:fillRect/>
                           </a:stretch>
@@ -694,7 +694,7 @@
               <w:jc w:val="center"/>
             </w:pPr>
             <w:pPr>
-              <w:jc w:val="left"/>
+              <w:jc w:val="start"/>
               <w:spacing w:before="200"/>
               <w:pStyle w:val="ImageCaption"/>
             </w:pPr>
@@ -702,7 +702,7 @@
               <w:t xml:space="preserve">Figure 2: Weather conditions for the 2022 and 2023 water years (Oct 1 - Sept 30) for Deerwood, MB (Station ID 29886), located approximately 8 km from the field site. Vertical lines indicate the timing of (1) application of Environmental Smart Nitrogen (ESN) (polymer-coated slow-release urea); (2) seeding and tillage field operations; and (3) collection of soil and runoff samples. Red and blue points indicate average daily temperatures above and below 0 degrees Celsius, respectively. The blue line indicates cumulative precipitation over the hydrologic year.</w:t>
             </w:r>
           </w:p>
-          <w:bookmarkEnd w:id="18"/>
+          <w:bookmarkEnd w:id="29"/>
         </w:tc>
       </w:tr>
     </w:tbl>
@@ -722,7 +722,7 @@
         </w:rPr>
         <w:t xml:space="preserve"> </w:t>
       </w:r>
-      <w:hyperlink r:id="rId19">
+      <w:hyperlink r:id="rId30">
         <w:r>
           <w:rPr>
             <w:rStyle w:val="InternetLink"/>
@@ -732,8 +732,8 @@
         </w:r>
       </w:hyperlink>
     </w:p>
-    <w:bookmarkEnd w:id="20"/>
-    <w:bookmarkStart w:id="21" w:name="soil-sampling-and-analysis"/>
+    <w:bookmarkEnd w:id="31"/>
+    <w:bookmarkStart w:id="32" w:name="soil-sampling-and-analysis"/>
     <w:p>
       <w:pPr>
         <w:pStyle w:val="Heading3"/>
@@ -803,8 +803,8 @@
         <w:t xml:space="preserve">Soil samples were disaggregated by hand into smaller aggregates and air-dried. Each sample was further manually disaggregated and sieved sequentially through 2-mm and 1.18-mm meshes. Polymer coatings were retrieved from the sieves using tweezers. The extracted coatings were cleaned by magnetic stirring in distilled water for 10 minutes at 500 rpm, then filtered and dried at 30 °C. The cleaned and dried polymer coatings were counted and collectively weighed using a balance with 0.1 mg resolution.</w:t>
       </w:r>
     </w:p>
-    <w:bookmarkEnd w:id="21"/>
-    <w:bookmarkStart w:id="23" w:name="runoff-and-water-sampling"/>
+    <w:bookmarkEnd w:id="32"/>
+    <w:bookmarkStart w:id="34" w:name="runoff-and-water-sampling"/>
     <w:p>
       <w:pPr>
         <w:pStyle w:val="Heading3"/>
@@ -856,7 +856,7 @@
       <w:pPr>
         <w:pStyle w:val="TextBody"/>
       </w:pPr>
-      <w:bookmarkStart w:id="22" w:name="eq-poly"/>
+      <w:bookmarkStart w:id="33" w:name="eq-poly"/>
       <m:oMathPara>
         <m:oMathParaPr>
           <m:jc m:val="center"/>
@@ -980,24 +980,22 @@
           <m:r>
             <m:t>  </m:t>
           </m:r>
-          <m:r>
-            <m:rPr>
-              <m:sty m:val="p"/>
-            </m:rPr>
-            <m:t>(</m:t>
-          </m:r>
-          <m:r>
-            <m:t>1</m:t>
-          </m:r>
-          <m:r>
-            <m:rPr>
-              <m:sty m:val="p"/>
-            </m:rPr>
-            <m:t>)</m:t>
-          </m:r>
+          <m:d>
+            <m:dPr>
+              <m:begChr m:val="("/>
+              <m:endChr m:val=")"/>
+              <m:sepChr m:val=""/>
+              <m:grow/>
+            </m:dPr>
+            <m:e>
+              <m:r>
+                <m:t>1</m:t>
+              </m:r>
+            </m:e>
+          </m:d>
         </m:oMath>
       </m:oMathPara>
-      <w:bookmarkEnd w:id="22"/>
+      <w:bookmarkEnd w:id="33"/>
     </w:p>
     <w:p>
       <w:pPr>
@@ -1144,8 +1142,8 @@
         <w:t xml:space="preserve">is the number of measurement periods.</w:t>
       </w:r>
     </w:p>
-    <w:bookmarkEnd w:id="23"/>
-    <w:bookmarkStart w:id="24" w:name="statistical-analysis"/>
+    <w:bookmarkEnd w:id="34"/>
+    <w:bookmarkStart w:id="35" w:name="statistical-analysis"/>
     <w:p>
       <w:pPr>
         <w:pStyle w:val="Heading3"/>
@@ -1537,9 +1535,9 @@
         <w:t xml:space="preserve">).</w:t>
       </w:r>
     </w:p>
-    <w:bookmarkEnd w:id="24"/>
-    <w:bookmarkEnd w:id="25"/>
-    <w:bookmarkStart w:id="49" w:name="results-and-discussion"/>
+    <w:bookmarkEnd w:id="35"/>
+    <w:bookmarkEnd w:id="36"/>
+    <w:bookmarkStart w:id="60" w:name="results-and-discussion"/>
     <w:p>
       <w:pPr>
         <w:pStyle w:val="Heading2"/>
@@ -1548,7 +1546,7 @@
         <w:t xml:space="preserve">3 Results and Discussion</w:t>
       </w:r>
     </w:p>
-    <w:bookmarkStart w:id="40" w:name="in-field-abundance-and-distribution"/>
+    <w:bookmarkStart w:id="51" w:name="in-field-abundance-and-distribution"/>
     <w:p>
       <w:pPr>
         <w:pStyle w:val="Heading3"/>
@@ -1729,7 +1727,7 @@
       <w:tr>
         <w:tc>
           <w:tcPr/>
-          <w:bookmarkStart w:id="29" w:name="fig-poly-surface"/>
+          <w:bookmarkStart w:id="40" w:name="fig-poly-surface"/>
           <w:p>
             <w:pPr>
               <w:pStyle w:val="Compact"/>
@@ -1740,18 +1738,18 @@
                 <wp:inline>
                   <wp:extent cx="5943600" cy="4245428"/>
                   <wp:effectExtent b="0" l="0" r="0" t="0"/>
-                  <wp:docPr descr="" title="" id="27" name="Picture"/>
+                  <wp:docPr descr="" title="" id="38" name="Picture"/>
                   <a:graphic>
                     <a:graphicData uri="http://schemas.openxmlformats.org/drawingml/2006/picture">
                       <pic:pic>
                         <pic:nvPicPr>
-                          <pic:cNvPr descr="index_files/figure-docx/notebooks-soil_sampling-fig-poly-surface-output-1.png" id="28" name="Picture"/>
+                          <pic:cNvPr descr="index_files/figure-docx/notebooks-soil_sampling-fig-poly-surface-output-1.png" id="39" name="Picture"/>
                           <pic:cNvPicPr>
                             <a:picLocks noChangeArrowheads="1" noChangeAspect="1"/>
                           </pic:cNvPicPr>
                         </pic:nvPicPr>
                         <pic:blipFill>
-                          <a:blip r:embed="rId26"/>
+                          <a:blip r:embed="rId37"/>
                           <a:stretch>
                             <a:fillRect/>
                           </a:stretch>
@@ -1783,7 +1781,7 @@
               <w:jc w:val="center"/>
             </w:pPr>
             <w:pPr>
-              <w:jc w:val="left"/>
+              <w:jc w:val="start"/>
               <w:spacing w:before="200"/>
               <w:pStyle w:val="ImageCaption"/>
             </w:pPr>
@@ -1791,7 +1789,7 @@
               <w:t xml:space="preserve">Figure 3: Surface (0-5 cm) polymer areal density (a and b) and abundance (c and d) by elevation and date. Points show raw observations; Points outlined in black and error bars show model predictions with 95% CIs from a model fitted to square-root transformed data, back-transformed to the original scale. Within each plot significant differences (p&lt;0.05) between slope position or sampling dates are denoted with different letters. Because the riparian area had fewer sampling locations and was only sampled on 2023-09-19 it was excluded from the statistical analysis</w:t>
             </w:r>
           </w:p>
-          <w:bookmarkEnd w:id="29"/>
+          <w:bookmarkEnd w:id="40"/>
         </w:tc>
       </w:tr>
     </w:tbl>
@@ -1811,7 +1809,7 @@
         </w:rPr>
         <w:t xml:space="preserve"> </w:t>
       </w:r>
-      <w:hyperlink r:id="rId30">
+      <w:hyperlink r:id="rId41">
         <w:r>
           <w:rPr>
             <w:rStyle w:val="InternetLink"/>
@@ -1834,13 +1832,13 @@
       <w:tr>
         <w:tc>
           <w:tcPr/>
-          <w:bookmarkStart w:id="31" w:name="tbl-abundance-posthoc"/>
+          <w:bookmarkStart w:id="42" w:name="tbl-abundance-posthoc"/>
           <w:p>
             <w:pPr>
               <w:jc w:val="center"/>
             </w:pPr>
             <w:pPr>
-              <w:jc w:val="left"/>
+              <w:jc w:val="start"/>
               <w:spacing w:before="200"/>
               <w:pStyle w:val="ImageCaption"/>
             </w:pPr>
@@ -2510,7 +2508,7 @@
               </w:tc>
             </w:tr>
           </w:tbl>
-          <w:bookmarkEnd w:id="31"/>
+          <w:bookmarkEnd w:id="42"/>
           <w:p/>
         </w:tc>
       </w:tr>
@@ -2531,7 +2529,7 @@
         </w:rPr>
         <w:t xml:space="preserve"> </w:t>
       </w:r>
-      <w:hyperlink r:id="rId32">
+      <w:hyperlink r:id="rId43">
         <w:r>
           <w:rPr>
             <w:rStyle w:val="InternetLink"/>
@@ -2554,13 +2552,13 @@
       <w:tr>
         <w:tc>
           <w:tcPr/>
-          <w:bookmarkStart w:id="33" w:name="tbl-density-posthoc"/>
+          <w:bookmarkStart w:id="44" w:name="tbl-density-posthoc"/>
           <w:p>
             <w:pPr>
               <w:jc w:val="center"/>
             </w:pPr>
             <w:pPr>
-              <w:jc w:val="left"/>
+              <w:jc w:val="start"/>
               <w:spacing w:before="200"/>
               <w:pStyle w:val="ImageCaption"/>
             </w:pPr>
@@ -3117,7 +3115,7 @@
               </w:tc>
             </w:tr>
           </w:tbl>
-          <w:bookmarkEnd w:id="33"/>
+          <w:bookmarkEnd w:id="44"/>
           <w:p/>
         </w:tc>
       </w:tr>
@@ -3138,7 +3136,7 @@
         </w:rPr>
         <w:t xml:space="preserve"> </w:t>
       </w:r>
-      <w:hyperlink r:id="rId34">
+      <w:hyperlink r:id="rId45">
         <w:r>
           <w:rPr>
             <w:rStyle w:val="InternetLink"/>
@@ -3161,7 +3159,7 @@
       <w:tr>
         <w:tc>
           <w:tcPr/>
-          <w:bookmarkStart w:id="38" w:name="fig-depth"/>
+          <w:bookmarkStart w:id="49" w:name="fig-depth"/>
           <w:p>
             <w:pPr>
               <w:pStyle w:val="Compact"/>
@@ -3172,18 +3170,18 @@
                 <wp:inline>
                   <wp:extent cx="5943600" cy="4245428"/>
                   <wp:effectExtent b="0" l="0" r="0" t="0"/>
-                  <wp:docPr descr="" title="" id="36" name="Picture"/>
+                  <wp:docPr descr="" title="" id="47" name="Picture"/>
                   <a:graphic>
                     <a:graphicData uri="http://schemas.openxmlformats.org/drawingml/2006/picture">
                       <pic:pic>
                         <pic:nvPicPr>
-                          <pic:cNvPr descr="index_files/figure-docx/notebooks-soil_sampling-fig-depth-output-1.png" id="37" name="Picture"/>
+                          <pic:cNvPr descr="index_files/figure-docx/notebooks-soil_sampling-fig-depth-output-1.png" id="48" name="Picture"/>
                           <pic:cNvPicPr>
                             <a:picLocks noChangeArrowheads="1" noChangeAspect="1"/>
                           </pic:cNvPicPr>
                         </pic:nvPicPr>
                         <pic:blipFill>
-                          <a:blip r:embed="rId35"/>
+                          <a:blip r:embed="rId46"/>
                           <a:stretch>
                             <a:fillRect/>
                           </a:stretch>
@@ -3215,7 +3213,7 @@
               <w:jc w:val="center"/>
             </w:pPr>
             <w:pPr>
-              <w:jc w:val="left"/>
+              <w:jc w:val="start"/>
               <w:spacing w:before="200"/>
               <w:pStyle w:val="ImageCaption"/>
             </w:pPr>
@@ -3223,7 +3221,7 @@
               <w:t xml:space="preserve">Figure 4: Polymer density (a) and abundance (b) for two sampling depths (0-5 and 5-10 cm) and the combined (0-10 cm) by slope position. Samples were collected on 2023-09-19 and no polymer was detected below 5 cm in the riparian area.</w:t>
             </w:r>
           </w:p>
-          <w:bookmarkEnd w:id="38"/>
+          <w:bookmarkEnd w:id="49"/>
         </w:tc>
       </w:tr>
     </w:tbl>
@@ -3243,7 +3241,7 @@
         </w:rPr>
         <w:t xml:space="preserve"> </w:t>
       </w:r>
-      <w:hyperlink r:id="rId39">
+      <w:hyperlink r:id="rId50">
         <w:r>
           <w:rPr>
             <w:rStyle w:val="InternetLink"/>
@@ -3329,8 +3327,8 @@
         <w:t xml:space="preserve">. Nonetheless, the dynamic nature observed with the polymer coatings in this study is likely transferable to a wide range of plastic types and sizes.</w:t>
       </w:r>
     </w:p>
-    <w:bookmarkEnd w:id="40"/>
-    <w:bookmarkStart w:id="48" w:name="runoff-and-loss"/>
+    <w:bookmarkEnd w:id="51"/>
+    <w:bookmarkStart w:id="59" w:name="runoff-and-loss"/>
     <w:p>
       <w:pPr>
         <w:pStyle w:val="Heading3"/>
@@ -3393,7 +3391,7 @@
       <w:tr>
         <w:tc>
           <w:tcPr/>
-          <w:bookmarkStart w:id="44" w:name="fig-discharge"/>
+          <w:bookmarkStart w:id="55" w:name="fig-discharge"/>
           <w:p>
             <w:pPr>
               <w:pStyle w:val="Compact"/>
@@ -3404,18 +3402,18 @@
                 <wp:inline>
                   <wp:extent cx="5943600" cy="4245428"/>
                   <wp:effectExtent b="0" l="0" r="0" t="0"/>
-                  <wp:docPr descr="" title="" id="42" name="Picture"/>
+                  <wp:docPr descr="" title="" id="53" name="Picture"/>
                   <a:graphic>
                     <a:graphicData uri="http://schemas.openxmlformats.org/drawingml/2006/picture">
                       <pic:pic>
                         <pic:nvPicPr>
-                          <pic:cNvPr descr="index_files/figure-docx/notebooks-04_Discharge-fig-discharge-output-1.png" id="43" name="Picture"/>
+                          <pic:cNvPr descr="index_files/figure-docx/notebooks-04_Discharge-fig-discharge-output-1.png" id="54" name="Picture"/>
                           <pic:cNvPicPr>
                             <a:picLocks noChangeArrowheads="1" noChangeAspect="1"/>
                           </pic:cNvPicPr>
                         </pic:nvPicPr>
                         <pic:blipFill>
-                          <a:blip r:embed="rId41"/>
+                          <a:blip r:embed="rId52"/>
                           <a:stretch>
                             <a:fillRect/>
                           </a:stretch>
@@ -3447,7 +3445,7 @@
               <w:jc w:val="center"/>
             </w:pPr>
             <w:pPr>
-              <w:jc w:val="left"/>
+              <w:jc w:val="start"/>
               <w:spacing w:before="200"/>
               <w:pStyle w:val="ImageCaption"/>
             </w:pPr>
@@ -3455,7 +3453,7 @@
               <w:t xml:space="preserve">Figure 5: Discharge for the East and West watersheds during the spring snowmelt period in April 2023. Shaded regions indicate the four sampling periods for polymer coatings.</w:t>
             </w:r>
           </w:p>
-          <w:bookmarkEnd w:id="44"/>
+          <w:bookmarkEnd w:id="55"/>
         </w:tc>
       </w:tr>
     </w:tbl>
@@ -3475,7 +3473,7 @@
         </w:rPr>
         <w:t xml:space="preserve"> </w:t>
       </w:r>
-      <w:hyperlink r:id="rId45">
+      <w:hyperlink r:id="rId56">
         <w:r>
           <w:rPr>
             <w:rStyle w:val="InternetLink"/>
@@ -3498,13 +3496,13 @@
       <w:tr>
         <w:tc>
           <w:tcPr/>
-          <w:bookmarkStart w:id="46" w:name="tbl-runoff"/>
+          <w:bookmarkStart w:id="57" w:name="tbl-runoff"/>
           <w:p>
             <w:pPr>
               <w:jc w:val="center"/>
             </w:pPr>
             <w:pPr>
-              <w:jc w:val="left"/>
+              <w:jc w:val="start"/>
               <w:spacing w:before="200"/>
               <w:pStyle w:val="ImageCaption"/>
             </w:pPr>
@@ -3758,7 +3756,7 @@
               </w:tc>
             </w:tr>
           </w:tbl>
-          <w:bookmarkEnd w:id="46"/>
+          <w:bookmarkEnd w:id="57"/>
           <w:p/>
         </w:tc>
       </w:tr>
@@ -3779,7 +3777,7 @@
         </w:rPr>
         <w:t xml:space="preserve"> </w:t>
       </w:r>
-      <w:hyperlink r:id="rId47">
+      <w:hyperlink r:id="rId58">
         <w:r>
           <w:rPr>
             <w:rStyle w:val="InternetLink"/>
@@ -3856,12 +3854,12 @@
         <w:t xml:space="preserve">)</w:t>
       </w:r>
       <w:r>
-        <w:t xml:space="preserve">, suggesting that MPs likely behave differently than soil particles during runoff events. However, long-term in-field observations are needed to validate whether these patterns hold under field conditions across a range of hydrologic and climatic conditions. Such field-based studies could clarify MP transport dynamics and help identify management strategies that are effective not only for MP mitigation but also for controlling erosion and nutrient loss.</w:t>
-      </w:r>
-    </w:p>
-    <w:bookmarkEnd w:id="48"/>
-    <w:bookmarkEnd w:id="49"/>
-    <w:bookmarkStart w:id="50" w:name="conclusions"/>
+        <w:t xml:space="preserve">, suggesting that MPs likely behave differently than soil particles during runoff events. However, long-term in-field observations are needed to validate whether these patterns hold under field conditions across a range of hydrologic and climatic conditions. Field-based studies will help clarify MP transport dynamics and identify management strategies that are effective not only for MP mitigation but also for controlling erosion and nutrient loss.</w:t>
+      </w:r>
+    </w:p>
+    <w:bookmarkEnd w:id="59"/>
+    <w:bookmarkEnd w:id="60"/>
+    <w:bookmarkStart w:id="61" w:name="conclusions"/>
     <w:p>
       <w:pPr>
         <w:pStyle w:val="Heading2"/>
@@ -3878,8 +3876,8 @@
         <w:t xml:space="preserve">Polymer coatings from slow-release fertilizers showed clear spatial and temporal dynamics, with evidence of downslope movement and export to downstream environments, demonstrating that agricultural soils can serve as a long-term source of MPs. Soil sampling and edge of field runoff designs and research questions must account for this spatial and temporal variability, and developing best practices for sampling MPs in agricultural settings should be a research priority. The findings of this study are likely applicable to other types of agricultural plastics, which may show similar transport dynamics. Edge-of-field sampling in cold climates presents particular challenges, as low concentrations require filtering large volumes of runoff and freeze-thaw conditions and debris impede water flow through sampling equipment, highlighting the need for improved sampling approaches that can reliably quantify MP export under these conditions. As plastic inputs to agricultural landscapes continue to grow, whether from on-farm use or external sources, characterizing and managing MP movement through the landscape will be essential to effectively quantify and mitigate their broader environmental impact.</w:t>
       </w:r>
     </w:p>
-    <w:bookmarkEnd w:id="50"/>
-    <w:bookmarkStart w:id="51" w:name="acknowledgments"/>
+    <w:bookmarkEnd w:id="61"/>
+    <w:bookmarkStart w:id="62" w:name="acknowledgments"/>
     <w:p>
       <w:pPr>
         <w:pStyle w:val="Heading2"/>
@@ -3896,8 +3894,8 @@
         <w:t xml:space="preserve">Special thanks and recognition for the field and technical support from C Jackson and the cooperating producers at the South Tobacco Creek twin watershed site.</w:t>
       </w:r>
     </w:p>
-    <w:bookmarkEnd w:id="51"/>
-    <w:bookmarkStart w:id="58" w:name="statements-and-declarations"/>
+    <w:bookmarkEnd w:id="62"/>
+    <w:bookmarkStart w:id="69" w:name="statements-and-declarations"/>
     <w:p>
       <w:pPr>
         <w:pStyle w:val="Heading2"/>
@@ -3906,7 +3904,7 @@
         <w:t xml:space="preserve">Statements and declarations</w:t>
       </w:r>
     </w:p>
-    <w:bookmarkStart w:id="52" w:name="funding"/>
+    <w:bookmarkStart w:id="63" w:name="funding"/>
     <w:p>
       <w:pPr>
         <w:pStyle w:val="Heading3"/>
@@ -3923,8 +3921,8 @@
         <w:t xml:space="preserve">This research was supported by the Agriculture and Agri-Food Canada Living Laboratories Initiative.</w:t>
       </w:r>
     </w:p>
-    <w:bookmarkEnd w:id="52"/>
-    <w:bookmarkStart w:id="53" w:name="competing-interests"/>
+    <w:bookmarkEnd w:id="63"/>
+    <w:bookmarkStart w:id="64" w:name="competing-interests"/>
     <w:p>
       <w:pPr>
         <w:pStyle w:val="Heading3"/>
@@ -3941,8 +3939,8 @@
         <w:t xml:space="preserve">The authors have no competing interests to declare that are relevant to the content of this article.</w:t>
       </w:r>
     </w:p>
-    <w:bookmarkEnd w:id="53"/>
-    <w:bookmarkStart w:id="56" w:name="data-and-code-availability"/>
+    <w:bookmarkEnd w:id="64"/>
+    <w:bookmarkStart w:id="67" w:name="data-and-code-availability"/>
     <w:p>
       <w:pPr>
         <w:pStyle w:val="Heading3"/>
@@ -3961,7 +3959,7 @@
       <w:r>
         <w:t xml:space="preserve"> </w:t>
       </w:r>
-      <w:hyperlink r:id="rId54">
+      <w:hyperlink r:id="rId65">
         <w:r>
           <w:rPr>
             <w:rStyle w:val="InternetLink"/>
@@ -3980,7 +3978,7 @@
       <w:r>
         <w:t xml:space="preserve"> </w:t>
       </w:r>
-      <w:hyperlink r:id="rId55">
+      <w:hyperlink r:id="rId66">
         <w:r>
           <w:rPr>
             <w:rStyle w:val="InternetLink"/>
@@ -3989,8 +3987,8 @@
         </w:r>
       </w:hyperlink>
     </w:p>
-    <w:bookmarkEnd w:id="56"/>
-    <w:bookmarkStart w:id="57" w:name="author-contributions"/>
+    <w:bookmarkEnd w:id="67"/>
+    <w:bookmarkStart w:id="68" w:name="author-contributions"/>
     <w:p>
       <w:pPr>
         <w:pStyle w:val="Heading3"/>
@@ -4062,9 +4060,9 @@
         <w:t xml:space="preserve">: Methodology; Data curation; Formal analysis; Writing - Review &amp; Editing</w:t>
       </w:r>
     </w:p>
-    <w:bookmarkEnd w:id="57"/>
-    <w:bookmarkEnd w:id="58"/>
-    <w:bookmarkStart w:id="127" w:name="references"/>
+    <w:bookmarkEnd w:id="68"/>
+    <w:bookmarkEnd w:id="69"/>
+    <w:bookmarkStart w:id="138" w:name="references"/>
     <w:p>
       <w:pPr>
         <w:pStyle w:val="Heading2"/>
@@ -4073,8 +4071,8 @@
         <w:t xml:space="preserve">References</w:t>
       </w:r>
     </w:p>
-    <w:bookmarkStart w:id="126" w:name="refs"/>
-    <w:bookmarkStart w:id="60" w:name="ref-agricultureandagri-foodcanada2011"/>
+    <w:bookmarkStart w:id="137" w:name="refs"/>
+    <w:bookmarkStart w:id="71" w:name="ref-agricultureandagri-foodcanada2011"/>
     <w:p>
       <w:pPr>
         <w:pStyle w:val="Bibliography"/>
@@ -4085,7 +4083,7 @@
       <w:r>
         <w:t xml:space="preserve"> </w:t>
       </w:r>
-      <w:hyperlink r:id="rId59">
+      <w:hyperlink r:id="rId70">
         <w:r>
           <w:rPr>
             <w:rStyle w:val="InternetLink"/>
@@ -4094,8 +4092,8 @@
         </w:r>
       </w:hyperlink>
     </w:p>
-    <w:bookmarkEnd w:id="60"/>
-    <w:bookmarkStart w:id="62" w:name="ref-anderson2017"/>
+    <w:bookmarkEnd w:id="71"/>
+    <w:bookmarkStart w:id="73" w:name="ref-anderson2017"/>
     <w:p>
       <w:pPr>
         <w:pStyle w:val="Bibliography"/>
@@ -4106,7 +4104,7 @@
       <w:r>
         <w:t xml:space="preserve"> </w:t>
       </w:r>
-      <w:hyperlink r:id="rId61">
+      <w:hyperlink r:id="rId72">
         <w:r>
           <w:rPr>
             <w:rStyle w:val="InternetLink"/>
@@ -4115,8 +4113,8 @@
         </w:r>
       </w:hyperlink>
     </w:p>
-    <w:bookmarkEnd w:id="62"/>
-    <w:bookmarkStart w:id="64" w:name="ref-astm_d5242_92"/>
+    <w:bookmarkEnd w:id="73"/>
+    <w:bookmarkStart w:id="75" w:name="ref-astm_d5242_92"/>
     <w:p>
       <w:pPr>
         <w:pStyle w:val="Bibliography"/>
@@ -4127,7 +4125,7 @@
       <w:r>
         <w:t xml:space="preserve"> </w:t>
       </w:r>
-      <w:hyperlink r:id="rId63">
+      <w:hyperlink r:id="rId74">
         <w:r>
           <w:rPr>
             <w:rStyle w:val="InternetLink"/>
@@ -4136,19 +4134,19 @@
         </w:r>
       </w:hyperlink>
     </w:p>
-    <w:bookmarkEnd w:id="64"/>
-    <w:bookmarkStart w:id="66" w:name="ref-brooks2017"/>
+    <w:bookmarkEnd w:id="75"/>
+    <w:bookmarkStart w:id="77" w:name="ref-brooks2017"/>
     <w:p>
       <w:pPr>
         <w:pStyle w:val="Bibliography"/>
       </w:pPr>
       <w:r>
-        <w:t xml:space="preserve">Brooks, Mollie,E., Kristensen, K., Benthem, Koen,J.,van., Magnusson, A., Berg, Casper,W., Nielsen, A., Skaug, Hans,J., Mächler, M., Bolker, Benjamin,M., 2017. glmmTMB balances speed and flexibility among packages for zero-inflated generalized linear mixed modeling. The R Journal 9, 378.</w:t>
-      </w:r>
-      <w:r>
-        <w:t xml:space="preserve"> </w:t>
-      </w:r>
-      <w:hyperlink r:id="rId65">
+        <w:t xml:space="preserve">Brooks, Mollie,E., Kristensen, K., Benthem, Koen,J.,van., Magnusson, A., Berg, Casper,W., Nielsen, A., Skaug, Hans,J., Mächler, M., Bolker, Benjamin,M., 2017. glmmTMB Balances Speed and Flexibility Among Packages for Zero-inflated Generalized Linear Mixed Modeling. The R Journal 9, 378.</w:t>
+      </w:r>
+      <w:r>
+        <w:t xml:space="preserve"> </w:t>
+      </w:r>
+      <w:hyperlink r:id="rId76">
         <w:r>
           <w:rPr>
             <w:rStyle w:val="InternetLink"/>
@@ -4157,19 +4155,19 @@
         </w:r>
       </w:hyperlink>
     </w:p>
-    <w:bookmarkEnd w:id="66"/>
-    <w:bookmarkStart w:id="68" w:name="ref-chia2024"/>
+    <w:bookmarkEnd w:id="77"/>
+    <w:bookmarkStart w:id="79" w:name="ref-chia2024"/>
     <w:p>
       <w:pPr>
         <w:pStyle w:val="Bibliography"/>
       </w:pPr>
       <w:r>
-        <w:t xml:space="preserve">Chia, R.W., Lee, J.-Y., Cha, J., Rodríguez-Seijo, A., 2024. Methods of soil sampling for microplastic analysis: A review. Environmental Chemistry Letters 22, 227–238.</w:t>
-      </w:r>
-      <w:r>
-        <w:t xml:space="preserve"> </w:t>
-      </w:r>
-      <w:hyperlink r:id="rId67">
+        <w:t xml:space="preserve">Chia, R.W., Lee, J.-Y., Cha, J., Rodríguez-Seijo, A., 2024. Methods of soil sampling for microplastic analysis: a review. Environmental Chemistry Letters 22, 227–238.</w:t>
+      </w:r>
+      <w:r>
+        <w:t xml:space="preserve"> </w:t>
+      </w:r>
+      <w:hyperlink r:id="rId78">
         <w:r>
           <w:rPr>
             <w:rStyle w:val="InternetLink"/>
@@ -4178,8 +4176,8 @@
         </w:r>
       </w:hyperlink>
     </w:p>
-    <w:bookmarkEnd w:id="68"/>
-    <w:bookmarkStart w:id="70" w:name="ref-chinyo2026"/>
+    <w:bookmarkEnd w:id="79"/>
+    <w:bookmarkStart w:id="81" w:name="ref-chinyo2026"/>
     <w:p>
       <w:pPr>
         <w:pStyle w:val="Bibliography"/>
@@ -4190,7 +4188,7 @@
       <w:r>
         <w:t xml:space="preserve"> </w:t>
       </w:r>
-      <w:hyperlink r:id="rId69">
+      <w:hyperlink r:id="rId80">
         <w:r>
           <w:rPr>
             <w:rStyle w:val="InternetLink"/>
@@ -4199,8 +4197,8 @@
         </w:r>
       </w:hyperlink>
     </w:p>
-    <w:bookmarkEnd w:id="70"/>
-    <w:bookmarkStart w:id="72" w:name="ref-crossman2020"/>
+    <w:bookmarkEnd w:id="81"/>
+    <w:bookmarkStart w:id="83" w:name="ref-crossman2020"/>
     <w:p>
       <w:pPr>
         <w:pStyle w:val="Bibliography"/>
@@ -4211,7 +4209,7 @@
       <w:r>
         <w:t xml:space="preserve"> </w:t>
       </w:r>
-      <w:hyperlink r:id="rId71">
+      <w:hyperlink r:id="rId82">
         <w:r>
           <w:rPr>
             <w:rStyle w:val="InternetLink"/>
@@ -4220,19 +4218,19 @@
         </w:r>
       </w:hyperlink>
     </w:p>
-    <w:bookmarkEnd w:id="72"/>
-    <w:bookmarkStart w:id="74" w:name="ref-e.lazerte2018"/>
+    <w:bookmarkEnd w:id="83"/>
+    <w:bookmarkStart w:id="85" w:name="ref-e.lazerte2018"/>
     <w:p>
       <w:pPr>
         <w:pStyle w:val="Bibliography"/>
       </w:pPr>
       <w:r>
-        <w:t xml:space="preserve">E. LaZerte, S., Albers, S., 2018. Weathercan: Download and format weather data from environment and climate change canada. The Journal of Open Source Software 3, 571.</w:t>
-      </w:r>
-      <w:r>
-        <w:t xml:space="preserve"> </w:t>
-      </w:r>
-      <w:hyperlink r:id="rId73">
+        <w:t xml:space="preserve">E. LaZerte, S., Albers, S., 2018. weathercan: Download and format weather data from Environment and Climate Change Canada. The Journal of Open Source Software 3, 571.</w:t>
+      </w:r>
+      <w:r>
+        <w:t xml:space="preserve"> </w:t>
+      </w:r>
+      <w:hyperlink r:id="rId84">
         <w:r>
           <w:rPr>
             <w:rStyle w:val="InternetLink"/>
@@ -4241,8 +4239,8 @@
         </w:r>
       </w:hyperlink>
     </w:p>
-    <w:bookmarkEnd w:id="74"/>
-    <w:bookmarkStart w:id="76" w:name="X314a104b7afaf0862b1b73f26445508a1e6fc28"/>
+    <w:bookmarkEnd w:id="85"/>
+    <w:bookmarkStart w:id="87" w:name="X314a104b7afaf0862b1b73f26445508a1e6fc28"/>
     <w:p>
       <w:pPr>
         <w:pStyle w:val="Bibliography"/>
@@ -4253,7 +4251,7 @@
       <w:r>
         <w:t xml:space="preserve"> </w:t>
       </w:r>
-      <w:hyperlink r:id="rId75">
+      <w:hyperlink r:id="rId86">
         <w:r>
           <w:rPr>
             <w:rStyle w:val="InternetLink"/>
@@ -4262,8 +4260,8 @@
         </w:r>
       </w:hyperlink>
     </w:p>
-    <w:bookmarkEnd w:id="76"/>
-    <w:bookmarkStart w:id="78" w:name="X58f871d41ef90e7d5d6faf67b668dadba215eb4"/>
+    <w:bookmarkEnd w:id="87"/>
+    <w:bookmarkStart w:id="89" w:name="X58f871d41ef90e7d5d6faf67b668dadba215eb4"/>
     <w:p>
       <w:pPr>
         <w:pStyle w:val="Bibliography"/>
@@ -4274,7 +4272,7 @@
       <w:r>
         <w:t xml:space="preserve"> </w:t>
       </w:r>
-      <w:hyperlink r:id="rId77">
+      <w:hyperlink r:id="rId88">
         <w:r>
           <w:rPr>
             <w:rStyle w:val="InternetLink"/>
@@ -4283,8 +4281,8 @@
         </w:r>
       </w:hyperlink>
     </w:p>
-    <w:bookmarkEnd w:id="78"/>
-    <w:bookmarkStart w:id="80" w:name="ref-fellows2023"/>
+    <w:bookmarkEnd w:id="89"/>
+    <w:bookmarkStart w:id="91" w:name="ref-fellows2023"/>
     <w:p>
       <w:pPr>
         <w:pStyle w:val="Bibliography"/>
@@ -4295,7 +4293,7 @@
       <w:r>
         <w:t xml:space="preserve"> </w:t>
       </w:r>
-      <w:hyperlink r:id="rId79">
+      <w:hyperlink r:id="rId90">
         <w:r>
           <w:rPr>
             <w:rStyle w:val="InternetLink"/>
@@ -4304,8 +4302,8 @@
         </w:r>
       </w:hyperlink>
     </w:p>
-    <w:bookmarkEnd w:id="80"/>
-    <w:bookmarkStart w:id="82" w:name="ref-fox2019"/>
+    <w:bookmarkEnd w:id="91"/>
+    <w:bookmarkStart w:id="93" w:name="ref-fox2019"/>
     <w:p>
       <w:pPr>
         <w:pStyle w:val="Bibliography"/>
@@ -4337,7 +4335,7 @@
       <w:r>
         <w:t xml:space="preserve"> </w:t>
       </w:r>
-      <w:hyperlink r:id="rId81">
+      <w:hyperlink r:id="rId92">
         <w:r>
           <w:rPr>
             <w:rStyle w:val="InternetLink"/>
@@ -4346,8 +4344,8 @@
         </w:r>
       </w:hyperlink>
     </w:p>
-    <w:bookmarkEnd w:id="82"/>
-    <w:bookmarkStart w:id="84" w:name="ref-hartig2022"/>
+    <w:bookmarkEnd w:id="93"/>
+    <w:bookmarkStart w:id="95" w:name="ref-hartig2022"/>
     <w:p>
       <w:pPr>
         <w:pStyle w:val="Bibliography"/>
@@ -4358,7 +4356,7 @@
       <w:r>
         <w:t xml:space="preserve"> </w:t>
       </w:r>
-      <w:hyperlink r:id="rId83">
+      <w:hyperlink r:id="rId94">
         <w:r>
           <w:rPr>
             <w:rStyle w:val="InternetLink"/>
@@ -4367,19 +4365,19 @@
         </w:r>
       </w:hyperlink>
     </w:p>
-    <w:bookmarkEnd w:id="84"/>
-    <w:bookmarkStart w:id="86" w:name="ref-isakov2025"/>
+    <w:bookmarkEnd w:id="95"/>
+    <w:bookmarkStart w:id="97" w:name="ref-isakov2025"/>
     <w:p>
       <w:pPr>
         <w:pStyle w:val="Bibliography"/>
       </w:pPr>
       <w:r>
-        <w:t xml:space="preserve">Isakov, V., Vlasova, E., Forer, V., Kenny, J., Lyulin, S., 2025. Analysis of slow-released fertilisers as a source of microplastics. Land 14, 38.</w:t>
-      </w:r>
-      <w:r>
-        <w:t xml:space="preserve"> </w:t>
-      </w:r>
-      <w:hyperlink r:id="rId85">
+        <w:t xml:space="preserve">Isakov, V., Vlasova, E., Forer, V., Kenny, J., Lyulin, S., 2025. Analysis of Slow-Released Fertilisers as a Source of Microplastics. Land 14, 38.</w:t>
+      </w:r>
+      <w:r>
+        <w:t xml:space="preserve"> </w:t>
+      </w:r>
+      <w:hyperlink r:id="rId96">
         <w:r>
           <w:rPr>
             <w:rStyle w:val="InternetLink"/>
@@ -4388,8 +4386,8 @@
         </w:r>
       </w:hyperlink>
     </w:p>
-    <w:bookmarkEnd w:id="86"/>
-    <w:bookmarkStart w:id="88" w:name="ref-lenaker2021"/>
+    <w:bookmarkEnd w:id="97"/>
+    <w:bookmarkStart w:id="99" w:name="ref-lenaker2021"/>
     <w:p>
       <w:pPr>
         <w:pStyle w:val="Bibliography"/>
@@ -4400,7 +4398,7 @@
       <w:r>
         <w:t xml:space="preserve"> </w:t>
       </w:r>
-      <w:hyperlink r:id="rId87">
+      <w:hyperlink r:id="rId98">
         <w:r>
           <w:rPr>
             <w:rStyle w:val="InternetLink"/>
@@ -4409,8 +4407,8 @@
         </w:r>
       </w:hyperlink>
     </w:p>
-    <w:bookmarkEnd w:id="88"/>
-    <w:bookmarkStart w:id="90" w:name="ref-lenth2024"/>
+    <w:bookmarkEnd w:id="99"/>
+    <w:bookmarkStart w:id="101" w:name="ref-lenth2024"/>
     <w:p>
       <w:pPr>
         <w:pStyle w:val="Bibliography"/>
@@ -4421,7 +4419,7 @@
       <w:r>
         <w:t xml:space="preserve"> </w:t>
       </w:r>
-      <w:hyperlink r:id="rId89">
+      <w:hyperlink r:id="rId100">
         <w:r>
           <w:rPr>
             <w:rStyle w:val="InternetLink"/>
@@ -4430,8 +4428,8 @@
         </w:r>
       </w:hyperlink>
     </w:p>
-    <w:bookmarkEnd w:id="90"/>
-    <w:bookmarkStart w:id="92" w:name="ref-leonard2024"/>
+    <w:bookmarkEnd w:id="101"/>
+    <w:bookmarkStart w:id="103" w:name="ref-leonard2024"/>
     <w:p>
       <w:pPr>
         <w:pStyle w:val="Bibliography"/>
@@ -4442,7 +4440,7 @@
       <w:r>
         <w:t xml:space="preserve"> </w:t>
       </w:r>
-      <w:hyperlink r:id="rId91">
+      <w:hyperlink r:id="rId102">
         <w:r>
           <w:rPr>
             <w:rStyle w:val="InternetLink"/>
@@ -4451,8 +4449,8 @@
         </w:r>
       </w:hyperlink>
     </w:p>
-    <w:bookmarkEnd w:id="92"/>
-    <w:bookmarkStart w:id="94" w:name="ref-ludecke2021"/>
+    <w:bookmarkEnd w:id="103"/>
+    <w:bookmarkStart w:id="105" w:name="ref-ludecke2021"/>
     <w:p>
       <w:pPr>
         <w:pStyle w:val="Bibliography"/>
@@ -4484,7 +4482,7 @@
       <w:r>
         <w:t xml:space="preserve"> </w:t>
       </w:r>
-      <w:hyperlink r:id="rId93">
+      <w:hyperlink r:id="rId104">
         <w:r>
           <w:rPr>
             <w:rStyle w:val="InternetLink"/>
@@ -4493,8 +4491,8 @@
         </w:r>
       </w:hyperlink>
     </w:p>
-    <w:bookmarkEnd w:id="94"/>
-    <w:bookmarkStart w:id="96" w:name="ref-maqbool2024"/>
+    <w:bookmarkEnd w:id="105"/>
+    <w:bookmarkStart w:id="107" w:name="ref-maqbool2024"/>
     <w:p>
       <w:pPr>
         <w:pStyle w:val="Bibliography"/>
@@ -4505,7 +4503,7 @@
       <w:r>
         <w:t xml:space="preserve"> </w:t>
       </w:r>
-      <w:hyperlink r:id="rId95">
+      <w:hyperlink r:id="rId106">
         <w:r>
           <w:rPr>
             <w:rStyle w:val="InternetLink"/>
@@ -4514,8 +4512,8 @@
         </w:r>
       </w:hyperlink>
     </w:p>
-    <w:bookmarkEnd w:id="96"/>
-    <w:bookmarkStart w:id="98" w:name="ref-massicotte2023"/>
+    <w:bookmarkEnd w:id="107"/>
+    <w:bookmarkStart w:id="109" w:name="ref-massicotte2023"/>
     <w:p>
       <w:pPr>
         <w:pStyle w:val="Bibliography"/>
@@ -4526,7 +4524,7 @@
       <w:r>
         <w:t xml:space="preserve"> </w:t>
       </w:r>
-      <w:hyperlink r:id="rId97">
+      <w:hyperlink r:id="rId108">
         <w:r>
           <w:rPr>
             <w:rStyle w:val="InternetLink"/>
@@ -4535,8 +4533,8 @@
         </w:r>
       </w:hyperlink>
     </w:p>
-    <w:bookmarkEnd w:id="98"/>
-    <w:bookmarkStart w:id="99" w:name="ref-michalyna1988"/>
+    <w:bookmarkEnd w:id="109"/>
+    <w:bookmarkStart w:id="110" w:name="ref-michalyna1988"/>
     <w:p>
       <w:pPr>
         <w:pStyle w:val="Bibliography"/>
@@ -4593,8 +4591,8 @@
         <w:t xml:space="preserve">.</w:t>
       </w:r>
     </w:p>
-    <w:bookmarkEnd w:id="99"/>
-    <w:bookmarkStart w:id="101" w:name="ref-nutrien_esn_2026"/>
+    <w:bookmarkEnd w:id="110"/>
+    <w:bookmarkStart w:id="112" w:name="ref-nutrien_esn_2026"/>
     <w:p>
       <w:pPr>
         <w:pStyle w:val="Bibliography"/>
@@ -4614,7 +4612,7 @@
       <w:r>
         <w:t xml:space="preserve"> </w:t>
       </w:r>
-      <w:hyperlink r:id="rId100">
+      <w:hyperlink r:id="rId111">
         <w:r>
           <w:rPr>
             <w:rStyle w:val="InternetLink"/>
@@ -4623,8 +4621,8 @@
         </w:r>
       </w:hyperlink>
     </w:p>
-    <w:bookmarkEnd w:id="101"/>
-    <w:bookmarkStart w:id="103" w:name="ref-nutrien_esn_datasheet_2022"/>
+    <w:bookmarkEnd w:id="112"/>
+    <w:bookmarkStart w:id="114" w:name="ref-nutrien_esn_datasheet_2022"/>
     <w:p>
       <w:pPr>
         <w:pStyle w:val="Bibliography"/>
@@ -4647,7 +4645,7 @@
       <w:r>
         <w:t xml:space="preserve"> </w:t>
       </w:r>
-      <w:hyperlink r:id="rId102">
+      <w:hyperlink r:id="rId113">
         <w:r>
           <w:rPr>
             <w:rStyle w:val="InternetLink"/>
@@ -4656,8 +4654,8 @@
         </w:r>
       </w:hyperlink>
     </w:p>
-    <w:bookmarkEnd w:id="103"/>
-    <w:bookmarkStart w:id="105" w:name="ref-piehl2018"/>
+    <w:bookmarkEnd w:id="114"/>
+    <w:bookmarkStart w:id="116" w:name="ref-piehl2018"/>
     <w:p>
       <w:pPr>
         <w:pStyle w:val="Bibliography"/>
@@ -4668,7 +4666,7 @@
       <w:r>
         <w:t xml:space="preserve"> </w:t>
       </w:r>
-      <w:hyperlink r:id="rId104">
+      <w:hyperlink r:id="rId115">
         <w:r>
           <w:rPr>
             <w:rStyle w:val="InternetLink"/>
@@ -4677,8 +4675,8 @@
         </w:r>
       </w:hyperlink>
     </w:p>
-    <w:bookmarkEnd w:id="105"/>
-    <w:bookmarkStart w:id="107" w:name="ref-rcoreteam2026"/>
+    <w:bookmarkEnd w:id="116"/>
+    <w:bookmarkStart w:id="118" w:name="ref-rcoreteam2026"/>
     <w:p>
       <w:pPr>
         <w:pStyle w:val="Bibliography"/>
@@ -4689,7 +4687,7 @@
       <w:r>
         <w:t xml:space="preserve"> </w:t>
       </w:r>
-      <w:hyperlink r:id="rId106">
+      <w:hyperlink r:id="rId117">
         <w:r>
           <w:rPr>
             <w:rStyle w:val="InternetLink"/>
@@ -4698,8 +4696,8 @@
         </w:r>
       </w:hyperlink>
     </w:p>
-    <w:bookmarkEnd w:id="107"/>
-    <w:bookmarkStart w:id="109" w:name="ref-rehm2024"/>
+    <w:bookmarkEnd w:id="118"/>
+    <w:bookmarkStart w:id="120" w:name="ref-rehm2024"/>
     <w:p>
       <w:pPr>
         <w:pStyle w:val="Bibliography"/>
@@ -4710,7 +4708,7 @@
       <w:r>
         <w:t xml:space="preserve"> </w:t>
       </w:r>
-      <w:hyperlink r:id="rId108">
+      <w:hyperlink r:id="rId119">
         <w:r>
           <w:rPr>
             <w:rStyle w:val="InternetLink"/>
@@ -4719,8 +4717,8 @@
         </w:r>
       </w:hyperlink>
     </w:p>
-    <w:bookmarkEnd w:id="109"/>
-    <w:bookmarkStart w:id="111" w:name="ref-rehm2021"/>
+    <w:bookmarkEnd w:id="120"/>
+    <w:bookmarkStart w:id="122" w:name="ref-rehm2021"/>
     <w:p>
       <w:pPr>
         <w:pStyle w:val="Bibliography"/>
@@ -4731,7 +4729,7 @@
       <w:r>
         <w:t xml:space="preserve"> </w:t>
       </w:r>
-      <w:hyperlink r:id="rId110">
+      <w:hyperlink r:id="rId121">
         <w:r>
           <w:rPr>
             <w:rStyle w:val="InternetLink"/>
@@ -4740,8 +4738,8 @@
         </w:r>
       </w:hyperlink>
     </w:p>
-    <w:bookmarkEnd w:id="111"/>
-    <w:bookmarkStart w:id="113" w:name="ref-rillig2017"/>
+    <w:bookmarkEnd w:id="122"/>
+    <w:bookmarkStart w:id="124" w:name="ref-rillig2017"/>
     <w:p>
       <w:pPr>
         <w:pStyle w:val="Bibliography"/>
@@ -4752,7 +4750,7 @@
       <w:r>
         <w:t xml:space="preserve"> </w:t>
       </w:r>
-      <w:hyperlink r:id="rId112">
+      <w:hyperlink r:id="rId123">
         <w:r>
           <w:rPr>
             <w:rStyle w:val="InternetLink"/>
@@ -4761,8 +4759,8 @@
         </w:r>
       </w:hyperlink>
     </w:p>
-    <w:bookmarkEnd w:id="113"/>
-    <w:bookmarkStart w:id="115" w:name="ref-rstudio2026"/>
+    <w:bookmarkEnd w:id="124"/>
+    <w:bookmarkStart w:id="126" w:name="ref-rstudio2026"/>
     <w:p>
       <w:pPr>
         <w:pStyle w:val="Bibliography"/>
@@ -4773,7 +4771,7 @@
       <w:r>
         <w:t xml:space="preserve"> </w:t>
       </w:r>
-      <w:hyperlink r:id="rId114">
+      <w:hyperlink r:id="rId125">
         <w:r>
           <w:rPr>
             <w:rStyle w:val="InternetLink"/>
@@ -4782,8 +4780,8 @@
         </w:r>
       </w:hyperlink>
     </w:p>
-    <w:bookmarkEnd w:id="115"/>
-    <w:bookmarkStart w:id="117" w:name="ref-severe2025"/>
+    <w:bookmarkEnd w:id="126"/>
+    <w:bookmarkStart w:id="128" w:name="ref-severe2025"/>
     <w:p>
       <w:pPr>
         <w:pStyle w:val="Bibliography"/>
@@ -4794,7 +4792,7 @@
       <w:r>
         <w:t xml:space="preserve"> </w:t>
       </w:r>
-      <w:hyperlink r:id="rId116">
+      <w:hyperlink r:id="rId127">
         <w:r>
           <w:rPr>
             <w:rStyle w:val="InternetLink"/>
@@ -4803,8 +4801,8 @@
         </w:r>
       </w:hyperlink>
     </w:p>
-    <w:bookmarkEnd w:id="117"/>
-    <w:bookmarkStart w:id="118" w:name="ref-tiessen2010"/>
+    <w:bookmarkEnd w:id="128"/>
+    <w:bookmarkStart w:id="129" w:name="ref-tiessen2010"/>
     <w:p>
       <w:pPr>
         <w:pStyle w:val="Bibliography"/>
@@ -4813,8 +4811,8 @@
         <w:t xml:space="preserve">Tiessen, K.H.D., Elliott, J.A., Yarotski, J., Lobb, D.A., Flaten, D.N., Glozier, N.E., 2010. Conventional and conservation tillage: Influence on seasonal runoff, sediment, and nutrient losses in the canadian prairies. Journal of Environmental Quality 39, 964980.</w:t>
       </w:r>
     </w:p>
-    <w:bookmarkEnd w:id="118"/>
-    <w:bookmarkStart w:id="120" w:name="ref-wang2024"/>
+    <w:bookmarkEnd w:id="129"/>
+    <w:bookmarkStart w:id="131" w:name="ref-wang2024"/>
     <w:p>
       <w:pPr>
         <w:pStyle w:val="Bibliography"/>
@@ -4825,7 +4823,7 @@
       <w:r>
         <w:t xml:space="preserve"> </w:t>
       </w:r>
-      <w:hyperlink r:id="rId119">
+      <w:hyperlink r:id="rId130">
         <w:r>
           <w:rPr>
             <w:rStyle w:val="InternetLink"/>
@@ -4834,8 +4832,8 @@
         </w:r>
       </w:hyperlink>
     </w:p>
-    <w:bookmarkEnd w:id="120"/>
-    <w:bookmarkStart w:id="122" w:name="ref-weber2021"/>
+    <w:bookmarkEnd w:id="131"/>
+    <w:bookmarkStart w:id="133" w:name="ref-weber2021"/>
     <w:p>
       <w:pPr>
         <w:pStyle w:val="Bibliography"/>
@@ -4846,7 +4844,7 @@
       <w:r>
         <w:t xml:space="preserve"> </w:t>
       </w:r>
-      <w:hyperlink r:id="rId121">
+      <w:hyperlink r:id="rId132">
         <w:r>
           <w:rPr>
             <w:rStyle w:val="InternetLink"/>
@@ -4855,8 +4853,8 @@
         </w:r>
       </w:hyperlink>
     </w:p>
-    <w:bookmarkEnd w:id="122"/>
-    <w:bookmarkStart w:id="123" w:name="ref-wickham2016"/>
+    <w:bookmarkEnd w:id="133"/>
+    <w:bookmarkStart w:id="134" w:name="ref-wickham2016"/>
     <w:p>
       <w:pPr>
         <w:pStyle w:val="Bibliography"/>
@@ -4865,8 +4863,8 @@
         <w:t xml:space="preserve">Wickham, H., 2016. ggplot2: Elegant graphics for data analysis. Springer-Verlag, New York NY U.S.A.</w:t>
       </w:r>
     </w:p>
-    <w:bookmarkEnd w:id="123"/>
-    <w:bookmarkStart w:id="125" w:name="ref-zhang2022"/>
+    <w:bookmarkEnd w:id="134"/>
+    <w:bookmarkStart w:id="136" w:name="ref-zhang2022"/>
     <w:p>
       <w:pPr>
         <w:pStyle w:val="Bibliography"/>
@@ -4877,7 +4875,7 @@
       <w:r>
         <w:t xml:space="preserve"> </w:t>
       </w:r>
-      <w:hyperlink r:id="rId124">
+      <w:hyperlink r:id="rId135">
         <w:r>
           <w:rPr>
             <w:rStyle w:val="InternetLink"/>
@@ -4886,10 +4884,10 @@
         </w:r>
       </w:hyperlink>
     </w:p>
-    <w:bookmarkEnd w:id="125"/>
-    <w:bookmarkEnd w:id="126"/>
-    <w:bookmarkEnd w:id="127"/>
-    <w:bookmarkStart w:id="132" w:name="supplemental-materials"/>
+    <w:bookmarkEnd w:id="136"/>
+    <w:bookmarkEnd w:id="137"/>
+    <w:bookmarkEnd w:id="138"/>
+    <w:bookmarkStart w:id="143" w:name="supplemental-materials"/>
     <w:p>
       <w:pPr>
         <w:pStyle w:val="Heading2"/>
@@ -4911,7 +4909,7 @@
       <w:tr>
         <w:tc>
           <w:tcPr/>
-          <w:bookmarkStart w:id="131" w:name="suppfig-climate-normals"/>
+          <w:bookmarkStart w:id="142" w:name="suppfig-climate-normals"/>
           <w:p>
             <w:pPr>
               <w:pStyle w:val="Compact"/>
@@ -4922,18 +4920,18 @@
                 <wp:inline>
                   <wp:extent cx="5943600" cy="4456441"/>
                   <wp:effectExtent b="0" l="0" r="0" t="0"/>
-                  <wp:docPr descr="" title="" id="129" name="Picture"/>
+                  <wp:docPr descr="" title="" id="140" name="Picture"/>
                   <a:graphic>
                     <a:graphicData uri="http://schemas.openxmlformats.org/drawingml/2006/picture">
                       <pic:pic>
                         <pic:nvPicPr>
-                          <pic:cNvPr descr="./Figures/Climate_normal.png" id="130" name="Picture"/>
+                          <pic:cNvPr descr="./Figures/Climate_normal.png" id="141" name="Picture"/>
                           <pic:cNvPicPr>
                             <a:picLocks noChangeArrowheads="1" noChangeAspect="1"/>
                           </pic:cNvPicPr>
                         </pic:nvPicPr>
                         <pic:blipFill>
-                          <a:blip r:embed="rId128"/>
+                          <a:blip r:embed="rId139"/>
                           <a:stretch>
                             <a:fillRect/>
                           </a:stretch>
@@ -4965,7 +4963,7 @@
               <w:jc w:val="center"/>
             </w:pPr>
             <w:pPr>
-              <w:jc w:val="left"/>
+              <w:jc w:val="start"/>
               <w:spacing w:before="200"/>
               <w:pStyle w:val="ImageCaption"/>
             </w:pPr>
@@ -4973,11 +4971,11 @@
               <w:t xml:space="preserve">Figure S1: Climate Normals (1991-2020) for Morden, MB (Climate ID 5021849), located approximately 30 km from the field site.</w:t>
             </w:r>
           </w:p>
-          <w:bookmarkEnd w:id="131"/>
+          <w:bookmarkEnd w:id="142"/>
         </w:tc>
       </w:tr>
     </w:tbl>
-    <w:bookmarkEnd w:id="132"/>
+    <w:bookmarkEnd w:id="143"/>
     <w:sectPr>
       <w:footnotePr>
         <w:numFmt w:val="decimal"/>

--- a/docs/index.docx
+++ b/docs/index.docx
@@ -15,6 +15,14 @@
         <w:pStyle w:val="Author"/>
       </w:pPr>
       <w:r>
+        <w:t xml:space="preserve">Cameron Beaupre</w:t>
+      </w:r>
+    </w:p>
+    <w:p>
+      <w:pPr>
+        <w:pStyle w:val="Author"/>
+      </w:pPr>
+      <w:r>
         <w:t xml:space="preserve">Alexander J Koiter</w:t>
       </w:r>
     </w:p>
@@ -23,27 +31,19 @@
         <w:pStyle w:val="Author"/>
       </w:pPr>
       <w:r>
+        <w:t xml:space="preserve">Henry Wilson</w:t>
+      </w:r>
+    </w:p>
+    <w:p>
+      <w:pPr>
+        <w:pStyle w:val="Author"/>
+      </w:pPr>
+      <w:r>
         <w:t xml:space="preserve">Aaron Glenn</w:t>
       </w:r>
     </w:p>
     <w:p>
       <w:pPr>
-        <w:pStyle w:val="Author"/>
-      </w:pPr>
-      <w:r>
-        <w:t xml:space="preserve">Cameron Beaupre</w:t>
-      </w:r>
-    </w:p>
-    <w:p>
-      <w:pPr>
-        <w:pStyle w:val="Author"/>
-      </w:pPr>
-      <w:r>
-        <w:t xml:space="preserve">Henry Wilson</w:t>
-      </w:r>
-    </w:p>
-    <w:p>
-      <w:pPr>
         <w:pStyle w:val="AbstractTitle"/>
       </w:pPr>
       <w:r>
@@ -58,7 +58,61 @@
         <w:t xml:space="preserve">Polymer-coated slow-release fertilizers are a deliberate and quantifiable input of microplastics to agricultural soils, yet their fate in cold, snowmelt-dominated agro-ecosystems remains poorly characterized This pilot study investigated the in-field distribution and snowmelt export of polymer fertilizer coatings applied to two small agricultural watersheds in south-central Manitoba, Canada. Surface soils (0-5 cm) were sampled along hillslope transects at multiple dates following a single application, and spring snowmelt runoff was collected at the edge-of-field outlet of two small watersheds. Results showed that hillslope position and time since application significantly affected coating abundance and areal density, with lower slope positions accumulating more coatings than upper positions, consistent with downslope transport. Coatings persisted in surface soils over ~18 months with modest losses, and comparable abundances across 0-5 and 5-10 cm depth intervals indicating vertical mixing within the plow layer. During snowmelt, small amounts of coatings were exported with runoff from both watersheds. These findings demonstrate that agricultural soils can serve as a multi-year source of microplastics to downstream ecosystems and highlight the need for sampling protocols that account for spatial and temporal variability, as well as improved edge-of-field monitoring in cold regions to determine potential long-term impacts.</w:t>
       </w:r>
     </w:p>
-    <w:bookmarkStart w:id="20" w:name="introduction"/>
+    <w:bookmarkStart w:id="9" w:name="highlights"/>
+    <w:p>
+      <w:pPr>
+        <w:pStyle w:val="Heading3"/>
+      </w:pPr>
+      <w:r>
+        <w:t xml:space="preserve">Highlights</w:t>
+      </w:r>
+    </w:p>
+    <w:p>
+      <w:pPr>
+        <w:numPr>
+          <w:ilvl w:val="0"/>
+          <w:numId w:val="1001"/>
+        </w:numPr>
+      </w:pPr>
+      <w:r>
+        <w:t xml:space="preserve">Polymer coatings are redistributed downslope through overland flow and tillage</w:t>
+      </w:r>
+    </w:p>
+    <w:p>
+      <w:pPr>
+        <w:numPr>
+          <w:ilvl w:val="0"/>
+          <w:numId w:val="1001"/>
+        </w:numPr>
+      </w:pPr>
+      <w:r>
+        <w:t xml:space="preserve">Surface soil polymer concentrations decrease over time through vertical mixing and export</w:t>
+      </w:r>
+    </w:p>
+    <w:p>
+      <w:pPr>
+        <w:numPr>
+          <w:ilvl w:val="0"/>
+          <w:numId w:val="1001"/>
+        </w:numPr>
+      </w:pPr>
+      <w:r>
+        <w:t xml:space="preserve">Snowmelt runoff exports polymer coatings to downstream environments</w:t>
+      </w:r>
+    </w:p>
+    <w:p>
+      <w:pPr>
+        <w:numPr>
+          <w:ilvl w:val="0"/>
+          <w:numId w:val="1001"/>
+        </w:numPr>
+      </w:pPr>
+      <w:r>
+        <w:t xml:space="preserve">Agricultural soils serve as a multi-year source of microplastics</w:t>
+      </w:r>
+    </w:p>
+    <w:bookmarkEnd w:id="9"/>
+    <w:bookmarkStart w:id="10" w:name="introduction"/>
     <w:p>
       <w:pPr>
         <w:pStyle w:val="Heading2"/>
@@ -322,8 +376,8 @@
         <w:t xml:space="preserve">. The primary purpose of this pilot project was to investigate the fate of polymer coatings from slow-release fertilizers applied to agro-ecosystems in Manitoba, Canada. Because these coatings are applied in known quantities, locations, and timings, they are an ideal model plastic input for investigating the fate of agricultural MPs. The objectives of this study were to: 1) characterize the lateral and vertical movement of polymer coatings within surface soils; and 2) quantify the potential for export of polymer coatings from cropland in surface runoff during spring snowmelt.</w:t>
       </w:r>
     </w:p>
-    <w:bookmarkEnd w:id="20"/>
-    <w:bookmarkStart w:id="36" w:name="methods"/>
+    <w:bookmarkEnd w:id="10"/>
+    <w:bookmarkStart w:id="26" w:name="methods"/>
     <w:p>
       <w:pPr>
         <w:pStyle w:val="Heading2"/>
@@ -332,7 +386,7 @@
         <w:t xml:space="preserve">2 Methods</w:t>
       </w:r>
     </w:p>
-    <w:bookmarkStart w:id="31" w:name="site-description"/>
+    <w:bookmarkStart w:id="21" w:name="site-description"/>
     <w:p>
       <w:pPr>
         <w:pStyle w:val="Heading3"/>
@@ -424,7 +478,7 @@
       <w:tr>
         <w:tc>
           <w:tcPr/>
-          <w:bookmarkStart w:id="24" w:name="fig-mapr"/>
+          <w:bookmarkStart w:id="14" w:name="fig-mapr"/>
           <w:p>
             <w:pPr>
               <w:pStyle w:val="Compact"/>
@@ -435,18 +489,18 @@
                 <wp:inline>
                   <wp:extent cx="5943600" cy="3145043"/>
                   <wp:effectExtent b="0" l="0" r="0" t="0"/>
-                  <wp:docPr descr="" title="" id="22" name="Picture"/>
+                  <wp:docPr descr="" title="" id="12" name="Picture"/>
                   <a:graphic>
                     <a:graphicData uri="http://schemas.openxmlformats.org/drawingml/2006/picture">
                       <pic:pic>
                         <pic:nvPicPr>
-                          <pic:cNvPr descr="index_files/figure-docx/notebooks-maps-fig-mapr-output-2.png" id="23" name="Picture"/>
+                          <pic:cNvPr descr="index_files/figure-docx/notebooks-maps-fig-mapr-output-2.png" id="13" name="Picture"/>
                           <pic:cNvPicPr>
                             <a:picLocks noChangeArrowheads="1" noChangeAspect="1"/>
                           </pic:cNvPicPr>
                         </pic:nvPicPr>
                         <pic:blipFill>
-                          <a:blip r:embed="rId21"/>
+                          <a:blip r:embed="rId11"/>
                           <a:stretch>
                             <a:fillRect/>
                           </a:stretch>
@@ -478,7 +532,7 @@
               <w:jc w:val="center"/>
             </w:pPr>
             <w:pPr>
-              <w:jc w:val="start"/>
+              <w:jc w:val="left"/>
               <w:spacing w:before="200"/>
               <w:pStyle w:val="ImageCaption"/>
             </w:pPr>
@@ -486,7 +540,7 @@
               <w:t xml:space="preserve">Figure 1: Showing a) the location of the study site in southern Manitoba with an inset map of Canada; and b) the locations of the four transects and three slope positions sampled in the East and West watersheds. Red squares indicate locations of V-notched weirs</w:t>
             </w:r>
           </w:p>
-          <w:bookmarkEnd w:id="24"/>
+          <w:bookmarkEnd w:id="14"/>
         </w:tc>
       </w:tr>
     </w:tbl>
@@ -506,7 +560,7 @@
         </w:rPr>
         <w:t xml:space="preserve"> </w:t>
       </w:r>
-      <w:hyperlink r:id="rId25">
+      <w:hyperlink r:id="rId15">
         <w:r>
           <w:rPr>
             <w:rStyle w:val="InternetLink"/>
@@ -640,7 +694,7 @@
       <w:tr>
         <w:tc>
           <w:tcPr/>
-          <w:bookmarkStart w:id="29" w:name="fig-weather-climate"/>
+          <w:bookmarkStart w:id="19" w:name="fig-weather-climate"/>
           <w:p>
             <w:pPr>
               <w:pStyle w:val="Compact"/>
@@ -651,18 +705,18 @@
                 <wp:inline>
                   <wp:extent cx="5943600" cy="4245428"/>
                   <wp:effectExtent b="0" l="0" r="0" t="0"/>
-                  <wp:docPr descr="" title="" id="27" name="Picture"/>
+                  <wp:docPr descr="" title="" id="17" name="Picture"/>
                   <a:graphic>
                     <a:graphicData uri="http://schemas.openxmlformats.org/drawingml/2006/picture">
                       <pic:pic>
                         <pic:nvPicPr>
-                          <pic:cNvPr descr="index_files/figure-docx/notebooks-weather_climate-fig-weather-climate-output-2.png" id="28" name="Picture"/>
+                          <pic:cNvPr descr="index_files/figure-docx/notebooks-weather_climate-fig-weather-climate-output-2.png" id="18" name="Picture"/>
                           <pic:cNvPicPr>
                             <a:picLocks noChangeArrowheads="1" noChangeAspect="1"/>
                           </pic:cNvPicPr>
                         </pic:nvPicPr>
                         <pic:blipFill>
-                          <a:blip r:embed="rId26"/>
+                          <a:blip r:embed="rId16"/>
                           <a:stretch>
                             <a:fillRect/>
                           </a:stretch>
@@ -694,7 +748,7 @@
               <w:jc w:val="center"/>
             </w:pPr>
             <w:pPr>
-              <w:jc w:val="start"/>
+              <w:jc w:val="left"/>
               <w:spacing w:before="200"/>
               <w:pStyle w:val="ImageCaption"/>
             </w:pPr>
@@ -702,7 +756,7 @@
               <w:t xml:space="preserve">Figure 2: Weather conditions for the 2022 and 2023 water years (Oct 1 - Sept 30) for Deerwood, MB (Station ID 29886), located approximately 8 km from the field site. Vertical lines indicate the timing of (1) application of Environmental Smart Nitrogen (ESN) (polymer-coated slow-release urea); (2) seeding and tillage field operations; and (3) collection of soil and runoff samples. Red and blue points indicate average daily temperatures above and below 0 degrees Celsius, respectively. The blue line indicates cumulative precipitation over the hydrologic year.</w:t>
             </w:r>
           </w:p>
-          <w:bookmarkEnd w:id="29"/>
+          <w:bookmarkEnd w:id="19"/>
         </w:tc>
       </w:tr>
     </w:tbl>
@@ -722,7 +776,7 @@
         </w:rPr>
         <w:t xml:space="preserve"> </w:t>
       </w:r>
-      <w:hyperlink r:id="rId30">
+      <w:hyperlink r:id="rId20">
         <w:r>
           <w:rPr>
             <w:rStyle w:val="InternetLink"/>
@@ -732,8 +786,8 @@
         </w:r>
       </w:hyperlink>
     </w:p>
-    <w:bookmarkEnd w:id="31"/>
-    <w:bookmarkStart w:id="32" w:name="soil-sampling-and-analysis"/>
+    <w:bookmarkEnd w:id="21"/>
+    <w:bookmarkStart w:id="22" w:name="soil-sampling-and-analysis"/>
     <w:p>
       <w:pPr>
         <w:pStyle w:val="Heading3"/>
@@ -803,8 +857,8 @@
         <w:t xml:space="preserve">Soil samples were disaggregated by hand into smaller aggregates and air-dried. Each sample was further manually disaggregated and sieved sequentially through 2-mm and 1.18-mm meshes. Polymer coatings were retrieved from the sieves using tweezers. The extracted coatings were cleaned by magnetic stirring in distilled water for 10 minutes at 500 rpm, then filtered and dried at 30 °C. The cleaned and dried polymer coatings were counted and collectively weighed using a balance with 0.1 mg resolution.</w:t>
       </w:r>
     </w:p>
-    <w:bookmarkEnd w:id="32"/>
-    <w:bookmarkStart w:id="34" w:name="runoff-and-water-sampling"/>
+    <w:bookmarkEnd w:id="22"/>
+    <w:bookmarkStart w:id="24" w:name="runoff-and-water-sampling"/>
     <w:p>
       <w:pPr>
         <w:pStyle w:val="Heading3"/>
@@ -838,7 +892,15 @@
         <w:t xml:space="preserve">)</w:t>
       </w:r>
       <w:r>
-        <w:t xml:space="preserve">. Throughout the runoff event, staff gauges read manually during in person visits and from time-lapse photography were used to calibrate the logger-collected water depth data to depth from base of the V-notch weir. During regularly scheduled site visits for maintenance, collection of polymer coatings exported by surface runoff occurred on 2023-04-13, and 2023-04-14. Polymer coatings were collected from the runoff using a simple filtration system consisting of 1-mm screening set across the upstream side of the v notch. These screens were deployed for a maximum duration of two hours and switched twice a day for a total of four measurement periods at each weir over the spring runoff event. Polymer coatings were extracted from the screens using tweezers. The polymer coatings were dried at 30° C, counted and weighed. A cumulative volume of water exported over each time period of sampling for polymer coatings was calculated. An estimate of volume-weighted mean concentration was calculated for each watershed by dividing the total number of polymer coatings collected during all sampling intervals by the total volume runoff measured during those intervals (coatings m⁻³). The total number of polymer coatings exported over the course of snowmelt was extrapolated by multiplying the total accumulated volume of water by the volume-weighted mean concentration of polymer coatings (</w:t>
+        <w:t xml:space="preserve">. Throughout the runoff event, staff gauges read manually during in person visits and from time-lapse photography were used to calibrate the logger-collected water depth data to depth from base of the V-notch weir.</w:t>
+      </w:r>
+    </w:p>
+    <w:p>
+      <w:pPr>
+        <w:pStyle w:val="TextBody"/>
+      </w:pPr>
+      <w:r>
+        <w:t xml:space="preserve">Edge-of-field runoff was sampled for polymer coatings twice daily at both weirs during daytime peak-melt hours (10:00 to 16:00) on the days following the initial confirmed snowmelt flow event on 2023-04-11, continuing through to the end of the snowmelt period on 2023-04-14. Because of poor road conditions and restricted site access, no sampling occurred on the second day of the spring snowmelt event (2023-04-12). Edge-of-field runoff was sampled on 2023-04-13 and 2023-04-14. Polymer coatings were collected from the runoff using a simple filtration system consisting of 1-mm screening set across the upstream side of the v notch. These screens were deployed for a maximum duration of two hours and switched twice a day for a total of four measurement periods at each weir over the spring runoff event. Polymer coatings were extracted from the screens using tweezers. The polymer coatings were dried at 30° C, counted and weighed. A cumulative volume of water exported over each time period of sampling for polymer coatings was calculated. An estimate of volume-weighted mean concentration was calculated for each watershed by dividing the total number of polymer coatings collected during all sampling intervals by the total volume runoff measured during those intervals (coatings m⁻³). The total number of polymer coatings exported over the course of snowmelt was extrapolated by multiplying the total accumulated volume of water by the volume-weighted mean concentration of polymer coatings (</w:t>
       </w:r>
       <w:hyperlink w:anchor="eq-poly">
         <w:r>
@@ -856,7 +918,7 @@
       <w:pPr>
         <w:pStyle w:val="TextBody"/>
       </w:pPr>
-      <w:bookmarkStart w:id="33" w:name="eq-poly"/>
+      <w:bookmarkStart w:id="23" w:name="eq-poly"/>
       <m:oMathPara>
         <m:oMathParaPr>
           <m:jc m:val="center"/>
@@ -980,22 +1042,24 @@
           <m:r>
             <m:t>  </m:t>
           </m:r>
-          <m:d>
-            <m:dPr>
-              <m:begChr m:val="("/>
-              <m:endChr m:val=")"/>
-              <m:sepChr m:val=""/>
-              <m:grow/>
-            </m:dPr>
-            <m:e>
-              <m:r>
-                <m:t>1</m:t>
-              </m:r>
-            </m:e>
-          </m:d>
+          <m:r>
+            <m:rPr>
+              <m:sty m:val="p"/>
+            </m:rPr>
+            <m:t>(</m:t>
+          </m:r>
+          <m:r>
+            <m:t>1</m:t>
+          </m:r>
+          <m:r>
+            <m:rPr>
+              <m:sty m:val="p"/>
+            </m:rPr>
+            <m:t>)</m:t>
+          </m:r>
         </m:oMath>
       </m:oMathPara>
-      <w:bookmarkEnd w:id="33"/>
+      <w:bookmarkEnd w:id="23"/>
     </w:p>
     <w:p>
       <w:pPr>
@@ -1142,8 +1206,8 @@
         <w:t xml:space="preserve">is the number of measurement periods.</w:t>
       </w:r>
     </w:p>
-    <w:bookmarkEnd w:id="34"/>
-    <w:bookmarkStart w:id="35" w:name="statistical-analysis"/>
+    <w:bookmarkEnd w:id="24"/>
+    <w:bookmarkStart w:id="25" w:name="statistical-analysis"/>
     <w:p>
       <w:pPr>
         <w:pStyle w:val="Heading3"/>
@@ -1535,9 +1599,9 @@
         <w:t xml:space="preserve">).</w:t>
       </w:r>
     </w:p>
-    <w:bookmarkEnd w:id="35"/>
-    <w:bookmarkEnd w:id="36"/>
-    <w:bookmarkStart w:id="60" w:name="results-and-discussion"/>
+    <w:bookmarkEnd w:id="25"/>
+    <w:bookmarkEnd w:id="26"/>
+    <w:bookmarkStart w:id="50" w:name="results-and-discussion"/>
     <w:p>
       <w:pPr>
         <w:pStyle w:val="Heading2"/>
@@ -1546,7 +1610,7 @@
         <w:t xml:space="preserve">3 Results and Discussion</w:t>
       </w:r>
     </w:p>
-    <w:bookmarkStart w:id="51" w:name="in-field-abundance-and-distribution"/>
+    <w:bookmarkStart w:id="41" w:name="in-field-abundance-and-distribution"/>
     <w:p>
       <w:pPr>
         <w:pStyle w:val="Heading3"/>
@@ -1727,7 +1791,7 @@
       <w:tr>
         <w:tc>
           <w:tcPr/>
-          <w:bookmarkStart w:id="40" w:name="fig-poly-surface"/>
+          <w:bookmarkStart w:id="30" w:name="fig-poly-surface"/>
           <w:p>
             <w:pPr>
               <w:pStyle w:val="Compact"/>
@@ -1738,18 +1802,18 @@
                 <wp:inline>
                   <wp:extent cx="5943600" cy="4245428"/>
                   <wp:effectExtent b="0" l="0" r="0" t="0"/>
-                  <wp:docPr descr="" title="" id="38" name="Picture"/>
+                  <wp:docPr descr="" title="" id="28" name="Picture"/>
                   <a:graphic>
                     <a:graphicData uri="http://schemas.openxmlformats.org/drawingml/2006/picture">
                       <pic:pic>
                         <pic:nvPicPr>
-                          <pic:cNvPr descr="index_files/figure-docx/notebooks-soil_sampling-fig-poly-surface-output-1.png" id="39" name="Picture"/>
+                          <pic:cNvPr descr="index_files/figure-docx/notebooks-soil_sampling-fig-poly-surface-output-1.png" id="29" name="Picture"/>
                           <pic:cNvPicPr>
                             <a:picLocks noChangeArrowheads="1" noChangeAspect="1"/>
                           </pic:cNvPicPr>
                         </pic:nvPicPr>
                         <pic:blipFill>
-                          <a:blip r:embed="rId37"/>
+                          <a:blip r:embed="rId27"/>
                           <a:stretch>
                             <a:fillRect/>
                           </a:stretch>
@@ -1781,7 +1845,7 @@
               <w:jc w:val="center"/>
             </w:pPr>
             <w:pPr>
-              <w:jc w:val="start"/>
+              <w:jc w:val="left"/>
               <w:spacing w:before="200"/>
               <w:pStyle w:val="ImageCaption"/>
             </w:pPr>
@@ -1789,7 +1853,7 @@
               <w:t xml:space="preserve">Figure 3: Surface (0-5 cm) polymer areal density (a and b) and abundance (c and d) by elevation and date. Points show raw observations; Points outlined in black and error bars show model predictions with 95% CIs from a model fitted to square-root transformed data, back-transformed to the original scale. Within each plot significant differences (p&lt;0.05) between slope position or sampling dates are denoted with different letters. Because the riparian area had fewer sampling locations and was only sampled on 2023-09-19 it was excluded from the statistical analysis</w:t>
             </w:r>
           </w:p>
-          <w:bookmarkEnd w:id="40"/>
+          <w:bookmarkEnd w:id="30"/>
         </w:tc>
       </w:tr>
     </w:tbl>
@@ -1809,7 +1873,7 @@
         </w:rPr>
         <w:t xml:space="preserve"> </w:t>
       </w:r>
-      <w:hyperlink r:id="rId41">
+      <w:hyperlink r:id="rId31">
         <w:r>
           <w:rPr>
             <w:rStyle w:val="InternetLink"/>
@@ -1832,13 +1896,13 @@
       <w:tr>
         <w:tc>
           <w:tcPr/>
-          <w:bookmarkStart w:id="42" w:name="tbl-abundance-posthoc"/>
+          <w:bookmarkStart w:id="32" w:name="tbl-abundance-posthoc"/>
           <w:p>
             <w:pPr>
               <w:jc w:val="center"/>
             </w:pPr>
             <w:pPr>
-              <w:jc w:val="start"/>
+              <w:jc w:val="left"/>
               <w:spacing w:before="200"/>
               <w:pStyle w:val="ImageCaption"/>
             </w:pPr>
@@ -2508,7 +2572,7 @@
               </w:tc>
             </w:tr>
           </w:tbl>
-          <w:bookmarkEnd w:id="42"/>
+          <w:bookmarkEnd w:id="32"/>
           <w:p/>
         </w:tc>
       </w:tr>
@@ -2529,7 +2593,7 @@
         </w:rPr>
         <w:t xml:space="preserve"> </w:t>
       </w:r>
-      <w:hyperlink r:id="rId43">
+      <w:hyperlink r:id="rId33">
         <w:r>
           <w:rPr>
             <w:rStyle w:val="InternetLink"/>
@@ -2552,13 +2616,13 @@
       <w:tr>
         <w:tc>
           <w:tcPr/>
-          <w:bookmarkStart w:id="44" w:name="tbl-density-posthoc"/>
+          <w:bookmarkStart w:id="34" w:name="tbl-density-posthoc"/>
           <w:p>
             <w:pPr>
               <w:jc w:val="center"/>
             </w:pPr>
             <w:pPr>
-              <w:jc w:val="start"/>
+              <w:jc w:val="left"/>
               <w:spacing w:before="200"/>
               <w:pStyle w:val="ImageCaption"/>
             </w:pPr>
@@ -3115,7 +3179,7 @@
               </w:tc>
             </w:tr>
           </w:tbl>
-          <w:bookmarkEnd w:id="44"/>
+          <w:bookmarkEnd w:id="34"/>
           <w:p/>
         </w:tc>
       </w:tr>
@@ -3136,7 +3200,7 @@
         </w:rPr>
         <w:t xml:space="preserve"> </w:t>
       </w:r>
-      <w:hyperlink r:id="rId45">
+      <w:hyperlink r:id="rId35">
         <w:r>
           <w:rPr>
             <w:rStyle w:val="InternetLink"/>
@@ -3159,7 +3223,7 @@
       <w:tr>
         <w:tc>
           <w:tcPr/>
-          <w:bookmarkStart w:id="49" w:name="fig-depth"/>
+          <w:bookmarkStart w:id="39" w:name="fig-depth"/>
           <w:p>
             <w:pPr>
               <w:pStyle w:val="Compact"/>
@@ -3170,18 +3234,18 @@
                 <wp:inline>
                   <wp:extent cx="5943600" cy="4245428"/>
                   <wp:effectExtent b="0" l="0" r="0" t="0"/>
-                  <wp:docPr descr="" title="" id="47" name="Picture"/>
+                  <wp:docPr descr="" title="" id="37" name="Picture"/>
                   <a:graphic>
                     <a:graphicData uri="http://schemas.openxmlformats.org/drawingml/2006/picture">
                       <pic:pic>
                         <pic:nvPicPr>
-                          <pic:cNvPr descr="index_files/figure-docx/notebooks-soil_sampling-fig-depth-output-1.png" id="48" name="Picture"/>
+                          <pic:cNvPr descr="index_files/figure-docx/notebooks-soil_sampling-fig-depth-output-1.png" id="38" name="Picture"/>
                           <pic:cNvPicPr>
                             <a:picLocks noChangeArrowheads="1" noChangeAspect="1"/>
                           </pic:cNvPicPr>
                         </pic:nvPicPr>
                         <pic:blipFill>
-                          <a:blip r:embed="rId46"/>
+                          <a:blip r:embed="rId36"/>
                           <a:stretch>
                             <a:fillRect/>
                           </a:stretch>
@@ -3213,7 +3277,7 @@
               <w:jc w:val="center"/>
             </w:pPr>
             <w:pPr>
-              <w:jc w:val="start"/>
+              <w:jc w:val="left"/>
               <w:spacing w:before="200"/>
               <w:pStyle w:val="ImageCaption"/>
             </w:pPr>
@@ -3221,7 +3285,7 @@
               <w:t xml:space="preserve">Figure 4: Polymer density (a) and abundance (b) for two sampling depths (0-5 and 5-10 cm) and the combined (0-10 cm) by slope position. Samples were collected on 2023-09-19 and no polymer was detected below 5 cm in the riparian area.</w:t>
             </w:r>
           </w:p>
-          <w:bookmarkEnd w:id="49"/>
+          <w:bookmarkEnd w:id="39"/>
         </w:tc>
       </w:tr>
     </w:tbl>
@@ -3241,7 +3305,7 @@
         </w:rPr>
         <w:t xml:space="preserve"> </w:t>
       </w:r>
-      <w:hyperlink r:id="rId50">
+      <w:hyperlink r:id="rId40">
         <w:r>
           <w:rPr>
             <w:rStyle w:val="InternetLink"/>
@@ -3327,8 +3391,8 @@
         <w:t xml:space="preserve">. Nonetheless, the dynamic nature observed with the polymer coatings in this study is likely transferable to a wide range of plastic types and sizes.</w:t>
       </w:r>
     </w:p>
-    <w:bookmarkEnd w:id="51"/>
-    <w:bookmarkStart w:id="59" w:name="runoff-and-loss"/>
+    <w:bookmarkEnd w:id="41"/>
+    <w:bookmarkStart w:id="49" w:name="runoff-and-loss"/>
     <w:p>
       <w:pPr>
         <w:pStyle w:val="Heading3"/>
@@ -3391,7 +3455,7 @@
       <w:tr>
         <w:tc>
           <w:tcPr/>
-          <w:bookmarkStart w:id="55" w:name="fig-discharge"/>
+          <w:bookmarkStart w:id="45" w:name="fig-discharge"/>
           <w:p>
             <w:pPr>
               <w:pStyle w:val="Compact"/>
@@ -3402,18 +3466,18 @@
                 <wp:inline>
                   <wp:extent cx="5943600" cy="4245428"/>
                   <wp:effectExtent b="0" l="0" r="0" t="0"/>
-                  <wp:docPr descr="" title="" id="53" name="Picture"/>
+                  <wp:docPr descr="" title="" id="43" name="Picture"/>
                   <a:graphic>
                     <a:graphicData uri="http://schemas.openxmlformats.org/drawingml/2006/picture">
                       <pic:pic>
                         <pic:nvPicPr>
-                          <pic:cNvPr descr="index_files/figure-docx/notebooks-04_Discharge-fig-discharge-output-1.png" id="54" name="Picture"/>
+                          <pic:cNvPr descr="index_files/figure-docx/notebooks-04_Discharge-fig-discharge-output-1.png" id="44" name="Picture"/>
                           <pic:cNvPicPr>
                             <a:picLocks noChangeArrowheads="1" noChangeAspect="1"/>
                           </pic:cNvPicPr>
                         </pic:nvPicPr>
                         <pic:blipFill>
-                          <a:blip r:embed="rId52"/>
+                          <a:blip r:embed="rId42"/>
                           <a:stretch>
                             <a:fillRect/>
                           </a:stretch>
@@ -3445,7 +3509,7 @@
               <w:jc w:val="center"/>
             </w:pPr>
             <w:pPr>
-              <w:jc w:val="start"/>
+              <w:jc w:val="left"/>
               <w:spacing w:before="200"/>
               <w:pStyle w:val="ImageCaption"/>
             </w:pPr>
@@ -3453,7 +3517,7 @@
               <w:t xml:space="preserve">Figure 5: Discharge for the East and West watersheds during the spring snowmelt period in April 2023. Shaded regions indicate the four sampling periods for polymer coatings.</w:t>
             </w:r>
           </w:p>
-          <w:bookmarkEnd w:id="55"/>
+          <w:bookmarkEnd w:id="45"/>
         </w:tc>
       </w:tr>
     </w:tbl>
@@ -3473,7 +3537,7 @@
         </w:rPr>
         <w:t xml:space="preserve"> </w:t>
       </w:r>
-      <w:hyperlink r:id="rId56">
+      <w:hyperlink r:id="rId46">
         <w:r>
           <w:rPr>
             <w:rStyle w:val="InternetLink"/>
@@ -3496,13 +3560,13 @@
       <w:tr>
         <w:tc>
           <w:tcPr/>
-          <w:bookmarkStart w:id="57" w:name="tbl-runoff"/>
+          <w:bookmarkStart w:id="47" w:name="tbl-runoff"/>
           <w:p>
             <w:pPr>
               <w:jc w:val="center"/>
             </w:pPr>
             <w:pPr>
-              <w:jc w:val="start"/>
+              <w:jc w:val="left"/>
               <w:spacing w:before="200"/>
               <w:pStyle w:val="ImageCaption"/>
             </w:pPr>
@@ -3756,7 +3820,7 @@
               </w:tc>
             </w:tr>
           </w:tbl>
-          <w:bookmarkEnd w:id="57"/>
+          <w:bookmarkEnd w:id="47"/>
           <w:p/>
         </w:tc>
       </w:tr>
@@ -3777,7 +3841,7 @@
         </w:rPr>
         <w:t xml:space="preserve"> </w:t>
       </w:r>
-      <w:hyperlink r:id="rId58">
+      <w:hyperlink r:id="rId48">
         <w:r>
           <w:rPr>
             <w:rStyle w:val="InternetLink"/>
@@ -3812,7 +3876,7 @@
         <w:t xml:space="preserve">)</w:t>
       </w:r>
       <w:r>
-        <w:t xml:space="preserve">. Although concentrations in agricultural soil may be low, the extensive area of farmland means the total load can be considerable. In snowmelt-dominated regions like Manitoba, the snowmelt period is when the greatest losses are likely to occur;however, during this time, frozen soils and altered surface structure (e.g., dormant, compressed, or harvested vegetation, snow and ice cover) may change the physical conditions that control MP retention compared to the growing season. The effectiveness of riparian buffers for capturing buoyant MPs, whose retention is driven primarily by physical processes, remains a research priority for this critical period. Quantifying MPs in agricultural runoff presents methodological challenges: low concentrations necessitate filtering large volumes of runoff, and traditional automatic water samplers are likely insufficient for this purpose. While the simple screens used in this study allowed for large volumes of water to be filtered, this method has some limitations. Clogging with organic debris (e.g., crop residues) and sediment is an issue, and freezing of water on the screen during frequent freeze-thaw cycles similarly impedes flow. Further, the large mesh size used only captures larger MPs, and smaller MPs are not represented in this study. Better edge-of-field runoff sampling approaches are needed for these types of conditions to capture the full range of MP sizes. In particular, automated sampling systems are required to fully characterize all parts of the hydrograph, as manual grab sampling is unlikely to capture the rapidly changing flow conditions and associated MP concentrations throughout the runoff event. However, based on the detection of MPs near the water surface during in snowmelt in the present study, any automated systems will have to compensate for buoyancy and likely uneven vertical distribution of MPs in the water column. Lastly, this study did not investigate the role of shorter-duration, high-intensity rain events during the summer months as a potential pathway for MP export.</w:t>
+        <w:t xml:space="preserve">. Although concentrations in agricultural soil may be low, the extensive area of farmland means the total load can be considerable. In snowmelt-dominated regions like Manitoba, the snowmelt period is when the greatest losses are likely to occur;however, during this time, frozen soils and altered surface structure (e.g., dormant, compressed, or harvested vegetation, snow and ice cover) may change the physical conditions that control MP retention compared to the growing season. The effectiveness of riparian buffers for capturing buoyant MPs, whose retention is driven primarily by physical processes, remains a research priority for this critical period. Quantifying MPs in agricultural runoff presents methodological challenges: low concentrations necessitate filtering large volumes of runoff, and traditional automatic water samplers are likely insufficient for this purpose. While the simple screens used in this study allowed for large volumes of water to be filtered, this method has some limitations. Clogging with organic debris (e.g., crop residues) and sediment is an issue, and freezing of water on the screen during frequent freeze-thaw cycles similarly impedes flow. Further, the large mesh size used only captures larger MPs, and smaller MPs are not represented in this study.</w:t>
       </w:r>
     </w:p>
     <w:p>
@@ -3820,6 +3884,14 @@
         <w:pStyle w:val="TextBody"/>
       </w:pPr>
       <w:r>
+        <w:t xml:space="preserve">Better edge-of-field runoff sampling approaches are needed for these types of conditions to capture the full range of MP sizes. In particular, automated sampling systems are required to fully characterize all parts of the hydrograph, as manual grab sampling is unlikely to capture the rapidly changing flow conditions and associated MP concentrations throughout the runoff event. However, based on the detection of MPs near the water surface during in snowmelt in the present study, any automated systems will have to compensate for buoyancy and likely uneven vertical distribution of MPs in the water column. Lastly, this study did not investigate the role of shorter-duration, high-intensity rain events during the summer months as a potential pathway for MP export.</w:t>
+      </w:r>
+    </w:p>
+    <w:p>
+      <w:pPr>
+        <w:pStyle w:val="TextBody"/>
+      </w:pPr>
+      <w:r>
         <w:t xml:space="preserve">Identifying the mechanisms of MP loss during snowmelt and other runoff events remains a research priority. Investigating whether MPs are co-transported with suspended solids would provide insights into whether the same factors (e.g., overland flow velocity, surface roughness) control the transport of MPs and soil particles. Small plot, soil flume-based, and rainfall simulator experiments have shown the preferential transport of MPs due to their buoyancy and shape</w:t>
       </w:r>
       <w:r>
@@ -3854,12 +3926,12 @@
         <w:t xml:space="preserve">)</w:t>
       </w:r>
       <w:r>
-        <w:t xml:space="preserve">, suggesting that MPs likely behave differently than soil particles during runoff events. However, long-term in-field observations are needed to validate whether these patterns hold under field conditions across a range of hydrologic and climatic conditions. Field-based studies will help clarify MP transport dynamics and identify management strategies that are effective not only for MP mitigation but also for controlling erosion and nutrient loss.</w:t>
-      </w:r>
-    </w:p>
-    <w:bookmarkEnd w:id="59"/>
-    <w:bookmarkEnd w:id="60"/>
-    <w:bookmarkStart w:id="61" w:name="conclusions"/>
+        <w:t xml:space="preserve">, suggesting that MPs likely behave differently than soil particles during runoff events. However, multi-year in-field observations are needed to validate whether these patterns hold under field conditions across a range of hydrologic and climatic conditions. Field-based studies will help clarify MP transport dynamics and identify management strategies that are effective not only for MP mitigation but also for controlling erosion and nutrient loss.</w:t>
+      </w:r>
+    </w:p>
+    <w:bookmarkEnd w:id="49"/>
+    <w:bookmarkEnd w:id="50"/>
+    <w:bookmarkStart w:id="51" w:name="conclusions"/>
     <w:p>
       <w:pPr>
         <w:pStyle w:val="Heading2"/>
@@ -3876,8 +3948,8 @@
         <w:t xml:space="preserve">Polymer coatings from slow-release fertilizers showed clear spatial and temporal dynamics, with evidence of downslope movement and export to downstream environments, demonstrating that agricultural soils can serve as a long-term source of MPs. Soil sampling and edge of field runoff designs and research questions must account for this spatial and temporal variability, and developing best practices for sampling MPs in agricultural settings should be a research priority. The findings of this study are likely applicable to other types of agricultural plastics, which may show similar transport dynamics. Edge-of-field sampling in cold climates presents particular challenges, as low concentrations require filtering large volumes of runoff and freeze-thaw conditions and debris impede water flow through sampling equipment, highlighting the need for improved sampling approaches that can reliably quantify MP export under these conditions. As plastic inputs to agricultural landscapes continue to grow, whether from on-farm use or external sources, characterizing and managing MP movement through the landscape will be essential to effectively quantify and mitigate their broader environmental impact.</w:t>
       </w:r>
     </w:p>
-    <w:bookmarkEnd w:id="61"/>
-    <w:bookmarkStart w:id="62" w:name="acknowledgments"/>
+    <w:bookmarkEnd w:id="51"/>
+    <w:bookmarkStart w:id="52" w:name="acknowledgments"/>
     <w:p>
       <w:pPr>
         <w:pStyle w:val="Heading2"/>
@@ -3894,8 +3966,8 @@
         <w:t xml:space="preserve">Special thanks and recognition for the field and technical support from C Jackson and the cooperating producers at the South Tobacco Creek twin watershed site.</w:t>
       </w:r>
     </w:p>
-    <w:bookmarkEnd w:id="62"/>
-    <w:bookmarkStart w:id="69" w:name="statements-and-declarations"/>
+    <w:bookmarkEnd w:id="52"/>
+    <w:bookmarkStart w:id="59" w:name="statements-and-declarations"/>
     <w:p>
       <w:pPr>
         <w:pStyle w:val="Heading2"/>
@@ -3904,7 +3976,7 @@
         <w:t xml:space="preserve">Statements and declarations</w:t>
       </w:r>
     </w:p>
-    <w:bookmarkStart w:id="63" w:name="funding"/>
+    <w:bookmarkStart w:id="53" w:name="funding"/>
     <w:p>
       <w:pPr>
         <w:pStyle w:val="Heading3"/>
@@ -3921,8 +3993,8 @@
         <w:t xml:space="preserve">This research was supported by the Agriculture and Agri-Food Canada Living Laboratories Initiative.</w:t>
       </w:r>
     </w:p>
-    <w:bookmarkEnd w:id="63"/>
-    <w:bookmarkStart w:id="64" w:name="competing-interests"/>
+    <w:bookmarkEnd w:id="53"/>
+    <w:bookmarkStart w:id="54" w:name="competing-interests"/>
     <w:p>
       <w:pPr>
         <w:pStyle w:val="Heading3"/>
@@ -3939,8 +4011,8 @@
         <w:t xml:space="preserve">The authors have no competing interests to declare that are relevant to the content of this article.</w:t>
       </w:r>
     </w:p>
-    <w:bookmarkEnd w:id="64"/>
-    <w:bookmarkStart w:id="67" w:name="data-and-code-availability"/>
+    <w:bookmarkEnd w:id="54"/>
+    <w:bookmarkStart w:id="57" w:name="data-and-code-availability"/>
     <w:p>
       <w:pPr>
         <w:pStyle w:val="Heading3"/>
@@ -3959,7 +4031,7 @@
       <w:r>
         <w:t xml:space="preserve"> </w:t>
       </w:r>
-      <w:hyperlink r:id="rId65">
+      <w:hyperlink r:id="rId55">
         <w:r>
           <w:rPr>
             <w:rStyle w:val="InternetLink"/>
@@ -3978,7 +4050,7 @@
       <w:r>
         <w:t xml:space="preserve"> </w:t>
       </w:r>
-      <w:hyperlink r:id="rId66">
+      <w:hyperlink r:id="rId56">
         <w:r>
           <w:rPr>
             <w:rStyle w:val="InternetLink"/>
@@ -3987,8 +4059,8 @@
         </w:r>
       </w:hyperlink>
     </w:p>
-    <w:bookmarkEnd w:id="67"/>
-    <w:bookmarkStart w:id="68" w:name="author-contributions"/>
+    <w:bookmarkEnd w:id="57"/>
+    <w:bookmarkStart w:id="58" w:name="author-contributions"/>
     <w:p>
       <w:pPr>
         <w:pStyle w:val="Heading3"/>
@@ -4024,21 +4096,6 @@
           <w:b/>
           <w:bCs/>
         </w:rPr>
-        <w:t xml:space="preserve">A Glenn</w:t>
-      </w:r>
-      <w:r>
-        <w:t xml:space="preserve">: Conceptualization; Funding acquisition; Methodology; Investigation; Data curation; Formal analysis; Writing - Original Draft; Writing – review and editing; Project administration</w:t>
-      </w:r>
-    </w:p>
-    <w:p>
-      <w:pPr>
-        <w:pStyle w:val="TextBody"/>
-      </w:pPr>
-      <w:r>
-        <w:rPr>
-          <w:b/>
-          <w:bCs/>
-        </w:rPr>
         <w:t xml:space="preserve">A Koiter</w:t>
       </w:r>
       <w:r>
@@ -4060,834 +4117,891 @@
         <w:t xml:space="preserve">: Methodology; Data curation; Formal analysis; Writing - Review &amp; Editing</w:t>
       </w:r>
     </w:p>
-    <w:bookmarkEnd w:id="68"/>
+    <w:p>
+      <w:pPr>
+        <w:pStyle w:val="TextBody"/>
+      </w:pPr>
+      <w:r>
+        <w:rPr>
+          <w:b/>
+          <w:bCs/>
+        </w:rPr>
+        <w:t xml:space="preserve">A Glenn</w:t>
+      </w:r>
+      <w:r>
+        <w:t xml:space="preserve">: Conceptualization; Funding acquisition; Methodology; Investigation; Data curation; Formal analysis; Writing - Original Draft; Writing – review and editing; Project administration</w:t>
+      </w:r>
+    </w:p>
+    <w:bookmarkEnd w:id="58"/>
+    <w:bookmarkEnd w:id="59"/>
+    <w:bookmarkStart w:id="128" w:name="references"/>
+    <w:p>
+      <w:pPr>
+        <w:pStyle w:val="Heading2"/>
+      </w:pPr>
+      <w:r>
+        <w:t xml:space="preserve">References</w:t>
+      </w:r>
+    </w:p>
+    <w:bookmarkStart w:id="127" w:name="refs"/>
+    <w:bookmarkStart w:id="61" w:name="ref-agricultureandagri-foodcanada2011"/>
+    <w:p>
+      <w:pPr>
+        <w:pStyle w:val="Bibliography"/>
+      </w:pPr>
+      <w:r>
+        <w:t xml:space="preserve">Agriculture, Agri-Food Canada, 2008. South tobacco creek/steppler watershed fact sheet. URL</w:t>
+      </w:r>
+      <w:r>
+        <w:t xml:space="preserve"> </w:t>
+      </w:r>
+      <w:hyperlink r:id="rId60">
+        <w:r>
+          <w:rPr>
+            <w:rStyle w:val="InternetLink"/>
+          </w:rPr>
+          <w:t xml:space="preserve">https://publications.gc.ca/collections/collection_2022/aac-aafc/A15-10313-2008-eng.pdf</w:t>
+        </w:r>
+      </w:hyperlink>
+    </w:p>
+    <w:bookmarkEnd w:id="61"/>
+    <w:bookmarkStart w:id="63" w:name="ref-anderson2017"/>
+    <w:p>
+      <w:pPr>
+        <w:pStyle w:val="Bibliography"/>
+      </w:pPr>
+      <w:r>
+        <w:t xml:space="preserve">Anderson, P.J., Warrack, S., Langen, V., Challis, J.K., Hanson, M.L., Rennie, M.D., 2017. Microplastic contamination in lake winnipeg, canada. Environmental Pollution 225, 223–231.</w:t>
+      </w:r>
+      <w:r>
+        <w:t xml:space="preserve"> </w:t>
+      </w:r>
+      <w:hyperlink r:id="rId62">
+        <w:r>
+          <w:rPr>
+            <w:rStyle w:val="InternetLink"/>
+          </w:rPr>
+          <w:t xml:space="preserve">https://doi.org/10.1016/j.envpol.2017.02.072</w:t>
+        </w:r>
+      </w:hyperlink>
+    </w:p>
+    <w:bookmarkEnd w:id="63"/>
+    <w:bookmarkStart w:id="65" w:name="ref-astm_d5242_92"/>
+    <w:p>
+      <w:pPr>
+        <w:pStyle w:val="Bibliography"/>
+      </w:pPr>
+      <w:r>
+        <w:t xml:space="preserve">ASTM International, 1992. Standard test method for open-channel flow measurement of water with thin-plate weirs (No. ASTM D5242-92). ASTM International, West Conshohocken, PA. URL</w:t>
+      </w:r>
+      <w:r>
+        <w:t xml:space="preserve"> </w:t>
+      </w:r>
+      <w:hyperlink r:id="rId64">
+        <w:r>
+          <w:rPr>
+            <w:rStyle w:val="InternetLink"/>
+          </w:rPr>
+          <w:t xml:space="preserve">https://www.astm.org/d5242-92r01.html</w:t>
+        </w:r>
+      </w:hyperlink>
+    </w:p>
+    <w:bookmarkEnd w:id="65"/>
+    <w:bookmarkStart w:id="67" w:name="ref-brooks2017"/>
+    <w:p>
+      <w:pPr>
+        <w:pStyle w:val="Bibliography"/>
+      </w:pPr>
+      <w:r>
+        <w:t xml:space="preserve">Brooks, Mollie,E., Kristensen, K., Benthem, Koen,J.,van., Magnusson, A., Berg, Casper,W., Nielsen, A., Skaug, Hans,J., Mächler, M., Bolker, Benjamin,M., 2017. glmmTMB balances speed and flexibility among packages for zero-inflated generalized linear mixed modeling. The R Journal 9, 378.</w:t>
+      </w:r>
+      <w:r>
+        <w:t xml:space="preserve"> </w:t>
+      </w:r>
+      <w:hyperlink r:id="rId66">
+        <w:r>
+          <w:rPr>
+            <w:rStyle w:val="InternetLink"/>
+          </w:rPr>
+          <w:t xml:space="preserve">https://doi.org/10.32614/RJ-2017-066</w:t>
+        </w:r>
+      </w:hyperlink>
+    </w:p>
+    <w:bookmarkEnd w:id="67"/>
+    <w:bookmarkStart w:id="69" w:name="ref-chia2024"/>
+    <w:p>
+      <w:pPr>
+        <w:pStyle w:val="Bibliography"/>
+      </w:pPr>
+      <w:r>
+        <w:t xml:space="preserve">Chia, R.W., Lee, J.-Y., Cha, J., Rodríguez-Seijo, A., 2024. Methods of soil sampling for microplastic analysis: A review. Environmental Chemistry Letters 22, 227–238.</w:t>
+      </w:r>
+      <w:r>
+        <w:t xml:space="preserve"> </w:t>
+      </w:r>
+      <w:hyperlink r:id="rId68">
+        <w:r>
+          <w:rPr>
+            <w:rStyle w:val="InternetLink"/>
+          </w:rPr>
+          <w:t xml:space="preserve">https://doi.org/10.1007/s10311-023-01652-9</w:t>
+        </w:r>
+      </w:hyperlink>
+    </w:p>
     <w:bookmarkEnd w:id="69"/>
-    <w:bookmarkStart w:id="138" w:name="references"/>
+    <w:bookmarkStart w:id="71" w:name="ref-chinyo2026"/>
+    <w:p>
+      <w:pPr>
+        <w:pStyle w:val="Bibliography"/>
+      </w:pPr>
+      <w:r>
+        <w:t xml:space="preserve">Chinyo, M., Bisht, K., Taku, M., Nandipamu, T.M., Akash, Singh, S., Mehrotra, R., Singh, S.N., Srivastava, H., Mazeed, A., Tewary, P., Kumar, S., 2026. Microplastics in agriculture: Hidden soil contaminants, sustainability risks and policy pathways. Journal of Agriculture and Food Research 29, 103089.</w:t>
+      </w:r>
+      <w:r>
+        <w:t xml:space="preserve"> </w:t>
+      </w:r>
+      <w:hyperlink r:id="rId70">
+        <w:r>
+          <w:rPr>
+            <w:rStyle w:val="InternetLink"/>
+          </w:rPr>
+          <w:t xml:space="preserve">https://doi.org/10.1016/j.jafr.2026.103089</w:t>
+        </w:r>
+      </w:hyperlink>
+    </w:p>
+    <w:bookmarkEnd w:id="71"/>
+    <w:bookmarkStart w:id="73" w:name="ref-crossman2020"/>
+    <w:p>
+      <w:pPr>
+        <w:pStyle w:val="Bibliography"/>
+      </w:pPr>
+      <w:r>
+        <w:t xml:space="preserve">Crossman, J., Hurley, R.R., Futter, M., Nizzetto, L., 2020. Transfer and transport of microplastics from biosolids to agricultural soils and the wider environment. Science of The Total Environment 724, 138334.</w:t>
+      </w:r>
+      <w:r>
+        <w:t xml:space="preserve"> </w:t>
+      </w:r>
+      <w:hyperlink r:id="rId72">
+        <w:r>
+          <w:rPr>
+            <w:rStyle w:val="InternetLink"/>
+          </w:rPr>
+          <w:t xml:space="preserve">https://doi.org/10.1016/j.scitotenv.2020.138334</w:t>
+        </w:r>
+      </w:hyperlink>
+    </w:p>
+    <w:bookmarkEnd w:id="73"/>
+    <w:bookmarkStart w:id="75" w:name="ref-e.lazerte2018"/>
+    <w:p>
+      <w:pPr>
+        <w:pStyle w:val="Bibliography"/>
+      </w:pPr>
+      <w:r>
+        <w:t xml:space="preserve">E. LaZerte, S., Albers, S., 2018. Weathercan: Download and format weather data from environment and climate change canada. The Journal of Open Source Software 3, 571.</w:t>
+      </w:r>
+      <w:r>
+        <w:t xml:space="preserve"> </w:t>
+      </w:r>
+      <w:hyperlink r:id="rId74">
+        <w:r>
+          <w:rPr>
+            <w:rStyle w:val="InternetLink"/>
+          </w:rPr>
+          <w:t xml:space="preserve">https://doi.org/10.21105/joss.00571</w:t>
+        </w:r>
+      </w:hyperlink>
+    </w:p>
+    <w:bookmarkEnd w:id="75"/>
+    <w:bookmarkStart w:id="77" w:name="X314a104b7afaf0862b1b73f26445508a1e6fc28"/>
+    <w:p>
+      <w:pPr>
+        <w:pStyle w:val="Bibliography"/>
+      </w:pPr>
+      <w:r>
+        <w:t xml:space="preserve">Environment and Climate Change Canada, 2026. Canadian Climate Normals. URL</w:t>
+      </w:r>
+      <w:r>
+        <w:t xml:space="preserve"> </w:t>
+      </w:r>
+      <w:hyperlink r:id="rId76">
+        <w:r>
+          <w:rPr>
+            <w:rStyle w:val="InternetLink"/>
+          </w:rPr>
+          <w:t xml:space="preserve">https://climate.weather.gc.ca/climate_normals/index_e.html</w:t>
+        </w:r>
+      </w:hyperlink>
+    </w:p>
+    <w:bookmarkEnd w:id="77"/>
+    <w:bookmarkStart w:id="79" w:name="X58f871d41ef90e7d5d6faf67b668dadba215eb4"/>
+    <w:p>
+      <w:pPr>
+        <w:pStyle w:val="Bibliography"/>
+      </w:pPr>
+      <w:r>
+        <w:t xml:space="preserve">Environment and Climate Change Canada and Health Canada, 2020. Science assessment of plastic pollution. URL</w:t>
+      </w:r>
+      <w:r>
+        <w:t xml:space="preserve"> </w:t>
+      </w:r>
+      <w:hyperlink r:id="rId78">
+        <w:r>
+          <w:rPr>
+            <w:rStyle w:val="InternetLink"/>
+          </w:rPr>
+          <w:t xml:space="preserve">https://www.canada.ca/en/environment-climate-change/services/evaluating-existing-substances/science-assessment-plastic-pollution.html</w:t>
+        </w:r>
+      </w:hyperlink>
+    </w:p>
+    <w:bookmarkEnd w:id="79"/>
+    <w:bookmarkStart w:id="81" w:name="ref-fellows2023"/>
+    <w:p>
+      <w:pPr>
+        <w:pStyle w:val="Bibliography"/>
+      </w:pPr>
+      <w:r>
+        <w:t xml:space="preserve">Fellows, I., JMapViewer library by Jan Peter Stotz, using the, 2023. OpenStreetMap: Access to open street map raster images.</w:t>
+      </w:r>
+      <w:r>
+        <w:t xml:space="preserve"> </w:t>
+      </w:r>
+      <w:hyperlink r:id="rId80">
+        <w:r>
+          <w:rPr>
+            <w:rStyle w:val="InternetLink"/>
+          </w:rPr>
+          <w:t xml:space="preserve">https://doi.org/10.32614/CRAN.package.OpenStreetMap</w:t>
+        </w:r>
+      </w:hyperlink>
+    </w:p>
+    <w:bookmarkEnd w:id="81"/>
+    <w:bookmarkStart w:id="83" w:name="ref-fox2019"/>
+    <w:p>
+      <w:pPr>
+        <w:pStyle w:val="Bibliography"/>
+      </w:pPr>
+      <w:r>
+        <w:t xml:space="preserve">Fox, J., Weisberg, S., 2019. An</w:t>
+      </w:r>
+      <w:r>
+        <w:t xml:space="preserve"> </w:t>
+      </w:r>
+      <w:r>
+        <w:t xml:space="preserve">R</w:t>
+      </w:r>
+      <w:r>
+        <w:t xml:space="preserve"> </w:t>
+      </w:r>
+      <w:r>
+        <w:t xml:space="preserve">companion to applied regression, Third. ed. Sage, Thousand Oaks</w:t>
+      </w:r>
+      <w:r>
+        <w:t xml:space="preserve"> </w:t>
+      </w:r>
+      <w:r>
+        <w:t xml:space="preserve">CA</w:t>
+      </w:r>
+      <w:r>
+        <w:t xml:space="preserve">. URL</w:t>
+      </w:r>
+      <w:r>
+        <w:t xml:space="preserve"> </w:t>
+      </w:r>
+      <w:hyperlink r:id="rId82">
+        <w:r>
+          <w:rPr>
+            <w:rStyle w:val="InternetLink"/>
+          </w:rPr>
+          <w:t xml:space="preserve">https://socialsciences.mcmaster.ca/jfox/Books/Companion/</w:t>
+        </w:r>
+      </w:hyperlink>
+    </w:p>
+    <w:bookmarkEnd w:id="83"/>
+    <w:bookmarkStart w:id="85" w:name="ref-hartig2022"/>
+    <w:p>
+      <w:pPr>
+        <w:pStyle w:val="Bibliography"/>
+      </w:pPr>
+      <w:r>
+        <w:t xml:space="preserve">Hartig, F., 2022. DHARMa: Residual diagnostics for hierarchical (multi-level / mixed) regression models. URL</w:t>
+      </w:r>
+      <w:r>
+        <w:t xml:space="preserve"> </w:t>
+      </w:r>
+      <w:hyperlink r:id="rId84">
+        <w:r>
+          <w:rPr>
+            <w:rStyle w:val="InternetLink"/>
+          </w:rPr>
+          <w:t xml:space="preserve">https://CRAN.R-project.org/package=DHARMa</w:t>
+        </w:r>
+      </w:hyperlink>
+    </w:p>
+    <w:bookmarkEnd w:id="85"/>
+    <w:bookmarkStart w:id="87" w:name="ref-isakov2025"/>
+    <w:p>
+      <w:pPr>
+        <w:pStyle w:val="Bibliography"/>
+      </w:pPr>
+      <w:r>
+        <w:t xml:space="preserve">Isakov, V., Vlasova, E., Forer, V., Kenny, J., Lyulin, S., 2025. Analysis of slow-released fertilisers as a source of microplastics. Land 14, 38.</w:t>
+      </w:r>
+      <w:r>
+        <w:t xml:space="preserve"> </w:t>
+      </w:r>
+      <w:hyperlink r:id="rId86">
+        <w:r>
+          <w:rPr>
+            <w:rStyle w:val="InternetLink"/>
+          </w:rPr>
+          <w:t xml:space="preserve">https://doi.org/10.3390/land14010038</w:t>
+        </w:r>
+      </w:hyperlink>
+    </w:p>
+    <w:bookmarkEnd w:id="87"/>
+    <w:bookmarkStart w:id="89" w:name="ref-lenaker2021"/>
+    <w:p>
+      <w:pPr>
+        <w:pStyle w:val="Bibliography"/>
+      </w:pPr>
+      <w:r>
+        <w:t xml:space="preserve">Lenaker, P.L., Corsi, S.R., Mason, S.A., 2021. Spatial distribution of microplastics in surficial benthic sediment of lake michigan and lake erie. Environmental Science &amp; Technology 55, 373–384.</w:t>
+      </w:r>
+      <w:r>
+        <w:t xml:space="preserve"> </w:t>
+      </w:r>
+      <w:hyperlink r:id="rId88">
+        <w:r>
+          <w:rPr>
+            <w:rStyle w:val="InternetLink"/>
+          </w:rPr>
+          <w:t xml:space="preserve">https://doi.org/10.1021/acs.est.0c06087</w:t>
+        </w:r>
+      </w:hyperlink>
+    </w:p>
+    <w:bookmarkEnd w:id="89"/>
+    <w:bookmarkStart w:id="91" w:name="ref-lenth2024"/>
+    <w:p>
+      <w:pPr>
+        <w:pStyle w:val="Bibliography"/>
+      </w:pPr>
+      <w:r>
+        <w:t xml:space="preserve">Lenth, R.V., 2024. Emmeans: Estimated marginal means, aka least-squares means. URL</w:t>
+      </w:r>
+      <w:r>
+        <w:t xml:space="preserve"> </w:t>
+      </w:r>
+      <w:hyperlink r:id="rId90">
+        <w:r>
+          <w:rPr>
+            <w:rStyle w:val="InternetLink"/>
+          </w:rPr>
+          <w:t xml:space="preserve">https://CRAN.R-project.org/package=emmeans</w:t>
+        </w:r>
+      </w:hyperlink>
+    </w:p>
+    <w:bookmarkEnd w:id="91"/>
+    <w:bookmarkStart w:id="93" w:name="ref-leonard2024"/>
+    <w:p>
+      <w:pPr>
+        <w:pStyle w:val="Bibliography"/>
+      </w:pPr>
+      <w:r>
+        <w:t xml:space="preserve">Leonard, J., Ravi, S., Mohanty, S.K., 2024. Preferential emission of microplastics from biosolid-applied agricultural soils: Field evidence and theoretical framework. Environmental Science &amp; Technology Letters 11, 136–142.</w:t>
+      </w:r>
+      <w:r>
+        <w:t xml:space="preserve"> </w:t>
+      </w:r>
+      <w:hyperlink r:id="rId92">
+        <w:r>
+          <w:rPr>
+            <w:rStyle w:val="InternetLink"/>
+          </w:rPr>
+          <w:t xml:space="preserve">https://doi.org/10.1021/acs.estlett.3c00850</w:t>
+        </w:r>
+      </w:hyperlink>
+    </w:p>
+    <w:bookmarkEnd w:id="93"/>
+    <w:bookmarkStart w:id="95" w:name="ref-ludecke2021"/>
+    <w:p>
+      <w:pPr>
+        <w:pStyle w:val="Bibliography"/>
+      </w:pPr>
+      <w:r>
+        <w:t xml:space="preserve">Lüdecke, D., Ben-Shachar, M.S., Patil, I., Waggoner, P., Makowski, D., 2021.</w:t>
+      </w:r>
+      <w:r>
+        <w:t xml:space="preserve"> </w:t>
+      </w:r>
+      <w:r>
+        <w:t xml:space="preserve">performance</w:t>
+      </w:r>
+      <w:r>
+        <w:t xml:space="preserve">: An</w:t>
+      </w:r>
+      <w:r>
+        <w:t xml:space="preserve"> </w:t>
+      </w:r>
+      <w:r>
+        <w:t xml:space="preserve">R</w:t>
+      </w:r>
+      <w:r>
+        <w:t xml:space="preserve"> </w:t>
+      </w:r>
+      <w:r>
+        <w:t xml:space="preserve">package for assessment, comparison and testing of statistical models. Journal of Open Source Software 6, 3139.</w:t>
+      </w:r>
+      <w:r>
+        <w:t xml:space="preserve"> </w:t>
+      </w:r>
+      <w:hyperlink r:id="rId94">
+        <w:r>
+          <w:rPr>
+            <w:rStyle w:val="InternetLink"/>
+          </w:rPr>
+          <w:t xml:space="preserve">https://doi.org/10.21105/joss.03139</w:t>
+        </w:r>
+      </w:hyperlink>
+    </w:p>
+    <w:bookmarkEnd w:id="95"/>
+    <w:bookmarkStart w:id="97" w:name="ref-maqbool2024"/>
+    <w:p>
+      <w:pPr>
+        <w:pStyle w:val="Bibliography"/>
+      </w:pPr>
+      <w:r>
+        <w:t xml:space="preserve">Maqbool, A., Guzmán, G., Fiener, P., Wilken, F., Soriano, M.-A., Gómez, J.A., 2024. Tracing macroplastics redistribution and fragmentation by tillage translocation. Journal of Hazardous Materials 477, 135318.</w:t>
+      </w:r>
+      <w:r>
+        <w:t xml:space="preserve"> </w:t>
+      </w:r>
+      <w:hyperlink r:id="rId96">
+        <w:r>
+          <w:rPr>
+            <w:rStyle w:val="InternetLink"/>
+          </w:rPr>
+          <w:t xml:space="preserve">https://doi.org/10.1016/j.jhazmat.2024.135318</w:t>
+        </w:r>
+      </w:hyperlink>
+    </w:p>
+    <w:bookmarkEnd w:id="97"/>
+    <w:bookmarkStart w:id="99" w:name="ref-massicotte2023"/>
+    <w:p>
+      <w:pPr>
+        <w:pStyle w:val="Bibliography"/>
+      </w:pPr>
+      <w:r>
+        <w:t xml:space="preserve">Massicotte, P., South, A., 2023. Rnaturalearth: World map data from natural earth.</w:t>
+      </w:r>
+      <w:r>
+        <w:t xml:space="preserve"> </w:t>
+      </w:r>
+      <w:hyperlink r:id="rId98">
+        <w:r>
+          <w:rPr>
+            <w:rStyle w:val="InternetLink"/>
+          </w:rPr>
+          <w:t xml:space="preserve">https://doi.org/10.32614/CRAN.package.rnaturalearth</w:t>
+        </w:r>
+      </w:hyperlink>
+    </w:p>
+    <w:bookmarkEnd w:id="99"/>
+    <w:bookmarkStart w:id="100" w:name="ref-michalyna1988"/>
+    <w:p>
+      <w:pPr>
+        <w:pStyle w:val="Bibliography"/>
+      </w:pPr>
+      <w:r>
+        <w:t xml:space="preserve">Michalyna, W., Podolsky, G., St. Jacques, E., 1988. Soils of the rural municipalities of</w:t>
+      </w:r>
+      <w:r>
+        <w:t xml:space="preserve"> </w:t>
+      </w:r>
+      <w:r>
+        <w:t xml:space="preserve">Grey</w:t>
+      </w:r>
+      <w:r>
+        <w:t xml:space="preserve">,</w:t>
+      </w:r>
+      <w:r>
+        <w:t xml:space="preserve"> </w:t>
+      </w:r>
+      <w:r>
+        <w:t xml:space="preserve">Dufferin</w:t>
+      </w:r>
+      <w:r>
+        <w:t xml:space="preserve">,</w:t>
+      </w:r>
+      <w:r>
+        <w:t xml:space="preserve"> </w:t>
+      </w:r>
+      <w:r>
+        <w:t xml:space="preserve">Roland</w:t>
+      </w:r>
+      <w:r>
+        <w:t xml:space="preserve">,</w:t>
+      </w:r>
+      <w:r>
+        <w:t xml:space="preserve"> </w:t>
+      </w:r>
+      <w:r>
+        <w:t xml:space="preserve">Thompson</w:t>
+      </w:r>
+      <w:r>
+        <w:t xml:space="preserve"> </w:t>
+      </w:r>
+      <w:r>
+        <w:t xml:space="preserve">and part of</w:t>
+      </w:r>
+      <w:r>
+        <w:t xml:space="preserve"> </w:t>
+      </w:r>
+      <w:r>
+        <w:t xml:space="preserve">Stanley</w:t>
+      </w:r>
+      <w:r>
+        <w:t xml:space="preserve">.</w:t>
+      </w:r>
+    </w:p>
+    <w:bookmarkEnd w:id="100"/>
+    <w:bookmarkStart w:id="102" w:name="ref-nutrien_esn_2026"/>
+    <w:p>
+      <w:pPr>
+        <w:pStyle w:val="Bibliography"/>
+      </w:pPr>
+      <w:r>
+        <w:t xml:space="preserve">Nutrien Ltd., 2026. Safety data sheet:</w:t>
+      </w:r>
+      <w:r>
+        <w:t xml:space="preserve"> </w:t>
+      </w:r>
+      <w:r>
+        <w:t xml:space="preserve">ESN</w:t>
+      </w:r>
+      <w:r>
+        <w:t xml:space="preserve">® polymer coated urea 44-0-0. URL</w:t>
+      </w:r>
+      <w:r>
+        <w:t xml:space="preserve"> </w:t>
+      </w:r>
+      <w:hyperlink r:id="rId101">
+        <w:r>
+          <w:rPr>
+            <w:rStyle w:val="InternetLink"/>
+          </w:rPr>
+          <w:t xml:space="preserve">https://products.nutrien.com/docs/3705</w:t>
+        </w:r>
+      </w:hyperlink>
+    </w:p>
+    <w:bookmarkEnd w:id="102"/>
+    <w:bookmarkStart w:id="104" w:name="ref-nutrien_esn_datasheet_2022"/>
+    <w:p>
+      <w:pPr>
+        <w:pStyle w:val="Bibliography"/>
+      </w:pPr>
+      <w:r>
+        <w:t xml:space="preserve">Nutrien Ltd., 2022. Fertilizer product data sheet:</w:t>
+      </w:r>
+      <w:r>
+        <w:t xml:space="preserve"> </w:t>
+      </w:r>
+      <w:r>
+        <w:t xml:space="preserve">ESN</w:t>
+      </w:r>
+      <w:r>
+        <w:t xml:space="preserve"> </w:t>
+      </w:r>
+      <w:r>
+        <w:t xml:space="preserve">polymer coated urea 44-0-0. URL</w:t>
+      </w:r>
+      <w:r>
+        <w:t xml:space="preserve"> </w:t>
+      </w:r>
+      <w:hyperlink r:id="rId103">
+        <w:r>
+          <w:rPr>
+            <w:rStyle w:val="InternetLink"/>
+          </w:rPr>
+          <w:t xml:space="preserve">https://products.nutrien.com/docs/811</w:t>
+        </w:r>
+      </w:hyperlink>
+    </w:p>
+    <w:bookmarkEnd w:id="104"/>
+    <w:bookmarkStart w:id="106" w:name="ref-piehl2018"/>
+    <w:p>
+      <w:pPr>
+        <w:pStyle w:val="Bibliography"/>
+      </w:pPr>
+      <w:r>
+        <w:t xml:space="preserve">Piehl, S., Leibner, A., Löder, M.G.J., Dris, R., Bogner, C., Laforsch, C., 2018. Identification and quantification of macro- and microplastics on an agricultural farmland. Scientific Reports 8, 17950.</w:t>
+      </w:r>
+      <w:r>
+        <w:t xml:space="preserve"> </w:t>
+      </w:r>
+      <w:hyperlink r:id="rId105">
+        <w:r>
+          <w:rPr>
+            <w:rStyle w:val="InternetLink"/>
+          </w:rPr>
+          <w:t xml:space="preserve">https://doi.org/10.1038/s41598-018-36172-y</w:t>
+        </w:r>
+      </w:hyperlink>
+    </w:p>
+    <w:bookmarkEnd w:id="106"/>
+    <w:bookmarkStart w:id="108" w:name="ref-rcoreteam2026"/>
+    <w:p>
+      <w:pPr>
+        <w:pStyle w:val="Bibliography"/>
+      </w:pPr>
+      <w:r>
+        <w:t xml:space="preserve">R Core Team, 2026. R: A language and environment for statistical computing. URL</w:t>
+      </w:r>
+      <w:r>
+        <w:t xml:space="preserve"> </w:t>
+      </w:r>
+      <w:hyperlink r:id="rId107">
+        <w:r>
+          <w:rPr>
+            <w:rStyle w:val="InternetLink"/>
+          </w:rPr>
+          <w:t xml:space="preserve">http://www.R-project.org</w:t>
+        </w:r>
+      </w:hyperlink>
+    </w:p>
+    <w:bookmarkEnd w:id="108"/>
+    <w:bookmarkStart w:id="110" w:name="ref-rehm2024"/>
+    <w:p>
+      <w:pPr>
+        <w:pStyle w:val="Bibliography"/>
+      </w:pPr>
+      <w:r>
+        <w:t xml:space="preserve">Rehm, R., Fiener, P., 2024. Model-based analysis of erosion-induced microplastic delivery from arable land to the stream network of a mesoscale catchment. SOIL 10, 211–230.</w:t>
+      </w:r>
+      <w:r>
+        <w:t xml:space="preserve"> </w:t>
+      </w:r>
+      <w:hyperlink r:id="rId109">
+        <w:r>
+          <w:rPr>
+            <w:rStyle w:val="InternetLink"/>
+          </w:rPr>
+          <w:t xml:space="preserve">https://doi.org/10.5194/soil-10-211-2024</w:t>
+        </w:r>
+      </w:hyperlink>
+    </w:p>
+    <w:bookmarkEnd w:id="110"/>
+    <w:bookmarkStart w:id="112" w:name="ref-rehm2021"/>
+    <w:p>
+      <w:pPr>
+        <w:pStyle w:val="Bibliography"/>
+      </w:pPr>
+      <w:r>
+        <w:t xml:space="preserve">Rehm, R., Zeyer, T., Schmidt, A., Fiener, P., 2021. Soil erosion as transport pathway of microplastic from agriculture soils to aquatic ecosystems. Science of The Total Environment 795, 148774.</w:t>
+      </w:r>
+      <w:r>
+        <w:t xml:space="preserve"> </w:t>
+      </w:r>
+      <w:hyperlink r:id="rId111">
+        <w:r>
+          <w:rPr>
+            <w:rStyle w:val="InternetLink"/>
+          </w:rPr>
+          <w:t xml:space="preserve">https://doi.org/10.1016/j.scitotenv.2021.148774</w:t>
+        </w:r>
+      </w:hyperlink>
+    </w:p>
+    <w:bookmarkEnd w:id="112"/>
+    <w:bookmarkStart w:id="114" w:name="ref-rillig2017"/>
+    <w:p>
+      <w:pPr>
+        <w:pStyle w:val="Bibliography"/>
+      </w:pPr>
+      <w:r>
+        <w:t xml:space="preserve">Rillig, M.C., Ingraffia, R., Souza Machado, A.A. de, 2017. Microplastic incorporation into soil in agroecosystems. Frontiers in Plant Science 8.</w:t>
+      </w:r>
+      <w:r>
+        <w:t xml:space="preserve"> </w:t>
+      </w:r>
+      <w:hyperlink r:id="rId113">
+        <w:r>
+          <w:rPr>
+            <w:rStyle w:val="InternetLink"/>
+          </w:rPr>
+          <w:t xml:space="preserve">https://doi.org/10.3389/fpls.2017.01805</w:t>
+        </w:r>
+      </w:hyperlink>
+    </w:p>
+    <w:bookmarkEnd w:id="114"/>
+    <w:bookmarkStart w:id="116" w:name="ref-rstudio2026"/>
+    <w:p>
+      <w:pPr>
+        <w:pStyle w:val="Bibliography"/>
+      </w:pPr>
+      <w:r>
+        <w:t xml:space="preserve">RStudio, 2026. RStudio: Integrated development environment for r. URL</w:t>
+      </w:r>
+      <w:r>
+        <w:t xml:space="preserve"> </w:t>
+      </w:r>
+      <w:hyperlink r:id="rId115">
+        <w:r>
+          <w:rPr>
+            <w:rStyle w:val="InternetLink"/>
+          </w:rPr>
+          <w:t xml:space="preserve">http://www.rstudio.org/</w:t>
+        </w:r>
+      </w:hyperlink>
+    </w:p>
+    <w:bookmarkEnd w:id="116"/>
+    <w:bookmarkStart w:id="118" w:name="ref-severe2025"/>
+    <w:p>
+      <w:pPr>
+        <w:pStyle w:val="Bibliography"/>
+      </w:pPr>
+      <w:r>
+        <w:t xml:space="preserve">Severe, E., Surridge, B.W.J., Fiener, P., Coogan, M.P., Platel, R.H., James, M.R., Quinton, J., 2025. The transport of microplastics from soil in response to surface runoff and splash erosion. Environmental Science &amp; Technology 59, 14063–14074.</w:t>
+      </w:r>
+      <w:r>
+        <w:t xml:space="preserve"> </w:t>
+      </w:r>
+      <w:hyperlink r:id="rId117">
+        <w:r>
+          <w:rPr>
+            <w:rStyle w:val="InternetLink"/>
+          </w:rPr>
+          <w:t xml:space="preserve">https://doi.org/10.1021/acs.est.5c04795</w:t>
+        </w:r>
+      </w:hyperlink>
+    </w:p>
+    <w:bookmarkEnd w:id="118"/>
+    <w:bookmarkStart w:id="119" w:name="ref-tiessen2010"/>
+    <w:p>
+      <w:pPr>
+        <w:pStyle w:val="Bibliography"/>
+      </w:pPr>
+      <w:r>
+        <w:t xml:space="preserve">Tiessen, K.H.D., Elliott, J.A., Yarotski, J., Lobb, D.A., Flaten, D.N., Glozier, N.E., 2010. Conventional and conservation tillage: Influence on seasonal runoff, sediment, and nutrient losses in the canadian prairies. Journal of Environmental Quality 39, 964980.</w:t>
+      </w:r>
+    </w:p>
+    <w:bookmarkEnd w:id="119"/>
+    <w:bookmarkStart w:id="121" w:name="ref-wang2024"/>
+    <w:p>
+      <w:pPr>
+        <w:pStyle w:val="Bibliography"/>
+      </w:pPr>
+      <w:r>
+        <w:t xml:space="preserve">Wang, Y., Jing, S., Hou, P., Ni, R., Niu, L., Wanger, T.C., Liu, W., Liu, K., 2024. Soil erosion is a major drive for nano &amp; micro-plastics to enter riverine systems from cultivated land. Water Research 256, 121597.</w:t>
+      </w:r>
+      <w:r>
+        <w:t xml:space="preserve"> </w:t>
+      </w:r>
+      <w:hyperlink r:id="rId120">
+        <w:r>
+          <w:rPr>
+            <w:rStyle w:val="InternetLink"/>
+          </w:rPr>
+          <w:t xml:space="preserve">https://doi.org/10.1016/j.watres.2024.121597</w:t>
+        </w:r>
+      </w:hyperlink>
+    </w:p>
+    <w:bookmarkEnd w:id="121"/>
+    <w:bookmarkStart w:id="123" w:name="ref-weber2021"/>
+    <w:p>
+      <w:pPr>
+        <w:pStyle w:val="Bibliography"/>
+      </w:pPr>
+      <w:r>
+        <w:t xml:space="preserve">Weber, C.J., Weihrauch, C., Opp, C., Chifflard, P., 2021. Investigating microplastic dynamics in soils: Orientation for sampling strategies and sample pre-procession. Land Degradation &amp; Development 32, 270–284.</w:t>
+      </w:r>
+      <w:r>
+        <w:t xml:space="preserve"> </w:t>
+      </w:r>
+      <w:hyperlink r:id="rId122">
+        <w:r>
+          <w:rPr>
+            <w:rStyle w:val="InternetLink"/>
+          </w:rPr>
+          <w:t xml:space="preserve">https://doi.org/10.1002/ldr.3676</w:t>
+        </w:r>
+      </w:hyperlink>
+    </w:p>
+    <w:bookmarkEnd w:id="123"/>
+    <w:bookmarkStart w:id="124" w:name="ref-wickham2016"/>
+    <w:p>
+      <w:pPr>
+        <w:pStyle w:val="Bibliography"/>
+      </w:pPr>
+      <w:r>
+        <w:t xml:space="preserve">Wickham, H., 2016. ggplot2: Elegant graphics for data analysis. Springer-Verlag, New York NY U.S.A.</w:t>
+      </w:r>
+    </w:p>
+    <w:bookmarkEnd w:id="124"/>
+    <w:bookmarkStart w:id="126" w:name="ref-zhang2022"/>
+    <w:p>
+      <w:pPr>
+        <w:pStyle w:val="Bibliography"/>
+      </w:pPr>
+      <w:r>
+        <w:t xml:space="preserve">Zhang, J., Ren, S., Xu, W., Liang, C., Li, J., Zhang, H., Li, Y., Liu, X., Jones, D.L., Chadwick, D.R., Zhang, F., Wang, K., 2022. Effects of plastic residues and microplastics on soil ecosystems: A global meta-analysis. Journal of Hazardous Materials 435, 129065.</w:t>
+      </w:r>
+      <w:r>
+        <w:t xml:space="preserve"> </w:t>
+      </w:r>
+      <w:hyperlink r:id="rId125">
+        <w:r>
+          <w:rPr>
+            <w:rStyle w:val="InternetLink"/>
+          </w:rPr>
+          <w:t xml:space="preserve">https://doi.org/10.1016/j.jhazmat.2022.129065</w:t>
+        </w:r>
+      </w:hyperlink>
+    </w:p>
+    <w:bookmarkEnd w:id="126"/>
+    <w:bookmarkEnd w:id="127"/>
+    <w:bookmarkEnd w:id="128"/>
+    <w:bookmarkStart w:id="129" w:name="figure-captions"/>
     <w:p>
       <w:pPr>
         <w:pStyle w:val="Heading2"/>
       </w:pPr>
       <w:r>
-        <w:t xml:space="preserve">References</w:t>
-      </w:r>
-    </w:p>
-    <w:bookmarkStart w:id="137" w:name="refs"/>
-    <w:bookmarkStart w:id="71" w:name="ref-agricultureandagri-foodcanada2011"/>
-    <w:p>
-      <w:pPr>
-        <w:pStyle w:val="Bibliography"/>
-      </w:pPr>
-      <w:r>
-        <w:t xml:space="preserve">Agriculture, Agri-Food Canada, 2008. South tobacco creek/steppler watershed fact sheet. URL</w:t>
-      </w:r>
-      <w:r>
-        <w:t xml:space="preserve"> </w:t>
-      </w:r>
-      <w:hyperlink r:id="rId70">
-        <w:r>
-          <w:rPr>
-            <w:rStyle w:val="InternetLink"/>
-          </w:rPr>
-          <w:t xml:space="preserve">https://publications.gc.ca/collections/collection_2022/aac-aafc/A15-10313-2008-eng.pdf</w:t>
-        </w:r>
-      </w:hyperlink>
-    </w:p>
-    <w:bookmarkEnd w:id="71"/>
-    <w:bookmarkStart w:id="73" w:name="ref-anderson2017"/>
-    <w:p>
-      <w:pPr>
-        <w:pStyle w:val="Bibliography"/>
-      </w:pPr>
-      <w:r>
-        <w:t xml:space="preserve">Anderson, P.J., Warrack, S., Langen, V., Challis, J.K., Hanson, M.L., Rennie, M.D., 2017. Microplastic contamination in lake winnipeg, canada. Environmental Pollution 225, 223–231.</w:t>
-      </w:r>
-      <w:r>
-        <w:t xml:space="preserve"> </w:t>
-      </w:r>
-      <w:hyperlink r:id="rId72">
-        <w:r>
-          <w:rPr>
-            <w:rStyle w:val="InternetLink"/>
-          </w:rPr>
-          <w:t xml:space="preserve">https://doi.org/10.1016/j.envpol.2017.02.072</w:t>
-        </w:r>
-      </w:hyperlink>
-    </w:p>
-    <w:bookmarkEnd w:id="73"/>
-    <w:bookmarkStart w:id="75" w:name="ref-astm_d5242_92"/>
-    <w:p>
-      <w:pPr>
-        <w:pStyle w:val="Bibliography"/>
-      </w:pPr>
-      <w:r>
-        <w:t xml:space="preserve">ASTM International, 1992. Standard test method for open-channel flow measurement of water with thin-plate weirs (No. ASTM D5242-92). ASTM International, West Conshohocken, PA. URL</w:t>
-      </w:r>
-      <w:r>
-        <w:t xml:space="preserve"> </w:t>
-      </w:r>
-      <w:hyperlink r:id="rId74">
-        <w:r>
-          <w:rPr>
-            <w:rStyle w:val="InternetLink"/>
-          </w:rPr>
-          <w:t xml:space="preserve">https://www.astm.org/d5242-92r01.html</w:t>
-        </w:r>
-      </w:hyperlink>
-    </w:p>
-    <w:bookmarkEnd w:id="75"/>
-    <w:bookmarkStart w:id="77" w:name="ref-brooks2017"/>
-    <w:p>
-      <w:pPr>
-        <w:pStyle w:val="Bibliography"/>
-      </w:pPr>
-      <w:r>
-        <w:t xml:space="preserve">Brooks, Mollie,E., Kristensen, K., Benthem, Koen,J.,van., Magnusson, A., Berg, Casper,W., Nielsen, A., Skaug, Hans,J., Mächler, M., Bolker, Benjamin,M., 2017. glmmTMB Balances Speed and Flexibility Among Packages for Zero-inflated Generalized Linear Mixed Modeling. The R Journal 9, 378.</w:t>
-      </w:r>
-      <w:r>
-        <w:t xml:space="preserve"> </w:t>
-      </w:r>
-      <w:hyperlink r:id="rId76">
-        <w:r>
-          <w:rPr>
-            <w:rStyle w:val="InternetLink"/>
-          </w:rPr>
-          <w:t xml:space="preserve">https://doi.org/10.32614/RJ-2017-066</w:t>
-        </w:r>
-      </w:hyperlink>
-    </w:p>
-    <w:bookmarkEnd w:id="77"/>
-    <w:bookmarkStart w:id="79" w:name="ref-chia2024"/>
-    <w:p>
-      <w:pPr>
-        <w:pStyle w:val="Bibliography"/>
-      </w:pPr>
-      <w:r>
-        <w:t xml:space="preserve">Chia, R.W., Lee, J.-Y., Cha, J., Rodríguez-Seijo, A., 2024. Methods of soil sampling for microplastic analysis: a review. Environmental Chemistry Letters 22, 227–238.</w:t>
-      </w:r>
-      <w:r>
-        <w:t xml:space="preserve"> </w:t>
-      </w:r>
-      <w:hyperlink r:id="rId78">
-        <w:r>
-          <w:rPr>
-            <w:rStyle w:val="InternetLink"/>
-          </w:rPr>
-          <w:t xml:space="preserve">https://doi.org/10.1007/s10311-023-01652-9</w:t>
-        </w:r>
-      </w:hyperlink>
-    </w:p>
-    <w:bookmarkEnd w:id="79"/>
-    <w:bookmarkStart w:id="81" w:name="ref-chinyo2026"/>
-    <w:p>
-      <w:pPr>
-        <w:pStyle w:val="Bibliography"/>
-      </w:pPr>
-      <w:r>
-        <w:t xml:space="preserve">Chinyo, M., Bisht, K., Taku, M., Nandipamu, T.M., Akash, Singh, S., Mehrotra, R., Singh, S.N., Srivastava, H., Mazeed, A., Tewary, P., Kumar, S., 2026. Microplastics in agriculture: Hidden soil contaminants, sustainability risks and policy pathways. Journal of Agriculture and Food Research 29, 103089.</w:t>
-      </w:r>
-      <w:r>
-        <w:t xml:space="preserve"> </w:t>
-      </w:r>
-      <w:hyperlink r:id="rId80">
-        <w:r>
-          <w:rPr>
-            <w:rStyle w:val="InternetLink"/>
-          </w:rPr>
-          <w:t xml:space="preserve">https://doi.org/10.1016/j.jafr.2026.103089</w:t>
-        </w:r>
-      </w:hyperlink>
-    </w:p>
-    <w:bookmarkEnd w:id="81"/>
-    <w:bookmarkStart w:id="83" w:name="ref-crossman2020"/>
-    <w:p>
-      <w:pPr>
-        <w:pStyle w:val="Bibliography"/>
-      </w:pPr>
-      <w:r>
-        <w:t xml:space="preserve">Crossman, J., Hurley, R.R., Futter, M., Nizzetto, L., 2020. Transfer and transport of microplastics from biosolids to agricultural soils and the wider environment. Science of The Total Environment 724, 138334.</w:t>
-      </w:r>
-      <w:r>
-        <w:t xml:space="preserve"> </w:t>
-      </w:r>
-      <w:hyperlink r:id="rId82">
-        <w:r>
-          <w:rPr>
-            <w:rStyle w:val="InternetLink"/>
-          </w:rPr>
-          <w:t xml:space="preserve">https://doi.org/10.1016/j.scitotenv.2020.138334</w:t>
-        </w:r>
-      </w:hyperlink>
-    </w:p>
-    <w:bookmarkEnd w:id="83"/>
-    <w:bookmarkStart w:id="85" w:name="ref-e.lazerte2018"/>
-    <w:p>
-      <w:pPr>
-        <w:pStyle w:val="Bibliography"/>
-      </w:pPr>
-      <w:r>
-        <w:t xml:space="preserve">E. LaZerte, S., Albers, S., 2018. weathercan: Download and format weather data from Environment and Climate Change Canada. The Journal of Open Source Software 3, 571.</w:t>
-      </w:r>
-      <w:r>
-        <w:t xml:space="preserve"> </w:t>
-      </w:r>
-      <w:hyperlink r:id="rId84">
-        <w:r>
-          <w:rPr>
-            <w:rStyle w:val="InternetLink"/>
-          </w:rPr>
-          <w:t xml:space="preserve">https://doi.org/10.21105/joss.00571</w:t>
-        </w:r>
-      </w:hyperlink>
-    </w:p>
-    <w:bookmarkEnd w:id="85"/>
-    <w:bookmarkStart w:id="87" w:name="X314a104b7afaf0862b1b73f26445508a1e6fc28"/>
-    <w:p>
-      <w:pPr>
-        <w:pStyle w:val="Bibliography"/>
-      </w:pPr>
-      <w:r>
-        <w:t xml:space="preserve">Environment and Climate Change Canada, 2026. Canadian Climate Normals. URL</w:t>
-      </w:r>
-      <w:r>
-        <w:t xml:space="preserve"> </w:t>
-      </w:r>
-      <w:hyperlink r:id="rId86">
-        <w:r>
-          <w:rPr>
-            <w:rStyle w:val="InternetLink"/>
-          </w:rPr>
-          <w:t xml:space="preserve">https://climate.weather.gc.ca/climate_normals/index_e.html</w:t>
-        </w:r>
-      </w:hyperlink>
-    </w:p>
-    <w:bookmarkEnd w:id="87"/>
-    <w:bookmarkStart w:id="89" w:name="X58f871d41ef90e7d5d6faf67b668dadba215eb4"/>
-    <w:p>
-      <w:pPr>
-        <w:pStyle w:val="Bibliography"/>
-      </w:pPr>
-      <w:r>
-        <w:t xml:space="preserve">Environment and Climate Change Canada and Health Canada, 2020. Science assessment of plastic pollution. URL</w:t>
-      </w:r>
-      <w:r>
-        <w:t xml:space="preserve"> </w:t>
-      </w:r>
-      <w:hyperlink r:id="rId88">
-        <w:r>
-          <w:rPr>
-            <w:rStyle w:val="InternetLink"/>
-          </w:rPr>
-          <w:t xml:space="preserve">https://www.canada.ca/en/environment-climate-change/services/evaluating-existing-substances/science-assessment-plastic-pollution.html</w:t>
-        </w:r>
-      </w:hyperlink>
-    </w:p>
-    <w:bookmarkEnd w:id="89"/>
-    <w:bookmarkStart w:id="91" w:name="ref-fellows2023"/>
-    <w:p>
-      <w:pPr>
-        <w:pStyle w:val="Bibliography"/>
-      </w:pPr>
-      <w:r>
-        <w:t xml:space="preserve">Fellows, I., JMapViewer library by Jan Peter Stotz, using the, 2023. OpenStreetMap: Access to open street map raster images.</w:t>
-      </w:r>
-      <w:r>
-        <w:t xml:space="preserve"> </w:t>
-      </w:r>
-      <w:hyperlink r:id="rId90">
-        <w:r>
-          <w:rPr>
-            <w:rStyle w:val="InternetLink"/>
-          </w:rPr>
-          <w:t xml:space="preserve">https://doi.org/10.32614/CRAN.package.OpenStreetMap</w:t>
-        </w:r>
-      </w:hyperlink>
-    </w:p>
-    <w:bookmarkEnd w:id="91"/>
-    <w:bookmarkStart w:id="93" w:name="ref-fox2019"/>
-    <w:p>
-      <w:pPr>
-        <w:pStyle w:val="Bibliography"/>
-      </w:pPr>
-      <w:r>
-        <w:t xml:space="preserve">Fox, J., Weisberg, S., 2019. An</w:t>
-      </w:r>
-      <w:r>
-        <w:t xml:space="preserve"> </w:t>
-      </w:r>
-      <w:r>
-        <w:t xml:space="preserve">R</w:t>
-      </w:r>
-      <w:r>
-        <w:t xml:space="preserve"> </w:t>
-      </w:r>
-      <w:r>
-        <w:t xml:space="preserve">companion to applied regression, Third. ed. Sage, Thousand Oaks</w:t>
-      </w:r>
-      <w:r>
-        <w:t xml:space="preserve"> </w:t>
-      </w:r>
-      <w:r>
-        <w:t xml:space="preserve">CA</w:t>
-      </w:r>
-      <w:r>
-        <w:t xml:space="preserve">. URL</w:t>
-      </w:r>
-      <w:r>
-        <w:t xml:space="preserve"> </w:t>
-      </w:r>
-      <w:hyperlink r:id="rId92">
-        <w:r>
-          <w:rPr>
-            <w:rStyle w:val="InternetLink"/>
-          </w:rPr>
-          <w:t xml:space="preserve">https://socialsciences.mcmaster.ca/jfox/Books/Companion/</w:t>
-        </w:r>
-      </w:hyperlink>
-    </w:p>
-    <w:bookmarkEnd w:id="93"/>
-    <w:bookmarkStart w:id="95" w:name="ref-hartig2022"/>
-    <w:p>
-      <w:pPr>
-        <w:pStyle w:val="Bibliography"/>
-      </w:pPr>
-      <w:r>
-        <w:t xml:space="preserve">Hartig, F., 2022. DHARMa: Residual diagnostics for hierarchical (multi-level / mixed) regression models. URL</w:t>
-      </w:r>
-      <w:r>
-        <w:t xml:space="preserve"> </w:t>
-      </w:r>
-      <w:hyperlink r:id="rId94">
-        <w:r>
-          <w:rPr>
-            <w:rStyle w:val="InternetLink"/>
-          </w:rPr>
-          <w:t xml:space="preserve">https://CRAN.R-project.org/package=DHARMa</w:t>
-        </w:r>
-      </w:hyperlink>
-    </w:p>
-    <w:bookmarkEnd w:id="95"/>
-    <w:bookmarkStart w:id="97" w:name="ref-isakov2025"/>
-    <w:p>
-      <w:pPr>
-        <w:pStyle w:val="Bibliography"/>
-      </w:pPr>
-      <w:r>
-        <w:t xml:space="preserve">Isakov, V., Vlasova, E., Forer, V., Kenny, J., Lyulin, S., 2025. Analysis of Slow-Released Fertilisers as a Source of Microplastics. Land 14, 38.</w:t>
-      </w:r>
-      <w:r>
-        <w:t xml:space="preserve"> </w:t>
-      </w:r>
-      <w:hyperlink r:id="rId96">
-        <w:r>
-          <w:rPr>
-            <w:rStyle w:val="InternetLink"/>
-          </w:rPr>
-          <w:t xml:space="preserve">https://doi.org/10.3390/land14010038</w:t>
-        </w:r>
-      </w:hyperlink>
-    </w:p>
-    <w:bookmarkEnd w:id="97"/>
-    <w:bookmarkStart w:id="99" w:name="ref-lenaker2021"/>
-    <w:p>
-      <w:pPr>
-        <w:pStyle w:val="Bibliography"/>
-      </w:pPr>
-      <w:r>
-        <w:t xml:space="preserve">Lenaker, P.L., Corsi, S.R., Mason, S.A., 2021. Spatial distribution of microplastics in surficial benthic sediment of lake michigan and lake erie. Environmental Science &amp; Technology 55, 373–384.</w:t>
-      </w:r>
-      <w:r>
-        <w:t xml:space="preserve"> </w:t>
-      </w:r>
-      <w:hyperlink r:id="rId98">
-        <w:r>
-          <w:rPr>
-            <w:rStyle w:val="InternetLink"/>
-          </w:rPr>
-          <w:t xml:space="preserve">https://doi.org/10.1021/acs.est.0c06087</w:t>
-        </w:r>
-      </w:hyperlink>
-    </w:p>
-    <w:bookmarkEnd w:id="99"/>
-    <w:bookmarkStart w:id="101" w:name="ref-lenth2024"/>
-    <w:p>
-      <w:pPr>
-        <w:pStyle w:val="Bibliography"/>
-      </w:pPr>
-      <w:r>
-        <w:t xml:space="preserve">Lenth, R.V., 2024. Emmeans: Estimated marginal means, aka least-squares means. URL</w:t>
-      </w:r>
-      <w:r>
-        <w:t xml:space="preserve"> </w:t>
-      </w:r>
-      <w:hyperlink r:id="rId100">
-        <w:r>
-          <w:rPr>
-            <w:rStyle w:val="InternetLink"/>
-          </w:rPr>
-          <w:t xml:space="preserve">https://CRAN.R-project.org/package=emmeans</w:t>
-        </w:r>
-      </w:hyperlink>
-    </w:p>
-    <w:bookmarkEnd w:id="101"/>
-    <w:bookmarkStart w:id="103" w:name="ref-leonard2024"/>
-    <w:p>
-      <w:pPr>
-        <w:pStyle w:val="Bibliography"/>
-      </w:pPr>
-      <w:r>
-        <w:t xml:space="preserve">Leonard, J., Ravi, S., Mohanty, S.K., 2024. Preferential emission of microplastics from biosolid-applied agricultural soils: Field evidence and theoretical framework. Environmental Science &amp; Technology Letters 11, 136–142.</w:t>
-      </w:r>
-      <w:r>
-        <w:t xml:space="preserve"> </w:t>
-      </w:r>
-      <w:hyperlink r:id="rId102">
-        <w:r>
-          <w:rPr>
-            <w:rStyle w:val="InternetLink"/>
-          </w:rPr>
-          <w:t xml:space="preserve">https://doi.org/10.1021/acs.estlett.3c00850</w:t>
-        </w:r>
-      </w:hyperlink>
-    </w:p>
-    <w:bookmarkEnd w:id="103"/>
-    <w:bookmarkStart w:id="105" w:name="ref-ludecke2021"/>
-    <w:p>
-      <w:pPr>
-        <w:pStyle w:val="Bibliography"/>
-      </w:pPr>
-      <w:r>
-        <w:t xml:space="preserve">Lüdecke, D., Ben-Shachar, M.S., Patil, I., Waggoner, P., Makowski, D., 2021.</w:t>
-      </w:r>
-      <w:r>
-        <w:t xml:space="preserve"> </w:t>
-      </w:r>
-      <w:r>
-        <w:t xml:space="preserve">performance</w:t>
-      </w:r>
-      <w:r>
-        <w:t xml:space="preserve">: An</w:t>
-      </w:r>
-      <w:r>
-        <w:t xml:space="preserve"> </w:t>
-      </w:r>
-      <w:r>
-        <w:t xml:space="preserve">R</w:t>
-      </w:r>
-      <w:r>
-        <w:t xml:space="preserve"> </w:t>
-      </w:r>
-      <w:r>
-        <w:t xml:space="preserve">package for assessment, comparison and testing of statistical models. Journal of Open Source Software 6, 3139.</w:t>
-      </w:r>
-      <w:r>
-        <w:t xml:space="preserve"> </w:t>
-      </w:r>
-      <w:hyperlink r:id="rId104">
-        <w:r>
-          <w:rPr>
-            <w:rStyle w:val="InternetLink"/>
-          </w:rPr>
-          <w:t xml:space="preserve">https://doi.org/10.21105/joss.03139</w:t>
-        </w:r>
-      </w:hyperlink>
-    </w:p>
-    <w:bookmarkEnd w:id="105"/>
-    <w:bookmarkStart w:id="107" w:name="ref-maqbool2024"/>
-    <w:p>
-      <w:pPr>
-        <w:pStyle w:val="Bibliography"/>
-      </w:pPr>
-      <w:r>
-        <w:t xml:space="preserve">Maqbool, A., Guzmán, G., Fiener, P., Wilken, F., Soriano, M.-A., Gómez, J.A., 2024. Tracing macroplastics redistribution and fragmentation by tillage translocation. Journal of Hazardous Materials 477, 135318.</w:t>
-      </w:r>
-      <w:r>
-        <w:t xml:space="preserve"> </w:t>
-      </w:r>
-      <w:hyperlink r:id="rId106">
-        <w:r>
-          <w:rPr>
-            <w:rStyle w:val="InternetLink"/>
-          </w:rPr>
-          <w:t xml:space="preserve">https://doi.org/10.1016/j.jhazmat.2024.135318</w:t>
-        </w:r>
-      </w:hyperlink>
-    </w:p>
-    <w:bookmarkEnd w:id="107"/>
-    <w:bookmarkStart w:id="109" w:name="ref-massicotte2023"/>
-    <w:p>
-      <w:pPr>
-        <w:pStyle w:val="Bibliography"/>
-      </w:pPr>
-      <w:r>
-        <w:t xml:space="preserve">Massicotte, P., South, A., 2023. Rnaturalearth: World map data from natural earth.</w:t>
-      </w:r>
-      <w:r>
-        <w:t xml:space="preserve"> </w:t>
-      </w:r>
-      <w:hyperlink r:id="rId108">
-        <w:r>
-          <w:rPr>
-            <w:rStyle w:val="InternetLink"/>
-          </w:rPr>
-          <w:t xml:space="preserve">https://doi.org/10.32614/CRAN.package.rnaturalearth</w:t>
-        </w:r>
-      </w:hyperlink>
-    </w:p>
-    <w:bookmarkEnd w:id="109"/>
-    <w:bookmarkStart w:id="110" w:name="ref-michalyna1988"/>
-    <w:p>
-      <w:pPr>
-        <w:pStyle w:val="Bibliography"/>
-      </w:pPr>
-      <w:r>
-        <w:t xml:space="preserve">Michalyna, W., Podolsky, G., St. Jacques, E., 1988. Soils of the rural municipalities of</w:t>
-      </w:r>
-      <w:r>
-        <w:t xml:space="preserve"> </w:t>
-      </w:r>
-      <w:r>
-        <w:t xml:space="preserve">Grey</w:t>
-      </w:r>
-      <w:r>
-        <w:t xml:space="preserve">,</w:t>
-      </w:r>
-      <w:r>
-        <w:t xml:space="preserve"> </w:t>
-      </w:r>
-      <w:r>
-        <w:t xml:space="preserve">Dufferin</w:t>
-      </w:r>
-      <w:r>
-        <w:t xml:space="preserve">,</w:t>
-      </w:r>
-      <w:r>
-        <w:t xml:space="preserve"> </w:t>
-      </w:r>
-      <w:r>
-        <w:t xml:space="preserve">Roland</w:t>
-      </w:r>
-      <w:r>
-        <w:t xml:space="preserve">,</w:t>
-      </w:r>
-      <w:r>
-        <w:t xml:space="preserve"> </w:t>
-      </w:r>
-      <w:r>
-        <w:t xml:space="preserve">Thompson</w:t>
-      </w:r>
-      <w:r>
-        <w:t xml:space="preserve"> </w:t>
-      </w:r>
-      <w:r>
-        <w:t xml:space="preserve">and part of</w:t>
-      </w:r>
-      <w:r>
-        <w:t xml:space="preserve"> </w:t>
-      </w:r>
-      <w:r>
-        <w:t xml:space="preserve">Stanley</w:t>
-      </w:r>
-      <w:r>
-        <w:t xml:space="preserve">.</w:t>
-      </w:r>
-    </w:p>
-    <w:bookmarkEnd w:id="110"/>
-    <w:bookmarkStart w:id="112" w:name="ref-nutrien_esn_2026"/>
-    <w:p>
-      <w:pPr>
-        <w:pStyle w:val="Bibliography"/>
-      </w:pPr>
-      <w:r>
-        <w:t xml:space="preserve">Nutrien Ltd., 2026. Safety data sheet:</w:t>
-      </w:r>
-      <w:r>
-        <w:t xml:space="preserve"> </w:t>
-      </w:r>
-      <w:r>
-        <w:t xml:space="preserve">ESN</w:t>
-      </w:r>
-      <w:r>
-        <w:t xml:space="preserve">® polymer coated urea 44-0-0. URL</w:t>
-      </w:r>
-      <w:r>
-        <w:t xml:space="preserve"> </w:t>
-      </w:r>
-      <w:hyperlink r:id="rId111">
-        <w:r>
-          <w:rPr>
-            <w:rStyle w:val="InternetLink"/>
-          </w:rPr>
-          <w:t xml:space="preserve">https://products.nutrien.com/docs/3705</w:t>
-        </w:r>
-      </w:hyperlink>
-    </w:p>
-    <w:bookmarkEnd w:id="112"/>
-    <w:bookmarkStart w:id="114" w:name="ref-nutrien_esn_datasheet_2022"/>
-    <w:p>
-      <w:pPr>
-        <w:pStyle w:val="Bibliography"/>
-      </w:pPr>
-      <w:r>
-        <w:t xml:space="preserve">Nutrien Ltd., 2022. Fertilizer product data sheet:</w:t>
-      </w:r>
-      <w:r>
-        <w:t xml:space="preserve"> </w:t>
-      </w:r>
-      <w:r>
-        <w:t xml:space="preserve">ESN</w:t>
-      </w:r>
-      <w:r>
-        <w:t xml:space="preserve"> </w:t>
-      </w:r>
-      <w:r>
-        <w:t xml:space="preserve">polymer coated urea 44-0-0. URL</w:t>
-      </w:r>
-      <w:r>
-        <w:t xml:space="preserve"> </w:t>
-      </w:r>
-      <w:hyperlink r:id="rId113">
-        <w:r>
-          <w:rPr>
-            <w:rStyle w:val="InternetLink"/>
-          </w:rPr>
-          <w:t xml:space="preserve">https://products.nutrien.com/docs/811</w:t>
-        </w:r>
-      </w:hyperlink>
-    </w:p>
-    <w:bookmarkEnd w:id="114"/>
-    <w:bookmarkStart w:id="116" w:name="ref-piehl2018"/>
-    <w:p>
-      <w:pPr>
-        <w:pStyle w:val="Bibliography"/>
-      </w:pPr>
-      <w:r>
-        <w:t xml:space="preserve">Piehl, S., Leibner, A., Löder, M.G.J., Dris, R., Bogner, C., Laforsch, C., 2018. Identification and quantification of macro- and microplastics on an agricultural farmland. Scientific Reports 8, 17950.</w:t>
-      </w:r>
-      <w:r>
-        <w:t xml:space="preserve"> </w:t>
-      </w:r>
-      <w:hyperlink r:id="rId115">
-        <w:r>
-          <w:rPr>
-            <w:rStyle w:val="InternetLink"/>
-          </w:rPr>
-          <w:t xml:space="preserve">https://doi.org/10.1038/s41598-018-36172-y</w:t>
-        </w:r>
-      </w:hyperlink>
-    </w:p>
-    <w:bookmarkEnd w:id="116"/>
-    <w:bookmarkStart w:id="118" w:name="ref-rcoreteam2026"/>
-    <w:p>
-      <w:pPr>
-        <w:pStyle w:val="Bibliography"/>
-      </w:pPr>
-      <w:r>
-        <w:t xml:space="preserve">R Core Team, 2026. R: A language and environment for statistical computing. URL</w:t>
-      </w:r>
-      <w:r>
-        <w:t xml:space="preserve"> </w:t>
-      </w:r>
-      <w:hyperlink r:id="rId117">
-        <w:r>
-          <w:rPr>
-            <w:rStyle w:val="InternetLink"/>
-          </w:rPr>
-          <w:t xml:space="preserve">http://www.R-project.org</w:t>
-        </w:r>
-      </w:hyperlink>
-    </w:p>
-    <w:bookmarkEnd w:id="118"/>
-    <w:bookmarkStart w:id="120" w:name="ref-rehm2024"/>
-    <w:p>
-      <w:pPr>
-        <w:pStyle w:val="Bibliography"/>
-      </w:pPr>
-      <w:r>
-        <w:t xml:space="preserve">Rehm, R., Fiener, P., 2024. Model-based analysis of erosion-induced microplastic delivery from arable land to the stream network of a mesoscale catchment. SOIL 10, 211–230.</w:t>
-      </w:r>
-      <w:r>
-        <w:t xml:space="preserve"> </w:t>
-      </w:r>
-      <w:hyperlink r:id="rId119">
-        <w:r>
-          <w:rPr>
-            <w:rStyle w:val="InternetLink"/>
-          </w:rPr>
-          <w:t xml:space="preserve">https://doi.org/10.5194/soil-10-211-2024</w:t>
-        </w:r>
-      </w:hyperlink>
-    </w:p>
-    <w:bookmarkEnd w:id="120"/>
-    <w:bookmarkStart w:id="122" w:name="ref-rehm2021"/>
-    <w:p>
-      <w:pPr>
-        <w:pStyle w:val="Bibliography"/>
-      </w:pPr>
-      <w:r>
-        <w:t xml:space="preserve">Rehm, R., Zeyer, T., Schmidt, A., Fiener, P., 2021. Soil erosion as transport pathway of microplastic from agriculture soils to aquatic ecosystems. Science of The Total Environment 795, 148774.</w:t>
-      </w:r>
-      <w:r>
-        <w:t xml:space="preserve"> </w:t>
-      </w:r>
-      <w:hyperlink r:id="rId121">
-        <w:r>
-          <w:rPr>
-            <w:rStyle w:val="InternetLink"/>
-          </w:rPr>
-          <w:t xml:space="preserve">https://doi.org/10.1016/j.scitotenv.2021.148774</w:t>
-        </w:r>
-      </w:hyperlink>
-    </w:p>
-    <w:bookmarkEnd w:id="122"/>
-    <w:bookmarkStart w:id="124" w:name="ref-rillig2017"/>
-    <w:p>
-      <w:pPr>
-        <w:pStyle w:val="Bibliography"/>
-      </w:pPr>
-      <w:r>
-        <w:t xml:space="preserve">Rillig, M.C., Ingraffia, R., Souza Machado, A.A. de, 2017. Microplastic incorporation into soil in agroecosystems. Frontiers in Plant Science 8.</w:t>
-      </w:r>
-      <w:r>
-        <w:t xml:space="preserve"> </w:t>
-      </w:r>
-      <w:hyperlink r:id="rId123">
-        <w:r>
-          <w:rPr>
-            <w:rStyle w:val="InternetLink"/>
-          </w:rPr>
-          <w:t xml:space="preserve">https://doi.org/10.3389/fpls.2017.01805</w:t>
-        </w:r>
-      </w:hyperlink>
-    </w:p>
-    <w:bookmarkEnd w:id="124"/>
-    <w:bookmarkStart w:id="126" w:name="ref-rstudio2026"/>
-    <w:p>
-      <w:pPr>
-        <w:pStyle w:val="Bibliography"/>
-      </w:pPr>
-      <w:r>
-        <w:t xml:space="preserve">RStudio, 2026. RStudio: Integrated development environment for r. URL</w:t>
-      </w:r>
-      <w:r>
-        <w:t xml:space="preserve"> </w:t>
-      </w:r>
-      <w:hyperlink r:id="rId125">
-        <w:r>
-          <w:rPr>
-            <w:rStyle w:val="InternetLink"/>
-          </w:rPr>
-          <w:t xml:space="preserve">http://www.rstudio.org/</w:t>
-        </w:r>
-      </w:hyperlink>
-    </w:p>
-    <w:bookmarkEnd w:id="126"/>
-    <w:bookmarkStart w:id="128" w:name="ref-severe2025"/>
-    <w:p>
-      <w:pPr>
-        <w:pStyle w:val="Bibliography"/>
-      </w:pPr>
-      <w:r>
-        <w:t xml:space="preserve">Severe, E., Surridge, B.W.J., Fiener, P., Coogan, M.P., Platel, R.H., James, M.R., Quinton, J., 2025. The transport of microplastics from soil in response to surface runoff and splash erosion. Environmental Science &amp; Technology 59, 14063–14074.</w:t>
-      </w:r>
-      <w:r>
-        <w:t xml:space="preserve"> </w:t>
-      </w:r>
-      <w:hyperlink r:id="rId127">
-        <w:r>
-          <w:rPr>
-            <w:rStyle w:val="InternetLink"/>
-          </w:rPr>
-          <w:t xml:space="preserve">https://doi.org/10.1021/acs.est.5c04795</w:t>
-        </w:r>
-      </w:hyperlink>
-    </w:p>
-    <w:bookmarkEnd w:id="128"/>
-    <w:bookmarkStart w:id="129" w:name="ref-tiessen2010"/>
-    <w:p>
-      <w:pPr>
-        <w:pStyle w:val="Bibliography"/>
-      </w:pPr>
-      <w:r>
-        <w:t xml:space="preserve">Tiessen, K.H.D., Elliott, J.A., Yarotski, J., Lobb, D.A., Flaten, D.N., Glozier, N.E., 2010. Conventional and conservation tillage: Influence on seasonal runoff, sediment, and nutrient losses in the canadian prairies. Journal of Environmental Quality 39, 964980.</w:t>
+        <w:t xml:space="preserve">Figure captions</w:t>
+      </w:r>
+    </w:p>
+    <w:p>
+      <w:pPr>
+        <w:pStyle w:val="FirstParagraph"/>
+      </w:pPr>
+      <w:r>
+        <w:t xml:space="preserve">Figure 1: Showing a) the location of the study site in southern Manitoba with an inset map of Canada; and b) the locations of the four transects and three slope positions sampled in the East and West watersheds. Red squares indicate locations of V-notched weirs</w:t>
+      </w:r>
+    </w:p>
+    <w:p>
+      <w:pPr>
+        <w:pStyle w:val="TextBody"/>
+      </w:pPr>
+      <w:r>
+        <w:t xml:space="preserve">Figure 2: Weather conditions for the 2022 and 2023 water years (Oct 1 - Sept 30) for Deerwood, MB (Station ID 29886), located approximately 8 km from the field site. Vertical lines indicate the timing of (1) application of Environmental Smart Nitrogen (ESN) (polymer-coated slow-release urea); (2) seeding and tillage field operations; and (3) collection of soil and runoff samples. Red and blue points indicate average daily temperatures above and below 0 degrees Celsius, respectively. The blue line indicates cumulative precipitation over the hydrologic year.</w:t>
+      </w:r>
+    </w:p>
+    <w:p>
+      <w:pPr>
+        <w:pStyle w:val="TextBody"/>
+      </w:pPr>
+      <w:r>
+        <w:t xml:space="preserve">Figure 3: Surface (0-5 cm) polymer areal density (a and b) and abundance (c and d) by elevation and date. Points show raw observations; Points outlined in black and error bars show model predictions with 95% CIs from a model fitted to square-root transformed data, back-transformed to the original scale. Within each plot significant differences (p&lt;0.05) between slope position or sampling dates are denoted with different letters. Because the riparian area had fewer sampling locations and was only sampled on 2023-09-19 it was excluded from the statistical analysis</w:t>
+      </w:r>
+    </w:p>
+    <w:p>
+      <w:pPr>
+        <w:pStyle w:val="TextBody"/>
+      </w:pPr>
+      <w:r>
+        <w:t xml:space="preserve">Figure 4: Polymer density (a) and abundance (b) for two sampling depths (0-5 and 5-10 cm) and the combined (0-10 cm) by slope position. Samples were collected on 2023-09-19 and no polymer was detected below 5 cm in the riparian area.</w:t>
       </w:r>
     </w:p>
     <w:bookmarkEnd w:id="129"/>
-    <w:bookmarkStart w:id="131" w:name="ref-wang2024"/>
-    <w:p>
-      <w:pPr>
-        <w:pStyle w:val="Bibliography"/>
-      </w:pPr>
-      <w:r>
-        <w:t xml:space="preserve">Wang, Y., Jing, S., Hou, P., Ni, R., Niu, L., Wanger, T.C., Liu, W., Liu, K., 2024. Soil erosion is a major drive for nano &amp; micro-plastics to enter riverine systems from cultivated land. Water Research 256, 121597.</w:t>
-      </w:r>
-      <w:r>
-        <w:t xml:space="preserve"> </w:t>
-      </w:r>
-      <w:hyperlink r:id="rId130">
-        <w:r>
-          <w:rPr>
-            <w:rStyle w:val="InternetLink"/>
-          </w:rPr>
-          <w:t xml:space="preserve">https://doi.org/10.1016/j.watres.2024.121597</w:t>
-        </w:r>
-      </w:hyperlink>
-    </w:p>
-    <w:bookmarkEnd w:id="131"/>
-    <w:bookmarkStart w:id="133" w:name="ref-weber2021"/>
-    <w:p>
-      <w:pPr>
-        <w:pStyle w:val="Bibliography"/>
-      </w:pPr>
-      <w:r>
-        <w:t xml:space="preserve">Weber, C.J., Weihrauch, C., Opp, C., Chifflard, P., 2021. Investigating microplastic dynamics in soils: Orientation for sampling strategies and sample pre-procession. Land Degradation &amp; Development 32, 270–284.</w:t>
-      </w:r>
-      <w:r>
-        <w:t xml:space="preserve"> </w:t>
-      </w:r>
-      <w:hyperlink r:id="rId132">
-        <w:r>
-          <w:rPr>
-            <w:rStyle w:val="InternetLink"/>
-          </w:rPr>
-          <w:t xml:space="preserve">https://doi.org/10.1002/ldr.3676</w:t>
-        </w:r>
-      </w:hyperlink>
-    </w:p>
-    <w:bookmarkEnd w:id="133"/>
-    <w:bookmarkStart w:id="134" w:name="ref-wickham2016"/>
-    <w:p>
-      <w:pPr>
-        <w:pStyle w:val="Bibliography"/>
-      </w:pPr>
-      <w:r>
-        <w:t xml:space="preserve">Wickham, H., 2016. ggplot2: Elegant graphics for data analysis. Springer-Verlag, New York NY U.S.A.</w:t>
-      </w:r>
-    </w:p>
-    <w:bookmarkEnd w:id="134"/>
-    <w:bookmarkStart w:id="136" w:name="ref-zhang2022"/>
-    <w:p>
-      <w:pPr>
-        <w:pStyle w:val="Bibliography"/>
-      </w:pPr>
-      <w:r>
-        <w:t xml:space="preserve">Zhang, J., Ren, S., Xu, W., Liang, C., Li, J., Zhang, H., Li, Y., Liu, X., Jones, D.L., Chadwick, D.R., Zhang, F., Wang, K., 2022. Effects of plastic residues and microplastics on soil ecosystems: A global meta-analysis. Journal of Hazardous Materials 435, 129065.</w:t>
-      </w:r>
-      <w:r>
-        <w:t xml:space="preserve"> </w:t>
-      </w:r>
-      <w:hyperlink r:id="rId135">
-        <w:r>
-          <w:rPr>
-            <w:rStyle w:val="InternetLink"/>
-          </w:rPr>
-          <w:t xml:space="preserve">https://doi.org/10.1016/j.jhazmat.2022.129065</w:t>
-        </w:r>
-      </w:hyperlink>
-    </w:p>
-    <w:bookmarkEnd w:id="136"/>
-    <w:bookmarkEnd w:id="137"/>
-    <w:bookmarkEnd w:id="138"/>
-    <w:bookmarkStart w:id="143" w:name="supplemental-materials"/>
+    <w:bookmarkStart w:id="134" w:name="supplemental-materials"/>
     <w:p>
       <w:pPr>
         <w:pStyle w:val="Heading2"/>
@@ -4909,7 +5023,7 @@
       <w:tr>
         <w:tc>
           <w:tcPr/>
-          <w:bookmarkStart w:id="142" w:name="suppfig-climate-normals"/>
+          <w:bookmarkStart w:id="133" w:name="suppfig-climate-normals"/>
           <w:p>
             <w:pPr>
               <w:pStyle w:val="Compact"/>
@@ -4920,18 +5034,18 @@
                 <wp:inline>
                   <wp:extent cx="5943600" cy="4456441"/>
                   <wp:effectExtent b="0" l="0" r="0" t="0"/>
-                  <wp:docPr descr="" title="" id="140" name="Picture"/>
+                  <wp:docPr descr="" title="" id="131" name="Picture"/>
                   <a:graphic>
                     <a:graphicData uri="http://schemas.openxmlformats.org/drawingml/2006/picture">
                       <pic:pic>
                         <pic:nvPicPr>
-                          <pic:cNvPr descr="./Figures/Climate_normal.png" id="141" name="Picture"/>
+                          <pic:cNvPr descr="./Figures/Figure%20S1.png" id="132" name="Picture"/>
                           <pic:cNvPicPr>
                             <a:picLocks noChangeArrowheads="1" noChangeAspect="1"/>
                           </pic:cNvPicPr>
                         </pic:nvPicPr>
                         <pic:blipFill>
-                          <a:blip r:embed="rId139"/>
+                          <a:blip r:embed="rId130"/>
                           <a:stretch>
                             <a:fillRect/>
                           </a:stretch>
@@ -4963,7 +5077,7 @@
               <w:jc w:val="center"/>
             </w:pPr>
             <w:pPr>
-              <w:jc w:val="start"/>
+              <w:jc w:val="left"/>
               <w:spacing w:before="200"/>
               <w:pStyle w:val="ImageCaption"/>
             </w:pPr>
@@ -4971,11 +5085,11 @@
               <w:t xml:space="preserve">Figure S1: Climate Normals (1991-2020) for Morden, MB (Climate ID 5021849), located approximately 30 km from the field site.</w:t>
             </w:r>
           </w:p>
-          <w:bookmarkEnd w:id="142"/>
+          <w:bookmarkEnd w:id="133"/>
         </w:tc>
       </w:tr>
     </w:tbl>
-    <w:bookmarkEnd w:id="143"/>
+    <w:bookmarkEnd w:id="134"/>
     <w:sectPr>
       <w:footnotePr>
         <w:numFmt w:val="decimal"/>
@@ -5094,8 +5208,114 @@
       </w:pPr>
     </w:lvl>
   </w:abstractNum>
+  <w:abstractNum w:abstractNumId="991">
+    <w:nsid w:val="0000A991"/>
+    <w:multiLevelType w:val="multilevel"/>
+    <w:lvl w:ilvl="0">
+      <w:numFmt w:val="bullet"/>
+      <w:lvlText w:val=""/>
+      <w:lvlJc w:val="left"/>
+      <w:pPr>
+        <w:ind w:left="720" w:hanging="360"/>
+      </w:pPr>
+      <w:rPr>
+        <w:rFonts w:ascii="Symbol" w:hAnsi="Symbol" w:cs="Symbol" w:hint="default"/>
+      </w:rPr>
+    </w:lvl>
+    <w:lvl w:ilvl="1">
+      <w:numFmt w:val="bullet"/>
+      <w:lvlText w:val="o"/>
+      <w:lvlJc w:val="left"/>
+      <w:pPr>
+        <w:ind w:left="1440" w:hanging="360"/>
+      </w:pPr>
+      <w:rPr>
+        <w:rFonts w:ascii="Courier New" w:hAnsi="Courier New" w:cs="Courier New" w:hint="default"/>
+      </w:rPr>
+    </w:lvl>
+    <w:lvl w:ilvl="2">
+      <w:numFmt w:val="bullet"/>
+      <w:lvlText w:val=""/>
+      <w:lvlJc w:val="left"/>
+      <w:pPr>
+        <w:ind w:left="2160" w:hanging="360"/>
+      </w:pPr>
+      <w:rPr>
+        <w:rFonts w:ascii="Wingdings" w:hAnsi="Wingdings" w:cs="Wingdings" w:hint="default"/>
+      </w:rPr>
+    </w:lvl>
+    <w:lvl w:ilvl="3">
+      <w:numFmt w:val="bullet"/>
+      <w:lvlText w:val=""/>
+      <w:lvlJc w:val="left"/>
+      <w:pPr>
+        <w:ind w:left="2880" w:hanging="360"/>
+      </w:pPr>
+      <w:rPr>
+        <w:rFonts w:ascii="Symbol" w:hAnsi="Symbol" w:cs="Symbol" w:hint="default"/>
+      </w:rPr>
+    </w:lvl>
+    <w:lvl w:ilvl="4">
+      <w:numFmt w:val="bullet"/>
+      <w:lvlText w:val="o"/>
+      <w:lvlJc w:val="left"/>
+      <w:pPr>
+        <w:ind w:left="3600" w:hanging="360"/>
+      </w:pPr>
+      <w:rPr>
+        <w:rFonts w:ascii="Courier New" w:hAnsi="Courier New" w:cs="Courier New" w:hint="default"/>
+      </w:rPr>
+    </w:lvl>
+    <w:lvl w:ilvl="5">
+      <w:numFmt w:val="bullet"/>
+      <w:lvlText w:val=""/>
+      <w:lvlJc w:val="left"/>
+      <w:pPr>
+        <w:ind w:left="4320" w:hanging="360"/>
+      </w:pPr>
+      <w:rPr>
+        <w:rFonts w:ascii="Wingdings" w:hAnsi="Wingdings" w:cs="Wingdings" w:hint="default"/>
+      </w:rPr>
+    </w:lvl>
+    <w:lvl w:ilvl="6">
+      <w:numFmt w:val="bullet"/>
+      <w:lvlText w:val=""/>
+      <w:lvlJc w:val="left"/>
+      <w:pPr>
+        <w:ind w:left="5040" w:hanging="360"/>
+      </w:pPr>
+      <w:rPr>
+        <w:rFonts w:ascii="Symbol" w:hAnsi="Symbol" w:cs="Symbol" w:hint="default"/>
+      </w:rPr>
+    </w:lvl>
+    <w:lvl w:ilvl="7">
+      <w:numFmt w:val="bullet"/>
+      <w:lvlText w:val="o"/>
+      <w:lvlJc w:val="left"/>
+      <w:pPr>
+        <w:ind w:left="5760" w:hanging="360"/>
+      </w:pPr>
+      <w:rPr>
+        <w:rFonts w:ascii="Courier New" w:hAnsi="Courier New" w:cs="Courier New" w:hint="default"/>
+      </w:rPr>
+    </w:lvl>
+    <w:lvl w:ilvl="8">
+      <w:numFmt w:val="bullet"/>
+      <w:lvlText w:val=""/>
+      <w:lvlJc w:val="left"/>
+      <w:pPr>
+        <w:ind w:left="6480" w:hanging="360"/>
+      </w:pPr>
+      <w:rPr>
+        <w:rFonts w:ascii="Wingdings" w:hAnsi="Wingdings" w:cs="Wingdings" w:hint="default"/>
+      </w:rPr>
+    </w:lvl>
+  </w:abstractNum>
   <w:num w:numId="1000">
     <w:abstractNumId w:val="990"/>
+  </w:num>
+  <w:num w:numId="1001">
+    <w:abstractNumId w:val="991"/>
   </w:num>
 </w:numbering>
 </file>

--- a/docs/index.docx
+++ b/docs/index.docx
@@ -58,13 +58,31 @@
         <w:t xml:space="preserve">Polymer-coated slow-release fertilizers are a deliberate and quantifiable input of microplastics to agricultural soils, yet their fate in cold, snowmelt-dominated agro-ecosystems remains poorly characterized This pilot study investigated the in-field distribution and snowmelt export of polymer fertilizer coatings applied to two small agricultural watersheds in south-central Manitoba, Canada. Surface soils (0-5 cm) were sampled along hillslope transects at multiple dates following a single application, and spring snowmelt runoff was collected at the edge-of-field outlet of two small watersheds. Results showed that hillslope position and time since application significantly affected coating abundance and areal density, with lower slope positions accumulating more coatings than upper positions, consistent with downslope transport. Coatings persisted in surface soils over ~18 months with modest losses, and comparable abundances across 0-5 and 5-10 cm depth intervals indicating vertical mixing within the plow layer. During snowmelt, small amounts of coatings were exported with runoff from both watersheds. These findings demonstrate that agricultural soils can serve as a multi-year source of microplastics to downstream ecosystems and highlight the need for sampling protocols that account for spatial and temporal variability, as well as improved edge-of-field monitoring in cold regions to determine potential long-term impacts.</w:t>
       </w:r>
     </w:p>
-    <w:bookmarkStart w:id="9" w:name="highlights"/>
+    <w:p>
+      <w:pPr>
+        <w:pStyle w:val="FirstParagraph"/>
+      </w:pPr>
+      <w:r>
+        <w:rPr>
+          <w:b/>
+          <w:bCs/>
+        </w:rPr>
+        <w:t xml:space="preserve">Abbreviations</w:t>
+      </w:r>
+      <w:r>
+        <w:t xml:space="preserve"> </w:t>
+      </w:r>
+      <w:r>
+        <w:t xml:space="preserve">MP, microplastic; ESN, Environmentally Smart Nitrogen; STCW, South Tobacco Creek Watershed</w:t>
+      </w:r>
+    </w:p>
+    <w:bookmarkStart w:id="20" w:name="core-ideas"/>
     <w:p>
       <w:pPr>
         <w:pStyle w:val="Heading3"/>
       </w:pPr>
       <w:r>
-        <w:t xml:space="preserve">Highlights</w:t>
+        <w:t xml:space="preserve">Core ideas</w:t>
       </w:r>
     </w:p>
     <w:p>
@@ -111,8 +129,8 @@
         <w:t xml:space="preserve">Agricultural soils serve as a multi-year source of microplastics</w:t>
       </w:r>
     </w:p>
-    <w:bookmarkEnd w:id="9"/>
-    <w:bookmarkStart w:id="10" w:name="introduction"/>
+    <w:bookmarkEnd w:id="20"/>
+    <w:bookmarkStart w:id="21" w:name="introduction"/>
     <w:p>
       <w:pPr>
         <w:pStyle w:val="Heading2"/>
@@ -376,8 +394,8 @@
         <w:t xml:space="preserve">. The primary purpose of this pilot project was to investigate the fate of polymer coatings from slow-release fertilizers applied to agro-ecosystems in Manitoba, Canada. Because these coatings are applied in known quantities, locations, and timings, they are an ideal model plastic input for investigating the fate of agricultural MPs. The objectives of this study were to: 1) characterize the lateral and vertical movement of polymer coatings within surface soils; and 2) quantify the potential for export of polymer coatings from cropland in surface runoff during spring snowmelt.</w:t>
       </w:r>
     </w:p>
-    <w:bookmarkEnd w:id="10"/>
-    <w:bookmarkStart w:id="26" w:name="methods"/>
+    <w:bookmarkEnd w:id="21"/>
+    <w:bookmarkStart w:id="32" w:name="methods"/>
     <w:p>
       <w:pPr>
         <w:pStyle w:val="Heading2"/>
@@ -386,7 +404,7 @@
         <w:t xml:space="preserve">2 Methods</w:t>
       </w:r>
     </w:p>
-    <w:bookmarkStart w:id="21" w:name="site-description"/>
+    <w:bookmarkStart w:id="27" w:name="site-description"/>
     <w:p>
       <w:pPr>
         <w:pStyle w:val="Heading3"/>
@@ -478,7 +496,7 @@
       <w:tr>
         <w:tc>
           <w:tcPr/>
-          <w:bookmarkStart w:id="14" w:name="fig-mapr"/>
+          <w:bookmarkStart w:id="25" w:name="fig-mapr"/>
           <w:p>
             <w:pPr>
               <w:pStyle w:val="Compact"/>
@@ -489,18 +507,18 @@
                 <wp:inline>
                   <wp:extent cx="5943600" cy="3145043"/>
                   <wp:effectExtent b="0" l="0" r="0" t="0"/>
-                  <wp:docPr descr="" title="" id="12" name="Picture"/>
+                  <wp:docPr descr="" title="" id="23" name="Picture"/>
                   <a:graphic>
                     <a:graphicData uri="http://schemas.openxmlformats.org/drawingml/2006/picture">
                       <pic:pic>
                         <pic:nvPicPr>
-                          <pic:cNvPr descr="index_files/figure-docx/notebooks-maps-fig-mapr-output-2.png" id="13" name="Picture"/>
+                          <pic:cNvPr descr="index_files/figure-docx/notebooks-maps-fig-mapr-output-2.png" id="24" name="Picture"/>
                           <pic:cNvPicPr>
                             <a:picLocks noChangeArrowheads="1" noChangeAspect="1"/>
                           </pic:cNvPicPr>
                         </pic:nvPicPr>
                         <pic:blipFill>
-                          <a:blip r:embed="rId11"/>
+                          <a:blip r:embed="rId22"/>
                           <a:stretch>
                             <a:fillRect/>
                           </a:stretch>
@@ -532,7 +550,7 @@
               <w:jc w:val="center"/>
             </w:pPr>
             <w:pPr>
-              <w:jc w:val="left"/>
+              <w:jc w:val="start"/>
               <w:spacing w:before="200"/>
               <w:pStyle w:val="ImageCaption"/>
             </w:pPr>
@@ -540,7 +558,7 @@
               <w:t xml:space="preserve">Figure 1: Showing a) the location of the study site in southern Manitoba with an inset map of Canada; and b) the locations of the four transects and three slope positions sampled in the East and West watersheds. Red squares indicate locations of V-notched weirs</w:t>
             </w:r>
           </w:p>
-          <w:bookmarkEnd w:id="14"/>
+          <w:bookmarkEnd w:id="25"/>
         </w:tc>
       </w:tr>
     </w:tbl>
@@ -560,7 +578,7 @@
         </w:rPr>
         <w:t xml:space="preserve"> </w:t>
       </w:r>
-      <w:hyperlink r:id="rId15">
+      <w:hyperlink r:id="rId26">
         <w:r>
           <w:rPr>
             <w:rStyle w:val="InternetLink"/>
@@ -615,7 +633,7 @@
         <w:t xml:space="preserve">)</w:t>
       </w:r>
       <w:r>
-        <w:t xml:space="preserve">. Both watersheds are now managed under the same tillage practices. Polymer-coated urea (Environmental Smart Nitrogen (ESN);</w:t>
+        <w:t xml:space="preserve">. Both watersheds are now managed under the same tillage practices. Polymer-coated urea (Environmentally Smart Nitrogen (ESN);</w:t>
       </w:r>
       <w:r>
         <w:t xml:space="preserve"> </w:t>
@@ -649,12 +667,12 @@
       <w:r>
         <w:t xml:space="preserve">on 2022-05-24 using a spin spreader and incorporated into the surface soil with the seeding of canola on 2022-05-25 using an air hoe drill. The drill, equipped with shovels, provided soil disturbance comparable to a cultivator pass, and packer wheels ensured close soil-to-ESN contact. Following canola harvest, the field was tilled to a depth of 10 to 15 cm using a field cultivator on 2022-10-29. A conventional fertilizer blend (not polymer coated) was applied in the spring of 2023 and incorporated into the soil with a single pass of the field cultivator prior to the seeding of spring wheat using the air hoe drill on 2023-05-11 (</w:t>
       </w:r>
-      <w:hyperlink w:anchor="fig-weather-climate">
-        <w:r>
-          <w:rPr>
-            <w:rStyle w:val="InternetLink"/>
-          </w:rPr>
-          <w:t xml:space="preserve">Figure 2</w:t>
+      <w:hyperlink w:anchor="suppfig-weather-climate">
+        <w:r>
+          <w:rPr>
+            <w:rStyle w:val="InternetLink"/>
+          </w:rPr>
+          <w:t xml:space="preserve">Figure S2</w:t>
         </w:r>
       </w:hyperlink>
       <w:r>
@@ -681,119 +699,85 @@
         <w:t xml:space="preserve">. This polymer coating is designed to release nitrogen in response to soil temperatures to more closely match the demand of the crop reducing the potential losses through denitrification, volatilization, and leaching.</w:t>
       </w:r>
     </w:p>
-    <w:tbl>
-      <w:tblPr>
-        <w:tblStyle w:val="Table"/>
-        <w:tblW w:type="pct" w:w="5000"/>
-        <w:tblLayout w:type="fixed"/>
-        <w:tblLook w:firstRow="0" w:lastRow="0" w:firstColumn="0" w:lastColumn="0" w:noHBand="0" w:noVBand="0" w:val="0000"/>
-      </w:tblPr>
-      <w:tblGrid>
-        <w:gridCol w:w="7920"/>
-      </w:tblGrid>
-      <w:tr>
-        <w:tc>
-          <w:tcPr/>
-          <w:bookmarkStart w:id="19" w:name="fig-weather-climate"/>
-          <w:p>
-            <w:pPr>
-              <w:pStyle w:val="Compact"/>
-              <w:jc w:val="center"/>
-            </w:pPr>
-            <w:r>
-              <w:drawing>
-                <wp:inline>
-                  <wp:extent cx="5943600" cy="4245428"/>
-                  <wp:effectExtent b="0" l="0" r="0" t="0"/>
-                  <wp:docPr descr="" title="" id="17" name="Picture"/>
-                  <a:graphic>
-                    <a:graphicData uri="http://schemas.openxmlformats.org/drawingml/2006/picture">
-                      <pic:pic>
-                        <pic:nvPicPr>
-                          <pic:cNvPr descr="index_files/figure-docx/notebooks-weather_climate-fig-weather-climate-output-2.png" id="18" name="Picture"/>
-                          <pic:cNvPicPr>
-                            <a:picLocks noChangeArrowheads="1" noChangeAspect="1"/>
-                          </pic:cNvPicPr>
-                        </pic:nvPicPr>
-                        <pic:blipFill>
-                          <a:blip r:embed="rId16"/>
-                          <a:stretch>
-                            <a:fillRect/>
-                          </a:stretch>
-                        </pic:blipFill>
-                        <pic:spPr bwMode="auto">
-                          <a:xfrm>
-                            <a:off x="0" y="0"/>
-                            <a:ext cx="5943600" cy="4245428"/>
-                          </a:xfrm>
-                          <a:prstGeom prst="rect">
-                            <a:avLst/>
-                          </a:prstGeom>
-                          <a:noFill/>
-                          <a:ln w="9525">
-                            <a:noFill/>
-                            <a:headEnd/>
-                            <a:tailEnd/>
-                          </a:ln>
-                        </pic:spPr>
-                      </pic:pic>
-                    </a:graphicData>
-                  </a:graphic>
-                </wp:inline>
-              </w:drawing>
-            </w:r>
-          </w:p>
-          <w:p>
-            <w:pPr>
-              <w:jc w:val="center"/>
-            </w:pPr>
-            <w:pPr>
-              <w:jc w:val="left"/>
-              <w:spacing w:before="200"/>
-              <w:pStyle w:val="ImageCaption"/>
-            </w:pPr>
-            <w:r>
-              <w:t xml:space="preserve">Figure 2: Weather conditions for the 2022 and 2023 water years (Oct 1 - Sept 30) for Deerwood, MB (Station ID 29886), located approximately 8 km from the field site. Vertical lines indicate the timing of (1) application of Environmental Smart Nitrogen (ESN) (polymer-coated slow-release urea); (2) seeding and tillage field operations; and (3) collection of soil and runoff samples. Red and blue points indicate average daily temperatures above and below 0 degrees Celsius, respectively. The blue line indicates cumulative precipitation over the hydrologic year.</w:t>
-            </w:r>
-          </w:p>
-          <w:bookmarkEnd w:id="19"/>
-        </w:tc>
-      </w:tr>
-    </w:tbl>
+    <w:bookmarkEnd w:id="27"/>
+    <w:bookmarkStart w:id="28" w:name="soil-sampling-and-analysis"/>
+    <w:p>
+      <w:pPr>
+        <w:pStyle w:val="Heading3"/>
+      </w:pPr>
+      <w:r>
+        <w:t xml:space="preserve">2.2 Soil sampling and analysis</w:t>
+      </w:r>
+    </w:p>
+    <w:p>
+      <w:pPr>
+        <w:pStyle w:val="FirstParagraph"/>
+      </w:pPr>
+      <w:r>
+        <w:t xml:space="preserve">Soil sampling was conducted at locations established in previous research</w:t>
+      </w:r>
+      <w:r>
+        <w:t xml:space="preserve"> </w:t>
+      </w:r>
+      <w:r>
+        <w:t xml:space="preserve">(</w:t>
+      </w:r>
+      <w:hyperlink w:anchor="ref-tiessen2010">
+        <w:r>
+          <w:rPr>
+            <w:rStyle w:val="InternetLink"/>
+          </w:rPr>
+          <w:t xml:space="preserve">Tiessen et al., 2010</w:t>
+        </w:r>
+      </w:hyperlink>
+      <w:r>
+        <w:t xml:space="preserve">)</w:t>
+      </w:r>
+      <w:r>
+        <w:t xml:space="preserve"> </w:t>
+      </w:r>
+      <w:r>
+        <w:t xml:space="preserve">along four transects in each of the watersheds, with each transect spanning three hillslope positions: upper, mid, and lower slope (</w:t>
+      </w:r>
+      <w:hyperlink w:anchor="fig-mapr">
+        <w:r>
+          <w:rPr>
+            <w:rStyle w:val="InternetLink"/>
+          </w:rPr>
+          <w:t xml:space="preserve">Figure 1</w:t>
+        </w:r>
+      </w:hyperlink>
+      <w:r>
+        <w:t xml:space="preserve">), giving 24 sampling locations in total. Samples were collected on three dates: 21 October 2022, 11 May 2023, and 19 September 2023 (</w:t>
+      </w:r>
+      <w:hyperlink w:anchor="suppfig-weather-climate">
+        <w:r>
+          <w:rPr>
+            <w:rStyle w:val="InternetLink"/>
+          </w:rPr>
+          <w:t xml:space="preserve">Figure S2</w:t>
+        </w:r>
+      </w:hyperlink>
+      <w:r>
+        <w:t xml:space="preserve">). Surface soil samples were excavated with a spade from a 25 cm × 25 cm square to a depth of 5 cm, yielding a sample volume of 3125 cm³. On 19 September 2023, an additional sample was collected at each location from the 5–10 cm depth interval. On this date, two additional surface riparian samples were also collected from the grassed area between the edge of the cultivated field and the v-notch weir.</w:t>
+      </w:r>
+    </w:p>
     <w:p>
       <w:pPr>
         <w:pStyle w:val="TextBody"/>
       </w:pPr>
       <w:r>
-        <w:rPr>
-          <w:vertAlign w:val="subscript"/>
-        </w:rPr>
-        <w:t xml:space="preserve">Source:</w:t>
-      </w:r>
-      <w:r>
-        <w:rPr>
-          <w:vertAlign w:val="subscript"/>
-        </w:rPr>
-        <w:t xml:space="preserve"> </w:t>
-      </w:r>
-      <w:hyperlink r:id="rId20">
-        <w:r>
-          <w:rPr>
-            <w:rStyle w:val="InternetLink"/>
-            <w:vertAlign w:val="subscript"/>
-          </w:rPr>
-          <w:t xml:space="preserve">02 Climate and weather</w:t>
-        </w:r>
-      </w:hyperlink>
-    </w:p>
-    <w:bookmarkEnd w:id="21"/>
-    <w:bookmarkStart w:id="22" w:name="soil-sampling-and-analysis"/>
+        <w:t xml:space="preserve">Soil samples were disaggregated by hand into smaller aggregates and air-dried. Each sample was further manually disaggregated and sieved sequentially through 2-mm and 1.18-mm meshes. Polymer coatings were retrieved from the sieves using tweezers. The extracted coatings were cleaned by magnetic stirring in distilled water for 10 minutes at 500 rpm, then filtered and dried at 30 °C. The cleaned and dried polymer coatings were counted and collectively weighed using a balance with 0.1 mg resolution.</w:t>
+      </w:r>
+    </w:p>
+    <w:bookmarkEnd w:id="28"/>
+    <w:bookmarkStart w:id="30" w:name="runoff-and-water-sampling"/>
     <w:p>
       <w:pPr>
         <w:pStyle w:val="Heading3"/>
       </w:pPr>
       <w:r>
-        <w:t xml:space="preserve">2.2 Soil sampling and analysis</w:t>
+        <w:t xml:space="preserve">2.3 Runoff and water sampling</w:t>
       </w:r>
     </w:p>
     <w:p>
@@ -801,7 +785,7 @@
         <w:pStyle w:val="FirstParagraph"/>
       </w:pPr>
       <w:r>
-        <w:t xml:space="preserve">Soil sampling was conducted at locations established in previous research</w:t>
+        <w:t xml:space="preserve">Sharp crested 90° V-notch weirs were present at the edge-of-field outlets of two small watersheds draining the study field. Measurement of flow at these sites has been ongoing for over 2 decades, primarily in support of research to characterized factors controlling nutrient transport, with methods initially detailed in Tiessen et al. (2010). For the present study period, water depth at the weirs was recorded at 5-min intervals using a pressure transducer (Onset HOBO Water Level Data Logger). The water depth were then used to calculate flow, based on a standard V-notched weir flow equation</w:t>
       </w:r>
       <w:r>
         <w:t xml:space="preserve"> </w:t>
@@ -809,44 +793,19 @@
       <w:r>
         <w:t xml:space="preserve">(</w:t>
       </w:r>
-      <w:hyperlink w:anchor="ref-tiessen2010">
-        <w:r>
-          <w:rPr>
-            <w:rStyle w:val="InternetLink"/>
-          </w:rPr>
-          <w:t xml:space="preserve">Tiessen et al., 2010</w:t>
+      <w:hyperlink w:anchor="ref-astm_d5242_92">
+        <w:r>
+          <w:rPr>
+            <w:rStyle w:val="InternetLink"/>
+          </w:rPr>
+          <w:t xml:space="preserve">ASTM International, 1992</w:t>
         </w:r>
       </w:hyperlink>
       <w:r>
         <w:t xml:space="preserve">)</w:t>
       </w:r>
       <w:r>
-        <w:t xml:space="preserve"> </w:t>
-      </w:r>
-      <w:r>
-        <w:t xml:space="preserve">along four transects in each of the watersheds, with each transect spanning three hillslope positions: upper, mid, and lower slope (</w:t>
-      </w:r>
-      <w:hyperlink w:anchor="fig-mapr">
-        <w:r>
-          <w:rPr>
-            <w:rStyle w:val="InternetLink"/>
-          </w:rPr>
-          <w:t xml:space="preserve">Figure 1</w:t>
-        </w:r>
-      </w:hyperlink>
-      <w:r>
-        <w:t xml:space="preserve">), giving 24 sampling locations in total. Samples were collected on three dates: 21 October 2022, 11 May 2023, and 19 September 2023 (</w:t>
-      </w:r>
-      <w:hyperlink w:anchor="fig-weather-climate">
-        <w:r>
-          <w:rPr>
-            <w:rStyle w:val="InternetLink"/>
-          </w:rPr>
-          <w:t xml:space="preserve">Figure 2</w:t>
-        </w:r>
-      </w:hyperlink>
-      <w:r>
-        <w:t xml:space="preserve">). Surface soil samples were excavated with a spade from a 25 cm × 25 cm square to a depth of 5 cm, yielding a sample volume of 3125 cm³. On 19 September 2023, an additional sample was collected at each location from the 5–10 cm depth interval. On this date, two additional surface riparian samples were also collected from the grassed area between the edge of the cultivated field and the v-notch weir.</w:t>
+        <w:t xml:space="preserve">. Throughout the runoff event, staff gauges read manually during in person visits and from time-lapse photography were used to calibrate the logger-collected water depth data to depth from base of the V-notch weir.</w:t>
       </w:r>
     </w:p>
     <w:p>
@@ -854,71 +813,25 @@
         <w:pStyle w:val="TextBody"/>
       </w:pPr>
       <w:r>
-        <w:t xml:space="preserve">Soil samples were disaggregated by hand into smaller aggregates and air-dried. Each sample was further manually disaggregated and sieved sequentially through 2-mm and 1.18-mm meshes. Polymer coatings were retrieved from the sieves using tweezers. The extracted coatings were cleaned by magnetic stirring in distilled water for 10 minutes at 500 rpm, then filtered and dried at 30 °C. The cleaned and dried polymer coatings were counted and collectively weighed using a balance with 0.1 mg resolution.</w:t>
-      </w:r>
-    </w:p>
-    <w:bookmarkEnd w:id="22"/>
-    <w:bookmarkStart w:id="24" w:name="runoff-and-water-sampling"/>
-    <w:p>
-      <w:pPr>
-        <w:pStyle w:val="Heading3"/>
-      </w:pPr>
-      <w:r>
-        <w:t xml:space="preserve">2.3 Runoff and water sampling</w:t>
-      </w:r>
-    </w:p>
-    <w:p>
-      <w:pPr>
-        <w:pStyle w:val="FirstParagraph"/>
-      </w:pPr>
-      <w:r>
-        <w:t xml:space="preserve">Sharp crested 90° V-notch weirs were present at the edge-of-field outlets of two small watersheds draining the study field. Measurement of flow at these sites has been ongoing for over 2 decades, primarily in support of research to characterized factors controlling nutrient transport, with methods initially detailed in Tiessen et al. (2010). For the present study period, water depth at the weirs was recorded at 5-min intervals using a pressure transducer (Onset HOBO Water Level Data Logger). The water depth were then used to calculate flow, based on a standard V-notched weir flow equation</w:t>
-      </w:r>
-      <w:r>
-        <w:t xml:space="preserve"> </w:t>
-      </w:r>
-      <w:r>
-        <w:t xml:space="preserve">(</w:t>
-      </w:r>
-      <w:hyperlink w:anchor="ref-astm_d5242_92">
-        <w:r>
-          <w:rPr>
-            <w:rStyle w:val="InternetLink"/>
-          </w:rPr>
-          <w:t xml:space="preserve">ASTM International, 1992</w:t>
-        </w:r>
-      </w:hyperlink>
-      <w:r>
-        <w:t xml:space="preserve">)</w:t>
-      </w:r>
-      <w:r>
-        <w:t xml:space="preserve">. Throughout the runoff event, staff gauges read manually during in person visits and from time-lapse photography were used to calibrate the logger-collected water depth data to depth from base of the V-notch weir.</w:t>
+        <w:t xml:space="preserve">Edge-of-field runoff was sampled for polymer coatings twice daily at both weirs during daytime peak-melt hours (10:00 to 16:00) on the days following the initial confirmed snowmelt flow event on 2023-04-11, continuing through to the end of the snowmelt period on 2023-04-14. Because of poor road conditions and restricted site access, no sampling occurred on the second day of the spring snowmelt event (2023-04-12). Edge-of-field runoff was sampled on 2023-04-13 and 2023-04-14. Polymer coatings were collected from the runoff using a simple filtration system consisting of 1-mm screening set across the upstream side of the v notch. These screens were deployed for a maximum duration of two hours and switched twice a day for a total of four measurement periods at each weir over the spring runoff event. Polymer coatings were extracted from the screens using tweezers. The polymer coatings were dried at 30° C, counted and weighed. A cumulative volume of water exported over each time period of sampling for polymer coatings was calculated. An estimate of volume-weighted mean concentration was calculated for each watershed by dividing the total number of polymer coatings collected during all sampling intervals by the total volume runoff measured during those intervals (coatings m⁻³). The total number of polymer coatings exported over the course of snowmelt was extrapolated by multiplying the total accumulated volume of water by the volume-weighted mean concentration of polymer coatings (</w:t>
+      </w:r>
+      <w:hyperlink w:anchor="eq-poly">
+        <w:r>
+          <w:rPr>
+            <w:rStyle w:val="InternetLink"/>
+          </w:rPr>
+          <w:t xml:space="preserve">Equation 1</w:t>
+        </w:r>
+      </w:hyperlink>
+      <w:r>
+        <w:t xml:space="preserve">). Polymer coating concentration was assumed to be independent of discharge.</w:t>
       </w:r>
     </w:p>
     <w:p>
       <w:pPr>
         <w:pStyle w:val="TextBody"/>
       </w:pPr>
-      <w:r>
-        <w:t xml:space="preserve">Edge-of-field runoff was sampled for polymer coatings twice daily at both weirs during daytime peak-melt hours (10:00 to 16:00) on the days following the initial confirmed snowmelt flow event on 2023-04-11, continuing through to the end of the snowmelt period on 2023-04-14. Because of poor road conditions and restricted site access, no sampling occurred on the second day of the spring snowmelt event (2023-04-12). Edge-of-field runoff was sampled on 2023-04-13 and 2023-04-14. Polymer coatings were collected from the runoff using a simple filtration system consisting of 1-mm screening set across the upstream side of the v notch. These screens were deployed for a maximum duration of two hours and switched twice a day for a total of four measurement periods at each weir over the spring runoff event. Polymer coatings were extracted from the screens using tweezers. The polymer coatings were dried at 30° C, counted and weighed. A cumulative volume of water exported over each time period of sampling for polymer coatings was calculated. An estimate of volume-weighted mean concentration was calculated for each watershed by dividing the total number of polymer coatings collected during all sampling intervals by the total volume runoff measured during those intervals (coatings m⁻³). The total number of polymer coatings exported over the course of snowmelt was extrapolated by multiplying the total accumulated volume of water by the volume-weighted mean concentration of polymer coatings (</w:t>
-      </w:r>
-      <w:hyperlink w:anchor="eq-poly">
-        <w:r>
-          <w:rPr>
-            <w:rStyle w:val="InternetLink"/>
-          </w:rPr>
-          <w:t xml:space="preserve">Equation 1</w:t>
-        </w:r>
-      </w:hyperlink>
-      <w:r>
-        <w:t xml:space="preserve">). Polymer coating concentration was assumed to be independent of discharge.</w:t>
-      </w:r>
-    </w:p>
-    <w:p>
-      <w:pPr>
-        <w:pStyle w:val="TextBody"/>
-      </w:pPr>
-      <w:bookmarkStart w:id="23" w:name="eq-poly"/>
+      <w:bookmarkStart w:id="29" w:name="eq-poly"/>
       <m:oMathPara>
         <m:oMathParaPr>
           <m:jc m:val="center"/>
@@ -1042,24 +955,22 @@
           <m:r>
             <m:t>  </m:t>
           </m:r>
-          <m:r>
-            <m:rPr>
-              <m:sty m:val="p"/>
-            </m:rPr>
-            <m:t>(</m:t>
-          </m:r>
-          <m:r>
-            <m:t>1</m:t>
-          </m:r>
-          <m:r>
-            <m:rPr>
-              <m:sty m:val="p"/>
-            </m:rPr>
-            <m:t>)</m:t>
-          </m:r>
+          <m:d>
+            <m:dPr>
+              <m:begChr m:val="("/>
+              <m:endChr m:val=")"/>
+              <m:sepChr m:val=""/>
+              <m:grow/>
+            </m:dPr>
+            <m:e>
+              <m:r>
+                <m:t>1</m:t>
+              </m:r>
+            </m:e>
+          </m:d>
         </m:oMath>
       </m:oMathPara>
-      <w:bookmarkEnd w:id="23"/>
+      <w:bookmarkEnd w:id="29"/>
     </w:p>
     <w:p>
       <w:pPr>
@@ -1206,8 +1117,8 @@
         <w:t xml:space="preserve">is the number of measurement periods.</w:t>
       </w:r>
     </w:p>
-    <w:bookmarkEnd w:id="24"/>
-    <w:bookmarkStart w:id="25" w:name="statistical-analysis"/>
+    <w:bookmarkEnd w:id="30"/>
+    <w:bookmarkStart w:id="31" w:name="statistical-analysis"/>
     <w:p>
       <w:pPr>
         <w:pStyle w:val="Heading3"/>
@@ -1599,9 +1510,9 @@
         <w:t xml:space="preserve">).</w:t>
       </w:r>
     </w:p>
-    <w:bookmarkEnd w:id="25"/>
-    <w:bookmarkEnd w:id="26"/>
-    <w:bookmarkStart w:id="50" w:name="results-and-discussion"/>
+    <w:bookmarkEnd w:id="31"/>
+    <w:bookmarkEnd w:id="32"/>
+    <w:bookmarkStart w:id="54" w:name="results-and-discussion"/>
     <w:p>
       <w:pPr>
         <w:pStyle w:val="Heading2"/>
@@ -1610,7 +1521,7 @@
         <w:t xml:space="preserve">3 Results and Discussion</w:t>
       </w:r>
     </w:p>
-    <w:bookmarkStart w:id="41" w:name="in-field-abundance-and-distribution"/>
+    <w:bookmarkStart w:id="47" w:name="in-field-abundance-and-distribution"/>
     <w:p>
       <w:pPr>
         <w:pStyle w:val="Heading3"/>
@@ -1631,147 +1542,147 @@
           <w:rPr>
             <w:rStyle w:val="InternetLink"/>
           </w:rPr>
+          <w:t xml:space="preserve">Figure 2</w:t>
+        </w:r>
+      </w:hyperlink>
+      <w:r>
+        <w:t xml:space="preserve">). Post-hoc pairwise comparisons showed that lower slope positions had significantly higher abundance, exceeding the upper positions by 112 coatings m⁻² and the mid positions by 94 coatings m⁻² (</w:t>
+      </w:r>
+      <w:hyperlink w:anchor="fig-poly-surface">
+        <w:r>
+          <w:rPr>
+            <w:rStyle w:val="InternetLink"/>
+          </w:rPr>
+          <w:t xml:space="preserve">Figure 2</w:t>
+        </w:r>
+      </w:hyperlink>
+      <w:r>
+        <w:t xml:space="preserve"> </w:t>
+      </w:r>
+      <w:r>
+        <w:t xml:space="preserve">and</w:t>
+      </w:r>
+      <w:r>
+        <w:t xml:space="preserve"> </w:t>
+      </w:r>
+      <w:hyperlink w:anchor="tbl-abundance-posthoc">
+        <w:r>
+          <w:rPr>
+            <w:rStyle w:val="InternetLink"/>
+          </w:rPr>
+          <w:t xml:space="preserve">Table 1</w:t>
+        </w:r>
+      </w:hyperlink>
+      <w:r>
+        <w:t xml:space="preserve">). Density followed a similar pattern, with the lower slope exceeding the upper positions by 0.12 g m⁻² and the mid positions by 0.09 g m⁻² (</w:t>
+      </w:r>
+      <w:hyperlink w:anchor="fig-poly-surface">
+        <w:r>
+          <w:rPr>
+            <w:rStyle w:val="InternetLink"/>
+          </w:rPr>
+          <w:t xml:space="preserve">Figure 2</w:t>
+        </w:r>
+      </w:hyperlink>
+      <w:r>
+        <w:t xml:space="preserve"> </w:t>
+      </w:r>
+      <w:r>
+        <w:t xml:space="preserve">and</w:t>
+      </w:r>
+      <w:r>
+        <w:t xml:space="preserve"> </w:t>
+      </w:r>
+      <w:hyperlink w:anchor="tbl-density-posthoc">
+        <w:r>
+          <w:rPr>
+            <w:rStyle w:val="InternetLink"/>
+          </w:rPr>
+          <w:t xml:space="preserve">Table 2</w:t>
+        </w:r>
+      </w:hyperlink>
+      <w:r>
+        <w:t xml:space="preserve">). There were some coatings observed in the riparian area surface soil, despite receiving no direct application (</w:t>
+      </w:r>
+      <w:hyperlink w:anchor="fig-poly-surface">
+        <w:r>
+          <w:rPr>
+            <w:rStyle w:val="InternetLink"/>
+          </w:rPr>
+          <w:t xml:space="preserve">Figure 2</w:t>
+        </w:r>
+      </w:hyperlink>
+      <w:r>
+        <w:t xml:space="preserve">).</w:t>
+      </w:r>
+    </w:p>
+    <w:p>
+      <w:pPr>
+        <w:pStyle w:val="TextBody"/>
+      </w:pPr>
+      <w:r>
+        <w:t xml:space="preserve">The downslope increase in polymer quantities could relate to movement via overland flow, as the buoyant nature of the coatings makes them easy to transport</w:t>
+      </w:r>
+      <w:r>
+        <w:t xml:space="preserve"> </w:t>
+      </w:r>
+      <w:r>
+        <w:t xml:space="preserve">(</w:t>
+      </w:r>
+      <w:hyperlink w:anchor="ref-rehm2021">
+        <w:r>
+          <w:rPr>
+            <w:rStyle w:val="InternetLink"/>
+          </w:rPr>
+          <w:t xml:space="preserve">Rehm et al., 2021</w:t>
+        </w:r>
+      </w:hyperlink>
+      <w:r>
+        <w:t xml:space="preserve">;</w:t>
+      </w:r>
+      <w:r>
+        <w:t xml:space="preserve"> </w:t>
+      </w:r>
+      <w:hyperlink w:anchor="ref-severe2025">
+        <w:r>
+          <w:rPr>
+            <w:rStyle w:val="InternetLink"/>
+          </w:rPr>
+          <w:t xml:space="preserve">Severe et al., 2025</w:t>
+        </w:r>
+      </w:hyperlink>
+      <w:r>
+        <w:t xml:space="preserve">)</w:t>
+      </w:r>
+      <w:r>
+        <w:t xml:space="preserve">. Similarly, tillage erosion may also move coatings downslope with the soil</w:t>
+      </w:r>
+      <w:r>
+        <w:t xml:space="preserve"> </w:t>
+      </w:r>
+      <w:r>
+        <w:t xml:space="preserve">(</w:t>
+      </w:r>
+      <w:hyperlink w:anchor="ref-maqbool2024">
+        <w:r>
+          <w:rPr>
+            <w:rStyle w:val="InternetLink"/>
+          </w:rPr>
+          <w:t xml:space="preserve">Maqbool et al., 2024</w:t>
+        </w:r>
+      </w:hyperlink>
+      <w:r>
+        <w:t xml:space="preserve">)</w:t>
+      </w:r>
+      <w:r>
+        <w:t xml:space="preserve">. The overall reduction in polymer in surface soils over time may result from loss beyond the field boundary through overland flow. However, vertical movement below 5 cm likely accounts for much of this observed loss in surface MPs over time, as field operations including seeding and tillage mix the plow layer, resulting in downward movement despite surface application. No coatings were observed below 5 cm within the riparian area, supporting the conclusion that tillage is the primary driver of vertical coating distribution. This is supported by data showing similar polymer abundance and areal densities in both the 0-5 and 5-10 cm sampling depths (</w:t>
+      </w:r>
+      <w:hyperlink w:anchor="fig-depth">
+        <w:r>
+          <w:rPr>
+            <w:rStyle w:val="InternetLink"/>
+          </w:rPr>
           <w:t xml:space="preserve">Figure 3</w:t>
-        </w:r>
-      </w:hyperlink>
-      <w:r>
-        <w:t xml:space="preserve">). Post-hoc pairwise comparisons showed that lower slope positions had significantly higher abundance, exceeding the upper positions by 112 coatings m⁻² and the mid positions by 94 coatings m⁻² (</w:t>
-      </w:r>
-      <w:hyperlink w:anchor="fig-poly-surface">
-        <w:r>
-          <w:rPr>
-            <w:rStyle w:val="InternetLink"/>
-          </w:rPr>
-          <w:t xml:space="preserve">Figure 3</w:t>
-        </w:r>
-      </w:hyperlink>
-      <w:r>
-        <w:t xml:space="preserve"> </w:t>
-      </w:r>
-      <w:r>
-        <w:t xml:space="preserve">and</w:t>
-      </w:r>
-      <w:r>
-        <w:t xml:space="preserve"> </w:t>
-      </w:r>
-      <w:hyperlink w:anchor="tbl-abundance-posthoc">
-        <w:r>
-          <w:rPr>
-            <w:rStyle w:val="InternetLink"/>
-          </w:rPr>
-          <w:t xml:space="preserve">Table 1</w:t>
-        </w:r>
-      </w:hyperlink>
-      <w:r>
-        <w:t xml:space="preserve">). Density followed a similar pattern, with the lower slope exceeding the upper positions by 0.12 g m⁻² and the mid positions by 0.09 g m⁻² (</w:t>
-      </w:r>
-      <w:hyperlink w:anchor="fig-poly-surface">
-        <w:r>
-          <w:rPr>
-            <w:rStyle w:val="InternetLink"/>
-          </w:rPr>
-          <w:t xml:space="preserve">Figure 3</w:t>
-        </w:r>
-      </w:hyperlink>
-      <w:r>
-        <w:t xml:space="preserve"> </w:t>
-      </w:r>
-      <w:r>
-        <w:t xml:space="preserve">and</w:t>
-      </w:r>
-      <w:r>
-        <w:t xml:space="preserve"> </w:t>
-      </w:r>
-      <w:hyperlink w:anchor="tbl-density-posthoc">
-        <w:r>
-          <w:rPr>
-            <w:rStyle w:val="InternetLink"/>
-          </w:rPr>
-          <w:t xml:space="preserve">Table 2</w:t>
-        </w:r>
-      </w:hyperlink>
-      <w:r>
-        <w:t xml:space="preserve">). There were some coatings observed in the riparian area surface soil, despite receiving no direct application (</w:t>
-      </w:r>
-      <w:hyperlink w:anchor="fig-poly-surface">
-        <w:r>
-          <w:rPr>
-            <w:rStyle w:val="InternetLink"/>
-          </w:rPr>
-          <w:t xml:space="preserve">Figure 3</w:t>
-        </w:r>
-      </w:hyperlink>
-      <w:r>
-        <w:t xml:space="preserve">).</w:t>
-      </w:r>
-    </w:p>
-    <w:p>
-      <w:pPr>
-        <w:pStyle w:val="TextBody"/>
-      </w:pPr>
-      <w:r>
-        <w:t xml:space="preserve">The downslope increase in polymer quantities could relate to movement via overland flow, as the buoyant nature of the coatings makes them easy to transport</w:t>
-      </w:r>
-      <w:r>
-        <w:t xml:space="preserve"> </w:t>
-      </w:r>
-      <w:r>
-        <w:t xml:space="preserve">(</w:t>
-      </w:r>
-      <w:hyperlink w:anchor="ref-rehm2021">
-        <w:r>
-          <w:rPr>
-            <w:rStyle w:val="InternetLink"/>
-          </w:rPr>
-          <w:t xml:space="preserve">Rehm et al., 2021</w:t>
-        </w:r>
-      </w:hyperlink>
-      <w:r>
-        <w:t xml:space="preserve">;</w:t>
-      </w:r>
-      <w:r>
-        <w:t xml:space="preserve"> </w:t>
-      </w:r>
-      <w:hyperlink w:anchor="ref-severe2025">
-        <w:r>
-          <w:rPr>
-            <w:rStyle w:val="InternetLink"/>
-          </w:rPr>
-          <w:t xml:space="preserve">Severe et al., 2025</w:t>
-        </w:r>
-      </w:hyperlink>
-      <w:r>
-        <w:t xml:space="preserve">)</w:t>
-      </w:r>
-      <w:r>
-        <w:t xml:space="preserve">. Similarly, tillage erosion may also move coatings downslope with the soil</w:t>
-      </w:r>
-      <w:r>
-        <w:t xml:space="preserve"> </w:t>
-      </w:r>
-      <w:r>
-        <w:t xml:space="preserve">(</w:t>
-      </w:r>
-      <w:hyperlink w:anchor="ref-maqbool2024">
-        <w:r>
-          <w:rPr>
-            <w:rStyle w:val="InternetLink"/>
-          </w:rPr>
-          <w:t xml:space="preserve">Maqbool et al., 2024</w:t>
-        </w:r>
-      </w:hyperlink>
-      <w:r>
-        <w:t xml:space="preserve">)</w:t>
-      </w:r>
-      <w:r>
-        <w:t xml:space="preserve">. The overall reduction in polymer in surface soils over time may result from loss beyond the field boundary through overland flow. However, vertical movement below 5 cm likely accounts for much of this observed loss in surface MPs over time, as field operations including seeding and tillage mix the plow layer, resulting in downward movement despite surface application. No coatings were observed below 5 cm within the riparian area, supporting the conclusion that tillage is the primary driver of vertical coating distribution. This is supported by data showing similar polymer abundance and areal densities in both the 0-5 and 5-10 cm sampling depths (</w:t>
-      </w:r>
-      <w:hyperlink w:anchor="fig-depth">
-        <w:r>
-          <w:rPr>
-            <w:rStyle w:val="InternetLink"/>
-          </w:rPr>
-          <w:t xml:space="preserve">Figure 4</w:t>
         </w:r>
       </w:hyperlink>
       <w:r>
@@ -1791,7 +1702,7 @@
       <w:tr>
         <w:tc>
           <w:tcPr/>
-          <w:bookmarkStart w:id="30" w:name="fig-poly-surface"/>
+          <w:bookmarkStart w:id="36" w:name="fig-poly-surface"/>
           <w:p>
             <w:pPr>
               <w:pStyle w:val="Compact"/>
@@ -1802,18 +1713,18 @@
                 <wp:inline>
                   <wp:extent cx="5943600" cy="4245428"/>
                   <wp:effectExtent b="0" l="0" r="0" t="0"/>
-                  <wp:docPr descr="" title="" id="28" name="Picture"/>
+                  <wp:docPr descr="" title="" id="34" name="Picture"/>
                   <a:graphic>
                     <a:graphicData uri="http://schemas.openxmlformats.org/drawingml/2006/picture">
                       <pic:pic>
                         <pic:nvPicPr>
-                          <pic:cNvPr descr="index_files/figure-docx/notebooks-soil_sampling-fig-poly-surface-output-1.png" id="29" name="Picture"/>
+                          <pic:cNvPr descr="index_files/figure-docx/notebooks-soil_sampling-fig-poly-surface-output-1.png" id="35" name="Picture"/>
                           <pic:cNvPicPr>
                             <a:picLocks noChangeArrowheads="1" noChangeAspect="1"/>
                           </pic:cNvPicPr>
                         </pic:nvPicPr>
                         <pic:blipFill>
-                          <a:blip r:embed="rId27"/>
+                          <a:blip r:embed="rId33"/>
                           <a:stretch>
                             <a:fillRect/>
                           </a:stretch>
@@ -1845,15 +1756,15 @@
               <w:jc w:val="center"/>
             </w:pPr>
             <w:pPr>
-              <w:jc w:val="left"/>
+              <w:jc w:val="start"/>
               <w:spacing w:before="200"/>
               <w:pStyle w:val="ImageCaption"/>
             </w:pPr>
             <w:r>
-              <w:t xml:space="preserve">Figure 3: Surface (0-5 cm) polymer areal density (a and b) and abundance (c and d) by elevation and date. Points show raw observations; Points outlined in black and error bars show model predictions with 95% CIs from a model fitted to square-root transformed data, back-transformed to the original scale. Within each plot significant differences (p&lt;0.05) between slope position or sampling dates are denoted with different letters. Because the riparian area had fewer sampling locations and was only sampled on 2023-09-19 it was excluded from the statistical analysis</w:t>
+              <w:t xml:space="preserve">Figure 2: Surface (0-5 cm) polymer areal density (a and b) and abundance (c and d) by elevation and date. Points show raw observations; Points outlined in black and error bars show model predictions with 95% CIs from a model fitted to square-root transformed data, back-transformed to the original scale. Within each plot significant differences (p&lt;0.05) between slope position or sampling dates are denoted with different letters. Because the riparian area had fewer sampling locations and was only sampled on 2023-09-19 it was excluded from the statistical analysis</w:t>
             </w:r>
           </w:p>
-          <w:bookmarkEnd w:id="30"/>
+          <w:bookmarkEnd w:id="36"/>
         </w:tc>
       </w:tr>
     </w:tbl>
@@ -1873,7 +1784,7 @@
         </w:rPr>
         <w:t xml:space="preserve"> </w:t>
       </w:r>
-      <w:hyperlink r:id="rId31">
+      <w:hyperlink r:id="rId37">
         <w:r>
           <w:rPr>
             <w:rStyle w:val="InternetLink"/>
@@ -1896,13 +1807,13 @@
       <w:tr>
         <w:tc>
           <w:tcPr/>
-          <w:bookmarkStart w:id="32" w:name="tbl-abundance-posthoc"/>
+          <w:bookmarkStart w:id="38" w:name="tbl-abundance-posthoc"/>
           <w:p>
             <w:pPr>
               <w:jc w:val="center"/>
             </w:pPr>
             <w:pPr>
-              <w:jc w:val="left"/>
+              <w:jc w:val="start"/>
               <w:spacing w:before="200"/>
               <w:pStyle w:val="ImageCaption"/>
             </w:pPr>
@@ -2572,7 +2483,7 @@
               </w:tc>
             </w:tr>
           </w:tbl>
-          <w:bookmarkEnd w:id="32"/>
+          <w:bookmarkEnd w:id="38"/>
           <w:p/>
         </w:tc>
       </w:tr>
@@ -2593,7 +2504,7 @@
         </w:rPr>
         <w:t xml:space="preserve"> </w:t>
       </w:r>
-      <w:hyperlink r:id="rId33">
+      <w:hyperlink r:id="rId39">
         <w:r>
           <w:rPr>
             <w:rStyle w:val="InternetLink"/>
@@ -2616,13 +2527,13 @@
       <w:tr>
         <w:tc>
           <w:tcPr/>
-          <w:bookmarkStart w:id="34" w:name="tbl-density-posthoc"/>
+          <w:bookmarkStart w:id="40" w:name="tbl-density-posthoc"/>
           <w:p>
             <w:pPr>
               <w:jc w:val="center"/>
             </w:pPr>
             <w:pPr>
-              <w:jc w:val="left"/>
+              <w:jc w:val="start"/>
               <w:spacing w:before="200"/>
               <w:pStyle w:val="ImageCaption"/>
             </w:pPr>
@@ -3179,7 +3090,7 @@
               </w:tc>
             </w:tr>
           </w:tbl>
-          <w:bookmarkEnd w:id="34"/>
+          <w:bookmarkEnd w:id="40"/>
           <w:p/>
         </w:tc>
       </w:tr>
@@ -3200,7 +3111,7 @@
         </w:rPr>
         <w:t xml:space="preserve"> </w:t>
       </w:r>
-      <w:hyperlink r:id="rId35">
+      <w:hyperlink r:id="rId41">
         <w:r>
           <w:rPr>
             <w:rStyle w:val="InternetLink"/>
@@ -3223,239 +3134,7 @@
       <w:tr>
         <w:tc>
           <w:tcPr/>
-          <w:bookmarkStart w:id="39" w:name="fig-depth"/>
-          <w:p>
-            <w:pPr>
-              <w:pStyle w:val="Compact"/>
-              <w:jc w:val="center"/>
-            </w:pPr>
-            <w:r>
-              <w:drawing>
-                <wp:inline>
-                  <wp:extent cx="5943600" cy="4245428"/>
-                  <wp:effectExtent b="0" l="0" r="0" t="0"/>
-                  <wp:docPr descr="" title="" id="37" name="Picture"/>
-                  <a:graphic>
-                    <a:graphicData uri="http://schemas.openxmlformats.org/drawingml/2006/picture">
-                      <pic:pic>
-                        <pic:nvPicPr>
-                          <pic:cNvPr descr="index_files/figure-docx/notebooks-soil_sampling-fig-depth-output-1.png" id="38" name="Picture"/>
-                          <pic:cNvPicPr>
-                            <a:picLocks noChangeArrowheads="1" noChangeAspect="1"/>
-                          </pic:cNvPicPr>
-                        </pic:nvPicPr>
-                        <pic:blipFill>
-                          <a:blip r:embed="rId36"/>
-                          <a:stretch>
-                            <a:fillRect/>
-                          </a:stretch>
-                        </pic:blipFill>
-                        <pic:spPr bwMode="auto">
-                          <a:xfrm>
-                            <a:off x="0" y="0"/>
-                            <a:ext cx="5943600" cy="4245428"/>
-                          </a:xfrm>
-                          <a:prstGeom prst="rect">
-                            <a:avLst/>
-                          </a:prstGeom>
-                          <a:noFill/>
-                          <a:ln w="9525">
-                            <a:noFill/>
-                            <a:headEnd/>
-                            <a:tailEnd/>
-                          </a:ln>
-                        </pic:spPr>
-                      </pic:pic>
-                    </a:graphicData>
-                  </a:graphic>
-                </wp:inline>
-              </w:drawing>
-            </w:r>
-          </w:p>
-          <w:p>
-            <w:pPr>
-              <w:jc w:val="center"/>
-            </w:pPr>
-            <w:pPr>
-              <w:jc w:val="left"/>
-              <w:spacing w:before="200"/>
-              <w:pStyle w:val="ImageCaption"/>
-            </w:pPr>
-            <w:r>
-              <w:t xml:space="preserve">Figure 4: Polymer density (a) and abundance (b) for two sampling depths (0-5 and 5-10 cm) and the combined (0-10 cm) by slope position. Samples were collected on 2023-09-19 and no polymer was detected below 5 cm in the riparian area.</w:t>
-            </w:r>
-          </w:p>
-          <w:bookmarkEnd w:id="39"/>
-        </w:tc>
-      </w:tr>
-    </w:tbl>
-    <w:p>
-      <w:pPr>
-        <w:pStyle w:val="TextBody"/>
-      </w:pPr>
-      <w:r>
-        <w:rPr>
-          <w:vertAlign w:val="subscript"/>
-        </w:rPr>
-        <w:t xml:space="preserve">Source:</w:t>
-      </w:r>
-      <w:r>
-        <w:rPr>
-          <w:vertAlign w:val="subscript"/>
-        </w:rPr>
-        <w:t xml:space="preserve"> </w:t>
-      </w:r>
-      <w:hyperlink r:id="rId40">
-        <w:r>
-          <w:rPr>
-            <w:rStyle w:val="InternetLink"/>
-            <w:vertAlign w:val="subscript"/>
-          </w:rPr>
-          <w:t xml:space="preserve">03 Soil sampling</w:t>
-        </w:r>
-      </w:hyperlink>
-    </w:p>
-    <w:p>
-      <w:pPr>
-        <w:pStyle w:val="TextBody"/>
-      </w:pPr>
-      <w:r>
-        <w:t xml:space="preserve">The distribution of MPs in soil within agro-ecosystems is dynamic in both space and time, and continued research in this area must account for both dimensions when developing research ideas and sampling strategies. Currently, few guidelines or established sampling protocols are in place</w:t>
-      </w:r>
-      <w:r>
-        <w:t xml:space="preserve"> </w:t>
-      </w:r>
-      <w:r>
-        <w:t xml:space="preserve">(</w:t>
-      </w:r>
-      <w:hyperlink w:anchor="ref-chia2024">
-        <w:r>
-          <w:rPr>
-            <w:rStyle w:val="InternetLink"/>
-          </w:rPr>
-          <w:t xml:space="preserve">Chia et al., 2024</w:t>
-        </w:r>
-      </w:hyperlink>
-      <w:r>
-        <w:t xml:space="preserve">)</w:t>
-      </w:r>
-      <w:r>
-        <w:t xml:space="preserve">. The results of this study suggest that a transect approach along the catena is likely to capture the topographically driven variability, providing detailed information with lower effort compared to a grid or random sampling approach. The results also demonstrate the importance of sampling depth. While the surface layer (0-5 cm) is important for investigating loss through surface processes, a complete inventory is needed for long-term studies. At a minimum, sampling should extend to the depth of the deepest tillage operation, but preferential flow paths and bioturbation may carry MPs deeper into the soil profile. Ideally incremental depth sampling is used to characterize the concentration of MPs with depth to provide a full inventory. In this study, the polymer coated fertilizer was broadcast applied, resulting in a relatively uniform horizontal distribution of MPs; however, where fertilizer is banded, sampling must span the full width of the bands to account for the concentrated horizontal distribution of polymer coatings.</w:t>
-      </w:r>
-    </w:p>
-    <w:p>
-      <w:pPr>
-        <w:pStyle w:val="TextBody"/>
-      </w:pPr>
-      <w:r>
-        <w:t xml:space="preserve">Beyond sampling strategy, additional work is needed to examine temporal and spatial patterns of other types and sources of agricultural MPs. Much of the literature on microplastics has focused on soils receiving biosolids, which often contain substantial amounts of plastics. On farms in Manitoba, biosolids are used as a soil amendment only in close proximity to certain wastewater treatment facilities; however, other sources of MPs are used more broadly on-farm (e.g., polymer coated fertilizers, bale wrap, twine, bags/containers). There are also external sources of plastics delivered to agricultural soils through atmospheric deposition or overland flooding</w:t>
-      </w:r>
-      <w:r>
-        <w:t xml:space="preserve"> </w:t>
-      </w:r>
-      <w:r>
-        <w:t xml:space="preserve">(</w:t>
-      </w:r>
-      <w:hyperlink w:anchor="ref-chinyo2026">
-        <w:r>
-          <w:rPr>
-            <w:rStyle w:val="InternetLink"/>
-          </w:rPr>
-          <w:t xml:space="preserve">Chinyo et al., 2026</w:t>
-        </w:r>
-      </w:hyperlink>
-      <w:r>
-        <w:t xml:space="preserve">)</w:t>
-      </w:r>
-      <w:r>
-        <w:t xml:space="preserve">. In these cases, concentrations are likely to be very low, adding further challenges to quantifying and identifying MPs</w:t>
-      </w:r>
-      <w:r>
-        <w:t xml:space="preserve"> </w:t>
-      </w:r>
-      <w:r>
-        <w:t xml:space="preserve">(</w:t>
-      </w:r>
-      <w:hyperlink w:anchor="ref-piehl2018">
-        <w:r>
-          <w:rPr>
-            <w:rStyle w:val="InternetLink"/>
-          </w:rPr>
-          <w:t xml:space="preserve">Piehl et al., 2018</w:t>
-        </w:r>
-      </w:hyperlink>
-      <w:r>
-        <w:t xml:space="preserve">)</w:t>
-      </w:r>
-      <w:r>
-        <w:t xml:space="preserve">. Nonetheless, the dynamic nature observed with the polymer coatings in this study is likely transferable to a wide range of plastic types and sizes.</w:t>
-      </w:r>
-    </w:p>
-    <w:bookmarkEnd w:id="41"/>
-    <w:bookmarkStart w:id="49" w:name="runoff-and-loss"/>
-    <w:p>
-      <w:pPr>
-        <w:pStyle w:val="Heading3"/>
-      </w:pPr>
-      <w:r>
-        <w:t xml:space="preserve">3.2 Runoff and loss</w:t>
-      </w:r>
-    </w:p>
-    <w:p>
-      <w:pPr>
-        <w:pStyle w:val="FirstParagraph"/>
-      </w:pPr>
-      <w:r>
-        <w:t xml:space="preserve">The long-term normal annual precipitation is 527 mm. The year of application (2022) received near-normal precipitation, while the 2023 water year was notably drier, accumulating only 250 mm. In particular, late fall and winter precipitation (October 1 to March 31) was substantially below average, totaling 50 mm in 2023 (</w:t>
-      </w:r>
-      <w:hyperlink w:anchor="fig-discharge">
-        <w:r>
-          <w:rPr>
-            <w:rStyle w:val="InternetLink"/>
-          </w:rPr>
-          <w:t xml:space="preserve">Figure 5</w:t>
-        </w:r>
-      </w:hyperlink>
-      <w:r>
-        <w:t xml:space="preserve">) compared to the long-term average of 141 mm for this period. During the 2023 spring runoff period, the West watershed (5.15 ha) had a higher volume-weighted mean concentration of 0.071 coatings m⁻³, resulting in an estimated 171 total coatings exported despite a lower accumulated runoff volume of 2,424 m³ (</w:t>
-      </w:r>
-      <w:hyperlink w:anchor="tbl-runoff">
-        <w:r>
-          <w:rPr>
-            <w:rStyle w:val="InternetLink"/>
-          </w:rPr>
-          <w:t xml:space="preserve">Table 3</w:t>
-        </w:r>
-      </w:hyperlink>
-      <w:r>
-        <w:t xml:space="preserve">). In contrast, the East watershed (4.16 ha) produced nearly twice the runoff (4,675 m³) but had a lower concentration of 0.027 coatings m⁻³, exporting an estimated 126 coatings (</w:t>
-      </w:r>
-      <w:hyperlink w:anchor="tbl-runoff">
-        <w:r>
-          <w:rPr>
-            <w:rStyle w:val="InternetLink"/>
-          </w:rPr>
-          <w:t xml:space="preserve">Table 3</w:t>
-        </w:r>
-      </w:hyperlink>
-      <w:r>
-        <w:t xml:space="preserve">). Overall, concentration rather than runoff volume was the primary driver of total coatings export between the two watersheds. The manual measurements made as part of this study sampled only a small portion of the runoff event, missing the larger peaks in the hydrograph. By missing peak runoff, these measurements provided a limited overall characterization of both concentration and total coating loss, but do indicate mobility of detectable amounts of microplastics from fertilizer coatings during snowmelt. Additionally, the drier conditions in 2023 resulted in lower runoff volumes, potentially accounting for the small numbers of coatings observed. Future studies should sample across various parts of the hydrograph and across a range of spring snowmelt conditions, including wet and dry years, flashy and subdued hydrographs, and varying frequencies of freeze-thaw cycles. This broader approach would better capture the role of environmental conditions and runoff volumes on the transport and export of polymer coatings and other MPs.</w:t>
-      </w:r>
-    </w:p>
-    <w:tbl>
-      <w:tblPr>
-        <w:tblStyle w:val="Table"/>
-        <w:tblW w:type="pct" w:w="5000"/>
-        <w:tblLayout w:type="fixed"/>
-        <w:tblLook w:firstRow="0" w:lastRow="0" w:firstColumn="0" w:lastColumn="0" w:noHBand="0" w:noVBand="0" w:val="0000"/>
-      </w:tblPr>
-      <w:tblGrid>
-        <w:gridCol w:w="7920"/>
-      </w:tblGrid>
-      <w:tr>
-        <w:tc>
-          <w:tcPr/>
-          <w:bookmarkStart w:id="45" w:name="fig-discharge"/>
+          <w:bookmarkStart w:id="45" w:name="fig-depth"/>
           <w:p>
             <w:pPr>
               <w:pStyle w:val="Compact"/>
@@ -3471,7 +3150,7 @@
                     <a:graphicData uri="http://schemas.openxmlformats.org/drawingml/2006/picture">
                       <pic:pic>
                         <pic:nvPicPr>
-                          <pic:cNvPr descr="index_files/figure-docx/notebooks-04_Discharge-fig-discharge-output-1.png" id="44" name="Picture"/>
+                          <pic:cNvPr descr="index_files/figure-docx/notebooks-soil_sampling-fig-depth-output-1.png" id="44" name="Picture"/>
                           <pic:cNvPicPr>
                             <a:picLocks noChangeArrowheads="1" noChangeAspect="1"/>
                           </pic:cNvPicPr>
@@ -3509,12 +3188,12 @@
               <w:jc w:val="center"/>
             </w:pPr>
             <w:pPr>
-              <w:jc w:val="left"/>
+              <w:jc w:val="start"/>
               <w:spacing w:before="200"/>
               <w:pStyle w:val="ImageCaption"/>
             </w:pPr>
             <w:r>
-              <w:t xml:space="preserve">Figure 5: Discharge for the East and West watersheds during the spring snowmelt period in April 2023. Shaded regions indicate the four sampling periods for polymer coatings.</w:t>
+              <w:t xml:space="preserve">Figure 3: Polymer density (a) and abundance (b) for two sampling depths (0-5 and 5-10 cm) and the combined (0-10 cm) by slope position. Samples were collected on 2023-09-19 and no polymer was detected below 5 cm in the riparian area.</w:t>
             </w:r>
           </w:p>
           <w:bookmarkEnd w:id="45"/>
@@ -3543,9 +3222,142 @@
             <w:rStyle w:val="InternetLink"/>
             <w:vertAlign w:val="subscript"/>
           </w:rPr>
-          <w:t xml:space="preserve">04 Discharage</w:t>
-        </w:r>
-      </w:hyperlink>
+          <w:t xml:space="preserve">03 Soil sampling</w:t>
+        </w:r>
+      </w:hyperlink>
+    </w:p>
+    <w:p>
+      <w:pPr>
+        <w:pStyle w:val="TextBody"/>
+      </w:pPr>
+      <w:r>
+        <w:t xml:space="preserve">The distribution of MPs in soil within agro-ecosystems is dynamic in both space and time, and continued research in this area must account for both dimensions when developing research ideas and sampling strategies. Currently, few guidelines or established sampling protocols are in place</w:t>
+      </w:r>
+      <w:r>
+        <w:t xml:space="preserve"> </w:t>
+      </w:r>
+      <w:r>
+        <w:t xml:space="preserve">(</w:t>
+      </w:r>
+      <w:hyperlink w:anchor="ref-chia2024">
+        <w:r>
+          <w:rPr>
+            <w:rStyle w:val="InternetLink"/>
+          </w:rPr>
+          <w:t xml:space="preserve">Chia et al., 2024</w:t>
+        </w:r>
+      </w:hyperlink>
+      <w:r>
+        <w:t xml:space="preserve">)</w:t>
+      </w:r>
+      <w:r>
+        <w:t xml:space="preserve">. The results of this study suggest that a transect approach along the catena is likely to capture the topographically driven variability, providing detailed information with lower effort compared to a grid or random sampling approach. The results also demonstrate the importance of sampling depth. While the surface layer (0-5 cm) is important for investigating loss through surface processes, a complete inventory is needed for long-term studies. At a minimum, sampling should extend to the depth of the deepest tillage operation, but preferential flow paths and bioturbation may carry MPs deeper into the soil profile. Ideally incremental depth sampling is used to characterize the concentration of MPs with depth to provide a full inventory. In this study, the polymer coated fertilizer was broadcast applied, resulting in a relatively uniform horizontal distribution of MPs; however, where fertilizer is banded, sampling must span the full width of the bands to account for the concentrated horizontal distribution of polymer coatings.</w:t>
+      </w:r>
+    </w:p>
+    <w:p>
+      <w:pPr>
+        <w:pStyle w:val="TextBody"/>
+      </w:pPr>
+      <w:r>
+        <w:t xml:space="preserve">Beyond sampling strategy, additional work is needed to examine temporal and spatial patterns of other types and sources of agricultural MPs. Much of the literature on microplastics has focused on soils receiving biosolids, which often contain substantial amounts of plastics. On farms in Manitoba, biosolids are used as a soil amendment only in close proximity to certain wastewater treatment facilities; however, other sources of MPs are used more broadly on-farm (e.g., polymer coated fertilizers, bale wrap, twine, bags/containers). There are also external sources of plastics delivered to agricultural soils through atmospheric deposition or overland flooding</w:t>
+      </w:r>
+      <w:r>
+        <w:t xml:space="preserve"> </w:t>
+      </w:r>
+      <w:r>
+        <w:t xml:space="preserve">(</w:t>
+      </w:r>
+      <w:hyperlink w:anchor="ref-chinyo2026">
+        <w:r>
+          <w:rPr>
+            <w:rStyle w:val="InternetLink"/>
+          </w:rPr>
+          <w:t xml:space="preserve">Chinyo et al., 2026</w:t>
+        </w:r>
+      </w:hyperlink>
+      <w:r>
+        <w:t xml:space="preserve">)</w:t>
+      </w:r>
+      <w:r>
+        <w:t xml:space="preserve">. In these cases, concentrations are likely to be very low, adding further challenges to quantifying and identifying MPs</w:t>
+      </w:r>
+      <w:r>
+        <w:t xml:space="preserve"> </w:t>
+      </w:r>
+      <w:r>
+        <w:t xml:space="preserve">(</w:t>
+      </w:r>
+      <w:hyperlink w:anchor="ref-piehl2018">
+        <w:r>
+          <w:rPr>
+            <w:rStyle w:val="InternetLink"/>
+          </w:rPr>
+          <w:t xml:space="preserve">Piehl et al., 2018</w:t>
+        </w:r>
+      </w:hyperlink>
+      <w:r>
+        <w:t xml:space="preserve">)</w:t>
+      </w:r>
+      <w:r>
+        <w:t xml:space="preserve">. Nonetheless, the dynamic nature observed with the polymer coatings in this study is likely transferable to a wide range of plastic types and sizes.</w:t>
+      </w:r>
+    </w:p>
+    <w:bookmarkEnd w:id="47"/>
+    <w:bookmarkStart w:id="53" w:name="runoff-and-loss"/>
+    <w:p>
+      <w:pPr>
+        <w:pStyle w:val="Heading3"/>
+      </w:pPr>
+      <w:r>
+        <w:t xml:space="preserve">3.2 Runoff and loss</w:t>
+      </w:r>
+    </w:p>
+    <w:p>
+      <w:pPr>
+        <w:pStyle w:val="FirstParagraph"/>
+      </w:pPr>
+      <w:r>
+        <w:t xml:space="preserve">The long-term normal annual precipitation is 527 mm. The year of application (2022) received near-normal precipitation, while the 2023 water year was notably drier, accumulating only 250 mm. In particular, late fall and winter precipitation (October 1 to March 31) was substantially below average, totaling 50 mm in 2023 (</w:t>
+      </w:r>
+      <w:hyperlink w:anchor="suppfig-climate-normals">
+        <w:r>
+          <w:rPr>
+            <w:rStyle w:val="InternetLink"/>
+          </w:rPr>
+          <w:t xml:space="preserve">Figure S1</w:t>
+        </w:r>
+      </w:hyperlink>
+      <w:r>
+        <w:t xml:space="preserve"> </w:t>
+      </w:r>
+      <w:r>
+        <w:t xml:space="preserve">and</w:t>
+      </w:r>
+      <w:r>
+        <w:t xml:space="preserve"> </w:t>
+      </w:r>
+      <w:hyperlink w:anchor="suppfig-weather-climate">
+        <w:r>
+          <w:rPr>
+            <w:rStyle w:val="InternetLink"/>
+          </w:rPr>
+          <w:t xml:space="preserve">Figure S2</w:t>
+        </w:r>
+      </w:hyperlink>
+      <w:r>
+        <w:t xml:space="preserve">) compared to the long-term average of 141 mm for this period. During the 2023 spring runoff period, the West watershed (5.15 ha) had a higher volume-weighted mean concentration of 0.071 coatings m⁻³, resulting in an estimated 171 total coatings exported despite a lower accumulated runoff volume of 2,424 m³ (</w:t>
+      </w:r>
+      <w:hyperlink w:anchor="fig-discharge">
+        <w:r>
+          <w:rPr>
+            <w:rStyle w:val="InternetLink"/>
+          </w:rPr>
+          <w:t xml:space="preserve">Figure 4</w:t>
+        </w:r>
+      </w:hyperlink>
+      <w:r>
+        <w:t xml:space="preserve">). In contrast, the East watershed (4.16 ha) produced nearly twice the runoff (4,675 m³) but had a lower concentration of 0.027 coatings m⁻³, exporting an estimated 126 coatings. Overall, concentration rather than runoff volume was the primary driver of total coatings export between the two watersheds. The manual measurements made as part of this study sampled only a small portion of the runoff event, missing the larger peaks in the hydrograph. By missing peak runoff, these measurements provided a limited overall characterization of both concentration and total coating loss, but do indicate mobility of detectable amounts of microplastics from fertilizer coatings during snowmelt. Additionally, the drier conditions in 2023 resulted in lower runoff volumes, potentially accounting for the small numbers of coatings observed. Future studies should sample across various parts of the hydrograph and across a range of spring snowmelt conditions, including wet and dry years, flashy and subdued hydrographs, and varying frequencies of freeze-thaw cycles. This broader approach would better capture the role of environmental conditions and runoff volumes on the transport and export of polymer coatings and other MPs.</w:t>
+      </w:r>
     </w:p>
     <w:tbl>
       <w:tblPr>
@@ -3560,268 +3372,69 @@
       <w:tr>
         <w:tc>
           <w:tcPr/>
-          <w:bookmarkStart w:id="47" w:name="tbl-runoff"/>
+          <w:bookmarkStart w:id="51" w:name="fig-discharge"/>
+          <w:p>
+            <w:pPr>
+              <w:pStyle w:val="Compact"/>
+              <w:jc w:val="center"/>
+            </w:pPr>
+            <w:r>
+              <w:drawing>
+                <wp:inline>
+                  <wp:extent cx="5943600" cy="4245428"/>
+                  <wp:effectExtent b="0" l="0" r="0" t="0"/>
+                  <wp:docPr descr="" title="" id="49" name="Picture"/>
+                  <a:graphic>
+                    <a:graphicData uri="http://schemas.openxmlformats.org/drawingml/2006/picture">
+                      <pic:pic>
+                        <pic:nvPicPr>
+                          <pic:cNvPr descr="index_files/figure-docx/notebooks-04_Discharge-fig-discharge-output-1.png" id="50" name="Picture"/>
+                          <pic:cNvPicPr>
+                            <a:picLocks noChangeArrowheads="1" noChangeAspect="1"/>
+                          </pic:cNvPicPr>
+                        </pic:nvPicPr>
+                        <pic:blipFill>
+                          <a:blip r:embed="rId48"/>
+                          <a:stretch>
+                            <a:fillRect/>
+                          </a:stretch>
+                        </pic:blipFill>
+                        <pic:spPr bwMode="auto">
+                          <a:xfrm>
+                            <a:off x="0" y="0"/>
+                            <a:ext cx="5943600" cy="4245428"/>
+                          </a:xfrm>
+                          <a:prstGeom prst="rect">
+                            <a:avLst/>
+                          </a:prstGeom>
+                          <a:noFill/>
+                          <a:ln w="9525">
+                            <a:noFill/>
+                            <a:headEnd/>
+                            <a:tailEnd/>
+                          </a:ln>
+                        </pic:spPr>
+                      </pic:pic>
+                    </a:graphicData>
+                  </a:graphic>
+                </wp:inline>
+              </w:drawing>
+            </w:r>
+          </w:p>
           <w:p>
             <w:pPr>
               <w:jc w:val="center"/>
             </w:pPr>
             <w:pPr>
-              <w:jc w:val="left"/>
+              <w:jc w:val="start"/>
               <w:spacing w:before="200"/>
               <w:pStyle w:val="ImageCaption"/>
             </w:pPr>
             <w:r>
-              <w:t xml:space="preserve">Table 3: Estimated total polymer coating export from West and East watersheds over the course of snowmelt in 2023, based on accumulated runoff volume and volume-weighted mean concentration.</w:t>
+              <w:t xml:space="preserve">Figure 4: Discharge for the East and West watersheds during the spring snowmelt period in April 2023. Shaded regions indicate the four sampling periods for polymer coatings.</w:t>
             </w:r>
           </w:p>
-          <w:tbl>
-            <w:tblPr>
-              <w:tblStyle w:val="Table"/>
-              <w:tblW w:type="auto" w:w="0"/>
-              <w:tblLook w:firstRow="1" w:lastRow="1" w:firstColumn="0" w:lastColumn="0" w:noHBand="0" w:noVBand="0" w:val="0020"/>
-            </w:tblPr>
-            <w:tblGrid>
-              <w:gridCol w:w="1584"/>
-              <w:gridCol w:w="1584"/>
-              <w:gridCol w:w="1584"/>
-              <w:gridCol w:w="1584"/>
-              <w:gridCol w:w="1584"/>
-            </w:tblGrid>
-            <w:tr>
-              <w:trPr>
-                <w:tblHeader w:val="on"/>
-              </w:trPr>
-              <w:tc>
-                <w:tcPr/>
-                <w:p>
-                  <w:pPr>
-                    <w:pStyle w:val="Compact"/>
-                    <w:jc w:val="center"/>
-                  </w:pPr>
-                  <w:r>
-                    <w:t xml:space="preserve">Watershed</w:t>
-                  </w:r>
-                </w:p>
-              </w:tc>
-              <w:tc>
-                <w:tcPr/>
-                <w:p>
-                  <w:pPr>
-                    <w:pStyle w:val="Compact"/>
-                    <w:jc w:val="center"/>
-                  </w:pPr>
-                  <w:r>
-                    <w:t xml:space="preserve">Area (ha)</w:t>
-                  </w:r>
-                </w:p>
-              </w:tc>
-              <w:tc>
-                <w:tcPr/>
-                <w:p>
-                  <w:pPr>
-                    <w:pStyle w:val="Compact"/>
-                    <w:jc w:val="center"/>
-                  </w:pPr>
-                  <w:r>
-                    <w:t xml:space="preserve">Accumulated runoff (m</w:t>
-                  </w:r>
-                  <w:r>
-                    <w:t xml:space="preserve">3</w:t>
-                  </w:r>
-                  <w:r>
-                    <w:t xml:space="preserve">)</w:t>
-                  </w:r>
-                </w:p>
-              </w:tc>
-              <w:tc>
-                <w:tcPr/>
-                <w:p>
-                  <w:pPr>
-                    <w:pStyle w:val="Compact"/>
-                    <w:jc w:val="center"/>
-                  </w:pPr>
-                  <w:r>
-                    <w:t xml:space="preserve">Concentration (Coatings m</w:t>
-                  </w:r>
-                  <w:r>
-                    <w:t xml:space="preserve">-3</w:t>
-                  </w:r>
-                  <w:r>
-                    <w:t xml:space="preserve">)</w:t>
-                  </w:r>
-                  <w:r>
-                    <w:rPr>
-                      <w:vertAlign w:val="superscript"/>
-                    </w:rPr>
-                    <w:t xml:space="preserve">*</w:t>
-                  </w:r>
-                </w:p>
-              </w:tc>
-              <w:tc>
-                <w:tcPr/>
-                <w:p>
-                  <w:pPr>
-                    <w:pStyle w:val="Compact"/>
-                    <w:jc w:val="center"/>
-                  </w:pPr>
-                  <w:r>
-                    <w:t xml:space="preserve">Total coatings exported</w:t>
-                  </w:r>
-                </w:p>
-              </w:tc>
-            </w:tr>
-            <w:tr>
-              <w:tc>
-                <w:tcPr/>
-                <w:p>
-                  <w:pPr>
-                    <w:pStyle w:val="Compact"/>
-                    <w:jc w:val="center"/>
-                  </w:pPr>
-                  <w:r>
-                    <w:t xml:space="preserve">West</w:t>
-                  </w:r>
-                </w:p>
-              </w:tc>
-              <w:tc>
-                <w:tcPr/>
-                <w:p>
-                  <w:pPr>
-                    <w:pStyle w:val="Compact"/>
-                    <w:jc w:val="center"/>
-                  </w:pPr>
-                  <w:r>
-                    <w:t xml:space="preserve">5.15</w:t>
-                  </w:r>
-                </w:p>
-              </w:tc>
-              <w:tc>
-                <w:tcPr/>
-                <w:p>
-                  <w:pPr>
-                    <w:pStyle w:val="Compact"/>
-                    <w:jc w:val="center"/>
-                  </w:pPr>
-                  <w:r>
-                    <w:t xml:space="preserve">2,424</w:t>
-                  </w:r>
-                </w:p>
-              </w:tc>
-              <w:tc>
-                <w:tcPr/>
-                <w:p>
-                  <w:pPr>
-                    <w:pStyle w:val="Compact"/>
-                    <w:jc w:val="center"/>
-                  </w:pPr>
-                  <w:r>
-                    <w:t xml:space="preserve">0.071</w:t>
-                  </w:r>
-                </w:p>
-              </w:tc>
-              <w:tc>
-                <w:tcPr/>
-                <w:p>
-                  <w:pPr>
-                    <w:pStyle w:val="Compact"/>
-                    <w:jc w:val="center"/>
-                  </w:pPr>
-                  <w:r>
-                    <w:t xml:space="preserve">171</w:t>
-                  </w:r>
-                </w:p>
-              </w:tc>
-            </w:tr>
-            <w:tr>
-              <w:tc>
-                <w:tcPr/>
-                <w:p>
-                  <w:pPr>
-                    <w:pStyle w:val="Compact"/>
-                    <w:jc w:val="center"/>
-                  </w:pPr>
-                  <w:r>
-                    <w:t xml:space="preserve">East</w:t>
-                  </w:r>
-                </w:p>
-              </w:tc>
-              <w:tc>
-                <w:tcPr/>
-                <w:p>
-                  <w:pPr>
-                    <w:pStyle w:val="Compact"/>
-                    <w:jc w:val="center"/>
-                  </w:pPr>
-                  <w:r>
-                    <w:t xml:space="preserve">4.16</w:t>
-                  </w:r>
-                </w:p>
-              </w:tc>
-              <w:tc>
-                <w:tcPr/>
-                <w:p>
-                  <w:pPr>
-                    <w:pStyle w:val="Compact"/>
-                    <w:jc w:val="center"/>
-                  </w:pPr>
-                  <w:r>
-                    <w:t xml:space="preserve">4,675</w:t>
-                  </w:r>
-                </w:p>
-              </w:tc>
-              <w:tc>
-                <w:tcPr/>
-                <w:p>
-                  <w:pPr>
-                    <w:pStyle w:val="Compact"/>
-                    <w:jc w:val="center"/>
-                  </w:pPr>
-                  <w:r>
-                    <w:t xml:space="preserve">0.027</w:t>
-                  </w:r>
-                </w:p>
-              </w:tc>
-              <w:tc>
-                <w:tcPr/>
-                <w:p>
-                  <w:pPr>
-                    <w:pStyle w:val="Compact"/>
-                    <w:jc w:val="center"/>
-                  </w:pPr>
-                  <w:r>
-                    <w:t xml:space="preserve">126</w:t>
-                  </w:r>
-                </w:p>
-              </w:tc>
-            </w:tr>
-            <w:tr>
-              <w:tc>
-                <w:tcPr>
-                  <w:gridSpan w:val="5"/>
-                </w:tcPr>
-                <w:p>
-                  <w:pPr>
-                    <w:pStyle w:val="Compact"/>
-                    <w:jc w:val="center"/>
-                  </w:pPr>
-                  <w:r>
-                    <w:rPr>
-                      <w:vertAlign w:val="superscript"/>
-                    </w:rPr>
-                    <w:t xml:space="preserve">*</w:t>
-                  </w:r>
-                  <w:r>
-                    <w:t xml:space="preserve"> </w:t>
-                  </w:r>
-                  <w:r>
-                    <w:t xml:space="preserve">Volume-weighted mean concentration</w:t>
-                  </w:r>
-                </w:p>
-              </w:tc>
-            </w:tr>
-          </w:tbl>
-          <w:bookmarkEnd w:id="47"/>
-          <w:p/>
+          <w:bookmarkEnd w:id="51"/>
         </w:tc>
       </w:tr>
     </w:tbl>
@@ -3841,7 +3454,7 @@
         </w:rPr>
         <w:t xml:space="preserve"> </w:t>
       </w:r>
-      <w:hyperlink r:id="rId48">
+      <w:hyperlink r:id="rId52">
         <w:r>
           <w:rPr>
             <w:rStyle w:val="InternetLink"/>
@@ -3929,9 +3542,9 @@
         <w:t xml:space="preserve">, suggesting that MPs likely behave differently than soil particles during runoff events. However, multi-year in-field observations are needed to validate whether these patterns hold under field conditions across a range of hydrologic and climatic conditions. Field-based studies will help clarify MP transport dynamics and identify management strategies that are effective not only for MP mitigation but also for controlling erosion and nutrient loss.</w:t>
       </w:r>
     </w:p>
-    <w:bookmarkEnd w:id="49"/>
-    <w:bookmarkEnd w:id="50"/>
-    <w:bookmarkStart w:id="51" w:name="conclusions"/>
+    <w:bookmarkEnd w:id="53"/>
+    <w:bookmarkEnd w:id="54"/>
+    <w:bookmarkStart w:id="55" w:name="conclusions"/>
     <w:p>
       <w:pPr>
         <w:pStyle w:val="Heading2"/>
@@ -3948,8 +3561,8 @@
         <w:t xml:space="preserve">Polymer coatings from slow-release fertilizers showed clear spatial and temporal dynamics, with evidence of downslope movement and export to downstream environments, demonstrating that agricultural soils can serve as a long-term source of MPs. Soil sampling and edge of field runoff designs and research questions must account for this spatial and temporal variability, and developing best practices for sampling MPs in agricultural settings should be a research priority. The findings of this study are likely applicable to other types of agricultural plastics, which may show similar transport dynamics. Edge-of-field sampling in cold climates presents particular challenges, as low concentrations require filtering large volumes of runoff and freeze-thaw conditions and debris impede water flow through sampling equipment, highlighting the need for improved sampling approaches that can reliably quantify MP export under these conditions. As plastic inputs to agricultural landscapes continue to grow, whether from on-farm use or external sources, characterizing and managing MP movement through the landscape will be essential to effectively quantify and mitigate their broader environmental impact.</w:t>
       </w:r>
     </w:p>
-    <w:bookmarkEnd w:id="51"/>
-    <w:bookmarkStart w:id="52" w:name="acknowledgments"/>
+    <w:bookmarkEnd w:id="55"/>
+    <w:bookmarkStart w:id="56" w:name="acknowledgments"/>
     <w:p>
       <w:pPr>
         <w:pStyle w:val="Heading2"/>
@@ -3966,8 +3579,8 @@
         <w:t xml:space="preserve">Special thanks and recognition for the field and technical support from C Jackson and the cooperating producers at the South Tobacco Creek twin watershed site.</w:t>
       </w:r>
     </w:p>
-    <w:bookmarkEnd w:id="52"/>
-    <w:bookmarkStart w:id="59" w:name="statements-and-declarations"/>
+    <w:bookmarkEnd w:id="56"/>
+    <w:bookmarkStart w:id="63" w:name="statements-and-declarations"/>
     <w:p>
       <w:pPr>
         <w:pStyle w:val="Heading2"/>
@@ -3976,7 +3589,7 @@
         <w:t xml:space="preserve">Statements and declarations</w:t>
       </w:r>
     </w:p>
-    <w:bookmarkStart w:id="53" w:name="funding"/>
+    <w:bookmarkStart w:id="57" w:name="funding"/>
     <w:p>
       <w:pPr>
         <w:pStyle w:val="Heading3"/>
@@ -3993,8 +3606,8 @@
         <w:t xml:space="preserve">This research was supported by the Agriculture and Agri-Food Canada Living Laboratories Initiative.</w:t>
       </w:r>
     </w:p>
-    <w:bookmarkEnd w:id="53"/>
-    <w:bookmarkStart w:id="54" w:name="competing-interests"/>
+    <w:bookmarkEnd w:id="57"/>
+    <w:bookmarkStart w:id="58" w:name="competing-interests"/>
     <w:p>
       <w:pPr>
         <w:pStyle w:val="Heading3"/>
@@ -4011,8 +3624,8 @@
         <w:t xml:space="preserve">The authors have no competing interests to declare that are relevant to the content of this article.</w:t>
       </w:r>
     </w:p>
-    <w:bookmarkEnd w:id="54"/>
-    <w:bookmarkStart w:id="57" w:name="data-and-code-availability"/>
+    <w:bookmarkEnd w:id="58"/>
+    <w:bookmarkStart w:id="61" w:name="data-and-code-availability"/>
     <w:p>
       <w:pPr>
         <w:pStyle w:val="Heading3"/>
@@ -4026,12 +3639,12 @@
         <w:pStyle w:val="FirstParagraph"/>
       </w:pPr>
       <w:r>
-        <w:t xml:space="preserve">Data and source code for analysis and manuscript available on GitHub:</w:t>
-      </w:r>
-      <w:r>
-        <w:t xml:space="preserve"> </w:t>
-      </w:r>
-      <w:hyperlink r:id="rId55">
+        <w:t xml:space="preserve">All data and source code used in this study are publicly available on GitHub at</w:t>
+      </w:r>
+      <w:r>
+        <w:t xml:space="preserve"> </w:t>
+      </w:r>
+      <w:hyperlink r:id="rId59">
         <w:r>
           <w:rPr>
             <w:rStyle w:val="InternetLink"/>
@@ -4039,18 +3652,19 @@
           <w:t xml:space="preserve">https://github.com/alex-koiter/soil-plastics</w:t>
         </w:r>
       </w:hyperlink>
-    </w:p>
-    <w:p>
-      <w:pPr>
-        <w:pStyle w:val="TextBody"/>
-      </w:pPr>
-      <w:r>
-        <w:t xml:space="preserve">Additional information, including analytical notebooks with details of the analysis and intermediate steps, is available online:</w:t>
-      </w:r>
-      <w:r>
-        <w:t xml:space="preserve"> </w:t>
-      </w:r>
-      <w:hyperlink r:id="rId56">
+      <w:r>
+        <w:t xml:space="preserve">. An interactive online version of the manuscript, including analytical notebooks with details of the analysis and intermediate computational steps, is</w:t>
+      </w:r>
+      <w:r>
+        <w:t xml:space="preserve"> </w:t>
+      </w:r>
+      <w:r>
+        <w:t xml:space="preserve">available at</w:t>
+      </w:r>
+      <w:r>
+        <w:t xml:space="preserve"> </w:t>
+      </w:r>
+      <w:hyperlink r:id="rId60">
         <w:r>
           <w:rPr>
             <w:rStyle w:val="InternetLink"/>
@@ -4059,8 +3673,8 @@
         </w:r>
       </w:hyperlink>
     </w:p>
-    <w:bookmarkEnd w:id="57"/>
-    <w:bookmarkStart w:id="58" w:name="author-contributions"/>
+    <w:bookmarkEnd w:id="61"/>
+    <w:bookmarkStart w:id="62" w:name="author-contributions"/>
     <w:p>
       <w:pPr>
         <w:pStyle w:val="Heading3"/>
@@ -4132,9 +3746,9 @@
         <w:t xml:space="preserve">: Conceptualization; Funding acquisition; Methodology; Investigation; Data curation; Formal analysis; Writing - Original Draft; Writing – review and editing; Project administration</w:t>
       </w:r>
     </w:p>
-    <w:bookmarkEnd w:id="58"/>
-    <w:bookmarkEnd w:id="59"/>
-    <w:bookmarkStart w:id="128" w:name="references"/>
+    <w:bookmarkEnd w:id="62"/>
+    <w:bookmarkEnd w:id="63"/>
+    <w:bookmarkStart w:id="132" w:name="references"/>
     <w:p>
       <w:pPr>
         <w:pStyle w:val="Heading2"/>
@@ -4143,8 +3757,8 @@
         <w:t xml:space="preserve">References</w:t>
       </w:r>
     </w:p>
-    <w:bookmarkStart w:id="127" w:name="refs"/>
-    <w:bookmarkStart w:id="61" w:name="ref-agricultureandagri-foodcanada2011"/>
+    <w:bookmarkStart w:id="131" w:name="refs"/>
+    <w:bookmarkStart w:id="65" w:name="ref-agricultureandagri-foodcanada2011"/>
     <w:p>
       <w:pPr>
         <w:pStyle w:val="Bibliography"/>
@@ -4155,7 +3769,7 @@
       <w:r>
         <w:t xml:space="preserve"> </w:t>
       </w:r>
-      <w:hyperlink r:id="rId60">
+      <w:hyperlink r:id="rId64">
         <w:r>
           <w:rPr>
             <w:rStyle w:val="InternetLink"/>
@@ -4164,8 +3778,8 @@
         </w:r>
       </w:hyperlink>
     </w:p>
-    <w:bookmarkEnd w:id="61"/>
-    <w:bookmarkStart w:id="63" w:name="ref-anderson2017"/>
+    <w:bookmarkEnd w:id="65"/>
+    <w:bookmarkStart w:id="67" w:name="ref-anderson2017"/>
     <w:p>
       <w:pPr>
         <w:pStyle w:val="Bibliography"/>
@@ -4176,7 +3790,7 @@
       <w:r>
         <w:t xml:space="preserve"> </w:t>
       </w:r>
-      <w:hyperlink r:id="rId62">
+      <w:hyperlink r:id="rId66">
         <w:r>
           <w:rPr>
             <w:rStyle w:val="InternetLink"/>
@@ -4185,8 +3799,8 @@
         </w:r>
       </w:hyperlink>
     </w:p>
-    <w:bookmarkEnd w:id="63"/>
-    <w:bookmarkStart w:id="65" w:name="ref-astm_d5242_92"/>
+    <w:bookmarkEnd w:id="67"/>
+    <w:bookmarkStart w:id="69" w:name="ref-astm_d5242_92"/>
     <w:p>
       <w:pPr>
         <w:pStyle w:val="Bibliography"/>
@@ -4197,7 +3811,7 @@
       <w:r>
         <w:t xml:space="preserve"> </w:t>
       </w:r>
-      <w:hyperlink r:id="rId64">
+      <w:hyperlink r:id="rId68">
         <w:r>
           <w:rPr>
             <w:rStyle w:val="InternetLink"/>
@@ -4206,19 +3820,19 @@
         </w:r>
       </w:hyperlink>
     </w:p>
-    <w:bookmarkEnd w:id="65"/>
-    <w:bookmarkStart w:id="67" w:name="ref-brooks2017"/>
+    <w:bookmarkEnd w:id="69"/>
+    <w:bookmarkStart w:id="71" w:name="ref-brooks2017"/>
     <w:p>
       <w:pPr>
         <w:pStyle w:val="Bibliography"/>
       </w:pPr>
       <w:r>
-        <w:t xml:space="preserve">Brooks, Mollie,E., Kristensen, K., Benthem, Koen,J.,van., Magnusson, A., Berg, Casper,W., Nielsen, A., Skaug, Hans,J., Mächler, M., Bolker, Benjamin,M., 2017. glmmTMB balances speed and flexibility among packages for zero-inflated generalized linear mixed modeling. The R Journal 9, 378.</w:t>
-      </w:r>
-      <w:r>
-        <w:t xml:space="preserve"> </w:t>
-      </w:r>
-      <w:hyperlink r:id="rId66">
+        <w:t xml:space="preserve">Brooks, Mollie,E., Kristensen, K., Benthem, Koen,J.,van., Magnusson, A., Berg, Casper,W., Nielsen, A., Skaug, Hans,J., Mächler, M., Bolker, Benjamin,M., 2017. glmmTMB Balances Speed and Flexibility Among Packages for Zero-inflated Generalized Linear Mixed Modeling. The R Journal 9, 378.</w:t>
+      </w:r>
+      <w:r>
+        <w:t xml:space="preserve"> </w:t>
+      </w:r>
+      <w:hyperlink r:id="rId70">
         <w:r>
           <w:rPr>
             <w:rStyle w:val="InternetLink"/>
@@ -4227,19 +3841,19 @@
         </w:r>
       </w:hyperlink>
     </w:p>
-    <w:bookmarkEnd w:id="67"/>
-    <w:bookmarkStart w:id="69" w:name="ref-chia2024"/>
+    <w:bookmarkEnd w:id="71"/>
+    <w:bookmarkStart w:id="73" w:name="ref-chia2024"/>
     <w:p>
       <w:pPr>
         <w:pStyle w:val="Bibliography"/>
       </w:pPr>
       <w:r>
-        <w:t xml:space="preserve">Chia, R.W., Lee, J.-Y., Cha, J., Rodríguez-Seijo, A., 2024. Methods of soil sampling for microplastic analysis: A review. Environmental Chemistry Letters 22, 227–238.</w:t>
-      </w:r>
-      <w:r>
-        <w:t xml:space="preserve"> </w:t>
-      </w:r>
-      <w:hyperlink r:id="rId68">
+        <w:t xml:space="preserve">Chia, R.W., Lee, J.-Y., Cha, J., Rodríguez-Seijo, A., 2024. Methods of soil sampling for microplastic analysis: a review. Environmental Chemistry Letters 22, 227–238.</w:t>
+      </w:r>
+      <w:r>
+        <w:t xml:space="preserve"> </w:t>
+      </w:r>
+      <w:hyperlink r:id="rId72">
         <w:r>
           <w:rPr>
             <w:rStyle w:val="InternetLink"/>
@@ -4248,8 +3862,8 @@
         </w:r>
       </w:hyperlink>
     </w:p>
-    <w:bookmarkEnd w:id="69"/>
-    <w:bookmarkStart w:id="71" w:name="ref-chinyo2026"/>
+    <w:bookmarkEnd w:id="73"/>
+    <w:bookmarkStart w:id="75" w:name="ref-chinyo2026"/>
     <w:p>
       <w:pPr>
         <w:pStyle w:val="Bibliography"/>
@@ -4260,7 +3874,7 @@
       <w:r>
         <w:t xml:space="preserve"> </w:t>
       </w:r>
-      <w:hyperlink r:id="rId70">
+      <w:hyperlink r:id="rId74">
         <w:r>
           <w:rPr>
             <w:rStyle w:val="InternetLink"/>
@@ -4269,8 +3883,8 @@
         </w:r>
       </w:hyperlink>
     </w:p>
-    <w:bookmarkEnd w:id="71"/>
-    <w:bookmarkStart w:id="73" w:name="ref-crossman2020"/>
+    <w:bookmarkEnd w:id="75"/>
+    <w:bookmarkStart w:id="77" w:name="ref-crossman2020"/>
     <w:p>
       <w:pPr>
         <w:pStyle w:val="Bibliography"/>
@@ -4281,7 +3895,7 @@
       <w:r>
         <w:t xml:space="preserve"> </w:t>
       </w:r>
-      <w:hyperlink r:id="rId72">
+      <w:hyperlink r:id="rId76">
         <w:r>
           <w:rPr>
             <w:rStyle w:val="InternetLink"/>
@@ -4290,19 +3904,19 @@
         </w:r>
       </w:hyperlink>
     </w:p>
-    <w:bookmarkEnd w:id="73"/>
-    <w:bookmarkStart w:id="75" w:name="ref-e.lazerte2018"/>
+    <w:bookmarkEnd w:id="77"/>
+    <w:bookmarkStart w:id="79" w:name="ref-e.lazerte2018"/>
     <w:p>
       <w:pPr>
         <w:pStyle w:val="Bibliography"/>
       </w:pPr>
       <w:r>
-        <w:t xml:space="preserve">E. LaZerte, S., Albers, S., 2018. Weathercan: Download and format weather data from environment and climate change canada. The Journal of Open Source Software 3, 571.</w:t>
-      </w:r>
-      <w:r>
-        <w:t xml:space="preserve"> </w:t>
-      </w:r>
-      <w:hyperlink r:id="rId74">
+        <w:t xml:space="preserve">E. LaZerte, S., Albers, S., 2018. weathercan: Download and format weather data from Environment and Climate Change Canada. The Journal of Open Source Software 3, 571.</w:t>
+      </w:r>
+      <w:r>
+        <w:t xml:space="preserve"> </w:t>
+      </w:r>
+      <w:hyperlink r:id="rId78">
         <w:r>
           <w:rPr>
             <w:rStyle w:val="InternetLink"/>
@@ -4311,8 +3925,8 @@
         </w:r>
       </w:hyperlink>
     </w:p>
-    <w:bookmarkEnd w:id="75"/>
-    <w:bookmarkStart w:id="77" w:name="X314a104b7afaf0862b1b73f26445508a1e6fc28"/>
+    <w:bookmarkEnd w:id="79"/>
+    <w:bookmarkStart w:id="81" w:name="X314a104b7afaf0862b1b73f26445508a1e6fc28"/>
     <w:p>
       <w:pPr>
         <w:pStyle w:val="Bibliography"/>
@@ -4323,7 +3937,7 @@
       <w:r>
         <w:t xml:space="preserve"> </w:t>
       </w:r>
-      <w:hyperlink r:id="rId76">
+      <w:hyperlink r:id="rId80">
         <w:r>
           <w:rPr>
             <w:rStyle w:val="InternetLink"/>
@@ -4332,8 +3946,8 @@
         </w:r>
       </w:hyperlink>
     </w:p>
-    <w:bookmarkEnd w:id="77"/>
-    <w:bookmarkStart w:id="79" w:name="X58f871d41ef90e7d5d6faf67b668dadba215eb4"/>
+    <w:bookmarkEnd w:id="81"/>
+    <w:bookmarkStart w:id="83" w:name="X58f871d41ef90e7d5d6faf67b668dadba215eb4"/>
     <w:p>
       <w:pPr>
         <w:pStyle w:val="Bibliography"/>
@@ -4344,7 +3958,7 @@
       <w:r>
         <w:t xml:space="preserve"> </w:t>
       </w:r>
-      <w:hyperlink r:id="rId78">
+      <w:hyperlink r:id="rId82">
         <w:r>
           <w:rPr>
             <w:rStyle w:val="InternetLink"/>
@@ -4353,8 +3967,8 @@
         </w:r>
       </w:hyperlink>
     </w:p>
-    <w:bookmarkEnd w:id="79"/>
-    <w:bookmarkStart w:id="81" w:name="ref-fellows2023"/>
+    <w:bookmarkEnd w:id="83"/>
+    <w:bookmarkStart w:id="85" w:name="ref-fellows2023"/>
     <w:p>
       <w:pPr>
         <w:pStyle w:val="Bibliography"/>
@@ -4365,7 +3979,7 @@
       <w:r>
         <w:t xml:space="preserve"> </w:t>
       </w:r>
-      <w:hyperlink r:id="rId80">
+      <w:hyperlink r:id="rId84">
         <w:r>
           <w:rPr>
             <w:rStyle w:val="InternetLink"/>
@@ -4374,8 +3988,8 @@
         </w:r>
       </w:hyperlink>
     </w:p>
-    <w:bookmarkEnd w:id="81"/>
-    <w:bookmarkStart w:id="83" w:name="ref-fox2019"/>
+    <w:bookmarkEnd w:id="85"/>
+    <w:bookmarkStart w:id="87" w:name="ref-fox2019"/>
     <w:p>
       <w:pPr>
         <w:pStyle w:val="Bibliography"/>
@@ -4407,7 +4021,7 @@
       <w:r>
         <w:t xml:space="preserve"> </w:t>
       </w:r>
-      <w:hyperlink r:id="rId82">
+      <w:hyperlink r:id="rId86">
         <w:r>
           <w:rPr>
             <w:rStyle w:val="InternetLink"/>
@@ -4416,8 +4030,8 @@
         </w:r>
       </w:hyperlink>
     </w:p>
-    <w:bookmarkEnd w:id="83"/>
-    <w:bookmarkStart w:id="85" w:name="ref-hartig2022"/>
+    <w:bookmarkEnd w:id="87"/>
+    <w:bookmarkStart w:id="89" w:name="ref-hartig2022"/>
     <w:p>
       <w:pPr>
         <w:pStyle w:val="Bibliography"/>
@@ -4428,7 +4042,7 @@
       <w:r>
         <w:t xml:space="preserve"> </w:t>
       </w:r>
-      <w:hyperlink r:id="rId84">
+      <w:hyperlink r:id="rId88">
         <w:r>
           <w:rPr>
             <w:rStyle w:val="InternetLink"/>
@@ -4437,19 +4051,19 @@
         </w:r>
       </w:hyperlink>
     </w:p>
-    <w:bookmarkEnd w:id="85"/>
-    <w:bookmarkStart w:id="87" w:name="ref-isakov2025"/>
+    <w:bookmarkEnd w:id="89"/>
+    <w:bookmarkStart w:id="91" w:name="ref-isakov2025"/>
     <w:p>
       <w:pPr>
         <w:pStyle w:val="Bibliography"/>
       </w:pPr>
       <w:r>
-        <w:t xml:space="preserve">Isakov, V., Vlasova, E., Forer, V., Kenny, J., Lyulin, S., 2025. Analysis of slow-released fertilisers as a source of microplastics. Land 14, 38.</w:t>
-      </w:r>
-      <w:r>
-        <w:t xml:space="preserve"> </w:t>
-      </w:r>
-      <w:hyperlink r:id="rId86">
+        <w:t xml:space="preserve">Isakov, V., Vlasova, E., Forer, V., Kenny, J., Lyulin, S., 2025. Analysis of Slow-Released Fertilisers as a Source of Microplastics. Land 14, 38.</w:t>
+      </w:r>
+      <w:r>
+        <w:t xml:space="preserve"> </w:t>
+      </w:r>
+      <w:hyperlink r:id="rId90">
         <w:r>
           <w:rPr>
             <w:rStyle w:val="InternetLink"/>
@@ -4458,8 +4072,8 @@
         </w:r>
       </w:hyperlink>
     </w:p>
-    <w:bookmarkEnd w:id="87"/>
-    <w:bookmarkStart w:id="89" w:name="ref-lenaker2021"/>
+    <w:bookmarkEnd w:id="91"/>
+    <w:bookmarkStart w:id="93" w:name="ref-lenaker2021"/>
     <w:p>
       <w:pPr>
         <w:pStyle w:val="Bibliography"/>
@@ -4470,7 +4084,7 @@
       <w:r>
         <w:t xml:space="preserve"> </w:t>
       </w:r>
-      <w:hyperlink r:id="rId88">
+      <w:hyperlink r:id="rId92">
         <w:r>
           <w:rPr>
             <w:rStyle w:val="InternetLink"/>
@@ -4479,8 +4093,8 @@
         </w:r>
       </w:hyperlink>
     </w:p>
-    <w:bookmarkEnd w:id="89"/>
-    <w:bookmarkStart w:id="91" w:name="ref-lenth2024"/>
+    <w:bookmarkEnd w:id="93"/>
+    <w:bookmarkStart w:id="95" w:name="ref-lenth2024"/>
     <w:p>
       <w:pPr>
         <w:pStyle w:val="Bibliography"/>
@@ -4491,7 +4105,7 @@
       <w:r>
         <w:t xml:space="preserve"> </w:t>
       </w:r>
-      <w:hyperlink r:id="rId90">
+      <w:hyperlink r:id="rId94">
         <w:r>
           <w:rPr>
             <w:rStyle w:val="InternetLink"/>
@@ -4500,8 +4114,8 @@
         </w:r>
       </w:hyperlink>
     </w:p>
-    <w:bookmarkEnd w:id="91"/>
-    <w:bookmarkStart w:id="93" w:name="ref-leonard2024"/>
+    <w:bookmarkEnd w:id="95"/>
+    <w:bookmarkStart w:id="97" w:name="ref-leonard2024"/>
     <w:p>
       <w:pPr>
         <w:pStyle w:val="Bibliography"/>
@@ -4512,7 +4126,7 @@
       <w:r>
         <w:t xml:space="preserve"> </w:t>
       </w:r>
-      <w:hyperlink r:id="rId92">
+      <w:hyperlink r:id="rId96">
         <w:r>
           <w:rPr>
             <w:rStyle w:val="InternetLink"/>
@@ -4521,8 +4135,8 @@
         </w:r>
       </w:hyperlink>
     </w:p>
-    <w:bookmarkEnd w:id="93"/>
-    <w:bookmarkStart w:id="95" w:name="ref-ludecke2021"/>
+    <w:bookmarkEnd w:id="97"/>
+    <w:bookmarkStart w:id="99" w:name="ref-ludecke2021"/>
     <w:p>
       <w:pPr>
         <w:pStyle w:val="Bibliography"/>
@@ -4554,7 +4168,7 @@
       <w:r>
         <w:t xml:space="preserve"> </w:t>
       </w:r>
-      <w:hyperlink r:id="rId94">
+      <w:hyperlink r:id="rId98">
         <w:r>
           <w:rPr>
             <w:rStyle w:val="InternetLink"/>
@@ -4563,8 +4177,8 @@
         </w:r>
       </w:hyperlink>
     </w:p>
-    <w:bookmarkEnd w:id="95"/>
-    <w:bookmarkStart w:id="97" w:name="ref-maqbool2024"/>
+    <w:bookmarkEnd w:id="99"/>
+    <w:bookmarkStart w:id="101" w:name="ref-maqbool2024"/>
     <w:p>
       <w:pPr>
         <w:pStyle w:val="Bibliography"/>
@@ -4575,7 +4189,7 @@
       <w:r>
         <w:t xml:space="preserve"> </w:t>
       </w:r>
-      <w:hyperlink r:id="rId96">
+      <w:hyperlink r:id="rId100">
         <w:r>
           <w:rPr>
             <w:rStyle w:val="InternetLink"/>
@@ -4584,8 +4198,8 @@
         </w:r>
       </w:hyperlink>
     </w:p>
-    <w:bookmarkEnd w:id="97"/>
-    <w:bookmarkStart w:id="99" w:name="ref-massicotte2023"/>
+    <w:bookmarkEnd w:id="101"/>
+    <w:bookmarkStart w:id="103" w:name="ref-massicotte2023"/>
     <w:p>
       <w:pPr>
         <w:pStyle w:val="Bibliography"/>
@@ -4596,7 +4210,7 @@
       <w:r>
         <w:t xml:space="preserve"> </w:t>
       </w:r>
-      <w:hyperlink r:id="rId98">
+      <w:hyperlink r:id="rId102">
         <w:r>
           <w:rPr>
             <w:rStyle w:val="InternetLink"/>
@@ -4605,8 +4219,8 @@
         </w:r>
       </w:hyperlink>
     </w:p>
-    <w:bookmarkEnd w:id="99"/>
-    <w:bookmarkStart w:id="100" w:name="ref-michalyna1988"/>
+    <w:bookmarkEnd w:id="103"/>
+    <w:bookmarkStart w:id="104" w:name="ref-michalyna1988"/>
     <w:p>
       <w:pPr>
         <w:pStyle w:val="Bibliography"/>
@@ -4663,8 +4277,8 @@
         <w:t xml:space="preserve">.</w:t>
       </w:r>
     </w:p>
-    <w:bookmarkEnd w:id="100"/>
-    <w:bookmarkStart w:id="102" w:name="ref-nutrien_esn_2026"/>
+    <w:bookmarkEnd w:id="104"/>
+    <w:bookmarkStart w:id="106" w:name="ref-nutrien_esn_2026"/>
     <w:p>
       <w:pPr>
         <w:pStyle w:val="Bibliography"/>
@@ -4684,7 +4298,7 @@
       <w:r>
         <w:t xml:space="preserve"> </w:t>
       </w:r>
-      <w:hyperlink r:id="rId101">
+      <w:hyperlink r:id="rId105">
         <w:r>
           <w:rPr>
             <w:rStyle w:val="InternetLink"/>
@@ -4693,8 +4307,8 @@
         </w:r>
       </w:hyperlink>
     </w:p>
-    <w:bookmarkEnd w:id="102"/>
-    <w:bookmarkStart w:id="104" w:name="ref-nutrien_esn_datasheet_2022"/>
+    <w:bookmarkEnd w:id="106"/>
+    <w:bookmarkStart w:id="108" w:name="ref-nutrien_esn_datasheet_2022"/>
     <w:p>
       <w:pPr>
         <w:pStyle w:val="Bibliography"/>
@@ -4717,7 +4331,7 @@
       <w:r>
         <w:t xml:space="preserve"> </w:t>
       </w:r>
-      <w:hyperlink r:id="rId103">
+      <w:hyperlink r:id="rId107">
         <w:r>
           <w:rPr>
             <w:rStyle w:val="InternetLink"/>
@@ -4726,8 +4340,8 @@
         </w:r>
       </w:hyperlink>
     </w:p>
-    <w:bookmarkEnd w:id="104"/>
-    <w:bookmarkStart w:id="106" w:name="ref-piehl2018"/>
+    <w:bookmarkEnd w:id="108"/>
+    <w:bookmarkStart w:id="110" w:name="ref-piehl2018"/>
     <w:p>
       <w:pPr>
         <w:pStyle w:val="Bibliography"/>
@@ -4738,7 +4352,7 @@
       <w:r>
         <w:t xml:space="preserve"> </w:t>
       </w:r>
-      <w:hyperlink r:id="rId105">
+      <w:hyperlink r:id="rId109">
         <w:r>
           <w:rPr>
             <w:rStyle w:val="InternetLink"/>
@@ -4747,8 +4361,8 @@
         </w:r>
       </w:hyperlink>
     </w:p>
-    <w:bookmarkEnd w:id="106"/>
-    <w:bookmarkStart w:id="108" w:name="ref-rcoreteam2026"/>
+    <w:bookmarkEnd w:id="110"/>
+    <w:bookmarkStart w:id="112" w:name="ref-rcoreteam2026"/>
     <w:p>
       <w:pPr>
         <w:pStyle w:val="Bibliography"/>
@@ -4759,7 +4373,7 @@
       <w:r>
         <w:t xml:space="preserve"> </w:t>
       </w:r>
-      <w:hyperlink r:id="rId107">
+      <w:hyperlink r:id="rId111">
         <w:r>
           <w:rPr>
             <w:rStyle w:val="InternetLink"/>
@@ -4768,8 +4382,8 @@
         </w:r>
       </w:hyperlink>
     </w:p>
-    <w:bookmarkEnd w:id="108"/>
-    <w:bookmarkStart w:id="110" w:name="ref-rehm2024"/>
+    <w:bookmarkEnd w:id="112"/>
+    <w:bookmarkStart w:id="114" w:name="ref-rehm2024"/>
     <w:p>
       <w:pPr>
         <w:pStyle w:val="Bibliography"/>
@@ -4780,7 +4394,7 @@
       <w:r>
         <w:t xml:space="preserve"> </w:t>
       </w:r>
-      <w:hyperlink r:id="rId109">
+      <w:hyperlink r:id="rId113">
         <w:r>
           <w:rPr>
             <w:rStyle w:val="InternetLink"/>
@@ -4789,8 +4403,8 @@
         </w:r>
       </w:hyperlink>
     </w:p>
-    <w:bookmarkEnd w:id="110"/>
-    <w:bookmarkStart w:id="112" w:name="ref-rehm2021"/>
+    <w:bookmarkEnd w:id="114"/>
+    <w:bookmarkStart w:id="116" w:name="ref-rehm2021"/>
     <w:p>
       <w:pPr>
         <w:pStyle w:val="Bibliography"/>
@@ -4801,7 +4415,7 @@
       <w:r>
         <w:t xml:space="preserve"> </w:t>
       </w:r>
-      <w:hyperlink r:id="rId111">
+      <w:hyperlink r:id="rId115">
         <w:r>
           <w:rPr>
             <w:rStyle w:val="InternetLink"/>
@@ -4810,8 +4424,8 @@
         </w:r>
       </w:hyperlink>
     </w:p>
-    <w:bookmarkEnd w:id="112"/>
-    <w:bookmarkStart w:id="114" w:name="ref-rillig2017"/>
+    <w:bookmarkEnd w:id="116"/>
+    <w:bookmarkStart w:id="118" w:name="ref-rillig2017"/>
     <w:p>
       <w:pPr>
         <w:pStyle w:val="Bibliography"/>
@@ -4822,7 +4436,7 @@
       <w:r>
         <w:t xml:space="preserve"> </w:t>
       </w:r>
-      <w:hyperlink r:id="rId113">
+      <w:hyperlink r:id="rId117">
         <w:r>
           <w:rPr>
             <w:rStyle w:val="InternetLink"/>
@@ -4831,8 +4445,8 @@
         </w:r>
       </w:hyperlink>
     </w:p>
-    <w:bookmarkEnd w:id="114"/>
-    <w:bookmarkStart w:id="116" w:name="ref-rstudio2026"/>
+    <w:bookmarkEnd w:id="118"/>
+    <w:bookmarkStart w:id="120" w:name="ref-rstudio2026"/>
     <w:p>
       <w:pPr>
         <w:pStyle w:val="Bibliography"/>
@@ -4843,7 +4457,7 @@
       <w:r>
         <w:t xml:space="preserve"> </w:t>
       </w:r>
-      <w:hyperlink r:id="rId115">
+      <w:hyperlink r:id="rId119">
         <w:r>
           <w:rPr>
             <w:rStyle w:val="InternetLink"/>
@@ -4852,8 +4466,8 @@
         </w:r>
       </w:hyperlink>
     </w:p>
-    <w:bookmarkEnd w:id="116"/>
-    <w:bookmarkStart w:id="118" w:name="ref-severe2025"/>
+    <w:bookmarkEnd w:id="120"/>
+    <w:bookmarkStart w:id="122" w:name="ref-severe2025"/>
     <w:p>
       <w:pPr>
         <w:pStyle w:val="Bibliography"/>
@@ -4864,7 +4478,7 @@
       <w:r>
         <w:t xml:space="preserve"> </w:t>
       </w:r>
-      <w:hyperlink r:id="rId117">
+      <w:hyperlink r:id="rId121">
         <w:r>
           <w:rPr>
             <w:rStyle w:val="InternetLink"/>
@@ -4873,8 +4487,8 @@
         </w:r>
       </w:hyperlink>
     </w:p>
-    <w:bookmarkEnd w:id="118"/>
-    <w:bookmarkStart w:id="119" w:name="ref-tiessen2010"/>
+    <w:bookmarkEnd w:id="122"/>
+    <w:bookmarkStart w:id="123" w:name="ref-tiessen2010"/>
     <w:p>
       <w:pPr>
         <w:pStyle w:val="Bibliography"/>
@@ -4883,8 +4497,8 @@
         <w:t xml:space="preserve">Tiessen, K.H.D., Elliott, J.A., Yarotski, J., Lobb, D.A., Flaten, D.N., Glozier, N.E., 2010. Conventional and conservation tillage: Influence on seasonal runoff, sediment, and nutrient losses in the canadian prairies. Journal of Environmental Quality 39, 964980.</w:t>
       </w:r>
     </w:p>
-    <w:bookmarkEnd w:id="119"/>
-    <w:bookmarkStart w:id="121" w:name="ref-wang2024"/>
+    <w:bookmarkEnd w:id="123"/>
+    <w:bookmarkStart w:id="125" w:name="ref-wang2024"/>
     <w:p>
       <w:pPr>
         <w:pStyle w:val="Bibliography"/>
@@ -4895,7 +4509,7 @@
       <w:r>
         <w:t xml:space="preserve"> </w:t>
       </w:r>
-      <w:hyperlink r:id="rId120">
+      <w:hyperlink r:id="rId124">
         <w:r>
           <w:rPr>
             <w:rStyle w:val="InternetLink"/>
@@ -4904,8 +4518,8 @@
         </w:r>
       </w:hyperlink>
     </w:p>
-    <w:bookmarkEnd w:id="121"/>
-    <w:bookmarkStart w:id="123" w:name="ref-weber2021"/>
+    <w:bookmarkEnd w:id="125"/>
+    <w:bookmarkStart w:id="127" w:name="ref-weber2021"/>
     <w:p>
       <w:pPr>
         <w:pStyle w:val="Bibliography"/>
@@ -4916,7 +4530,7 @@
       <w:r>
         <w:t xml:space="preserve"> </w:t>
       </w:r>
-      <w:hyperlink r:id="rId122">
+      <w:hyperlink r:id="rId126">
         <w:r>
           <w:rPr>
             <w:rStyle w:val="InternetLink"/>
@@ -4925,8 +4539,8 @@
         </w:r>
       </w:hyperlink>
     </w:p>
-    <w:bookmarkEnd w:id="123"/>
-    <w:bookmarkStart w:id="124" w:name="ref-wickham2016"/>
+    <w:bookmarkEnd w:id="127"/>
+    <w:bookmarkStart w:id="128" w:name="ref-wickham2016"/>
     <w:p>
       <w:pPr>
         <w:pStyle w:val="Bibliography"/>
@@ -4935,8 +4549,8 @@
         <w:t xml:space="preserve">Wickham, H., 2016. ggplot2: Elegant graphics for data analysis. Springer-Verlag, New York NY U.S.A.</w:t>
       </w:r>
     </w:p>
-    <w:bookmarkEnd w:id="124"/>
-    <w:bookmarkStart w:id="126" w:name="ref-zhang2022"/>
+    <w:bookmarkEnd w:id="128"/>
+    <w:bookmarkStart w:id="130" w:name="ref-zhang2022"/>
     <w:p>
       <w:pPr>
         <w:pStyle w:val="Bibliography"/>
@@ -4947,7 +4561,7 @@
       <w:r>
         <w:t xml:space="preserve"> </w:t>
       </w:r>
-      <w:hyperlink r:id="rId125">
+      <w:hyperlink r:id="rId129">
         <w:r>
           <w:rPr>
             <w:rStyle w:val="InternetLink"/>
@@ -4956,10 +4570,10 @@
         </w:r>
       </w:hyperlink>
     </w:p>
-    <w:bookmarkEnd w:id="126"/>
-    <w:bookmarkEnd w:id="127"/>
-    <w:bookmarkEnd w:id="128"/>
-    <w:bookmarkStart w:id="129" w:name="figure-captions"/>
+    <w:bookmarkEnd w:id="130"/>
+    <w:bookmarkEnd w:id="131"/>
+    <w:bookmarkEnd w:id="132"/>
+    <w:bookmarkStart w:id="133" w:name="figure-captions"/>
     <w:p>
       <w:pPr>
         <w:pStyle w:val="Heading2"/>
@@ -5000,8 +4614,8 @@
         <w:t xml:space="preserve">Figure 4: Polymer density (a) and abundance (b) for two sampling depths (0-5 and 5-10 cm) and the combined (0-10 cm) by slope position. Samples were collected on 2023-09-19 and no polymer was detected below 5 cm in the riparian area.</w:t>
       </w:r>
     </w:p>
-    <w:bookmarkEnd w:id="129"/>
-    <w:bookmarkStart w:id="134" w:name="supplemental-materials"/>
+    <w:bookmarkEnd w:id="133"/>
+    <w:bookmarkStart w:id="142" w:name="supplemental-materials"/>
     <w:p>
       <w:pPr>
         <w:pStyle w:val="Heading2"/>
@@ -5023,7 +4637,7 @@
       <w:tr>
         <w:tc>
           <w:tcPr/>
-          <w:bookmarkStart w:id="133" w:name="suppfig-climate-normals"/>
+          <w:bookmarkStart w:id="137" w:name="suppfig-climate-normals"/>
           <w:p>
             <w:pPr>
               <w:pStyle w:val="Compact"/>
@@ -5034,18 +4648,18 @@
                 <wp:inline>
                   <wp:extent cx="5943600" cy="4456441"/>
                   <wp:effectExtent b="0" l="0" r="0" t="0"/>
-                  <wp:docPr descr="" title="" id="131" name="Picture"/>
+                  <wp:docPr descr="" title="" id="135" name="Picture"/>
                   <a:graphic>
                     <a:graphicData uri="http://schemas.openxmlformats.org/drawingml/2006/picture">
                       <pic:pic>
                         <pic:nvPicPr>
-                          <pic:cNvPr descr="./Figures/Figure%20S1.png" id="132" name="Picture"/>
+                          <pic:cNvPr descr="./Figures/Figure%20S1.png" id="136" name="Picture"/>
                           <pic:cNvPicPr>
                             <a:picLocks noChangeArrowheads="1" noChangeAspect="1"/>
                           </pic:cNvPicPr>
                         </pic:nvPicPr>
                         <pic:blipFill>
-                          <a:blip r:embed="rId130"/>
+                          <a:blip r:embed="rId134"/>
                           <a:stretch>
                             <a:fillRect/>
                           </a:stretch>
@@ -5077,7 +4691,7 @@
               <w:jc w:val="center"/>
             </w:pPr>
             <w:pPr>
-              <w:jc w:val="left"/>
+              <w:jc w:val="start"/>
               <w:spacing w:before="200"/>
               <w:pStyle w:val="ImageCaption"/>
             </w:pPr>
@@ -5085,11 +4699,98 @@
               <w:t xml:space="preserve">Figure S1: Climate Normals (1991-2020) for Morden, MB (Climate ID 5021849), located approximately 30 km from the field site.</w:t>
             </w:r>
           </w:p>
-          <w:bookmarkEnd w:id="133"/>
+          <w:bookmarkEnd w:id="137"/>
         </w:tc>
       </w:tr>
     </w:tbl>
-    <w:bookmarkEnd w:id="134"/>
+    <w:p>
+      <w:pPr>
+        <w:pStyle w:val="TextBody"/>
+      </w:pPr>
+      <w:r>
+        <w:t xml:space="preserve"> </w:t>
+      </w:r>
+    </w:p>
+    <w:tbl>
+      <w:tblPr>
+        <w:tblStyle w:val="Table"/>
+        <w:tblW w:type="pct" w:w="5000"/>
+        <w:tblLayout w:type="fixed"/>
+        <w:tblLook w:firstRow="0" w:lastRow="0" w:firstColumn="0" w:lastColumn="0" w:noHBand="0" w:noVBand="0" w:val="0000"/>
+      </w:tblPr>
+      <w:tblGrid>
+        <w:gridCol w:w="7920"/>
+      </w:tblGrid>
+      <w:tr>
+        <w:tc>
+          <w:tcPr/>
+          <w:bookmarkStart w:id="141" w:name="suppfig-weather-climate"/>
+          <w:p>
+            <w:pPr>
+              <w:pStyle w:val="Compact"/>
+              <w:jc w:val="center"/>
+            </w:pPr>
+            <w:r>
+              <w:drawing>
+                <wp:inline>
+                  <wp:extent cx="5943600" cy="4194045"/>
+                  <wp:effectExtent b="0" l="0" r="0" t="0"/>
+                  <wp:docPr descr="" title="" id="139" name="Picture"/>
+                  <a:graphic>
+                    <a:graphicData uri="http://schemas.openxmlformats.org/drawingml/2006/picture">
+                      <pic:pic>
+                        <pic:nvPicPr>
+                          <pic:cNvPr descr="./Figures/Figure%20S2.png" id="140" name="Picture"/>
+                          <pic:cNvPicPr>
+                            <a:picLocks noChangeArrowheads="1" noChangeAspect="1"/>
+                          </pic:cNvPicPr>
+                        </pic:nvPicPr>
+                        <pic:blipFill>
+                          <a:blip r:embed="rId138"/>
+                          <a:stretch>
+                            <a:fillRect/>
+                          </a:stretch>
+                        </pic:blipFill>
+                        <pic:spPr bwMode="auto">
+                          <a:xfrm>
+                            <a:off x="0" y="0"/>
+                            <a:ext cx="5943600" cy="4194045"/>
+                          </a:xfrm>
+                          <a:prstGeom prst="rect">
+                            <a:avLst/>
+                          </a:prstGeom>
+                          <a:noFill/>
+                          <a:ln w="9525">
+                            <a:noFill/>
+                            <a:headEnd/>
+                            <a:tailEnd/>
+                          </a:ln>
+                        </pic:spPr>
+                      </pic:pic>
+                    </a:graphicData>
+                  </a:graphic>
+                </wp:inline>
+              </w:drawing>
+            </w:r>
+          </w:p>
+          <w:p>
+            <w:pPr>
+              <w:jc w:val="center"/>
+            </w:pPr>
+            <w:pPr>
+              <w:jc w:val="start"/>
+              <w:spacing w:before="200"/>
+              <w:pStyle w:val="ImageCaption"/>
+            </w:pPr>
+            <w:r>
+              <w:t xml:space="preserve">Figure S2: Weather conditions for the 2022 and 2023 water years (Oct 1 - Sept 30) for Deerwood, MB (Station ID 29886), located approximately 8 km from the field site. Vertical lines indicate the timing of (1) application of Environmental Smart Nitrogen (ESN) (polymer-coated slow-release urea); (2) seeding and tillage field operations; and (3) collection of soil and runoff samples. Red and blue points indicate average daily temperatures above and below 0 degrees Celsius, respectively. The blue line indicates cumulative precipitation over the hydrologic year.</w:t>
+            </w:r>
+          </w:p>
+          <w:bookmarkEnd w:id="141"/>
+        </w:tc>
+      </w:tr>
+    </w:tbl>
+    <w:bookmarkEnd w:id="142"/>
     <w:sectPr>
       <w:footnotePr>
         <w:numFmt w:val="decimal"/>
